--- a/Documentacao/SOTERIA DOCUMENTACAO.docx
+++ b/Documentacao/SOTERIA DOCUMENTACAO.docx
@@ -1543,8 +1543,8 @@
         <w:tblLook w:val="04a0" w:noHBand="0" w:noVBand="1" w:firstColumn="1" w:lastRow="0" w:lastColumn="0" w:firstRow="1"/>
       </w:tblPr>
       <w:tblGrid>
-        <w:gridCol w:w="1417"/>
-        <w:gridCol w:w="1004"/>
+        <w:gridCol w:w="1416"/>
+        <w:gridCol w:w="1005"/>
         <w:gridCol w:w="5084"/>
         <w:gridCol w:w="1513"/>
       </w:tblGrid>
@@ -1552,7 +1552,7 @@
         <w:trPr/>
         <w:tc>
           <w:tcPr>
-            <w:tcW w:w="1417" w:type="dxa"/>
+            <w:tcW w:w="1416" w:type="dxa"/>
             <w:tcBorders/>
           </w:tcPr>
           <w:p>
@@ -1584,7 +1584,7 @@
         </w:tc>
         <w:tc>
           <w:tcPr>
-            <w:tcW w:w="1004" w:type="dxa"/>
+            <w:tcW w:w="1005" w:type="dxa"/>
             <w:tcBorders/>
           </w:tcPr>
           <w:p>
@@ -1683,7 +1683,7 @@
         <w:trPr/>
         <w:tc>
           <w:tcPr>
-            <w:tcW w:w="1417" w:type="dxa"/>
+            <w:tcW w:w="1416" w:type="dxa"/>
             <w:tcBorders/>
           </w:tcPr>
           <w:p>
@@ -1713,7 +1713,7 @@
         </w:tc>
         <w:tc>
           <w:tcPr>
-            <w:tcW w:w="1004" w:type="dxa"/>
+            <w:tcW w:w="1005" w:type="dxa"/>
             <w:tcBorders/>
           </w:tcPr>
           <w:p>
@@ -3121,26 +3121,6 @@
           <w:szCs w:val="24"/>
         </w:rPr>
         <w:t>Painel de Gestão</w:t>
-      </w:r>
-    </w:p>
-    <w:p>
-      <w:pPr>
-        <w:pStyle w:val="Normal"/>
-        <w:spacing w:lineRule="auto" w:line="276" w:before="0" w:after="160"/>
-        <w:rPr>
-          <w:b/>
-          <w:bCs/>
-          <w:sz w:val="24"/>
-          <w:szCs w:val="24"/>
-        </w:rPr>
-      </w:pPr>
-      <w:r>
-        <w:rPr>
-          <w:b/>
-          <w:bCs/>
-          <w:sz w:val="24"/>
-          <w:szCs w:val="24"/>
-        </w:rPr>
       </w:r>
     </w:p>
     <w:p>
@@ -3872,6 +3852,7 @@
             <w:pPr>
               <w:pStyle w:val="Normal"/>
               <w:widowControl/>
+              <w:suppressAutoHyphens w:val="true"/>
               <w:spacing w:lineRule="auto" w:line="240" w:before="0" w:after="0"/>
               <w:jc w:val="left"/>
               <w:rPr>
@@ -3908,6 +3889,7 @@
             <w:pPr>
               <w:pStyle w:val="Normal"/>
               <w:widowControl/>
+              <w:suppressAutoHyphens w:val="true"/>
               <w:spacing w:lineRule="auto" w:line="240" w:before="0" w:after="0"/>
               <w:jc w:val="left"/>
               <w:cnfStyle w:val="100000000000" w:firstRow="1" w:lastRow="0" w:firstColumn="0" w:lastColumn="0" w:oddVBand="0" w:evenVBand="0" w:oddHBand="0" w:evenHBand="0" w:firstRowFirstColumn="0" w:firstRowLastColumn="0" w:lastRowFirstColumn="0" w:lastRowLastColumn="0"/>
@@ -3943,6 +3925,7 @@
             <w:pPr>
               <w:pStyle w:val="Normal"/>
               <w:widowControl/>
+              <w:suppressAutoHyphens w:val="true"/>
               <w:spacing w:lineRule="auto" w:line="240" w:before="0" w:after="0"/>
               <w:jc w:val="left"/>
               <w:cnfStyle w:val="100000000000" w:firstRow="1" w:lastRow="0" w:firstColumn="0" w:lastColumn="0" w:oddVBand="0" w:evenVBand="0" w:oddHBand="0" w:evenHBand="0" w:firstRowFirstColumn="0" w:firstRowLastColumn="0" w:lastRowFirstColumn="0" w:lastRowLastColumn="0"/>
@@ -3978,6 +3961,7 @@
             <w:pPr>
               <w:pStyle w:val="Normal"/>
               <w:widowControl/>
+              <w:suppressAutoHyphens w:val="true"/>
               <w:spacing w:lineRule="auto" w:line="240" w:before="0" w:after="0"/>
               <w:jc w:val="left"/>
               <w:cnfStyle w:val="100000000000" w:firstRow="1" w:lastRow="0" w:firstColumn="0" w:lastColumn="0" w:oddVBand="0" w:evenVBand="0" w:oddHBand="0" w:evenHBand="0" w:firstRowFirstColumn="0" w:firstRowLastColumn="0" w:lastRowFirstColumn="0" w:lastRowLastColumn="0"/>
@@ -4019,6 +4003,7 @@
             <w:pPr>
               <w:pStyle w:val="Normal"/>
               <w:widowControl/>
+              <w:suppressAutoHyphens w:val="true"/>
               <w:spacing w:lineRule="auto" w:line="240" w:before="0" w:after="0"/>
               <w:jc w:val="left"/>
               <w:rPr>
@@ -4051,6 +4036,7 @@
             <w:pPr>
               <w:pStyle w:val="Normal"/>
               <w:widowControl/>
+              <w:suppressAutoHyphens w:val="true"/>
               <w:spacing w:lineRule="auto" w:line="240" w:before="0" w:after="0"/>
               <w:jc w:val="left"/>
               <w:cnfStyle w:val="000000100000" w:firstRow="0" w:lastRow="0" w:firstColumn="0" w:lastColumn="0" w:oddVBand="0" w:evenVBand="0" w:oddHBand="1" w:evenHBand="0" w:firstRowFirstColumn="0" w:firstRowLastColumn="0" w:lastRowFirstColumn="0" w:lastRowLastColumn="0"/>
@@ -4081,6 +4067,7 @@
             <w:pPr>
               <w:pStyle w:val="Normal"/>
               <w:widowControl/>
+              <w:suppressAutoHyphens w:val="true"/>
               <w:spacing w:lineRule="auto" w:line="240" w:before="0" w:after="0"/>
               <w:jc w:val="left"/>
               <w:cnfStyle w:val="000000100000" w:firstRow="0" w:lastRow="0" w:firstColumn="0" w:lastColumn="0" w:oddVBand="0" w:evenVBand="0" w:oddHBand="1" w:evenHBand="0" w:firstRowFirstColumn="0" w:firstRowLastColumn="0" w:lastRowFirstColumn="0" w:lastRowLastColumn="0"/>
@@ -4111,6 +4098,7 @@
             <w:pPr>
               <w:pStyle w:val="Normal"/>
               <w:widowControl/>
+              <w:suppressAutoHyphens w:val="true"/>
               <w:spacing w:lineRule="auto" w:line="240" w:before="0" w:after="0"/>
               <w:jc w:val="left"/>
               <w:cnfStyle w:val="000000100000" w:firstRow="0" w:lastRow="0" w:firstColumn="0" w:lastColumn="0" w:oddVBand="0" w:evenVBand="0" w:oddHBand="1" w:evenHBand="0" w:firstRowFirstColumn="0" w:firstRowLastColumn="0" w:lastRowFirstColumn="0" w:lastRowLastColumn="0"/>
@@ -4147,6 +4135,7 @@
             <w:pPr>
               <w:pStyle w:val="Normal"/>
               <w:widowControl/>
+              <w:suppressAutoHyphens w:val="true"/>
               <w:spacing w:lineRule="auto" w:line="240" w:before="0" w:after="0"/>
               <w:jc w:val="left"/>
               <w:rPr>
@@ -4179,6 +4168,7 @@
             <w:pPr>
               <w:pStyle w:val="Normal"/>
               <w:widowControl/>
+              <w:suppressAutoHyphens w:val="true"/>
               <w:spacing w:lineRule="auto" w:line="240" w:before="0" w:after="0"/>
               <w:jc w:val="left"/>
               <w:cnfStyle w:val="000000000000" w:firstRow="0" w:lastRow="0" w:firstColumn="0" w:lastColumn="0" w:oddVBand="0" w:evenVBand="0" w:oddHBand="0" w:evenHBand="0" w:firstRowFirstColumn="0" w:firstRowLastColumn="0" w:lastRowFirstColumn="0" w:lastRowLastColumn="0"/>
@@ -4209,6 +4199,7 @@
             <w:pPr>
               <w:pStyle w:val="Normal"/>
               <w:widowControl/>
+              <w:suppressAutoHyphens w:val="true"/>
               <w:spacing w:lineRule="auto" w:line="240" w:before="0" w:after="0"/>
               <w:jc w:val="left"/>
               <w:cnfStyle w:val="000000000000" w:firstRow="0" w:lastRow="0" w:firstColumn="0" w:lastColumn="0" w:oddVBand="0" w:evenVBand="0" w:oddHBand="0" w:evenHBand="0" w:firstRowFirstColumn="0" w:firstRowLastColumn="0" w:lastRowFirstColumn="0" w:lastRowLastColumn="0"/>
@@ -4239,6 +4230,7 @@
             <w:pPr>
               <w:pStyle w:val="Normal"/>
               <w:widowControl/>
+              <w:suppressAutoHyphens w:val="true"/>
               <w:spacing w:lineRule="auto" w:line="240" w:before="0" w:after="0"/>
               <w:jc w:val="left"/>
               <w:cnfStyle w:val="000000000000" w:firstRow="0" w:lastRow="0" w:firstColumn="0" w:lastColumn="0" w:oddVBand="0" w:evenVBand="0" w:oddHBand="0" w:evenHBand="0" w:firstRowFirstColumn="0" w:firstRowLastColumn="0" w:lastRowFirstColumn="0" w:lastRowLastColumn="0"/>
@@ -4255,7 +4247,7 @@
                 <w:szCs w:val="24"/>
                 <w:lang w:val="pt-BR" w:eastAsia="pt-BR" w:bidi="ar-SA"/>
               </w:rPr>
-              <w:t xml:space="preserve">Exibir a melhor opção de ponto de coleta para um usuário, e as demandas deste ponto. </w:t>
+              <w:t>Exibir a melhor opção de ponto de coleta para um usuário, e as demandas deste ponto.</w:t>
             </w:r>
           </w:p>
         </w:tc>
@@ -4278,6 +4270,7 @@
             <w:pPr>
               <w:pStyle w:val="Normal"/>
               <w:widowControl/>
+              <w:suppressAutoHyphens w:val="true"/>
               <w:spacing w:lineRule="auto" w:line="240" w:before="0" w:after="0"/>
               <w:jc w:val="left"/>
               <w:rPr>
@@ -4310,6 +4303,7 @@
             <w:pPr>
               <w:pStyle w:val="Normal"/>
               <w:widowControl/>
+              <w:suppressAutoHyphens w:val="true"/>
               <w:spacing w:lineRule="auto" w:line="240" w:before="0" w:after="0"/>
               <w:jc w:val="left"/>
               <w:cnfStyle w:val="000000100000" w:firstRow="0" w:lastRow="0" w:firstColumn="0" w:lastColumn="0" w:oddVBand="0" w:evenVBand="0" w:oddHBand="1" w:evenHBand="0" w:firstRowFirstColumn="0" w:firstRowLastColumn="0" w:lastRowFirstColumn="0" w:lastRowLastColumn="0"/>
@@ -4340,6 +4334,7 @@
             <w:pPr>
               <w:pStyle w:val="Normal"/>
               <w:widowControl/>
+              <w:suppressAutoHyphens w:val="true"/>
               <w:spacing w:lineRule="auto" w:line="240" w:before="0" w:after="0"/>
               <w:jc w:val="left"/>
               <w:cnfStyle w:val="000000100000" w:firstRow="0" w:lastRow="0" w:firstColumn="0" w:lastColumn="0" w:oddVBand="0" w:evenVBand="0" w:oddHBand="1" w:evenHBand="0" w:firstRowFirstColumn="0" w:firstRowLastColumn="0" w:lastRowFirstColumn="0" w:lastRowLastColumn="0"/>
@@ -4370,6 +4365,7 @@
             <w:pPr>
               <w:pStyle w:val="Normal"/>
               <w:widowControl/>
+              <w:suppressAutoHyphens w:val="true"/>
               <w:spacing w:lineRule="auto" w:line="240" w:before="0" w:after="0"/>
               <w:jc w:val="left"/>
               <w:cnfStyle w:val="000000100000" w:firstRow="0" w:lastRow="0" w:firstColumn="0" w:lastColumn="0" w:oddVBand="0" w:evenVBand="0" w:oddHBand="1" w:evenHBand="0" w:firstRowFirstColumn="0" w:firstRowLastColumn="0" w:lastRowFirstColumn="0" w:lastRowLastColumn="0"/>
@@ -4406,6 +4402,7 @@
             <w:pPr>
               <w:pStyle w:val="Normal"/>
               <w:widowControl/>
+              <w:suppressAutoHyphens w:val="true"/>
               <w:spacing w:lineRule="auto" w:line="240" w:before="0" w:after="0"/>
               <w:jc w:val="left"/>
               <w:rPr>
@@ -4438,6 +4435,7 @@
             <w:pPr>
               <w:pStyle w:val="Normal"/>
               <w:widowControl/>
+              <w:suppressAutoHyphens w:val="true"/>
               <w:spacing w:lineRule="auto" w:line="240" w:before="0" w:after="0"/>
               <w:jc w:val="left"/>
               <w:cnfStyle w:val="000000000000" w:firstRow="0" w:lastRow="0" w:firstColumn="0" w:lastColumn="0" w:oddVBand="0" w:evenVBand="0" w:oddHBand="0" w:evenHBand="0" w:firstRowFirstColumn="0" w:firstRowLastColumn="0" w:lastRowFirstColumn="0" w:lastRowLastColumn="0"/>
@@ -4468,6 +4466,7 @@
             <w:pPr>
               <w:pStyle w:val="Normal"/>
               <w:widowControl/>
+              <w:suppressAutoHyphens w:val="true"/>
               <w:spacing w:lineRule="auto" w:line="240" w:before="0" w:after="0"/>
               <w:jc w:val="left"/>
               <w:cnfStyle w:val="000000000000" w:firstRow="0" w:lastRow="0" w:firstColumn="0" w:lastColumn="0" w:oddVBand="0" w:evenVBand="0" w:oddHBand="0" w:evenHBand="0" w:firstRowFirstColumn="0" w:firstRowLastColumn="0" w:lastRowFirstColumn="0" w:lastRowLastColumn="0"/>
@@ -4498,6 +4497,7 @@
             <w:pPr>
               <w:pStyle w:val="Normal"/>
               <w:widowControl/>
+              <w:suppressAutoHyphens w:val="true"/>
               <w:spacing w:lineRule="auto" w:line="240" w:before="0" w:after="0"/>
               <w:jc w:val="left"/>
               <w:cnfStyle w:val="000000000000" w:firstRow="0" w:lastRow="0" w:firstColumn="0" w:lastColumn="0" w:oddVBand="0" w:evenVBand="0" w:oddHBand="0" w:evenHBand="0" w:firstRowFirstColumn="0" w:firstRowLastColumn="0" w:lastRowFirstColumn="0" w:lastRowLastColumn="0"/>
@@ -4713,6 +4713,7 @@
             <w:pPr>
               <w:pStyle w:val="Normal"/>
               <w:widowControl/>
+              <w:suppressAutoHyphens w:val="true"/>
               <w:spacing w:lineRule="auto" w:line="240" w:before="0" w:after="0"/>
               <w:jc w:val="left"/>
               <w:rPr>
@@ -4750,6 +4751,7 @@
             <w:pPr>
               <w:pStyle w:val="Normal"/>
               <w:widowControl/>
+              <w:suppressAutoHyphens w:val="true"/>
               <w:spacing w:lineRule="auto" w:line="240" w:before="0" w:after="0"/>
               <w:jc w:val="left"/>
               <w:cnfStyle w:val="100000000000" w:firstRow="1" w:lastRow="0" w:firstColumn="0" w:lastColumn="0" w:oddVBand="0" w:evenVBand="0" w:oddHBand="0" w:evenHBand="0" w:firstRowFirstColumn="0" w:firstRowLastColumn="0" w:lastRowFirstColumn="0" w:lastRowLastColumn="0"/>
@@ -4789,6 +4791,7 @@
             <w:pPr>
               <w:pStyle w:val="Normal"/>
               <w:widowControl/>
+              <w:suppressAutoHyphens w:val="true"/>
               <w:spacing w:lineRule="auto" w:line="240" w:before="0" w:after="0"/>
               <w:jc w:val="left"/>
               <w:rPr>
@@ -4822,6 +4825,7 @@
             <w:pPr>
               <w:pStyle w:val="Normal"/>
               <w:widowControl/>
+              <w:suppressAutoHyphens w:val="true"/>
               <w:spacing w:lineRule="auto" w:line="240" w:before="0" w:after="0"/>
               <w:jc w:val="left"/>
               <w:cnfStyle w:val="000000100000" w:firstRow="0" w:lastRow="0" w:firstColumn="0" w:lastColumn="0" w:oddVBand="0" w:evenVBand="0" w:oddHBand="1" w:evenHBand="0" w:firstRowFirstColumn="0" w:firstRowLastColumn="0" w:lastRowFirstColumn="0" w:lastRowLastColumn="0"/>
@@ -4855,6 +4859,7 @@
             <w:pPr>
               <w:pStyle w:val="Normal"/>
               <w:widowControl/>
+              <w:suppressAutoHyphens w:val="true"/>
               <w:spacing w:lineRule="auto" w:line="240" w:before="0" w:after="0"/>
               <w:jc w:val="left"/>
               <w:rPr>
@@ -4887,6 +4892,7 @@
             <w:pPr>
               <w:pStyle w:val="Normal"/>
               <w:widowControl/>
+              <w:suppressAutoHyphens w:val="true"/>
               <w:spacing w:lineRule="auto" w:line="240" w:before="0" w:after="0"/>
               <w:jc w:val="left"/>
               <w:cnfStyle w:val="000000000000" w:firstRow="0" w:lastRow="0" w:firstColumn="0" w:lastColumn="0" w:oddVBand="0" w:evenVBand="0" w:oddHBand="0" w:evenHBand="0" w:firstRowFirstColumn="0" w:firstRowLastColumn="0" w:lastRowFirstColumn="0" w:lastRowLastColumn="0"/>
@@ -4923,6 +4929,7 @@
             <w:pPr>
               <w:pStyle w:val="Normal"/>
               <w:widowControl/>
+              <w:suppressAutoHyphens w:val="true"/>
               <w:spacing w:lineRule="auto" w:line="240" w:before="0" w:after="0"/>
               <w:jc w:val="left"/>
               <w:rPr>
@@ -4956,6 +4963,7 @@
             <w:pPr>
               <w:pStyle w:val="Normal"/>
               <w:widowControl/>
+              <w:suppressAutoHyphens w:val="true"/>
               <w:spacing w:lineRule="auto" w:line="240" w:before="0" w:after="0"/>
               <w:jc w:val="left"/>
               <w:cnfStyle w:val="000000100000" w:firstRow="0" w:lastRow="0" w:firstColumn="0" w:lastColumn="0" w:oddVBand="0" w:evenVBand="0" w:oddHBand="1" w:evenHBand="0" w:firstRowFirstColumn="0" w:firstRowLastColumn="0" w:lastRowFirstColumn="0" w:lastRowLastColumn="0"/>
@@ -5452,6 +5460,7 @@
             <w:pPr>
               <w:pStyle w:val="Normal"/>
               <w:widowControl/>
+              <w:suppressAutoHyphens w:val="true"/>
               <w:spacing w:lineRule="auto" w:line="240" w:before="0" w:after="0"/>
               <w:jc w:val="left"/>
               <w:rPr>
@@ -5489,6 +5498,7 @@
             <w:pPr>
               <w:pStyle w:val="Normal"/>
               <w:widowControl/>
+              <w:suppressAutoHyphens w:val="true"/>
               <w:spacing w:lineRule="auto" w:line="240" w:before="0" w:after="0"/>
               <w:jc w:val="left"/>
               <w:cnfStyle w:val="100000000000" w:firstRow="1" w:lastRow="0" w:firstColumn="0" w:lastColumn="0" w:oddVBand="0" w:evenVBand="0" w:oddHBand="0" w:evenHBand="0" w:firstRowFirstColumn="0" w:firstRowLastColumn="0" w:lastRowFirstColumn="0" w:lastRowLastColumn="0"/>
@@ -5527,6 +5537,7 @@
             <w:pPr>
               <w:pStyle w:val="Normal"/>
               <w:widowControl/>
+              <w:suppressAutoHyphens w:val="true"/>
               <w:spacing w:lineRule="auto" w:line="240" w:before="0" w:after="0"/>
               <w:jc w:val="left"/>
               <w:cnfStyle w:val="100000000000" w:firstRow="1" w:lastRow="0" w:firstColumn="0" w:lastColumn="0" w:oddVBand="0" w:evenVBand="0" w:oddHBand="0" w:evenHBand="0" w:firstRowFirstColumn="0" w:firstRowLastColumn="0" w:lastRowFirstColumn="0" w:lastRowLastColumn="0"/>
@@ -5566,6 +5577,7 @@
             <w:pPr>
               <w:pStyle w:val="Normal"/>
               <w:widowControl/>
+              <w:suppressAutoHyphens w:val="true"/>
               <w:spacing w:lineRule="auto" w:line="240" w:before="0" w:after="0"/>
               <w:jc w:val="left"/>
               <w:rPr>
@@ -5599,6 +5611,7 @@
             <w:pPr>
               <w:pStyle w:val="Normal"/>
               <w:widowControl/>
+              <w:suppressAutoHyphens w:val="true"/>
               <w:spacing w:lineRule="auto" w:line="240" w:before="0" w:after="0"/>
               <w:jc w:val="left"/>
               <w:cnfStyle w:val="000000100000" w:firstRow="0" w:lastRow="0" w:firstColumn="0" w:lastColumn="0" w:oddVBand="0" w:evenVBand="0" w:oddHBand="1" w:evenHBand="0" w:firstRowFirstColumn="0" w:firstRowLastColumn="0" w:lastRowFirstColumn="0" w:lastRowLastColumn="0"/>
@@ -5629,6 +5642,7 @@
             <w:pPr>
               <w:pStyle w:val="Normal"/>
               <w:widowControl/>
+              <w:suppressAutoHyphens w:val="true"/>
               <w:spacing w:lineRule="auto" w:line="240" w:before="0" w:after="0"/>
               <w:jc w:val="left"/>
               <w:cnfStyle w:val="000000100000" w:firstRow="0" w:lastRow="0" w:firstColumn="0" w:lastColumn="0" w:oddVBand="0" w:evenVBand="0" w:oddHBand="1" w:evenHBand="0" w:firstRowFirstColumn="0" w:firstRowLastColumn="0" w:lastRowFirstColumn="0" w:lastRowLastColumn="0"/>
@@ -5662,6 +5676,7 @@
             <w:pPr>
               <w:pStyle w:val="Normal"/>
               <w:widowControl/>
+              <w:suppressAutoHyphens w:val="true"/>
               <w:spacing w:lineRule="auto" w:line="240" w:before="0" w:after="0"/>
               <w:jc w:val="left"/>
               <w:rPr>
@@ -5694,6 +5709,7 @@
             <w:pPr>
               <w:pStyle w:val="Normal"/>
               <w:widowControl/>
+              <w:suppressAutoHyphens w:val="true"/>
               <w:spacing w:lineRule="auto" w:line="240" w:before="0" w:after="0"/>
               <w:jc w:val="left"/>
               <w:cnfStyle w:val="000000000000" w:firstRow="0" w:lastRow="0" w:firstColumn="0" w:lastColumn="0" w:oddVBand="0" w:evenVBand="0" w:oddHBand="0" w:evenHBand="0" w:firstRowFirstColumn="0" w:firstRowLastColumn="0" w:lastRowFirstColumn="0" w:lastRowLastColumn="0"/>
@@ -5723,6 +5739,7 @@
             <w:pPr>
               <w:pStyle w:val="Normal"/>
               <w:widowControl/>
+              <w:suppressAutoHyphens w:val="true"/>
               <w:spacing w:lineRule="auto" w:line="240" w:before="0" w:after="0"/>
               <w:jc w:val="left"/>
               <w:cnfStyle w:val="000000000000" w:firstRow="0" w:lastRow="0" w:firstColumn="0" w:lastColumn="0" w:oddVBand="0" w:evenVBand="0" w:oddHBand="0" w:evenHBand="0" w:firstRowFirstColumn="0" w:firstRowLastColumn="0" w:lastRowFirstColumn="0" w:lastRowLastColumn="0"/>
@@ -5759,6 +5776,7 @@
             <w:pPr>
               <w:pStyle w:val="Normal"/>
               <w:widowControl/>
+              <w:suppressAutoHyphens w:val="true"/>
               <w:spacing w:lineRule="auto" w:line="240" w:before="0" w:after="0"/>
               <w:jc w:val="left"/>
               <w:rPr>
@@ -5792,6 +5810,7 @@
             <w:pPr>
               <w:pStyle w:val="Normal"/>
               <w:widowControl/>
+              <w:suppressAutoHyphens w:val="true"/>
               <w:spacing w:lineRule="auto" w:line="240" w:before="0" w:after="0"/>
               <w:jc w:val="left"/>
               <w:cnfStyle w:val="000000100000" w:firstRow="0" w:lastRow="0" w:firstColumn="0" w:lastColumn="0" w:oddVBand="0" w:evenVBand="0" w:oddHBand="1" w:evenHBand="0" w:firstRowFirstColumn="0" w:firstRowLastColumn="0" w:lastRowFirstColumn="0" w:lastRowLastColumn="0"/>
@@ -5822,6 +5841,7 @@
             <w:pPr>
               <w:pStyle w:val="Normal"/>
               <w:widowControl/>
+              <w:suppressAutoHyphens w:val="true"/>
               <w:spacing w:lineRule="auto" w:line="240" w:before="0" w:after="0"/>
               <w:jc w:val="left"/>
               <w:cnfStyle w:val="000000100000" w:firstRow="0" w:lastRow="0" w:firstColumn="0" w:lastColumn="0" w:oddVBand="0" w:evenVBand="0" w:oddHBand="1" w:evenHBand="0" w:firstRowFirstColumn="0" w:firstRowLastColumn="0" w:lastRowFirstColumn="0" w:lastRowLastColumn="0"/>
@@ -5855,6 +5875,7 @@
             <w:pPr>
               <w:pStyle w:val="Normal"/>
               <w:widowControl/>
+              <w:suppressAutoHyphens w:val="true"/>
               <w:spacing w:lineRule="auto" w:line="240" w:before="0" w:after="0"/>
               <w:jc w:val="left"/>
               <w:rPr>
@@ -5887,6 +5908,7 @@
             <w:pPr>
               <w:pStyle w:val="Normal"/>
               <w:widowControl/>
+              <w:suppressAutoHyphens w:val="true"/>
               <w:spacing w:lineRule="auto" w:line="240" w:before="0" w:after="0"/>
               <w:jc w:val="left"/>
               <w:cnfStyle w:val="000000000000" w:firstRow="0" w:lastRow="0" w:firstColumn="0" w:lastColumn="0" w:oddVBand="0" w:evenVBand="0" w:oddHBand="0" w:evenHBand="0" w:firstRowFirstColumn="0" w:firstRowLastColumn="0" w:lastRowFirstColumn="0" w:lastRowLastColumn="0"/>
@@ -5916,6 +5938,7 @@
             <w:pPr>
               <w:pStyle w:val="Normal"/>
               <w:widowControl/>
+              <w:suppressAutoHyphens w:val="true"/>
               <w:spacing w:lineRule="auto" w:line="240" w:before="0" w:after="0"/>
               <w:jc w:val="left"/>
               <w:cnfStyle w:val="000000000000" w:firstRow="0" w:lastRow="0" w:firstColumn="0" w:lastColumn="0" w:oddVBand="0" w:evenVBand="0" w:oddHBand="0" w:evenHBand="0" w:firstRowFirstColumn="0" w:firstRowLastColumn="0" w:lastRowFirstColumn="0" w:lastRowLastColumn="0"/>
@@ -5952,6 +5975,7 @@
             <w:pPr>
               <w:pStyle w:val="Normal"/>
               <w:widowControl/>
+              <w:suppressAutoHyphens w:val="true"/>
               <w:spacing w:lineRule="auto" w:line="240" w:before="0" w:after="0"/>
               <w:jc w:val="left"/>
               <w:rPr>
@@ -5985,6 +6009,7 @@
             <w:pPr>
               <w:pStyle w:val="Normal"/>
               <w:widowControl/>
+              <w:suppressAutoHyphens w:val="true"/>
               <w:spacing w:lineRule="auto" w:line="240" w:before="0" w:after="0"/>
               <w:jc w:val="left"/>
               <w:cnfStyle w:val="000000100000" w:firstRow="0" w:lastRow="0" w:firstColumn="0" w:lastColumn="0" w:oddVBand="0" w:evenVBand="0" w:oddHBand="1" w:evenHBand="0" w:firstRowFirstColumn="0" w:firstRowLastColumn="0" w:lastRowFirstColumn="0" w:lastRowLastColumn="0"/>
@@ -6015,6 +6040,7 @@
             <w:pPr>
               <w:pStyle w:val="Normal"/>
               <w:widowControl/>
+              <w:suppressAutoHyphens w:val="true"/>
               <w:spacing w:lineRule="auto" w:line="240" w:before="0" w:after="0"/>
               <w:jc w:val="left"/>
               <w:cnfStyle w:val="000000100000" w:firstRow="0" w:lastRow="0" w:firstColumn="0" w:lastColumn="0" w:oddVBand="0" w:evenVBand="0" w:oddHBand="1" w:evenHBand="0" w:firstRowFirstColumn="0" w:firstRowLastColumn="0" w:lastRowFirstColumn="0" w:lastRowLastColumn="0"/>
@@ -6048,6 +6074,7 @@
             <w:pPr>
               <w:pStyle w:val="Normal"/>
               <w:widowControl/>
+              <w:suppressAutoHyphens w:val="true"/>
               <w:spacing w:lineRule="auto" w:line="240" w:before="0" w:after="0"/>
               <w:jc w:val="left"/>
               <w:rPr>
@@ -6080,6 +6107,7 @@
             <w:pPr>
               <w:pStyle w:val="Normal"/>
               <w:widowControl/>
+              <w:suppressAutoHyphens w:val="true"/>
               <w:spacing w:lineRule="auto" w:line="240" w:before="0" w:after="0"/>
               <w:jc w:val="left"/>
               <w:cnfStyle w:val="000000000000" w:firstRow="0" w:lastRow="0" w:firstColumn="0" w:lastColumn="0" w:oddVBand="0" w:evenVBand="0" w:oddHBand="0" w:evenHBand="0" w:firstRowFirstColumn="0" w:firstRowLastColumn="0" w:lastRowFirstColumn="0" w:lastRowLastColumn="0"/>
@@ -6109,6 +6137,7 @@
             <w:pPr>
               <w:pStyle w:val="Normal"/>
               <w:widowControl/>
+              <w:suppressAutoHyphens w:val="true"/>
               <w:spacing w:lineRule="auto" w:line="240" w:before="0" w:after="0"/>
               <w:jc w:val="left"/>
               <w:cnfStyle w:val="000000000000" w:firstRow="0" w:lastRow="0" w:firstColumn="0" w:lastColumn="0" w:oddVBand="0" w:evenVBand="0" w:oddHBand="0" w:evenHBand="0" w:firstRowFirstColumn="0" w:firstRowLastColumn="0" w:lastRowFirstColumn="0" w:lastRowLastColumn="0"/>
@@ -6145,6 +6174,7 @@
             <w:pPr>
               <w:pStyle w:val="Normal"/>
               <w:widowControl/>
+              <w:suppressAutoHyphens w:val="true"/>
               <w:spacing w:lineRule="auto" w:line="240" w:before="0" w:after="0"/>
               <w:jc w:val="left"/>
               <w:rPr>
@@ -6178,6 +6208,7 @@
             <w:pPr>
               <w:pStyle w:val="Normal"/>
               <w:widowControl/>
+              <w:suppressAutoHyphens w:val="true"/>
               <w:spacing w:lineRule="auto" w:line="240" w:before="0" w:after="0"/>
               <w:jc w:val="left"/>
               <w:cnfStyle w:val="000000100000" w:firstRow="0" w:lastRow="0" w:firstColumn="0" w:lastColumn="0" w:oddVBand="0" w:evenVBand="0" w:oddHBand="1" w:evenHBand="0" w:firstRowFirstColumn="0" w:firstRowLastColumn="0" w:lastRowFirstColumn="0" w:lastRowLastColumn="0"/>
@@ -6208,6 +6239,7 @@
             <w:pPr>
               <w:pStyle w:val="NormalWeb"/>
               <w:widowControl/>
+              <w:suppressAutoHyphens w:val="true"/>
               <w:spacing w:before="0" w:after="280"/>
               <w:jc w:val="both"/>
               <w:cnfStyle w:val="000000100000" w:firstRow="0" w:lastRow="0" w:firstColumn="0" w:lastColumn="0" w:oddVBand="0" w:evenVBand="0" w:oddHBand="1" w:evenHBand="0" w:firstRowFirstColumn="0" w:firstRowLastColumn="0" w:lastRowFirstColumn="0" w:lastRowLastColumn="0"/>
@@ -6228,6 +6260,7 @@
             <w:pPr>
               <w:pStyle w:val="Normal"/>
               <w:widowControl/>
+              <w:suppressAutoHyphens w:val="true"/>
               <w:spacing w:lineRule="auto" w:line="240" w:before="0" w:after="0"/>
               <w:jc w:val="left"/>
               <w:cnfStyle w:val="000000100000" w:firstRow="0" w:lastRow="0" w:firstColumn="0" w:lastColumn="0" w:oddVBand="0" w:evenVBand="0" w:oddHBand="1" w:evenHBand="0" w:firstRowFirstColumn="0" w:firstRowLastColumn="0" w:lastRowFirstColumn="0" w:lastRowLastColumn="0"/>
@@ -6238,11 +6271,8 @@
             </w:pPr>
             <w:r>
               <w:rPr>
-                <w:rFonts w:eastAsia="Arial" w:cs="Arial"/>
-                <w:kern w:val="0"/>
                 <w:sz w:val="24"/>
                 <w:szCs w:val="24"/>
-                <w:lang w:val="pt-BR" w:eastAsia="pt-BR" w:bidi="ar-SA"/>
               </w:rPr>
             </w:r>
           </w:p>
@@ -6260,6 +6290,7 @@
             <w:pPr>
               <w:pStyle w:val="Normal"/>
               <w:widowControl/>
+              <w:suppressAutoHyphens w:val="true"/>
               <w:spacing w:lineRule="auto" w:line="240" w:before="0" w:after="0"/>
               <w:jc w:val="left"/>
               <w:rPr>
@@ -6292,6 +6323,7 @@
             <w:pPr>
               <w:pStyle w:val="Normal"/>
               <w:widowControl/>
+              <w:suppressAutoHyphens w:val="true"/>
               <w:spacing w:lineRule="auto" w:line="240" w:before="0" w:after="0"/>
               <w:jc w:val="left"/>
               <w:cnfStyle w:val="000000000000" w:firstRow="0" w:lastRow="0" w:firstColumn="0" w:lastColumn="0" w:oddVBand="0" w:evenVBand="0" w:oddHBand="0" w:evenHBand="0" w:firstRowFirstColumn="0" w:firstRowLastColumn="0" w:lastRowFirstColumn="0" w:lastRowLastColumn="0"/>
@@ -6321,6 +6353,7 @@
             <w:pPr>
               <w:pStyle w:val="NormalWeb"/>
               <w:widowControl/>
+              <w:suppressAutoHyphens w:val="true"/>
               <w:spacing w:before="0" w:after="280"/>
               <w:jc w:val="both"/>
               <w:cnfStyle w:val="000000000000" w:firstRow="0" w:lastRow="0" w:firstColumn="0" w:lastColumn="0" w:oddVBand="0" w:evenVBand="0" w:oddHBand="0" w:evenHBand="0" w:firstRowFirstColumn="0" w:firstRowLastColumn="0" w:lastRowFirstColumn="0" w:lastRowLastColumn="0"/>
@@ -6341,6 +6374,7 @@
             <w:pPr>
               <w:pStyle w:val="Normal"/>
               <w:widowControl/>
+              <w:suppressAutoHyphens w:val="true"/>
               <w:spacing w:lineRule="auto" w:line="240" w:before="0" w:after="0"/>
               <w:jc w:val="left"/>
               <w:cnfStyle w:val="000000000000" w:firstRow="0" w:lastRow="0" w:firstColumn="0" w:lastColumn="0" w:oddVBand="0" w:evenVBand="0" w:oddHBand="0" w:evenHBand="0" w:firstRowFirstColumn="0" w:firstRowLastColumn="0" w:lastRowFirstColumn="0" w:lastRowLastColumn="0"/>
@@ -6351,11 +6385,8 @@
             </w:pPr>
             <w:r>
               <w:rPr>
-                <w:rFonts w:eastAsia="Arial" w:cs="Arial"/>
-                <w:kern w:val="0"/>
                 <w:sz w:val="24"/>
                 <w:szCs w:val="24"/>
-                <w:lang w:val="pt-BR" w:eastAsia="pt-BR" w:bidi="ar-SA"/>
               </w:rPr>
             </w:r>
           </w:p>
@@ -6376,6 +6407,7 @@
             <w:pPr>
               <w:pStyle w:val="Normal"/>
               <w:widowControl/>
+              <w:suppressAutoHyphens w:val="true"/>
               <w:spacing w:lineRule="auto" w:line="240" w:before="0" w:after="0"/>
               <w:jc w:val="left"/>
               <w:rPr>
@@ -6409,6 +6441,7 @@
             <w:pPr>
               <w:pStyle w:val="Normal"/>
               <w:widowControl/>
+              <w:suppressAutoHyphens w:val="true"/>
               <w:spacing w:lineRule="auto" w:line="240" w:before="0" w:after="0"/>
               <w:jc w:val="left"/>
               <w:cnfStyle w:val="000000100000" w:firstRow="0" w:lastRow="0" w:firstColumn="0" w:lastColumn="0" w:oddVBand="0" w:evenVBand="0" w:oddHBand="1" w:evenHBand="0" w:firstRowFirstColumn="0" w:firstRowLastColumn="0" w:lastRowFirstColumn="0" w:lastRowLastColumn="0"/>
@@ -6439,6 +6472,7 @@
             <w:pPr>
               <w:pStyle w:val="NormalWeb"/>
               <w:widowControl/>
+              <w:suppressAutoHyphens w:val="true"/>
               <w:spacing w:before="0" w:after="280"/>
               <w:jc w:val="both"/>
               <w:cnfStyle w:val="000000100000" w:firstRow="0" w:lastRow="0" w:firstColumn="0" w:lastColumn="0" w:oddVBand="0" w:evenVBand="0" w:oddHBand="1" w:evenHBand="0" w:firstRowFirstColumn="0" w:firstRowLastColumn="0" w:lastRowFirstColumn="0" w:lastRowLastColumn="0"/>
@@ -6459,6 +6493,7 @@
             <w:pPr>
               <w:pStyle w:val="Normal"/>
               <w:widowControl/>
+              <w:suppressAutoHyphens w:val="true"/>
               <w:spacing w:lineRule="auto" w:line="240" w:before="0" w:after="0"/>
               <w:jc w:val="left"/>
               <w:cnfStyle w:val="000000100000" w:firstRow="0" w:lastRow="0" w:firstColumn="0" w:lastColumn="0" w:oddVBand="0" w:evenVBand="0" w:oddHBand="1" w:evenHBand="0" w:firstRowFirstColumn="0" w:firstRowLastColumn="0" w:lastRowFirstColumn="0" w:lastRowLastColumn="0"/>
@@ -6469,11 +6504,8 @@
             </w:pPr>
             <w:r>
               <w:rPr>
-                <w:rFonts w:eastAsia="Arial" w:cs="Arial"/>
-                <w:kern w:val="0"/>
                 <w:sz w:val="24"/>
                 <w:szCs w:val="24"/>
-                <w:lang w:val="pt-BR" w:eastAsia="pt-BR" w:bidi="ar-SA"/>
               </w:rPr>
             </w:r>
           </w:p>
@@ -6491,6 +6523,7 @@
             <w:pPr>
               <w:pStyle w:val="Normal"/>
               <w:widowControl/>
+              <w:suppressAutoHyphens w:val="true"/>
               <w:spacing w:lineRule="auto" w:line="240" w:before="0" w:after="0"/>
               <w:jc w:val="left"/>
               <w:rPr>
@@ -6523,6 +6556,7 @@
             <w:pPr>
               <w:pStyle w:val="Normal"/>
               <w:widowControl/>
+              <w:suppressAutoHyphens w:val="true"/>
               <w:spacing w:lineRule="auto" w:line="240" w:before="0" w:after="0"/>
               <w:jc w:val="left"/>
               <w:cnfStyle w:val="000000000000" w:firstRow="0" w:lastRow="0" w:firstColumn="0" w:lastColumn="0" w:oddVBand="0" w:evenVBand="0" w:oddHBand="0" w:evenHBand="0" w:firstRowFirstColumn="0" w:firstRowLastColumn="0" w:lastRowFirstColumn="0" w:lastRowLastColumn="0"/>
@@ -6552,6 +6586,7 @@
             <w:pPr>
               <w:pStyle w:val="NormalWeb"/>
               <w:widowControl/>
+              <w:suppressAutoHyphens w:val="true"/>
               <w:spacing w:before="0" w:after="280"/>
               <w:jc w:val="both"/>
               <w:cnfStyle w:val="000000000000" w:firstRow="0" w:lastRow="0" w:firstColumn="0" w:lastColumn="0" w:oddVBand="0" w:evenVBand="0" w:oddHBand="0" w:evenHBand="0" w:firstRowFirstColumn="0" w:firstRowLastColumn="0" w:lastRowFirstColumn="0" w:lastRowLastColumn="0"/>
@@ -6572,6 +6607,7 @@
             <w:pPr>
               <w:pStyle w:val="Normal"/>
               <w:widowControl/>
+              <w:suppressAutoHyphens w:val="true"/>
               <w:spacing w:lineRule="auto" w:line="240" w:before="0" w:after="0"/>
               <w:jc w:val="left"/>
               <w:cnfStyle w:val="000000000000" w:firstRow="0" w:lastRow="0" w:firstColumn="0" w:lastColumn="0" w:oddVBand="0" w:evenVBand="0" w:oddHBand="0" w:evenHBand="0" w:firstRowFirstColumn="0" w:firstRowLastColumn="0" w:lastRowFirstColumn="0" w:lastRowLastColumn="0"/>
@@ -6582,11 +6618,8 @@
             </w:pPr>
             <w:r>
               <w:rPr>
-                <w:rFonts w:eastAsia="Arial" w:cs="Arial"/>
-                <w:kern w:val="0"/>
                 <w:sz w:val="24"/>
                 <w:szCs w:val="24"/>
-                <w:lang w:val="pt-BR" w:eastAsia="pt-BR" w:bidi="ar-SA"/>
               </w:rPr>
             </w:r>
           </w:p>
@@ -6607,6 +6640,7 @@
             <w:pPr>
               <w:pStyle w:val="Normal"/>
               <w:widowControl/>
+              <w:suppressAutoHyphens w:val="true"/>
               <w:spacing w:lineRule="auto" w:line="240" w:before="0" w:after="0"/>
               <w:jc w:val="left"/>
               <w:rPr>
@@ -6640,6 +6674,7 @@
             <w:pPr>
               <w:pStyle w:val="Normal"/>
               <w:widowControl/>
+              <w:suppressAutoHyphens w:val="true"/>
               <w:spacing w:lineRule="auto" w:line="240" w:before="0" w:after="0"/>
               <w:jc w:val="left"/>
               <w:cnfStyle w:val="000000100000" w:firstRow="0" w:lastRow="0" w:firstColumn="0" w:lastColumn="0" w:oddVBand="0" w:evenVBand="0" w:oddHBand="1" w:evenHBand="0" w:firstRowFirstColumn="0" w:firstRowLastColumn="0" w:lastRowFirstColumn="0" w:lastRowLastColumn="0"/>
@@ -6670,6 +6705,7 @@
             <w:pPr>
               <w:pStyle w:val="NormalWeb"/>
               <w:widowControl/>
+              <w:suppressAutoHyphens w:val="true"/>
               <w:spacing w:before="0" w:after="280"/>
               <w:jc w:val="both"/>
               <w:cnfStyle w:val="000000100000" w:firstRow="0" w:lastRow="0" w:firstColumn="0" w:lastColumn="0" w:oddVBand="0" w:evenVBand="0" w:oddHBand="1" w:evenHBand="0" w:firstRowFirstColumn="0" w:firstRowLastColumn="0" w:lastRowFirstColumn="0" w:lastRowLastColumn="0"/>
@@ -6690,6 +6726,7 @@
             <w:pPr>
               <w:pStyle w:val="Normal"/>
               <w:widowControl/>
+              <w:suppressAutoHyphens w:val="true"/>
               <w:spacing w:lineRule="auto" w:line="240" w:before="0" w:after="0"/>
               <w:jc w:val="left"/>
               <w:cnfStyle w:val="000000100000" w:firstRow="0" w:lastRow="0" w:firstColumn="0" w:lastColumn="0" w:oddVBand="0" w:evenVBand="0" w:oddHBand="1" w:evenHBand="0" w:firstRowFirstColumn="0" w:firstRowLastColumn="0" w:lastRowFirstColumn="0" w:lastRowLastColumn="0"/>
@@ -6700,11 +6737,8 @@
             </w:pPr>
             <w:r>
               <w:rPr>
-                <w:rFonts w:eastAsia="Arial" w:cs="Arial"/>
-                <w:kern w:val="0"/>
                 <w:sz w:val="24"/>
                 <w:szCs w:val="24"/>
-                <w:lang w:val="pt-BR" w:eastAsia="pt-BR" w:bidi="ar-SA"/>
               </w:rPr>
             </w:r>
           </w:p>
@@ -6724,6 +6758,7 @@
             <w:pPr>
               <w:pStyle w:val="Normal"/>
               <w:widowControl/>
+              <w:suppressAutoHyphens w:val="true"/>
               <w:spacing w:lineRule="auto" w:line="240" w:before="0" w:after="0"/>
               <w:jc w:val="left"/>
               <w:rPr>
@@ -6756,6 +6791,7 @@
             <w:pPr>
               <w:pStyle w:val="Normal"/>
               <w:widowControl/>
+              <w:suppressAutoHyphens w:val="true"/>
               <w:spacing w:lineRule="auto" w:line="240" w:before="0" w:after="0"/>
               <w:jc w:val="left"/>
               <w:cnfStyle w:val="000000000000" w:firstRow="0" w:lastRow="0" w:firstColumn="0" w:lastColumn="0" w:oddVBand="0" w:evenVBand="0" w:oddHBand="0" w:evenHBand="0" w:firstRowFirstColumn="0" w:firstRowLastColumn="0" w:lastRowFirstColumn="0" w:lastRowLastColumn="0"/>
@@ -6785,6 +6821,7 @@
             <w:pPr>
               <w:pStyle w:val="Normal"/>
               <w:widowControl/>
+              <w:suppressAutoHyphens w:val="true"/>
               <w:spacing w:lineRule="auto" w:line="240" w:before="0" w:after="0"/>
               <w:jc w:val="left"/>
               <w:cnfStyle w:val="000000000000" w:firstRow="0" w:lastRow="0" w:firstColumn="0" w:lastColumn="0" w:oddVBand="0" w:evenVBand="0" w:oddHBand="0" w:evenHBand="0" w:firstRowFirstColumn="0" w:firstRowLastColumn="0" w:lastRowFirstColumn="0" w:lastRowLastColumn="0"/>
@@ -6821,6 +6858,7 @@
             <w:pPr>
               <w:pStyle w:val="Normal"/>
               <w:widowControl/>
+              <w:suppressAutoHyphens w:val="true"/>
               <w:spacing w:lineRule="auto" w:line="240" w:before="0" w:after="0"/>
               <w:jc w:val="left"/>
               <w:rPr>
@@ -6852,6 +6890,7 @@
             <w:pPr>
               <w:pStyle w:val="Normal"/>
               <w:widowControl/>
+              <w:suppressAutoHyphens w:val="true"/>
               <w:spacing w:lineRule="auto" w:line="240" w:before="0" w:after="0"/>
               <w:jc w:val="left"/>
               <w:cnfStyle w:val="000000100000" w:firstRow="0" w:lastRow="0" w:firstColumn="0" w:lastColumn="0" w:oddVBand="0" w:evenVBand="0" w:oddHBand="1" w:evenHBand="0" w:firstRowFirstColumn="0" w:firstRowLastColumn="0" w:lastRowFirstColumn="0" w:lastRowLastColumn="0"/>
@@ -6882,6 +6921,7 @@
             <w:pPr>
               <w:pStyle w:val="Normal"/>
               <w:widowControl/>
+              <w:suppressAutoHyphens w:val="true"/>
               <w:spacing w:lineRule="auto" w:line="240" w:before="0" w:after="0"/>
               <w:jc w:val="left"/>
               <w:cnfStyle w:val="000000100000" w:firstRow="0" w:lastRow="0" w:firstColumn="0" w:lastColumn="0" w:oddVBand="0" w:evenVBand="0" w:oddHBand="1" w:evenHBand="0" w:firstRowFirstColumn="0" w:firstRowLastColumn="0" w:lastRowFirstColumn="0" w:lastRowLastColumn="0"/>
@@ -6915,6 +6955,7 @@
             <w:pPr>
               <w:pStyle w:val="Normal"/>
               <w:widowControl/>
+              <w:suppressAutoHyphens w:val="true"/>
               <w:spacing w:lineRule="auto" w:line="240" w:before="0" w:after="0"/>
               <w:jc w:val="left"/>
               <w:rPr>
@@ -6947,6 +6988,7 @@
             <w:pPr>
               <w:pStyle w:val="Normal"/>
               <w:widowControl/>
+              <w:suppressAutoHyphens w:val="true"/>
               <w:spacing w:lineRule="auto" w:line="240" w:before="0" w:after="0"/>
               <w:jc w:val="left"/>
               <w:cnfStyle w:val="000000000000" w:firstRow="0" w:lastRow="0" w:firstColumn="0" w:lastColumn="0" w:oddVBand="0" w:evenVBand="0" w:oddHBand="0" w:evenHBand="0" w:firstRowFirstColumn="0" w:firstRowLastColumn="0" w:lastRowFirstColumn="0" w:lastRowLastColumn="0"/>
@@ -6976,6 +7018,7 @@
             <w:pPr>
               <w:pStyle w:val="Normal"/>
               <w:widowControl/>
+              <w:suppressAutoHyphens w:val="true"/>
               <w:spacing w:lineRule="auto" w:line="240" w:before="0" w:after="0"/>
               <w:jc w:val="left"/>
               <w:cnfStyle w:val="000000000000" w:firstRow="0" w:lastRow="0" w:firstColumn="0" w:lastColumn="0" w:oddVBand="0" w:evenVBand="0" w:oddHBand="0" w:evenHBand="0" w:firstRowFirstColumn="0" w:firstRowLastColumn="0" w:lastRowFirstColumn="0" w:lastRowLastColumn="0"/>
@@ -7080,6 +7123,7 @@
             <w:pPr>
               <w:pStyle w:val="NormalWeb"/>
               <w:widowControl/>
+              <w:suppressAutoHyphens w:val="true"/>
               <w:spacing w:before="0" w:after="0"/>
               <w:jc w:val="both"/>
               <w:rPr>
@@ -7114,6 +7158,7 @@
             <w:pPr>
               <w:pStyle w:val="NormalWeb"/>
               <w:widowControl/>
+              <w:suppressAutoHyphens w:val="true"/>
               <w:spacing w:before="0" w:after="0"/>
               <w:jc w:val="both"/>
               <w:cnfStyle w:val="100000000000" w:firstRow="1" w:lastRow="0" w:firstColumn="0" w:lastColumn="0" w:oddVBand="0" w:evenVBand="0" w:oddHBand="0" w:evenHBand="0" w:firstRowFirstColumn="0" w:firstRowLastColumn="0" w:lastRowFirstColumn="0" w:lastRowLastColumn="0"/>
@@ -7149,6 +7194,7 @@
             <w:pPr>
               <w:pStyle w:val="NormalWeb"/>
               <w:widowControl/>
+              <w:suppressAutoHyphens w:val="true"/>
               <w:spacing w:before="0" w:after="0"/>
               <w:jc w:val="both"/>
               <w:cnfStyle w:val="100000000000" w:firstRow="1" w:lastRow="0" w:firstColumn="0" w:lastColumn="0" w:oddVBand="0" w:evenVBand="0" w:oddHBand="0" w:evenHBand="0" w:firstRowFirstColumn="0" w:firstRowLastColumn="0" w:lastRowFirstColumn="0" w:lastRowLastColumn="0"/>
@@ -7185,6 +7231,7 @@
             <w:pPr>
               <w:pStyle w:val="NormalWeb"/>
               <w:widowControl/>
+              <w:suppressAutoHyphens w:val="true"/>
               <w:spacing w:before="0" w:after="0"/>
               <w:jc w:val="both"/>
               <w:rPr>
@@ -7215,6 +7262,7 @@
             <w:pPr>
               <w:pStyle w:val="NormalWeb"/>
               <w:widowControl/>
+              <w:suppressAutoHyphens w:val="true"/>
               <w:spacing w:before="0" w:after="0"/>
               <w:jc w:val="both"/>
               <w:cnfStyle w:val="000000100000" w:firstRow="0" w:lastRow="0" w:firstColumn="0" w:lastColumn="0" w:oddVBand="0" w:evenVBand="0" w:oddHBand="1" w:evenHBand="0" w:firstRowFirstColumn="0" w:firstRowLastColumn="0" w:lastRowFirstColumn="0" w:lastRowLastColumn="0"/>
@@ -7242,6 +7290,7 @@
             <w:pPr>
               <w:pStyle w:val="NormalWeb"/>
               <w:widowControl/>
+              <w:suppressAutoHyphens w:val="true"/>
               <w:spacing w:before="0" w:after="0"/>
               <w:jc w:val="both"/>
               <w:cnfStyle w:val="000000100000" w:firstRow="0" w:lastRow="0" w:firstColumn="0" w:lastColumn="0" w:oddVBand="0" w:evenVBand="0" w:oddHBand="1" w:evenHBand="0" w:firstRowFirstColumn="0" w:firstRowLastColumn="0" w:lastRowFirstColumn="0" w:lastRowLastColumn="0"/>
@@ -7272,6 +7321,7 @@
             <w:pPr>
               <w:pStyle w:val="NormalWeb"/>
               <w:widowControl/>
+              <w:suppressAutoHyphens w:val="true"/>
               <w:spacing w:before="0" w:after="0"/>
               <w:jc w:val="both"/>
               <w:rPr>
@@ -7301,6 +7351,7 @@
             <w:pPr>
               <w:pStyle w:val="NormalWeb"/>
               <w:widowControl/>
+              <w:suppressAutoHyphens w:val="true"/>
               <w:spacing w:before="0" w:after="0"/>
               <w:jc w:val="both"/>
               <w:cnfStyle w:val="000000000000" w:firstRow="0" w:lastRow="0" w:firstColumn="0" w:lastColumn="0" w:oddVBand="0" w:evenVBand="0" w:oddHBand="0" w:evenHBand="0" w:firstRowFirstColumn="0" w:firstRowLastColumn="0" w:lastRowFirstColumn="0" w:lastRowLastColumn="0"/>
@@ -7327,6 +7378,7 @@
             <w:pPr>
               <w:pStyle w:val="NormalWeb"/>
               <w:widowControl/>
+              <w:suppressAutoHyphens w:val="true"/>
               <w:spacing w:before="0" w:after="0"/>
               <w:jc w:val="both"/>
               <w:cnfStyle w:val="000000000000" w:firstRow="0" w:lastRow="0" w:firstColumn="0" w:lastColumn="0" w:oddVBand="0" w:evenVBand="0" w:oddHBand="0" w:evenHBand="0" w:firstRowFirstColumn="0" w:firstRowLastColumn="0" w:lastRowFirstColumn="0" w:lastRowLastColumn="0"/>
@@ -7360,6 +7412,7 @@
             <w:pPr>
               <w:pStyle w:val="NormalWeb"/>
               <w:widowControl/>
+              <w:suppressAutoHyphens w:val="true"/>
               <w:spacing w:before="0" w:after="0"/>
               <w:jc w:val="both"/>
               <w:rPr>
@@ -7390,6 +7443,7 @@
             <w:pPr>
               <w:pStyle w:val="NormalWeb"/>
               <w:widowControl/>
+              <w:suppressAutoHyphens w:val="true"/>
               <w:spacing w:before="0" w:after="0"/>
               <w:jc w:val="both"/>
               <w:cnfStyle w:val="000000100000" w:firstRow="0" w:lastRow="0" w:firstColumn="0" w:lastColumn="0" w:oddVBand="0" w:evenVBand="0" w:oddHBand="1" w:evenHBand="0" w:firstRowFirstColumn="0" w:firstRowLastColumn="0" w:lastRowFirstColumn="0" w:lastRowLastColumn="0"/>
@@ -7417,6 +7471,7 @@
             <w:pPr>
               <w:pStyle w:val="NormalWeb"/>
               <w:widowControl/>
+              <w:suppressAutoHyphens w:val="true"/>
               <w:spacing w:before="0" w:after="0"/>
               <w:jc w:val="both"/>
               <w:cnfStyle w:val="000000100000" w:firstRow="0" w:lastRow="0" w:firstColumn="0" w:lastColumn="0" w:oddVBand="0" w:evenVBand="0" w:oddHBand="1" w:evenHBand="0" w:firstRowFirstColumn="0" w:firstRowLastColumn="0" w:lastRowFirstColumn="0" w:lastRowLastColumn="0"/>
@@ -7447,6 +7502,7 @@
             <w:pPr>
               <w:pStyle w:val="NormalWeb"/>
               <w:widowControl/>
+              <w:suppressAutoHyphens w:val="true"/>
               <w:spacing w:before="0" w:after="0"/>
               <w:jc w:val="both"/>
               <w:rPr>
@@ -7474,6 +7530,7 @@
             <w:pPr>
               <w:pStyle w:val="NormalWeb"/>
               <w:widowControl/>
+              <w:suppressAutoHyphens w:val="true"/>
               <w:spacing w:before="0" w:after="0"/>
               <w:jc w:val="both"/>
               <w:cnfStyle w:val="000000000000" w:firstRow="0" w:lastRow="0" w:firstColumn="0" w:lastColumn="0" w:oddVBand="0" w:evenVBand="0" w:oddHBand="0" w:evenHBand="0" w:firstRowFirstColumn="0" w:firstRowLastColumn="0" w:lastRowFirstColumn="0" w:lastRowLastColumn="0"/>
@@ -7500,6 +7557,7 @@
             <w:pPr>
               <w:pStyle w:val="NormalWeb"/>
               <w:widowControl/>
+              <w:suppressAutoHyphens w:val="true"/>
               <w:spacing w:before="0" w:after="0"/>
               <w:jc w:val="both"/>
               <w:cnfStyle w:val="000000000000" w:firstRow="0" w:lastRow="0" w:firstColumn="0" w:lastColumn="0" w:oddVBand="0" w:evenVBand="0" w:oddHBand="0" w:evenHBand="0" w:firstRowFirstColumn="0" w:firstRowLastColumn="0" w:lastRowFirstColumn="0" w:lastRowLastColumn="0"/>
@@ -7533,6 +7591,7 @@
             <w:pPr>
               <w:pStyle w:val="NormalWeb"/>
               <w:widowControl/>
+              <w:suppressAutoHyphens w:val="true"/>
               <w:spacing w:before="0" w:after="0"/>
               <w:jc w:val="both"/>
               <w:rPr>
@@ -7561,6 +7620,7 @@
             <w:pPr>
               <w:pStyle w:val="NormalWeb"/>
               <w:widowControl/>
+              <w:suppressAutoHyphens w:val="true"/>
               <w:spacing w:before="0" w:after="0"/>
               <w:jc w:val="both"/>
               <w:cnfStyle w:val="000000100000" w:firstRow="0" w:lastRow="0" w:firstColumn="0" w:lastColumn="0" w:oddVBand="0" w:evenVBand="0" w:oddHBand="1" w:evenHBand="0" w:firstRowFirstColumn="0" w:firstRowLastColumn="0" w:lastRowFirstColumn="0" w:lastRowLastColumn="0"/>
@@ -7574,7 +7634,7 @@
                 <w:kern w:val="0"/>
                 <w:lang w:val="pt-BR" w:eastAsia="pt-BR" w:bidi="ar-SA"/>
               </w:rPr>
-              <w:t xml:space="preserve">O App Voluntário e App Doação deve ser desenvolvido com foco em dispositivos moveis, considerando que a maioria dos usuários estarão frequentemente sem acesso a computadores </w:t>
+              <w:t>O App Voluntário e App Doação deve ser desenvolvido com foco em dispositivos moveis, considerando que a maioria dos usuários estarão frequentemente sem acesso a computadores</w:t>
             </w:r>
           </w:p>
         </w:tc>
@@ -7588,6 +7648,7 @@
             <w:pPr>
               <w:pStyle w:val="NormalWeb"/>
               <w:widowControl/>
+              <w:suppressAutoHyphens w:val="true"/>
               <w:spacing w:before="0" w:after="0"/>
               <w:jc w:val="both"/>
               <w:cnfStyle w:val="000000100000" w:firstRow="0" w:lastRow="0" w:firstColumn="0" w:lastColumn="0" w:oddVBand="0" w:evenVBand="0" w:oddHBand="1" w:evenHBand="0" w:firstRowFirstColumn="0" w:firstRowLastColumn="0" w:lastRowFirstColumn="0" w:lastRowLastColumn="0"/>
@@ -7749,9 +7810,9 @@
         <w:tblLook w:val="04a0" w:noHBand="0" w:noVBand="1" w:firstColumn="1" w:lastRow="0" w:lastColumn="0" w:firstRow="1"/>
       </w:tblPr>
       <w:tblGrid>
-        <w:gridCol w:w="984"/>
+        <w:gridCol w:w="983"/>
         <w:gridCol w:w="1710"/>
-        <w:gridCol w:w="6325"/>
+        <w:gridCol w:w="6326"/>
       </w:tblGrid>
       <w:tr>
         <w:trPr>
@@ -7759,7 +7820,7 @@
         </w:trPr>
         <w:tc>
           <w:tcPr>
-            <w:tcW w:w="984" w:type="dxa"/>
+            <w:tcW w:w="983" w:type="dxa"/>
             <w:cnfStyle w:val="001000000000" w:firstRow="0" w:lastRow="0" w:firstColumn="1" w:lastColumn="0" w:oddVBand="0" w:evenVBand="0" w:oddHBand="0" w:evenHBand="0" w:firstRowFirstColumn="0" w:firstRowLastColumn="0" w:lastRowFirstColumn="0" w:lastRowLastColumn="0"/>
             <w:tcBorders>
               <w:top w:val="single" w:sz="4" w:space="0" w:color="4F81BD"/>
@@ -7773,6 +7834,7 @@
             <w:pPr>
               <w:pStyle w:val="NormalWeb"/>
               <w:widowControl/>
+              <w:suppressAutoHyphens w:val="true"/>
               <w:spacing w:before="0" w:after="0"/>
               <w:jc w:val="both"/>
               <w:rPr>
@@ -7807,6 +7869,7 @@
             <w:pPr>
               <w:pStyle w:val="NormalWeb"/>
               <w:widowControl/>
+              <w:suppressAutoHyphens w:val="true"/>
               <w:spacing w:before="0" w:after="0"/>
               <w:jc w:val="both"/>
               <w:cnfStyle w:val="100000000000" w:firstRow="1" w:lastRow="0" w:firstColumn="0" w:lastColumn="0" w:oddVBand="0" w:evenVBand="0" w:oddHBand="0" w:evenHBand="0" w:firstRowFirstColumn="0" w:firstRowLastColumn="0" w:lastRowFirstColumn="0" w:lastRowLastColumn="0"/>
@@ -7829,7 +7892,7 @@
         </w:tc>
         <w:tc>
           <w:tcPr>
-            <w:tcW w:w="6325" w:type="dxa"/>
+            <w:tcW w:w="6326" w:type="dxa"/>
             <w:tcBorders>
               <w:top w:val="single" w:sz="4" w:space="0" w:color="4F81BD"/>
               <w:left w:val="single" w:sz="4" w:space="0" w:color="4F81BD"/>
@@ -7842,6 +7905,7 @@
             <w:pPr>
               <w:pStyle w:val="NormalWeb"/>
               <w:widowControl/>
+              <w:suppressAutoHyphens w:val="true"/>
               <w:spacing w:before="0" w:after="0"/>
               <w:jc w:val="both"/>
               <w:cnfStyle w:val="100000000000" w:firstRow="1" w:lastRow="0" w:firstColumn="0" w:lastColumn="0" w:oddVBand="0" w:evenVBand="0" w:oddHBand="0" w:evenHBand="0" w:firstRowFirstColumn="0" w:firstRowLastColumn="0" w:lastRowFirstColumn="0" w:lastRowLastColumn="0"/>
@@ -7869,7 +7933,7 @@
         </w:trPr>
         <w:tc>
           <w:tcPr>
-            <w:tcW w:w="984" w:type="dxa"/>
+            <w:tcW w:w="983" w:type="dxa"/>
             <w:cnfStyle w:val="001000000000" w:firstRow="0" w:lastRow="0" w:firstColumn="1" w:lastColumn="0" w:oddVBand="0" w:evenVBand="0" w:oddHBand="0" w:evenHBand="0" w:firstRowFirstColumn="0" w:firstRowLastColumn="0" w:lastRowFirstColumn="0" w:lastRowLastColumn="0"/>
             <w:tcBorders/>
             <w:shd w:color="auto" w:fill="DBE5F1" w:themeFill="accent1" w:themeFillTint="33" w:val="clear"/>
@@ -7878,6 +7942,7 @@
             <w:pPr>
               <w:pStyle w:val="NormalWeb"/>
               <w:widowControl/>
+              <w:suppressAutoHyphens w:val="true"/>
               <w:spacing w:before="0" w:after="0"/>
               <w:jc w:val="both"/>
               <w:rPr>
@@ -7908,6 +7973,7 @@
             <w:pPr>
               <w:pStyle w:val="NormalWeb"/>
               <w:widowControl/>
+              <w:suppressAutoHyphens w:val="true"/>
               <w:spacing w:before="0" w:after="0"/>
               <w:jc w:val="both"/>
               <w:cnfStyle w:val="000000100000" w:firstRow="0" w:lastRow="0" w:firstColumn="0" w:lastColumn="0" w:oddVBand="0" w:evenVBand="0" w:oddHBand="1" w:evenHBand="0" w:firstRowFirstColumn="0" w:firstRowLastColumn="0" w:lastRowFirstColumn="0" w:lastRowLastColumn="0"/>
@@ -7927,7 +7993,7 @@
         </w:tc>
         <w:tc>
           <w:tcPr>
-            <w:tcW w:w="6325" w:type="dxa"/>
+            <w:tcW w:w="6326" w:type="dxa"/>
             <w:tcBorders/>
             <w:shd w:color="auto" w:fill="DBE5F1" w:themeFill="accent1" w:themeFillTint="33" w:val="clear"/>
           </w:tcPr>
@@ -7935,6 +8001,7 @@
             <w:pPr>
               <w:pStyle w:val="NormalWeb"/>
               <w:widowControl/>
+              <w:suppressAutoHyphens w:val="true"/>
               <w:spacing w:before="0" w:after="0"/>
               <w:jc w:val="both"/>
               <w:cnfStyle w:val="000000100000" w:firstRow="0" w:lastRow="0" w:firstColumn="0" w:lastColumn="0" w:oddVBand="0" w:evenVBand="0" w:oddHBand="1" w:evenHBand="0" w:firstRowFirstColumn="0" w:firstRowLastColumn="0" w:lastRowFirstColumn="0" w:lastRowLastColumn="0"/>
@@ -7957,7 +8024,7 @@
         <w:trPr/>
         <w:tc>
           <w:tcPr>
-            <w:tcW w:w="984" w:type="dxa"/>
+            <w:tcW w:w="983" w:type="dxa"/>
             <w:cnfStyle w:val="001000000000" w:firstRow="0" w:lastRow="0" w:firstColumn="1" w:lastColumn="0" w:oddVBand="0" w:evenVBand="0" w:oddHBand="0" w:evenHBand="0" w:firstRowFirstColumn="0" w:firstRowLastColumn="0" w:lastRowFirstColumn="0" w:lastRowLastColumn="0"/>
             <w:tcBorders/>
           </w:tcPr>
@@ -7965,6 +8032,7 @@
             <w:pPr>
               <w:pStyle w:val="NormalWeb"/>
               <w:widowControl/>
+              <w:suppressAutoHyphens w:val="true"/>
               <w:spacing w:before="0" w:after="0"/>
               <w:jc w:val="both"/>
               <w:rPr>
@@ -7994,6 +8062,7 @@
             <w:pPr>
               <w:pStyle w:val="NormalWeb"/>
               <w:widowControl/>
+              <w:suppressAutoHyphens w:val="true"/>
               <w:spacing w:before="0" w:after="0"/>
               <w:jc w:val="both"/>
               <w:cnfStyle w:val="000000000000" w:firstRow="0" w:lastRow="0" w:firstColumn="0" w:lastColumn="0" w:oddVBand="0" w:evenVBand="0" w:oddHBand="0" w:evenHBand="0" w:firstRowFirstColumn="0" w:firstRowLastColumn="0" w:lastRowFirstColumn="0" w:lastRowLastColumn="0"/>
@@ -8013,13 +8082,14 @@
         </w:tc>
         <w:tc>
           <w:tcPr>
-            <w:tcW w:w="6325" w:type="dxa"/>
-            <w:tcBorders/>
-          </w:tcPr>
-          <w:p>
-            <w:pPr>
-              <w:pStyle w:val="NormalWeb"/>
-              <w:widowControl/>
+            <w:tcW w:w="6326" w:type="dxa"/>
+            <w:tcBorders/>
+          </w:tcPr>
+          <w:p>
+            <w:pPr>
+              <w:pStyle w:val="NormalWeb"/>
+              <w:widowControl/>
+              <w:suppressAutoHyphens w:val="true"/>
               <w:spacing w:before="0" w:after="0"/>
               <w:jc w:val="both"/>
               <w:cnfStyle w:val="000000000000" w:firstRow="0" w:lastRow="0" w:firstColumn="0" w:lastColumn="0" w:oddVBand="0" w:evenVBand="0" w:oddHBand="0" w:evenHBand="0" w:firstRowFirstColumn="0" w:firstRowLastColumn="0" w:lastRowFirstColumn="0" w:lastRowLastColumn="0"/>
@@ -8044,7 +8114,7 @@
         </w:trPr>
         <w:tc>
           <w:tcPr>
-            <w:tcW w:w="984" w:type="dxa"/>
+            <w:tcW w:w="983" w:type="dxa"/>
             <w:cnfStyle w:val="001000000000" w:firstRow="0" w:lastRow="0" w:firstColumn="1" w:lastColumn="0" w:oddVBand="0" w:evenVBand="0" w:oddHBand="0" w:evenHBand="0" w:firstRowFirstColumn="0" w:firstRowLastColumn="0" w:lastRowFirstColumn="0" w:lastRowLastColumn="0"/>
             <w:tcBorders/>
             <w:shd w:color="auto" w:fill="DBE5F1" w:themeFill="accent1" w:themeFillTint="33" w:val="clear"/>
@@ -8053,6 +8123,7 @@
             <w:pPr>
               <w:pStyle w:val="NormalWeb"/>
               <w:widowControl/>
+              <w:suppressAutoHyphens w:val="true"/>
               <w:spacing w:before="0" w:after="0"/>
               <w:jc w:val="both"/>
               <w:rPr>
@@ -8083,6 +8154,7 @@
             <w:pPr>
               <w:pStyle w:val="NormalWeb"/>
               <w:widowControl/>
+              <w:suppressAutoHyphens w:val="true"/>
               <w:spacing w:before="0" w:after="0"/>
               <w:jc w:val="both"/>
               <w:cnfStyle w:val="000000100000" w:firstRow="0" w:lastRow="0" w:firstColumn="0" w:lastColumn="0" w:oddVBand="0" w:evenVBand="0" w:oddHBand="1" w:evenHBand="0" w:firstRowFirstColumn="0" w:firstRowLastColumn="0" w:lastRowFirstColumn="0" w:lastRowLastColumn="0"/>
@@ -8102,7 +8174,7 @@
         </w:tc>
         <w:tc>
           <w:tcPr>
-            <w:tcW w:w="6325" w:type="dxa"/>
+            <w:tcW w:w="6326" w:type="dxa"/>
             <w:tcBorders/>
             <w:shd w:color="auto" w:fill="DBE5F1" w:themeFill="accent1" w:themeFillTint="33" w:val="clear"/>
           </w:tcPr>
@@ -8110,6 +8182,7 @@
             <w:pPr>
               <w:pStyle w:val="NormalWeb"/>
               <w:widowControl/>
+              <w:suppressAutoHyphens w:val="true"/>
               <w:spacing w:before="0" w:after="0"/>
               <w:jc w:val="both"/>
               <w:cnfStyle w:val="000000100000" w:firstRow="0" w:lastRow="0" w:firstColumn="0" w:lastColumn="0" w:oddVBand="0" w:evenVBand="0" w:oddHBand="1" w:evenHBand="0" w:firstRowFirstColumn="0" w:firstRowLastColumn="0" w:lastRowFirstColumn="0" w:lastRowLastColumn="0"/>
@@ -8132,7 +8205,7 @@
         <w:trPr/>
         <w:tc>
           <w:tcPr>
-            <w:tcW w:w="984" w:type="dxa"/>
+            <w:tcW w:w="983" w:type="dxa"/>
             <w:cnfStyle w:val="001000000000" w:firstRow="0" w:lastRow="0" w:firstColumn="1" w:lastColumn="0" w:oddVBand="0" w:evenVBand="0" w:oddHBand="0" w:evenHBand="0" w:firstRowFirstColumn="0" w:firstRowLastColumn="0" w:lastRowFirstColumn="0" w:lastRowLastColumn="0"/>
             <w:tcBorders/>
           </w:tcPr>
@@ -8140,6 +8213,7 @@
             <w:pPr>
               <w:pStyle w:val="NormalWeb"/>
               <w:widowControl/>
+              <w:suppressAutoHyphens w:val="true"/>
               <w:spacing w:before="0" w:after="0"/>
               <w:jc w:val="both"/>
               <w:rPr>
@@ -8169,6 +8243,7 @@
             <w:pPr>
               <w:pStyle w:val="NormalWeb"/>
               <w:widowControl/>
+              <w:suppressAutoHyphens w:val="true"/>
               <w:spacing w:before="0" w:after="0"/>
               <w:jc w:val="both"/>
               <w:cnfStyle w:val="000000000000" w:firstRow="0" w:lastRow="0" w:firstColumn="0" w:lastColumn="0" w:oddVBand="0" w:evenVBand="0" w:oddHBand="0" w:evenHBand="0" w:firstRowFirstColumn="0" w:firstRowLastColumn="0" w:lastRowFirstColumn="0" w:lastRowLastColumn="0"/>
@@ -8188,13 +8263,14 @@
         </w:tc>
         <w:tc>
           <w:tcPr>
-            <w:tcW w:w="6325" w:type="dxa"/>
-            <w:tcBorders/>
-          </w:tcPr>
-          <w:p>
-            <w:pPr>
-              <w:pStyle w:val="NormalWeb"/>
-              <w:widowControl/>
+            <w:tcW w:w="6326" w:type="dxa"/>
+            <w:tcBorders/>
+          </w:tcPr>
+          <w:p>
+            <w:pPr>
+              <w:pStyle w:val="NormalWeb"/>
+              <w:widowControl/>
+              <w:suppressAutoHyphens w:val="true"/>
               <w:spacing w:before="0" w:after="0"/>
               <w:jc w:val="both"/>
               <w:cnfStyle w:val="000000000000" w:firstRow="0" w:lastRow="0" w:firstColumn="0" w:lastColumn="0" w:oddVBand="0" w:evenVBand="0" w:oddHBand="0" w:evenHBand="0" w:firstRowFirstColumn="0" w:firstRowLastColumn="0" w:lastRowFirstColumn="0" w:lastRowLastColumn="0"/>
@@ -8208,7 +8284,7 @@
                 <w:kern w:val="0"/>
                 <w:lang w:val="pt-BR" w:eastAsia="pt-BR" w:bidi="ar-SA"/>
               </w:rPr>
-              <w:t xml:space="preserve">Após 3 horas da chegada do voluntário ao evento será enviado novamente uma notificação para o ele confirmar sua presença no local, caso não tenha uma resposta dentro de 9 horas, sua saída será confirmada automaticamente. </w:t>
+              <w:t>Após 3 horas da chegada do voluntário ao evento será enviado novamente uma notificação para o ele confirmar sua presença no local, caso não tenha uma resposta dentro de 9 horas, sua saída será confirmada automaticamente.</w:t>
             </w:r>
           </w:p>
         </w:tc>
@@ -8219,7 +8295,7 @@
         </w:trPr>
         <w:tc>
           <w:tcPr>
-            <w:tcW w:w="984" w:type="dxa"/>
+            <w:tcW w:w="983" w:type="dxa"/>
             <w:cnfStyle w:val="001000000000" w:firstRow="0" w:lastRow="0" w:firstColumn="1" w:lastColumn="0" w:oddVBand="0" w:evenVBand="0" w:oddHBand="0" w:evenHBand="0" w:firstRowFirstColumn="0" w:firstRowLastColumn="0" w:lastRowFirstColumn="0" w:lastRowLastColumn="0"/>
             <w:tcBorders/>
             <w:shd w:color="auto" w:fill="DBE5F1" w:themeFill="accent1" w:themeFillTint="33" w:val="clear"/>
@@ -8228,6 +8304,7 @@
             <w:pPr>
               <w:pStyle w:val="NormalWeb"/>
               <w:widowControl/>
+              <w:suppressAutoHyphens w:val="true"/>
               <w:spacing w:before="0" w:after="0"/>
               <w:jc w:val="both"/>
               <w:rPr>
@@ -8258,6 +8335,7 @@
             <w:pPr>
               <w:pStyle w:val="NormalWeb"/>
               <w:widowControl/>
+              <w:suppressAutoHyphens w:val="true"/>
               <w:spacing w:before="0" w:after="0"/>
               <w:jc w:val="both"/>
               <w:cnfStyle w:val="000000100000" w:firstRow="0" w:lastRow="0" w:firstColumn="0" w:lastColumn="0" w:oddVBand="0" w:evenVBand="0" w:oddHBand="1" w:evenHBand="0" w:firstRowFirstColumn="0" w:firstRowLastColumn="0" w:lastRowFirstColumn="0" w:lastRowLastColumn="0"/>
@@ -8277,7 +8355,7 @@
         </w:tc>
         <w:tc>
           <w:tcPr>
-            <w:tcW w:w="6325" w:type="dxa"/>
+            <w:tcW w:w="6326" w:type="dxa"/>
             <w:tcBorders/>
             <w:shd w:color="auto" w:fill="DBE5F1" w:themeFill="accent1" w:themeFillTint="33" w:val="clear"/>
           </w:tcPr>
@@ -8285,6 +8363,7 @@
             <w:pPr>
               <w:pStyle w:val="NormalWeb"/>
               <w:widowControl/>
+              <w:suppressAutoHyphens w:val="true"/>
               <w:spacing w:before="0" w:after="0"/>
               <w:jc w:val="both"/>
               <w:cnfStyle w:val="000000100000" w:firstRow="0" w:lastRow="0" w:firstColumn="0" w:lastColumn="0" w:oddVBand="0" w:evenVBand="0" w:oddHBand="1" w:evenHBand="0" w:firstRowFirstColumn="0" w:firstRowLastColumn="0" w:lastRowFirstColumn="0" w:lastRowLastColumn="0"/>
@@ -8307,7 +8386,7 @@
         <w:trPr/>
         <w:tc>
           <w:tcPr>
-            <w:tcW w:w="984" w:type="dxa"/>
+            <w:tcW w:w="983" w:type="dxa"/>
             <w:cnfStyle w:val="001000000000" w:firstRow="0" w:lastRow="0" w:firstColumn="1" w:lastColumn="0" w:oddVBand="0" w:evenVBand="0" w:oddHBand="0" w:evenHBand="0" w:firstRowFirstColumn="0" w:firstRowLastColumn="0" w:lastRowFirstColumn="0" w:lastRowLastColumn="0"/>
             <w:tcBorders/>
           </w:tcPr>
@@ -8315,6 +8394,7 @@
             <w:pPr>
               <w:pStyle w:val="NormalWeb"/>
               <w:widowControl/>
+              <w:suppressAutoHyphens w:val="true"/>
               <w:spacing w:before="0" w:after="0"/>
               <w:jc w:val="both"/>
               <w:rPr>
@@ -8344,6 +8424,7 @@
             <w:pPr>
               <w:pStyle w:val="NormalWeb"/>
               <w:widowControl/>
+              <w:suppressAutoHyphens w:val="true"/>
               <w:spacing w:before="0" w:after="0"/>
               <w:jc w:val="both"/>
               <w:cnfStyle w:val="000000000000" w:firstRow="0" w:lastRow="0" w:firstColumn="0" w:lastColumn="0" w:oddVBand="0" w:evenVBand="0" w:oddHBand="0" w:evenHBand="0" w:firstRowFirstColumn="0" w:firstRowLastColumn="0" w:lastRowFirstColumn="0" w:lastRowLastColumn="0"/>
@@ -8363,13 +8444,14 @@
         </w:tc>
         <w:tc>
           <w:tcPr>
-            <w:tcW w:w="6325" w:type="dxa"/>
-            <w:tcBorders/>
-          </w:tcPr>
-          <w:p>
-            <w:pPr>
-              <w:pStyle w:val="NormalWeb"/>
-              <w:widowControl/>
+            <w:tcW w:w="6326" w:type="dxa"/>
+            <w:tcBorders/>
+          </w:tcPr>
+          <w:p>
+            <w:pPr>
+              <w:pStyle w:val="NormalWeb"/>
+              <w:widowControl/>
+              <w:suppressAutoHyphens w:val="true"/>
               <w:spacing w:before="0" w:after="0"/>
               <w:jc w:val="both"/>
               <w:cnfStyle w:val="000000000000" w:firstRow="0" w:lastRow="0" w:firstColumn="0" w:lastColumn="0" w:oddVBand="0" w:evenVBand="0" w:oddHBand="0" w:evenHBand="0" w:firstRowFirstColumn="0" w:firstRowLastColumn="0" w:lastRowFirstColumn="0" w:lastRowLastColumn="0"/>
@@ -8394,7 +8476,7 @@
         </w:trPr>
         <w:tc>
           <w:tcPr>
-            <w:tcW w:w="984" w:type="dxa"/>
+            <w:tcW w:w="983" w:type="dxa"/>
             <w:cnfStyle w:val="001000000000" w:firstRow="0" w:lastRow="0" w:firstColumn="1" w:lastColumn="0" w:oddVBand="0" w:evenVBand="0" w:oddHBand="0" w:evenHBand="0" w:firstRowFirstColumn="0" w:firstRowLastColumn="0" w:lastRowFirstColumn="0" w:lastRowLastColumn="0"/>
             <w:tcBorders/>
             <w:shd w:color="auto" w:fill="DBE5F1" w:themeFill="accent1" w:themeFillTint="33" w:val="clear"/>
@@ -8403,6 +8485,7 @@
             <w:pPr>
               <w:pStyle w:val="NormalWeb"/>
               <w:widowControl/>
+              <w:suppressAutoHyphens w:val="true"/>
               <w:spacing w:before="0" w:after="0"/>
               <w:jc w:val="both"/>
               <w:rPr>
@@ -8433,6 +8516,7 @@
             <w:pPr>
               <w:pStyle w:val="NormalWeb"/>
               <w:widowControl/>
+              <w:suppressAutoHyphens w:val="true"/>
               <w:spacing w:before="0" w:after="0"/>
               <w:jc w:val="both"/>
               <w:cnfStyle w:val="000000100000" w:firstRow="0" w:lastRow="0" w:firstColumn="0" w:lastColumn="0" w:oddVBand="0" w:evenVBand="0" w:oddHBand="1" w:evenHBand="0" w:firstRowFirstColumn="0" w:firstRowLastColumn="0" w:lastRowFirstColumn="0" w:lastRowLastColumn="0"/>
@@ -8452,7 +8536,7 @@
         </w:tc>
         <w:tc>
           <w:tcPr>
-            <w:tcW w:w="6325" w:type="dxa"/>
+            <w:tcW w:w="6326" w:type="dxa"/>
             <w:tcBorders/>
             <w:shd w:color="auto" w:fill="DBE5F1" w:themeFill="accent1" w:themeFillTint="33" w:val="clear"/>
           </w:tcPr>
@@ -8460,6 +8544,7 @@
             <w:pPr>
               <w:pStyle w:val="NormalWeb"/>
               <w:widowControl/>
+              <w:suppressAutoHyphens w:val="true"/>
               <w:spacing w:before="0" w:after="0"/>
               <w:jc w:val="both"/>
               <w:cnfStyle w:val="000000100000" w:firstRow="0" w:lastRow="0" w:firstColumn="0" w:lastColumn="0" w:oddVBand="0" w:evenVBand="0" w:oddHBand="1" w:evenHBand="0" w:firstRowFirstColumn="0" w:firstRowLastColumn="0" w:lastRowFirstColumn="0" w:lastRowLastColumn="0"/>
@@ -8537,9 +8622,9 @@
         <w:tblLook w:val="04a0" w:noHBand="0" w:noVBand="1" w:firstColumn="1" w:lastRow="0" w:lastColumn="0" w:firstRow="1"/>
       </w:tblPr>
       <w:tblGrid>
-        <w:gridCol w:w="829"/>
+        <w:gridCol w:w="828"/>
         <w:gridCol w:w="2444"/>
-        <w:gridCol w:w="2133"/>
+        <w:gridCol w:w="2134"/>
         <w:gridCol w:w="3612"/>
       </w:tblGrid>
       <w:tr>
@@ -8548,7 +8633,7 @@
         </w:trPr>
         <w:tc>
           <w:tcPr>
-            <w:tcW w:w="829" w:type="dxa"/>
+            <w:tcW w:w="828" w:type="dxa"/>
             <w:cnfStyle w:val="001000000000" w:firstRow="0" w:lastRow="0" w:firstColumn="1" w:lastColumn="0" w:oddVBand="0" w:evenVBand="0" w:oddHBand="0" w:evenHBand="0" w:firstRowFirstColumn="0" w:firstRowLastColumn="0" w:lastRowFirstColumn="0" w:lastRowLastColumn="0"/>
             <w:tcBorders>
               <w:top w:val="single" w:sz="4" w:space="0" w:color="4F81BD"/>
@@ -8562,6 +8647,7 @@
             <w:pPr>
               <w:pStyle w:val="NormalWeb"/>
               <w:widowControl/>
+              <w:suppressAutoHyphens w:val="true"/>
               <w:spacing w:before="0" w:after="0"/>
               <w:jc w:val="both"/>
               <w:rPr>
@@ -8596,6 +8682,7 @@
             <w:pPr>
               <w:pStyle w:val="NormalWeb"/>
               <w:widowControl/>
+              <w:suppressAutoHyphens w:val="true"/>
               <w:spacing w:before="0" w:after="0"/>
               <w:jc w:val="both"/>
               <w:cnfStyle w:val="100000000000" w:firstRow="1" w:lastRow="0" w:firstColumn="0" w:lastColumn="0" w:oddVBand="0" w:evenVBand="0" w:oddHBand="0" w:evenHBand="0" w:firstRowFirstColumn="0" w:firstRowLastColumn="0" w:lastRowFirstColumn="0" w:lastRowLastColumn="0"/>
@@ -8618,7 +8705,7 @@
         </w:tc>
         <w:tc>
           <w:tcPr>
-            <w:tcW w:w="2133" w:type="dxa"/>
+            <w:tcW w:w="2134" w:type="dxa"/>
             <w:tcBorders>
               <w:top w:val="single" w:sz="4" w:space="0" w:color="4F81BD"/>
               <w:left w:val="single" w:sz="4" w:space="0" w:color="4F81BD"/>
@@ -8631,6 +8718,7 @@
             <w:pPr>
               <w:pStyle w:val="NormalWeb"/>
               <w:widowControl/>
+              <w:suppressAutoHyphens w:val="true"/>
               <w:spacing w:before="0" w:after="0"/>
               <w:jc w:val="both"/>
               <w:cnfStyle w:val="100000000000" w:firstRow="1" w:lastRow="0" w:firstColumn="0" w:lastColumn="0" w:oddVBand="0" w:evenVBand="0" w:oddHBand="0" w:evenHBand="0" w:firstRowFirstColumn="0" w:firstRowLastColumn="0" w:lastRowFirstColumn="0" w:lastRowLastColumn="0"/>
@@ -8666,6 +8754,7 @@
             <w:pPr>
               <w:pStyle w:val="NormalWeb"/>
               <w:widowControl/>
+              <w:suppressAutoHyphens w:val="true"/>
               <w:spacing w:before="0" w:after="0"/>
               <w:jc w:val="both"/>
               <w:cnfStyle w:val="100000000000" w:firstRow="1" w:lastRow="0" w:firstColumn="0" w:lastColumn="0" w:oddVBand="0" w:evenVBand="0" w:oddHBand="0" w:evenHBand="0" w:firstRowFirstColumn="0" w:firstRowLastColumn="0" w:lastRowFirstColumn="0" w:lastRowLastColumn="0"/>
@@ -8693,7 +8782,7 @@
         </w:trPr>
         <w:tc>
           <w:tcPr>
-            <w:tcW w:w="829" w:type="dxa"/>
+            <w:tcW w:w="828" w:type="dxa"/>
             <w:cnfStyle w:val="001000000000" w:firstRow="0" w:lastRow="0" w:firstColumn="1" w:lastColumn="0" w:oddVBand="0" w:evenVBand="0" w:oddHBand="0" w:evenHBand="0" w:firstRowFirstColumn="0" w:firstRowLastColumn="0" w:lastRowFirstColumn="0" w:lastRowLastColumn="0"/>
             <w:tcBorders/>
             <w:shd w:color="auto" w:fill="DBE5F1" w:themeFill="accent1" w:themeFillTint="33" w:val="clear"/>
@@ -8702,6 +8791,7 @@
             <w:pPr>
               <w:pStyle w:val="NormalWeb"/>
               <w:widowControl/>
+              <w:suppressAutoHyphens w:val="true"/>
               <w:spacing w:before="0" w:after="0"/>
               <w:jc w:val="both"/>
               <w:rPr>
@@ -8732,6 +8822,7 @@
             <w:pPr>
               <w:pStyle w:val="NormalWeb"/>
               <w:widowControl/>
+              <w:suppressAutoHyphens w:val="true"/>
               <w:spacing w:before="0" w:after="0"/>
               <w:jc w:val="both"/>
               <w:cnfStyle w:val="000000100000" w:firstRow="0" w:lastRow="0" w:firstColumn="0" w:lastColumn="0" w:oddVBand="0" w:evenVBand="0" w:oddHBand="1" w:evenHBand="0" w:firstRowFirstColumn="0" w:firstRowLastColumn="0" w:lastRowFirstColumn="0" w:lastRowLastColumn="0"/>
@@ -8751,7 +8842,7 @@
         </w:tc>
         <w:tc>
           <w:tcPr>
-            <w:tcW w:w="2133" w:type="dxa"/>
+            <w:tcW w:w="2134" w:type="dxa"/>
             <w:tcBorders/>
             <w:shd w:color="auto" w:fill="DBE5F1" w:themeFill="accent1" w:themeFillTint="33" w:val="clear"/>
           </w:tcPr>
@@ -8759,6 +8850,7 @@
             <w:pPr>
               <w:pStyle w:val="NormalWeb"/>
               <w:widowControl/>
+              <w:suppressAutoHyphens w:val="true"/>
               <w:spacing w:before="0" w:after="0"/>
               <w:jc w:val="both"/>
               <w:cnfStyle w:val="000000100000" w:firstRow="0" w:lastRow="0" w:firstColumn="0" w:lastColumn="0" w:oddVBand="0" w:evenVBand="0" w:oddHBand="1" w:evenHBand="0" w:firstRowFirstColumn="0" w:firstRowLastColumn="0" w:lastRowFirstColumn="0" w:lastRowLastColumn="0"/>
@@ -8786,6 +8878,7 @@
             <w:pPr>
               <w:pStyle w:val="NormalWeb"/>
               <w:widowControl/>
+              <w:suppressAutoHyphens w:val="true"/>
               <w:spacing w:before="0" w:after="0"/>
               <w:jc w:val="both"/>
               <w:cnfStyle w:val="000000100000" w:firstRow="0" w:lastRow="0" w:firstColumn="0" w:lastColumn="0" w:oddVBand="0" w:evenVBand="0" w:oddHBand="1" w:evenHBand="0" w:firstRowFirstColumn="0" w:firstRowLastColumn="0" w:lastRowFirstColumn="0" w:lastRowLastColumn="0"/>
@@ -8808,7 +8901,7 @@
         <w:trPr/>
         <w:tc>
           <w:tcPr>
-            <w:tcW w:w="829" w:type="dxa"/>
+            <w:tcW w:w="828" w:type="dxa"/>
             <w:cnfStyle w:val="001000000000" w:firstRow="0" w:lastRow="0" w:firstColumn="1" w:lastColumn="0" w:oddVBand="0" w:evenVBand="0" w:oddHBand="0" w:evenHBand="0" w:firstRowFirstColumn="0" w:firstRowLastColumn="0" w:lastRowFirstColumn="0" w:lastRowLastColumn="0"/>
             <w:tcBorders/>
           </w:tcPr>
@@ -8816,6 +8909,7 @@
             <w:pPr>
               <w:pStyle w:val="NormalWeb"/>
               <w:widowControl/>
+              <w:suppressAutoHyphens w:val="true"/>
               <w:spacing w:before="0" w:after="0"/>
               <w:jc w:val="both"/>
               <w:rPr>
@@ -8845,6 +8939,7 @@
             <w:pPr>
               <w:pStyle w:val="NormalWeb"/>
               <w:widowControl/>
+              <w:suppressAutoHyphens w:val="true"/>
               <w:spacing w:before="0" w:after="0"/>
               <w:jc w:val="both"/>
               <w:cnfStyle w:val="000000000000" w:firstRow="0" w:lastRow="0" w:firstColumn="0" w:lastColumn="0" w:oddVBand="0" w:evenVBand="0" w:oddHBand="0" w:evenHBand="0" w:firstRowFirstColumn="0" w:firstRowLastColumn="0" w:lastRowFirstColumn="0" w:lastRowLastColumn="0"/>
@@ -8864,13 +8959,14 @@
         </w:tc>
         <w:tc>
           <w:tcPr>
-            <w:tcW w:w="2133" w:type="dxa"/>
-            <w:tcBorders/>
-          </w:tcPr>
-          <w:p>
-            <w:pPr>
-              <w:pStyle w:val="NormalWeb"/>
-              <w:widowControl/>
+            <w:tcW w:w="2134" w:type="dxa"/>
+            <w:tcBorders/>
+          </w:tcPr>
+          <w:p>
+            <w:pPr>
+              <w:pStyle w:val="NormalWeb"/>
+              <w:widowControl/>
+              <w:suppressAutoHyphens w:val="true"/>
               <w:spacing w:before="0" w:after="0"/>
               <w:jc w:val="both"/>
               <w:cnfStyle w:val="000000000000" w:firstRow="0" w:lastRow="0" w:firstColumn="0" w:lastColumn="0" w:oddVBand="0" w:evenVBand="0" w:oddHBand="0" w:evenHBand="0" w:firstRowFirstColumn="0" w:firstRowLastColumn="0" w:lastRowFirstColumn="0" w:lastRowLastColumn="0"/>
@@ -8897,6 +8993,7 @@
             <w:pPr>
               <w:pStyle w:val="NormalWeb"/>
               <w:widowControl/>
+              <w:suppressAutoHyphens w:val="true"/>
               <w:spacing w:before="0" w:after="0"/>
               <w:jc w:val="both"/>
               <w:cnfStyle w:val="000000000000" w:firstRow="0" w:lastRow="0" w:firstColumn="0" w:lastColumn="0" w:oddVBand="0" w:evenVBand="0" w:oddHBand="0" w:evenHBand="0" w:firstRowFirstColumn="0" w:firstRowLastColumn="0" w:lastRowFirstColumn="0" w:lastRowLastColumn="0"/>
@@ -8921,7 +9018,7 @@
         </w:trPr>
         <w:tc>
           <w:tcPr>
-            <w:tcW w:w="829" w:type="dxa"/>
+            <w:tcW w:w="828" w:type="dxa"/>
             <w:cnfStyle w:val="001000000000" w:firstRow="0" w:lastRow="0" w:firstColumn="1" w:lastColumn="0" w:oddVBand="0" w:evenVBand="0" w:oddHBand="0" w:evenHBand="0" w:firstRowFirstColumn="0" w:firstRowLastColumn="0" w:lastRowFirstColumn="0" w:lastRowLastColumn="0"/>
             <w:tcBorders/>
             <w:shd w:color="auto" w:fill="DBE5F1" w:themeFill="accent1" w:themeFillTint="33" w:val="clear"/>
@@ -8930,6 +9027,7 @@
             <w:pPr>
               <w:pStyle w:val="NormalWeb"/>
               <w:widowControl/>
+              <w:suppressAutoHyphens w:val="true"/>
               <w:spacing w:before="0" w:after="0"/>
               <w:jc w:val="both"/>
               <w:rPr>
@@ -8960,6 +9058,7 @@
             <w:pPr>
               <w:pStyle w:val="NormalWeb"/>
               <w:widowControl/>
+              <w:suppressAutoHyphens w:val="true"/>
               <w:spacing w:before="0" w:after="0"/>
               <w:jc w:val="both"/>
               <w:cnfStyle w:val="000000100000" w:firstRow="0" w:lastRow="0" w:firstColumn="0" w:lastColumn="0" w:oddVBand="0" w:evenVBand="0" w:oddHBand="1" w:evenHBand="0" w:firstRowFirstColumn="0" w:firstRowLastColumn="0" w:lastRowFirstColumn="0" w:lastRowLastColumn="0"/>
@@ -8979,7 +9078,7 @@
         </w:tc>
         <w:tc>
           <w:tcPr>
-            <w:tcW w:w="2133" w:type="dxa"/>
+            <w:tcW w:w="2134" w:type="dxa"/>
             <w:tcBorders/>
             <w:shd w:color="auto" w:fill="DBE5F1" w:themeFill="accent1" w:themeFillTint="33" w:val="clear"/>
           </w:tcPr>
@@ -8987,6 +9086,7 @@
             <w:pPr>
               <w:pStyle w:val="NormalWeb"/>
               <w:widowControl/>
+              <w:suppressAutoHyphens w:val="true"/>
               <w:spacing w:before="0" w:after="0"/>
               <w:jc w:val="both"/>
               <w:cnfStyle w:val="000000100000" w:firstRow="0" w:lastRow="0" w:firstColumn="0" w:lastColumn="0" w:oddVBand="0" w:evenVBand="0" w:oddHBand="1" w:evenHBand="0" w:firstRowFirstColumn="0" w:firstRowLastColumn="0" w:lastRowFirstColumn="0" w:lastRowLastColumn="0"/>
@@ -9014,6 +9114,7 @@
             <w:pPr>
               <w:pStyle w:val="NormalWeb"/>
               <w:widowControl/>
+              <w:suppressAutoHyphens w:val="true"/>
               <w:spacing w:before="0" w:after="0"/>
               <w:jc w:val="both"/>
               <w:cnfStyle w:val="000000100000" w:firstRow="0" w:lastRow="0" w:firstColumn="0" w:lastColumn="0" w:oddVBand="0" w:evenVBand="0" w:oddHBand="1" w:evenHBand="0" w:firstRowFirstColumn="0" w:firstRowLastColumn="0" w:lastRowFirstColumn="0" w:lastRowLastColumn="0"/>
@@ -9036,7 +9137,7 @@
         <w:trPr/>
         <w:tc>
           <w:tcPr>
-            <w:tcW w:w="829" w:type="dxa"/>
+            <w:tcW w:w="828" w:type="dxa"/>
             <w:cnfStyle w:val="001000000000" w:firstRow="0" w:lastRow="0" w:firstColumn="1" w:lastColumn="0" w:oddVBand="0" w:evenVBand="0" w:oddHBand="0" w:evenHBand="0" w:firstRowFirstColumn="0" w:firstRowLastColumn="0" w:lastRowFirstColumn="0" w:lastRowLastColumn="0"/>
             <w:tcBorders/>
           </w:tcPr>
@@ -9044,6 +9145,7 @@
             <w:pPr>
               <w:pStyle w:val="NormalWeb"/>
               <w:widowControl/>
+              <w:suppressAutoHyphens w:val="true"/>
               <w:spacing w:before="0" w:after="0"/>
               <w:jc w:val="both"/>
               <w:rPr>
@@ -9073,6 +9175,7 @@
             <w:pPr>
               <w:pStyle w:val="NormalWeb"/>
               <w:widowControl/>
+              <w:suppressAutoHyphens w:val="true"/>
               <w:spacing w:before="0" w:after="0"/>
               <w:jc w:val="both"/>
               <w:cnfStyle w:val="000000000000" w:firstRow="0" w:lastRow="0" w:firstColumn="0" w:lastColumn="0" w:oddVBand="0" w:evenVBand="0" w:oddHBand="0" w:evenHBand="0" w:firstRowFirstColumn="0" w:firstRowLastColumn="0" w:lastRowFirstColumn="0" w:lastRowLastColumn="0"/>
@@ -9092,13 +9195,14 @@
         </w:tc>
         <w:tc>
           <w:tcPr>
-            <w:tcW w:w="2133" w:type="dxa"/>
-            <w:tcBorders/>
-          </w:tcPr>
-          <w:p>
-            <w:pPr>
-              <w:pStyle w:val="NormalWeb"/>
-              <w:widowControl/>
+            <w:tcW w:w="2134" w:type="dxa"/>
+            <w:tcBorders/>
+          </w:tcPr>
+          <w:p>
+            <w:pPr>
+              <w:pStyle w:val="NormalWeb"/>
+              <w:widowControl/>
+              <w:suppressAutoHyphens w:val="true"/>
               <w:spacing w:before="0" w:after="0"/>
               <w:jc w:val="both"/>
               <w:cnfStyle w:val="000000000000" w:firstRow="0" w:lastRow="0" w:firstColumn="0" w:lastColumn="0" w:oddVBand="0" w:evenVBand="0" w:oddHBand="0" w:evenHBand="0" w:firstRowFirstColumn="0" w:firstRowLastColumn="0" w:lastRowFirstColumn="0" w:lastRowLastColumn="0"/>
@@ -9125,6 +9229,7 @@
             <w:pPr>
               <w:pStyle w:val="NormalWeb"/>
               <w:widowControl/>
+              <w:suppressAutoHyphens w:val="true"/>
               <w:spacing w:before="0" w:after="0"/>
               <w:jc w:val="both"/>
               <w:cnfStyle w:val="000000000000" w:firstRow="0" w:lastRow="0" w:firstColumn="0" w:lastColumn="0" w:oddVBand="0" w:evenVBand="0" w:oddHBand="0" w:evenHBand="0" w:firstRowFirstColumn="0" w:firstRowLastColumn="0" w:lastRowFirstColumn="0" w:lastRowLastColumn="0"/>
@@ -9149,7 +9254,7 @@
         </w:trPr>
         <w:tc>
           <w:tcPr>
-            <w:tcW w:w="829" w:type="dxa"/>
+            <w:tcW w:w="828" w:type="dxa"/>
             <w:cnfStyle w:val="001000000000" w:firstRow="0" w:lastRow="0" w:firstColumn="1" w:lastColumn="0" w:oddVBand="0" w:evenVBand="0" w:oddHBand="0" w:evenHBand="0" w:firstRowFirstColumn="0" w:firstRowLastColumn="0" w:lastRowFirstColumn="0" w:lastRowLastColumn="0"/>
             <w:tcBorders/>
             <w:shd w:color="auto" w:fill="DBE5F1" w:themeFill="accent1" w:themeFillTint="33" w:val="clear"/>
@@ -9158,6 +9263,7 @@
             <w:pPr>
               <w:pStyle w:val="NormalWeb"/>
               <w:widowControl/>
+              <w:suppressAutoHyphens w:val="true"/>
               <w:spacing w:before="0" w:after="0"/>
               <w:jc w:val="both"/>
               <w:rPr>
@@ -9188,6 +9294,7 @@
             <w:pPr>
               <w:pStyle w:val="NormalWeb"/>
               <w:widowControl/>
+              <w:suppressAutoHyphens w:val="true"/>
               <w:spacing w:before="0" w:after="0"/>
               <w:jc w:val="both"/>
               <w:cnfStyle w:val="000000100000" w:firstRow="0" w:lastRow="0" w:firstColumn="0" w:lastColumn="0" w:oddVBand="0" w:evenVBand="0" w:oddHBand="1" w:evenHBand="0" w:firstRowFirstColumn="0" w:firstRowLastColumn="0" w:lastRowFirstColumn="0" w:lastRowLastColumn="0"/>
@@ -9207,7 +9314,7 @@
         </w:tc>
         <w:tc>
           <w:tcPr>
-            <w:tcW w:w="2133" w:type="dxa"/>
+            <w:tcW w:w="2134" w:type="dxa"/>
             <w:tcBorders/>
             <w:shd w:color="auto" w:fill="DBE5F1" w:themeFill="accent1" w:themeFillTint="33" w:val="clear"/>
           </w:tcPr>
@@ -9215,6 +9322,7 @@
             <w:pPr>
               <w:pStyle w:val="NormalWeb"/>
               <w:widowControl/>
+              <w:suppressAutoHyphens w:val="true"/>
               <w:spacing w:before="0" w:after="0"/>
               <w:jc w:val="both"/>
               <w:cnfStyle w:val="000000100000" w:firstRow="0" w:lastRow="0" w:firstColumn="0" w:lastColumn="0" w:oddVBand="0" w:evenVBand="0" w:oddHBand="1" w:evenHBand="0" w:firstRowFirstColumn="0" w:firstRowLastColumn="0" w:lastRowFirstColumn="0" w:lastRowLastColumn="0"/>
@@ -9242,6 +9350,7 @@
             <w:pPr>
               <w:pStyle w:val="NormalWeb"/>
               <w:widowControl/>
+              <w:suppressAutoHyphens w:val="true"/>
               <w:spacing w:before="0" w:after="0"/>
               <w:jc w:val="both"/>
               <w:cnfStyle w:val="000000100000" w:firstRow="0" w:lastRow="0" w:firstColumn="0" w:lastColumn="0" w:oddVBand="0" w:evenVBand="0" w:oddHBand="1" w:evenHBand="0" w:firstRowFirstColumn="0" w:firstRowLastColumn="0" w:lastRowFirstColumn="0" w:lastRowLastColumn="0"/>
@@ -9264,7 +9373,7 @@
         <w:trPr/>
         <w:tc>
           <w:tcPr>
-            <w:tcW w:w="829" w:type="dxa"/>
+            <w:tcW w:w="828" w:type="dxa"/>
             <w:cnfStyle w:val="001000000000" w:firstRow="0" w:lastRow="0" w:firstColumn="1" w:lastColumn="0" w:oddVBand="0" w:evenVBand="0" w:oddHBand="0" w:evenHBand="0" w:firstRowFirstColumn="0" w:firstRowLastColumn="0" w:lastRowFirstColumn="0" w:lastRowLastColumn="0"/>
             <w:tcBorders/>
           </w:tcPr>
@@ -9272,6 +9381,7 @@
             <w:pPr>
               <w:pStyle w:val="NormalWeb"/>
               <w:widowControl/>
+              <w:suppressAutoHyphens w:val="true"/>
               <w:spacing w:before="0" w:after="0"/>
               <w:jc w:val="both"/>
               <w:rPr>
@@ -9301,6 +9411,7 @@
             <w:pPr>
               <w:pStyle w:val="NormalWeb"/>
               <w:widowControl/>
+              <w:suppressAutoHyphens w:val="true"/>
               <w:spacing w:before="0" w:after="0"/>
               <w:jc w:val="both"/>
               <w:cnfStyle w:val="000000000000" w:firstRow="0" w:lastRow="0" w:firstColumn="0" w:lastColumn="0" w:oddVBand="0" w:evenVBand="0" w:oddHBand="0" w:evenHBand="0" w:firstRowFirstColumn="0" w:firstRowLastColumn="0" w:lastRowFirstColumn="0" w:lastRowLastColumn="0"/>
@@ -9320,13 +9431,14 @@
         </w:tc>
         <w:tc>
           <w:tcPr>
-            <w:tcW w:w="2133" w:type="dxa"/>
-            <w:tcBorders/>
-          </w:tcPr>
-          <w:p>
-            <w:pPr>
-              <w:pStyle w:val="NormalWeb"/>
-              <w:widowControl/>
+            <w:tcW w:w="2134" w:type="dxa"/>
+            <w:tcBorders/>
+          </w:tcPr>
+          <w:p>
+            <w:pPr>
+              <w:pStyle w:val="NormalWeb"/>
+              <w:widowControl/>
+              <w:suppressAutoHyphens w:val="true"/>
               <w:spacing w:before="0" w:after="0"/>
               <w:jc w:val="both"/>
               <w:cnfStyle w:val="000000000000" w:firstRow="0" w:lastRow="0" w:firstColumn="0" w:lastColumn="0" w:oddVBand="0" w:evenVBand="0" w:oddHBand="0" w:evenHBand="0" w:firstRowFirstColumn="0" w:firstRowLastColumn="0" w:lastRowFirstColumn="0" w:lastRowLastColumn="0"/>
@@ -9353,6 +9465,7 @@
             <w:pPr>
               <w:pStyle w:val="Normal"/>
               <w:widowControl/>
+              <w:suppressAutoHyphens w:val="true"/>
               <w:spacing w:lineRule="auto" w:line="240" w:before="0" w:after="480"/>
               <w:jc w:val="both"/>
               <w:cnfStyle w:val="000000000000" w:firstRow="0" w:lastRow="0" w:firstColumn="0" w:lastColumn="0" w:oddVBand="0" w:evenVBand="0" w:oddHBand="0" w:evenHBand="0" w:firstRowFirstColumn="0" w:firstRowLastColumn="0" w:lastRowFirstColumn="0" w:lastRowLastColumn="0"/>
@@ -9376,6 +9489,7 @@
             <w:pPr>
               <w:pStyle w:val="NormalWeb"/>
               <w:widowControl/>
+              <w:suppressAutoHyphens w:val="true"/>
               <w:spacing w:before="280" w:after="0"/>
               <w:jc w:val="both"/>
               <w:cnfStyle w:val="000000000000" w:firstRow="0" w:lastRow="0" w:firstColumn="0" w:lastColumn="0" w:oddVBand="0" w:evenVBand="0" w:oddHBand="0" w:evenHBand="0" w:firstRowFirstColumn="0" w:firstRowLastColumn="0" w:lastRowFirstColumn="0" w:lastRowLastColumn="0"/>
@@ -9386,8 +9500,6 @@
             <w:r>
               <w:rPr>
                 <w:rFonts w:cs="Arial" w:ascii="Arial" w:hAnsi="Arial"/>
-                <w:kern w:val="0"/>
-                <w:lang w:val="pt-BR" w:eastAsia="pt-BR" w:bidi="ar-SA"/>
               </w:rPr>
             </w:r>
           </w:p>
@@ -9399,7 +9511,7 @@
         </w:trPr>
         <w:tc>
           <w:tcPr>
-            <w:tcW w:w="829" w:type="dxa"/>
+            <w:tcW w:w="828" w:type="dxa"/>
             <w:cnfStyle w:val="001000000000" w:firstRow="0" w:lastRow="0" w:firstColumn="1" w:lastColumn="0" w:oddVBand="0" w:evenVBand="0" w:oddHBand="0" w:evenHBand="0" w:firstRowFirstColumn="0" w:firstRowLastColumn="0" w:lastRowFirstColumn="0" w:lastRowLastColumn="0"/>
             <w:tcBorders/>
             <w:shd w:color="auto" w:fill="DBE5F1" w:themeFill="accent1" w:themeFillTint="33" w:val="clear"/>
@@ -9408,6 +9520,7 @@
             <w:pPr>
               <w:pStyle w:val="NormalWeb"/>
               <w:widowControl/>
+              <w:suppressAutoHyphens w:val="true"/>
               <w:spacing w:before="0" w:after="0"/>
               <w:jc w:val="both"/>
               <w:rPr>
@@ -9438,6 +9551,7 @@
             <w:pPr>
               <w:pStyle w:val="NormalWeb"/>
               <w:widowControl/>
+              <w:suppressAutoHyphens w:val="true"/>
               <w:spacing w:before="0" w:after="0"/>
               <w:jc w:val="both"/>
               <w:cnfStyle w:val="000000100000" w:firstRow="0" w:lastRow="0" w:firstColumn="0" w:lastColumn="0" w:oddVBand="0" w:evenVBand="0" w:oddHBand="1" w:evenHBand="0" w:firstRowFirstColumn="0" w:firstRowLastColumn="0" w:lastRowFirstColumn="0" w:lastRowLastColumn="0"/>
@@ -9457,7 +9571,7 @@
         </w:tc>
         <w:tc>
           <w:tcPr>
-            <w:tcW w:w="2133" w:type="dxa"/>
+            <w:tcW w:w="2134" w:type="dxa"/>
             <w:tcBorders/>
             <w:shd w:color="auto" w:fill="DBE5F1" w:themeFill="accent1" w:themeFillTint="33" w:val="clear"/>
           </w:tcPr>
@@ -9465,6 +9579,7 @@
             <w:pPr>
               <w:pStyle w:val="NormalWeb"/>
               <w:widowControl/>
+              <w:suppressAutoHyphens w:val="true"/>
               <w:spacing w:before="0" w:after="0"/>
               <w:jc w:val="both"/>
               <w:cnfStyle w:val="000000100000" w:firstRow="0" w:lastRow="0" w:firstColumn="0" w:lastColumn="0" w:oddVBand="0" w:evenVBand="0" w:oddHBand="1" w:evenHBand="0" w:firstRowFirstColumn="0" w:firstRowLastColumn="0" w:lastRowFirstColumn="0" w:lastRowLastColumn="0"/>
@@ -9492,6 +9607,7 @@
             <w:pPr>
               <w:pStyle w:val="Normal"/>
               <w:widowControl/>
+              <w:suppressAutoHyphens w:val="true"/>
               <w:spacing w:lineRule="auto" w:line="240" w:before="0" w:after="480"/>
               <w:jc w:val="both"/>
               <w:cnfStyle w:val="000000100000" w:firstRow="0" w:lastRow="0" w:firstColumn="0" w:lastColumn="0" w:oddVBand="0" w:evenVBand="0" w:oddHBand="1" w:evenHBand="0" w:firstRowFirstColumn="0" w:firstRowLastColumn="0" w:lastRowFirstColumn="0" w:lastRowLastColumn="0"/>
@@ -9517,7 +9633,7 @@
         <w:trPr/>
         <w:tc>
           <w:tcPr>
-            <w:tcW w:w="829" w:type="dxa"/>
+            <w:tcW w:w="828" w:type="dxa"/>
             <w:cnfStyle w:val="001000000000" w:firstRow="0" w:lastRow="0" w:firstColumn="1" w:lastColumn="0" w:oddVBand="0" w:evenVBand="0" w:oddHBand="0" w:evenHBand="0" w:firstRowFirstColumn="0" w:firstRowLastColumn="0" w:lastRowFirstColumn="0" w:lastRowLastColumn="0"/>
             <w:tcBorders/>
           </w:tcPr>
@@ -9525,6 +9641,7 @@
             <w:pPr>
               <w:pStyle w:val="NormalWeb"/>
               <w:widowControl/>
+              <w:suppressAutoHyphens w:val="true"/>
               <w:spacing w:before="0" w:after="0"/>
               <w:jc w:val="both"/>
               <w:rPr>
@@ -9554,6 +9671,7 @@
             <w:pPr>
               <w:pStyle w:val="NormalWeb"/>
               <w:widowControl/>
+              <w:suppressAutoHyphens w:val="true"/>
               <w:spacing w:before="0" w:after="0"/>
               <w:jc w:val="both"/>
               <w:cnfStyle w:val="000000000000" w:firstRow="0" w:lastRow="0" w:firstColumn="0" w:lastColumn="0" w:oddVBand="0" w:evenVBand="0" w:oddHBand="0" w:evenHBand="0" w:firstRowFirstColumn="0" w:firstRowLastColumn="0" w:lastRowFirstColumn="0" w:lastRowLastColumn="0"/>
@@ -9573,13 +9691,14 @@
         </w:tc>
         <w:tc>
           <w:tcPr>
-            <w:tcW w:w="2133" w:type="dxa"/>
-            <w:tcBorders/>
-          </w:tcPr>
-          <w:p>
-            <w:pPr>
-              <w:pStyle w:val="NormalWeb"/>
-              <w:widowControl/>
+            <w:tcW w:w="2134" w:type="dxa"/>
+            <w:tcBorders/>
+          </w:tcPr>
+          <w:p>
+            <w:pPr>
+              <w:pStyle w:val="NormalWeb"/>
+              <w:widowControl/>
+              <w:suppressAutoHyphens w:val="true"/>
               <w:spacing w:before="0" w:after="0"/>
               <w:jc w:val="both"/>
               <w:cnfStyle w:val="000000000000" w:firstRow="0" w:lastRow="0" w:firstColumn="0" w:lastColumn="0" w:oddVBand="0" w:evenVBand="0" w:oddHBand="0" w:evenHBand="0" w:firstRowFirstColumn="0" w:firstRowLastColumn="0" w:lastRowFirstColumn="0" w:lastRowLastColumn="0"/>
@@ -9606,6 +9725,7 @@
             <w:pPr>
               <w:pStyle w:val="Normal"/>
               <w:widowControl/>
+              <w:suppressAutoHyphens w:val="true"/>
               <w:spacing w:lineRule="auto" w:line="240" w:before="0" w:after="480"/>
               <w:jc w:val="both"/>
               <w:cnfStyle w:val="000000000000" w:firstRow="0" w:lastRow="0" w:firstColumn="0" w:lastColumn="0" w:oddVBand="0" w:evenVBand="0" w:oddHBand="0" w:evenHBand="0" w:firstRowFirstColumn="0" w:firstRowLastColumn="0" w:lastRowFirstColumn="0" w:lastRowLastColumn="0"/>
@@ -10642,6 +10762,7 @@
             <w:pPr>
               <w:pStyle w:val="NormalWeb"/>
               <w:widowControl/>
+              <w:suppressAutoHyphens w:val="true"/>
               <w:spacing w:before="0" w:after="0"/>
               <w:jc w:val="both"/>
               <w:rPr>
@@ -10676,6 +10797,7 @@
             <w:pPr>
               <w:pStyle w:val="NormalWeb"/>
               <w:widowControl/>
+              <w:suppressAutoHyphens w:val="true"/>
               <w:spacing w:before="0" w:after="0"/>
               <w:jc w:val="both"/>
               <w:cnfStyle w:val="100000000000" w:firstRow="1" w:lastRow="0" w:firstColumn="0" w:lastColumn="0" w:oddVBand="0" w:evenVBand="0" w:oddHBand="0" w:evenHBand="0" w:firstRowFirstColumn="0" w:firstRowLastColumn="0" w:lastRowFirstColumn="0" w:lastRowLastColumn="0"/>
@@ -10711,6 +10833,7 @@
             <w:pPr>
               <w:pStyle w:val="NormalWeb"/>
               <w:widowControl/>
+              <w:suppressAutoHyphens w:val="true"/>
               <w:spacing w:before="0" w:after="0"/>
               <w:jc w:val="both"/>
               <w:cnfStyle w:val="100000000000" w:firstRow="1" w:lastRow="0" w:firstColumn="0" w:lastColumn="0" w:oddVBand="0" w:evenVBand="0" w:oddHBand="0" w:evenHBand="0" w:firstRowFirstColumn="0" w:firstRowLastColumn="0" w:lastRowFirstColumn="0" w:lastRowLastColumn="0"/>
@@ -10746,6 +10869,7 @@
             <w:pPr>
               <w:pStyle w:val="NormalWeb"/>
               <w:widowControl/>
+              <w:suppressAutoHyphens w:val="true"/>
               <w:spacing w:before="0" w:after="0"/>
               <w:jc w:val="both"/>
               <w:cnfStyle w:val="100000000000" w:firstRow="1" w:lastRow="0" w:firstColumn="0" w:lastColumn="0" w:oddVBand="0" w:evenVBand="0" w:oddHBand="0" w:evenHBand="0" w:firstRowFirstColumn="0" w:firstRowLastColumn="0" w:lastRowFirstColumn="0" w:lastRowLastColumn="0"/>
@@ -10783,6 +10907,7 @@
             <w:pPr>
               <w:pStyle w:val="NormalWeb"/>
               <w:widowControl/>
+              <w:suppressAutoHyphens w:val="true"/>
               <w:spacing w:before="0" w:after="0"/>
               <w:jc w:val="both"/>
               <w:rPr>
@@ -10813,6 +10938,7 @@
             <w:pPr>
               <w:pStyle w:val="NormalWeb"/>
               <w:widowControl/>
+              <w:suppressAutoHyphens w:val="true"/>
               <w:spacing w:before="0" w:after="0"/>
               <w:jc w:val="both"/>
               <w:cnfStyle w:val="000000100000" w:firstRow="0" w:lastRow="0" w:firstColumn="0" w:lastColumn="0" w:oddVBand="0" w:evenVBand="0" w:oddHBand="1" w:evenHBand="0" w:firstRowFirstColumn="0" w:firstRowLastColumn="0" w:lastRowFirstColumn="0" w:lastRowLastColumn="0"/>
@@ -10840,6 +10966,7 @@
             <w:pPr>
               <w:pStyle w:val="NormalWeb"/>
               <w:widowControl/>
+              <w:suppressAutoHyphens w:val="true"/>
               <w:spacing w:before="0" w:after="0"/>
               <w:jc w:val="both"/>
               <w:cnfStyle w:val="000000100000" w:firstRow="0" w:lastRow="0" w:firstColumn="0" w:lastColumn="0" w:oddVBand="0" w:evenVBand="0" w:oddHBand="1" w:evenHBand="0" w:firstRowFirstColumn="0" w:firstRowLastColumn="0" w:lastRowFirstColumn="0" w:lastRowLastColumn="0"/>
@@ -10867,6 +10994,7 @@
             <w:pPr>
               <w:pStyle w:val="NormalWeb"/>
               <w:widowControl/>
+              <w:suppressAutoHyphens w:val="true"/>
               <w:spacing w:before="0" w:after="0"/>
               <w:jc w:val="both"/>
               <w:cnfStyle w:val="000000100000" w:firstRow="0" w:lastRow="0" w:firstColumn="0" w:lastColumn="0" w:oddVBand="0" w:evenVBand="0" w:oddHBand="1" w:evenHBand="0" w:firstRowFirstColumn="0" w:firstRowLastColumn="0" w:lastRowFirstColumn="0" w:lastRowLastColumn="0"/>
@@ -10899,6 +11027,7 @@
             <w:pPr>
               <w:pStyle w:val="NormalWeb"/>
               <w:widowControl/>
+              <w:suppressAutoHyphens w:val="true"/>
               <w:spacing w:before="0" w:after="0"/>
               <w:jc w:val="both"/>
               <w:rPr>
@@ -10928,6 +11057,7 @@
             <w:pPr>
               <w:pStyle w:val="NormalWeb"/>
               <w:widowControl/>
+              <w:suppressAutoHyphens w:val="true"/>
               <w:spacing w:before="0" w:after="0"/>
               <w:jc w:val="both"/>
               <w:cnfStyle w:val="000000000000" w:firstRow="0" w:lastRow="0" w:firstColumn="0" w:lastColumn="0" w:oddVBand="0" w:evenVBand="0" w:oddHBand="0" w:evenHBand="0" w:firstRowFirstColumn="0" w:firstRowLastColumn="0" w:lastRowFirstColumn="0" w:lastRowLastColumn="0"/>
@@ -10954,6 +11084,7 @@
             <w:pPr>
               <w:pStyle w:val="NormalWeb"/>
               <w:widowControl/>
+              <w:suppressAutoHyphens w:val="true"/>
               <w:spacing w:before="0" w:after="0"/>
               <w:jc w:val="both"/>
               <w:cnfStyle w:val="000000000000" w:firstRow="0" w:lastRow="0" w:firstColumn="0" w:lastColumn="0" w:oddVBand="0" w:evenVBand="0" w:oddHBand="0" w:evenHBand="0" w:firstRowFirstColumn="0" w:firstRowLastColumn="0" w:lastRowFirstColumn="0" w:lastRowLastColumn="0"/>
@@ -10980,6 +11111,7 @@
             <w:pPr>
               <w:pStyle w:val="NormalWeb"/>
               <w:widowControl/>
+              <w:suppressAutoHyphens w:val="true"/>
               <w:spacing w:before="0" w:after="0"/>
               <w:jc w:val="both"/>
               <w:cnfStyle w:val="000000000000" w:firstRow="0" w:lastRow="0" w:firstColumn="0" w:lastColumn="0" w:oddVBand="0" w:evenVBand="0" w:oddHBand="0" w:evenHBand="0" w:firstRowFirstColumn="0" w:firstRowLastColumn="0" w:lastRowFirstColumn="0" w:lastRowLastColumn="0"/>
@@ -11014,6 +11146,7 @@
             <w:pPr>
               <w:pStyle w:val="NormalWeb"/>
               <w:widowControl/>
+              <w:suppressAutoHyphens w:val="true"/>
               <w:spacing w:before="0" w:after="0"/>
               <w:jc w:val="both"/>
               <w:rPr>
@@ -11044,6 +11177,7 @@
             <w:pPr>
               <w:pStyle w:val="NormalWeb"/>
               <w:widowControl/>
+              <w:suppressAutoHyphens w:val="true"/>
               <w:spacing w:before="0" w:after="0"/>
               <w:jc w:val="both"/>
               <w:cnfStyle w:val="000000100000" w:firstRow="0" w:lastRow="0" w:firstColumn="0" w:lastColumn="0" w:oddVBand="0" w:evenVBand="0" w:oddHBand="1" w:evenHBand="0" w:firstRowFirstColumn="0" w:firstRowLastColumn="0" w:lastRowFirstColumn="0" w:lastRowLastColumn="0"/>
@@ -11071,6 +11205,7 @@
             <w:pPr>
               <w:pStyle w:val="NormalWeb"/>
               <w:widowControl/>
+              <w:suppressAutoHyphens w:val="true"/>
               <w:spacing w:before="0" w:after="0"/>
               <w:jc w:val="both"/>
               <w:cnfStyle w:val="000000100000" w:firstRow="0" w:lastRow="0" w:firstColumn="0" w:lastColumn="0" w:oddVBand="0" w:evenVBand="0" w:oddHBand="1" w:evenHBand="0" w:firstRowFirstColumn="0" w:firstRowLastColumn="0" w:lastRowFirstColumn="0" w:lastRowLastColumn="0"/>
@@ -11081,8 +11216,6 @@
             <w:r>
               <w:rPr>
                 <w:rFonts w:cs="Arial" w:ascii="Arial" w:hAnsi="Arial"/>
-                <w:kern w:val="0"/>
-                <w:lang w:val="pt-BR" w:eastAsia="pt-BR" w:bidi="ar-SA"/>
               </w:rPr>
             </w:r>
           </w:p>
@@ -11097,6 +11230,7 @@
             <w:pPr>
               <w:pStyle w:val="NormalWeb"/>
               <w:widowControl/>
+              <w:suppressAutoHyphens w:val="true"/>
               <w:spacing w:before="0" w:after="0"/>
               <w:jc w:val="both"/>
               <w:cnfStyle w:val="000000100000" w:firstRow="0" w:lastRow="0" w:firstColumn="0" w:lastColumn="0" w:oddVBand="0" w:evenVBand="0" w:oddHBand="1" w:evenHBand="0" w:firstRowFirstColumn="0" w:firstRowLastColumn="0" w:lastRowFirstColumn="0" w:lastRowLastColumn="0"/>
@@ -11129,6 +11263,7 @@
             <w:pPr>
               <w:pStyle w:val="NormalWeb"/>
               <w:widowControl/>
+              <w:suppressAutoHyphens w:val="true"/>
               <w:spacing w:before="0" w:after="0"/>
               <w:jc w:val="both"/>
               <w:rPr>
@@ -11158,6 +11293,7 @@
             <w:pPr>
               <w:pStyle w:val="NormalWeb"/>
               <w:widowControl/>
+              <w:suppressAutoHyphens w:val="true"/>
               <w:spacing w:before="0" w:after="0"/>
               <w:jc w:val="both"/>
               <w:cnfStyle w:val="000000000000" w:firstRow="0" w:lastRow="0" w:firstColumn="0" w:lastColumn="0" w:oddVBand="0" w:evenVBand="0" w:oddHBand="0" w:evenHBand="0" w:firstRowFirstColumn="0" w:firstRowLastColumn="0" w:lastRowFirstColumn="0" w:lastRowLastColumn="0"/>
@@ -11184,6 +11320,7 @@
             <w:pPr>
               <w:pStyle w:val="NormalWeb"/>
               <w:widowControl/>
+              <w:suppressAutoHyphens w:val="true"/>
               <w:spacing w:before="0" w:after="0"/>
               <w:jc w:val="both"/>
               <w:cnfStyle w:val="000000000000" w:firstRow="0" w:lastRow="0" w:firstColumn="0" w:lastColumn="0" w:oddVBand="0" w:evenVBand="0" w:oddHBand="0" w:evenHBand="0" w:firstRowFirstColumn="0" w:firstRowLastColumn="0" w:lastRowFirstColumn="0" w:lastRowLastColumn="0"/>
@@ -11210,6 +11347,7 @@
             <w:pPr>
               <w:pStyle w:val="NormalWeb"/>
               <w:widowControl/>
+              <w:suppressAutoHyphens w:val="true"/>
               <w:spacing w:before="0" w:after="0"/>
               <w:jc w:val="both"/>
               <w:cnfStyle w:val="000000000000" w:firstRow="0" w:lastRow="0" w:firstColumn="0" w:lastColumn="0" w:oddVBand="0" w:evenVBand="0" w:oddHBand="0" w:evenHBand="0" w:firstRowFirstColumn="0" w:firstRowLastColumn="0" w:lastRowFirstColumn="0" w:lastRowLastColumn="0"/>
@@ -11244,6 +11382,7 @@
             <w:pPr>
               <w:pStyle w:val="NormalWeb"/>
               <w:widowControl/>
+              <w:suppressAutoHyphens w:val="true"/>
               <w:spacing w:before="0" w:after="0"/>
               <w:jc w:val="both"/>
               <w:rPr>
@@ -11274,6 +11413,7 @@
             <w:pPr>
               <w:pStyle w:val="NormalWeb"/>
               <w:widowControl/>
+              <w:suppressAutoHyphens w:val="true"/>
               <w:spacing w:before="0" w:after="0"/>
               <w:jc w:val="both"/>
               <w:cnfStyle w:val="000000100000" w:firstRow="0" w:lastRow="0" w:firstColumn="0" w:lastColumn="0" w:oddVBand="0" w:evenVBand="0" w:oddHBand="1" w:evenHBand="0" w:firstRowFirstColumn="0" w:firstRowLastColumn="0" w:lastRowFirstColumn="0" w:lastRowLastColumn="0"/>
@@ -11301,6 +11441,7 @@
             <w:pPr>
               <w:pStyle w:val="NormalWeb"/>
               <w:widowControl/>
+              <w:suppressAutoHyphens w:val="true"/>
               <w:spacing w:before="0" w:after="0"/>
               <w:jc w:val="both"/>
               <w:cnfStyle w:val="000000100000" w:firstRow="0" w:lastRow="0" w:firstColumn="0" w:lastColumn="0" w:oddVBand="0" w:evenVBand="0" w:oddHBand="1" w:evenHBand="0" w:firstRowFirstColumn="0" w:firstRowLastColumn="0" w:lastRowFirstColumn="0" w:lastRowLastColumn="0"/>
@@ -11328,6 +11469,7 @@
             <w:pPr>
               <w:pStyle w:val="NormalWeb"/>
               <w:widowControl/>
+              <w:suppressAutoHyphens w:val="true"/>
               <w:spacing w:before="0" w:after="0"/>
               <w:jc w:val="both"/>
               <w:cnfStyle w:val="000000100000" w:firstRow="0" w:lastRow="0" w:firstColumn="0" w:lastColumn="0" w:oddVBand="0" w:evenVBand="0" w:oddHBand="1" w:evenHBand="0" w:firstRowFirstColumn="0" w:firstRowLastColumn="0" w:lastRowFirstColumn="0" w:lastRowLastColumn="0"/>
@@ -11360,6 +11502,7 @@
             <w:pPr>
               <w:pStyle w:val="NormalWeb"/>
               <w:widowControl/>
+              <w:suppressAutoHyphens w:val="true"/>
               <w:spacing w:before="0" w:after="0"/>
               <w:jc w:val="both"/>
               <w:rPr>
@@ -11389,6 +11532,7 @@
             <w:pPr>
               <w:pStyle w:val="NormalWeb"/>
               <w:widowControl/>
+              <w:suppressAutoHyphens w:val="true"/>
               <w:spacing w:before="0" w:after="0"/>
               <w:jc w:val="both"/>
               <w:cnfStyle w:val="000000000000" w:firstRow="0" w:lastRow="0" w:firstColumn="0" w:lastColumn="0" w:oddVBand="0" w:evenVBand="0" w:oddHBand="0" w:evenHBand="0" w:firstRowFirstColumn="0" w:firstRowLastColumn="0" w:lastRowFirstColumn="0" w:lastRowLastColumn="0"/>
@@ -11415,6 +11559,7 @@
             <w:pPr>
               <w:pStyle w:val="NormalWeb"/>
               <w:widowControl/>
+              <w:suppressAutoHyphens w:val="true"/>
               <w:spacing w:before="0" w:after="0"/>
               <w:jc w:val="both"/>
               <w:cnfStyle w:val="000000000000" w:firstRow="0" w:lastRow="0" w:firstColumn="0" w:lastColumn="0" w:oddVBand="0" w:evenVBand="0" w:oddHBand="0" w:evenHBand="0" w:firstRowFirstColumn="0" w:firstRowLastColumn="0" w:lastRowFirstColumn="0" w:lastRowLastColumn="0"/>
@@ -11441,6 +11586,7 @@
             <w:pPr>
               <w:pStyle w:val="NormalWeb"/>
               <w:widowControl/>
+              <w:suppressAutoHyphens w:val="true"/>
               <w:spacing w:before="0" w:after="0"/>
               <w:jc w:val="both"/>
               <w:cnfStyle w:val="000000000000" w:firstRow="0" w:lastRow="0" w:firstColumn="0" w:lastColumn="0" w:oddVBand="0" w:evenVBand="0" w:oddHBand="0" w:evenHBand="0" w:firstRowFirstColumn="0" w:firstRowLastColumn="0" w:lastRowFirstColumn="0" w:lastRowLastColumn="0"/>
@@ -11541,6 +11687,7 @@
             <w:pPr>
               <w:pStyle w:val="NormalWeb"/>
               <w:widowControl/>
+              <w:suppressAutoHyphens w:val="true"/>
               <w:spacing w:before="0" w:after="0"/>
               <w:jc w:val="both"/>
               <w:rPr>
@@ -11575,6 +11722,7 @@
             <w:pPr>
               <w:pStyle w:val="NormalWeb"/>
               <w:widowControl/>
+              <w:suppressAutoHyphens w:val="true"/>
               <w:spacing w:before="0" w:after="0"/>
               <w:jc w:val="both"/>
               <w:cnfStyle w:val="100000000000" w:firstRow="1" w:lastRow="0" w:firstColumn="0" w:lastColumn="0" w:oddVBand="0" w:evenVBand="0" w:oddHBand="0" w:evenHBand="0" w:firstRowFirstColumn="0" w:firstRowLastColumn="0" w:lastRowFirstColumn="0" w:lastRowLastColumn="0"/>
@@ -11610,6 +11758,7 @@
             <w:pPr>
               <w:pStyle w:val="NormalWeb"/>
               <w:widowControl/>
+              <w:suppressAutoHyphens w:val="true"/>
               <w:spacing w:before="0" w:after="0"/>
               <w:jc w:val="both"/>
               <w:cnfStyle w:val="100000000000" w:firstRow="1" w:lastRow="0" w:firstColumn="0" w:lastColumn="0" w:oddVBand="0" w:evenVBand="0" w:oddHBand="0" w:evenHBand="0" w:firstRowFirstColumn="0" w:firstRowLastColumn="0" w:lastRowFirstColumn="0" w:lastRowLastColumn="0"/>
@@ -11645,6 +11794,7 @@
             <w:pPr>
               <w:pStyle w:val="NormalWeb"/>
               <w:widowControl/>
+              <w:suppressAutoHyphens w:val="true"/>
               <w:spacing w:before="0" w:after="0"/>
               <w:jc w:val="both"/>
               <w:cnfStyle w:val="100000000000" w:firstRow="1" w:lastRow="0" w:firstColumn="0" w:lastColumn="0" w:oddVBand="0" w:evenVBand="0" w:oddHBand="0" w:evenHBand="0" w:firstRowFirstColumn="0" w:firstRowLastColumn="0" w:lastRowFirstColumn="0" w:lastRowLastColumn="0"/>
@@ -11682,6 +11832,7 @@
             <w:pPr>
               <w:pStyle w:val="NormalWeb"/>
               <w:widowControl/>
+              <w:suppressAutoHyphens w:val="true"/>
               <w:spacing w:before="0" w:after="0"/>
               <w:jc w:val="both"/>
               <w:rPr>
@@ -11712,6 +11863,7 @@
             <w:pPr>
               <w:pStyle w:val="NormalWeb"/>
               <w:widowControl/>
+              <w:suppressAutoHyphens w:val="true"/>
               <w:spacing w:before="0" w:after="0"/>
               <w:jc w:val="both"/>
               <w:cnfStyle w:val="000000100000" w:firstRow="0" w:lastRow="0" w:firstColumn="0" w:lastColumn="0" w:oddVBand="0" w:evenVBand="0" w:oddHBand="1" w:evenHBand="0" w:firstRowFirstColumn="0" w:firstRowLastColumn="0" w:lastRowFirstColumn="0" w:lastRowLastColumn="0"/>
@@ -11739,6 +11891,7 @@
             <w:pPr>
               <w:pStyle w:val="NormalWeb"/>
               <w:widowControl/>
+              <w:suppressAutoHyphens w:val="true"/>
               <w:spacing w:before="0" w:after="0"/>
               <w:jc w:val="both"/>
               <w:cnfStyle w:val="000000100000" w:firstRow="0" w:lastRow="0" w:firstColumn="0" w:lastColumn="0" w:oddVBand="0" w:evenVBand="0" w:oddHBand="1" w:evenHBand="0" w:firstRowFirstColumn="0" w:firstRowLastColumn="0" w:lastRowFirstColumn="0" w:lastRowLastColumn="0"/>
@@ -11766,6 +11919,7 @@
             <w:pPr>
               <w:pStyle w:val="NormalWeb"/>
               <w:widowControl/>
+              <w:suppressAutoHyphens w:val="true"/>
               <w:spacing w:before="0" w:after="0"/>
               <w:jc w:val="both"/>
               <w:cnfStyle w:val="000000100000" w:firstRow="0" w:lastRow="0" w:firstColumn="0" w:lastColumn="0" w:oddVBand="0" w:evenVBand="0" w:oddHBand="1" w:evenHBand="0" w:firstRowFirstColumn="0" w:firstRowLastColumn="0" w:lastRowFirstColumn="0" w:lastRowLastColumn="0"/>
@@ -11798,6 +11952,7 @@
             <w:pPr>
               <w:pStyle w:val="NormalWeb"/>
               <w:widowControl/>
+              <w:suppressAutoHyphens w:val="true"/>
               <w:spacing w:before="0" w:after="0"/>
               <w:jc w:val="both"/>
               <w:rPr>
@@ -11827,6 +11982,7 @@
             <w:pPr>
               <w:pStyle w:val="NormalWeb"/>
               <w:widowControl/>
+              <w:suppressAutoHyphens w:val="true"/>
               <w:spacing w:before="0" w:after="0"/>
               <w:jc w:val="both"/>
               <w:cnfStyle w:val="000000000000" w:firstRow="0" w:lastRow="0" w:firstColumn="0" w:lastColumn="0" w:oddVBand="0" w:evenVBand="0" w:oddHBand="0" w:evenHBand="0" w:firstRowFirstColumn="0" w:firstRowLastColumn="0" w:lastRowFirstColumn="0" w:lastRowLastColumn="0"/>
@@ -11853,6 +12009,7 @@
             <w:pPr>
               <w:pStyle w:val="NormalWeb"/>
               <w:widowControl/>
+              <w:suppressAutoHyphens w:val="true"/>
               <w:spacing w:before="0" w:after="0"/>
               <w:jc w:val="both"/>
               <w:cnfStyle w:val="000000000000" w:firstRow="0" w:lastRow="0" w:firstColumn="0" w:lastColumn="0" w:oddVBand="0" w:evenVBand="0" w:oddHBand="0" w:evenHBand="0" w:firstRowFirstColumn="0" w:firstRowLastColumn="0" w:lastRowFirstColumn="0" w:lastRowLastColumn="0"/>
@@ -11879,6 +12036,7 @@
             <w:pPr>
               <w:pStyle w:val="NormalWeb"/>
               <w:widowControl/>
+              <w:suppressAutoHyphens w:val="true"/>
               <w:spacing w:before="0" w:after="0"/>
               <w:jc w:val="both"/>
               <w:cnfStyle w:val="000000000000" w:firstRow="0" w:lastRow="0" w:firstColumn="0" w:lastColumn="0" w:oddVBand="0" w:evenVBand="0" w:oddHBand="0" w:evenHBand="0" w:firstRowFirstColumn="0" w:firstRowLastColumn="0" w:lastRowFirstColumn="0" w:lastRowLastColumn="0"/>
@@ -11913,6 +12071,7 @@
             <w:pPr>
               <w:pStyle w:val="NormalWeb"/>
               <w:widowControl/>
+              <w:suppressAutoHyphens w:val="true"/>
               <w:spacing w:before="0" w:after="0"/>
               <w:jc w:val="both"/>
               <w:rPr>
@@ -11929,17 +12088,7 @@
                 <w:kern w:val="0"/>
                 <w:lang w:val="pt-BR" w:eastAsia="pt-BR" w:bidi="ar-SA"/>
               </w:rPr>
-              <w:t>Id_</w:t>
-            </w:r>
-            <w:r>
-              <w:rPr>
-                <w:rFonts w:cs="Arial" w:ascii="Arial" w:hAnsi="Arial"/>
-                <w:b w:val="false"/>
-                <w:bCs w:val="false"/>
-                <w:kern w:val="0"/>
-                <w:lang w:val="pt-BR" w:eastAsia="pt-BR" w:bidi="ar-SA"/>
-              </w:rPr>
-              <w:t>voluntario</w:t>
+              <w:t>Id_voluntario</w:t>
             </w:r>
           </w:p>
         </w:tc>
@@ -11953,6 +12102,7 @@
             <w:pPr>
               <w:pStyle w:val="NormalWeb"/>
               <w:widowControl/>
+              <w:suppressAutoHyphens w:val="true"/>
               <w:spacing w:before="0" w:after="0"/>
               <w:jc w:val="both"/>
               <w:cnfStyle w:val="000000100000" w:firstRow="0" w:lastRow="0" w:firstColumn="0" w:lastColumn="0" w:oddVBand="0" w:evenVBand="0" w:oddHBand="1" w:evenHBand="0" w:firstRowFirstColumn="0" w:firstRowLastColumn="0" w:lastRowFirstColumn="0" w:lastRowLastColumn="0"/>
@@ -11980,6 +12130,7 @@
             <w:pPr>
               <w:pStyle w:val="NormalWeb"/>
               <w:widowControl/>
+              <w:suppressAutoHyphens w:val="true"/>
               <w:spacing w:before="0" w:after="0"/>
               <w:jc w:val="both"/>
               <w:cnfStyle w:val="000000100000" w:firstRow="0" w:lastRow="0" w:firstColumn="0" w:lastColumn="0" w:oddVBand="0" w:evenVBand="0" w:oddHBand="1" w:evenHBand="0" w:firstRowFirstColumn="0" w:firstRowLastColumn="0" w:lastRowFirstColumn="0" w:lastRowLastColumn="0"/>
@@ -12007,6 +12158,7 @@
             <w:pPr>
               <w:pStyle w:val="NormalWeb"/>
               <w:widowControl/>
+              <w:suppressAutoHyphens w:val="true"/>
               <w:spacing w:before="0" w:after="0"/>
               <w:jc w:val="both"/>
               <w:cnfStyle w:val="000000100000" w:firstRow="0" w:lastRow="0" w:firstColumn="0" w:lastColumn="0" w:oddVBand="0" w:evenVBand="0" w:oddHBand="1" w:evenHBand="0" w:firstRowFirstColumn="0" w:firstRowLastColumn="0" w:lastRowFirstColumn="0" w:lastRowLastColumn="0"/>
@@ -12039,6 +12191,7 @@
             <w:pPr>
               <w:pStyle w:val="NormalWeb"/>
               <w:widowControl/>
+              <w:suppressAutoHyphens w:val="true"/>
               <w:spacing w:before="0" w:after="0"/>
               <w:jc w:val="both"/>
               <w:rPr>
@@ -12068,6 +12221,7 @@
             <w:pPr>
               <w:pStyle w:val="NormalWeb"/>
               <w:widowControl/>
+              <w:suppressAutoHyphens w:val="true"/>
               <w:spacing w:before="0" w:after="0"/>
               <w:jc w:val="both"/>
               <w:cnfStyle w:val="000000000000" w:firstRow="0" w:lastRow="0" w:firstColumn="0" w:lastColumn="0" w:oddVBand="0" w:evenVBand="0" w:oddHBand="0" w:evenHBand="0" w:firstRowFirstColumn="0" w:firstRowLastColumn="0" w:lastRowFirstColumn="0" w:lastRowLastColumn="0"/>
@@ -12094,6 +12248,7 @@
             <w:pPr>
               <w:pStyle w:val="NormalWeb"/>
               <w:widowControl/>
+              <w:suppressAutoHyphens w:val="true"/>
               <w:spacing w:before="0" w:after="0"/>
               <w:jc w:val="both"/>
               <w:cnfStyle w:val="000000000000" w:firstRow="0" w:lastRow="0" w:firstColumn="0" w:lastColumn="0" w:oddVBand="0" w:evenVBand="0" w:oddHBand="0" w:evenHBand="0" w:firstRowFirstColumn="0" w:firstRowLastColumn="0" w:lastRowFirstColumn="0" w:lastRowLastColumn="0"/>
@@ -12120,6 +12275,7 @@
             <w:pPr>
               <w:pStyle w:val="NormalWeb"/>
               <w:widowControl/>
+              <w:suppressAutoHyphens w:val="true"/>
               <w:spacing w:before="0" w:after="0"/>
               <w:jc w:val="both"/>
               <w:cnfStyle w:val="000000000000" w:firstRow="0" w:lastRow="0" w:firstColumn="0" w:lastColumn="0" w:oddVBand="0" w:evenVBand="0" w:oddHBand="0" w:evenHBand="0" w:firstRowFirstColumn="0" w:firstRowLastColumn="0" w:lastRowFirstColumn="0" w:lastRowLastColumn="0"/>
@@ -12162,6 +12318,7 @@
             <w:pPr>
               <w:pStyle w:val="NormalWeb"/>
               <w:widowControl/>
+              <w:suppressAutoHyphens w:val="true"/>
               <w:spacing w:before="0" w:after="0"/>
               <w:jc w:val="both"/>
               <w:rPr>
@@ -12192,6 +12349,7 @@
             <w:pPr>
               <w:pStyle w:val="NormalWeb"/>
               <w:widowControl/>
+              <w:suppressAutoHyphens w:val="true"/>
               <w:spacing w:before="0" w:after="0"/>
               <w:jc w:val="both"/>
               <w:cnfStyle w:val="000000100000" w:firstRow="0" w:lastRow="0" w:firstColumn="0" w:lastColumn="0" w:oddVBand="0" w:evenVBand="0" w:oddHBand="1" w:evenHBand="0" w:firstRowFirstColumn="0" w:firstRowLastColumn="0" w:lastRowFirstColumn="0" w:lastRowLastColumn="0"/>
@@ -12219,6 +12377,7 @@
             <w:pPr>
               <w:pStyle w:val="NormalWeb"/>
               <w:widowControl/>
+              <w:suppressAutoHyphens w:val="true"/>
               <w:spacing w:before="0" w:after="0"/>
               <w:jc w:val="both"/>
               <w:cnfStyle w:val="000000100000" w:firstRow="0" w:lastRow="0" w:firstColumn="0" w:lastColumn="0" w:oddVBand="0" w:evenVBand="0" w:oddHBand="1" w:evenHBand="0" w:firstRowFirstColumn="0" w:firstRowLastColumn="0" w:lastRowFirstColumn="0" w:lastRowLastColumn="0"/>
@@ -12246,6 +12405,7 @@
             <w:pPr>
               <w:pStyle w:val="NormalWeb"/>
               <w:widowControl/>
+              <w:suppressAutoHyphens w:val="true"/>
               <w:spacing w:before="0" w:after="0"/>
               <w:jc w:val="both"/>
               <w:cnfStyle w:val="000000100000" w:firstRow="0" w:lastRow="0" w:firstColumn="0" w:lastColumn="0" w:oddVBand="0" w:evenVBand="0" w:oddHBand="1" w:evenHBand="0" w:firstRowFirstColumn="0" w:firstRowLastColumn="0" w:lastRowFirstColumn="0" w:lastRowLastColumn="0"/>
@@ -12278,6 +12438,7 @@
             <w:pPr>
               <w:pStyle w:val="NormalWeb"/>
               <w:widowControl/>
+              <w:suppressAutoHyphens w:val="true"/>
               <w:spacing w:before="0" w:after="0"/>
               <w:jc w:val="both"/>
               <w:rPr>
@@ -12307,6 +12468,7 @@
             <w:pPr>
               <w:pStyle w:val="NormalWeb"/>
               <w:widowControl/>
+              <w:suppressAutoHyphens w:val="true"/>
               <w:spacing w:before="0" w:after="0"/>
               <w:jc w:val="both"/>
               <w:cnfStyle w:val="000000000000" w:firstRow="0" w:lastRow="0" w:firstColumn="0" w:lastColumn="0" w:oddVBand="0" w:evenVBand="0" w:oddHBand="0" w:evenHBand="0" w:firstRowFirstColumn="0" w:firstRowLastColumn="0" w:lastRowFirstColumn="0" w:lastRowLastColumn="0"/>
@@ -12333,6 +12495,7 @@
             <w:pPr>
               <w:pStyle w:val="NormalWeb"/>
               <w:widowControl/>
+              <w:suppressAutoHyphens w:val="true"/>
               <w:spacing w:before="0" w:after="0"/>
               <w:jc w:val="both"/>
               <w:cnfStyle w:val="000000000000" w:firstRow="0" w:lastRow="0" w:firstColumn="0" w:lastColumn="0" w:oddVBand="0" w:evenVBand="0" w:oddHBand="0" w:evenHBand="0" w:firstRowFirstColumn="0" w:firstRowLastColumn="0" w:lastRowFirstColumn="0" w:lastRowLastColumn="0"/>
@@ -12342,8 +12505,7 @@
             </w:pPr>
             <w:r>
               <w:rPr>
-                <w:kern w:val="0"/>
-                <w:lang w:val="pt-BR" w:eastAsia="pt-BR" w:bidi="ar-SA"/>
+                <w:rFonts w:cs="Arial" w:ascii="Arial" w:hAnsi="Arial"/>
               </w:rPr>
             </w:r>
           </w:p>
@@ -12357,6 +12519,7 @@
             <w:pPr>
               <w:pStyle w:val="NormalWeb"/>
               <w:widowControl/>
+              <w:suppressAutoHyphens w:val="true"/>
               <w:spacing w:before="0" w:after="0"/>
               <w:jc w:val="both"/>
               <w:cnfStyle w:val="000000000000" w:firstRow="0" w:lastRow="0" w:firstColumn="0" w:lastColumn="0" w:oddVBand="0" w:evenVBand="0" w:oddHBand="0" w:evenHBand="0" w:firstRowFirstColumn="0" w:firstRowLastColumn="0" w:lastRowFirstColumn="0" w:lastRowLastColumn="0"/>
@@ -12391,6 +12554,7 @@
             <w:pPr>
               <w:pStyle w:val="NormalWeb"/>
               <w:widowControl/>
+              <w:suppressAutoHyphens w:val="true"/>
               <w:spacing w:before="0" w:after="0"/>
               <w:jc w:val="both"/>
               <w:rPr>
@@ -12421,6 +12585,7 @@
             <w:pPr>
               <w:pStyle w:val="NormalWeb"/>
               <w:widowControl/>
+              <w:suppressAutoHyphens w:val="true"/>
               <w:spacing w:before="0" w:after="0"/>
               <w:jc w:val="both"/>
               <w:cnfStyle w:val="000000100000" w:firstRow="0" w:lastRow="0" w:firstColumn="0" w:lastColumn="0" w:oddVBand="0" w:evenVBand="0" w:oddHBand="1" w:evenHBand="0" w:firstRowFirstColumn="0" w:firstRowLastColumn="0" w:lastRowFirstColumn="0" w:lastRowLastColumn="0"/>
@@ -12448,6 +12613,7 @@
             <w:pPr>
               <w:pStyle w:val="NormalWeb"/>
               <w:widowControl/>
+              <w:suppressAutoHyphens w:val="true"/>
               <w:spacing w:before="0" w:after="0"/>
               <w:jc w:val="both"/>
               <w:cnfStyle w:val="000000100000" w:firstRow="0" w:lastRow="0" w:firstColumn="0" w:lastColumn="0" w:oddVBand="0" w:evenVBand="0" w:oddHBand="1" w:evenHBand="0" w:firstRowFirstColumn="0" w:firstRowLastColumn="0" w:lastRowFirstColumn="0" w:lastRowLastColumn="0"/>
@@ -12457,8 +12623,7 @@
             </w:pPr>
             <w:r>
               <w:rPr>
-                <w:kern w:val="0"/>
-                <w:lang w:val="pt-BR" w:eastAsia="pt-BR" w:bidi="ar-SA"/>
+                <w:rFonts w:cs="Arial" w:ascii="Arial" w:hAnsi="Arial"/>
               </w:rPr>
             </w:r>
           </w:p>
@@ -12473,6 +12638,7 @@
             <w:pPr>
               <w:pStyle w:val="NormalWeb"/>
               <w:widowControl/>
+              <w:suppressAutoHyphens w:val="true"/>
               <w:spacing w:before="0" w:after="0"/>
               <w:jc w:val="both"/>
               <w:cnfStyle w:val="000000100000" w:firstRow="0" w:lastRow="0" w:firstColumn="0" w:lastColumn="0" w:oddVBand="0" w:evenVBand="0" w:oddHBand="1" w:evenHBand="0" w:firstRowFirstColumn="0" w:firstRowLastColumn="0" w:lastRowFirstColumn="0" w:lastRowLastColumn="0"/>
@@ -12565,6 +12731,7 @@
             <w:pPr>
               <w:pStyle w:val="NormalWeb"/>
               <w:widowControl/>
+              <w:suppressAutoHyphens w:val="true"/>
               <w:spacing w:before="0" w:after="0"/>
               <w:jc w:val="both"/>
               <w:rPr>
@@ -12599,6 +12766,7 @@
             <w:pPr>
               <w:pStyle w:val="NormalWeb"/>
               <w:widowControl/>
+              <w:suppressAutoHyphens w:val="true"/>
               <w:spacing w:before="0" w:after="0"/>
               <w:jc w:val="both"/>
               <w:cnfStyle w:val="100000000000" w:firstRow="1" w:lastRow="0" w:firstColumn="0" w:lastColumn="0" w:oddVBand="0" w:evenVBand="0" w:oddHBand="0" w:evenHBand="0" w:firstRowFirstColumn="0" w:firstRowLastColumn="0" w:lastRowFirstColumn="0" w:lastRowLastColumn="0"/>
@@ -12634,6 +12802,7 @@
             <w:pPr>
               <w:pStyle w:val="NormalWeb"/>
               <w:widowControl/>
+              <w:suppressAutoHyphens w:val="true"/>
               <w:spacing w:before="0" w:after="0"/>
               <w:jc w:val="both"/>
               <w:cnfStyle w:val="100000000000" w:firstRow="1" w:lastRow="0" w:firstColumn="0" w:lastColumn="0" w:oddVBand="0" w:evenVBand="0" w:oddHBand="0" w:evenHBand="0" w:firstRowFirstColumn="0" w:firstRowLastColumn="0" w:lastRowFirstColumn="0" w:lastRowLastColumn="0"/>
@@ -12669,6 +12838,7 @@
             <w:pPr>
               <w:pStyle w:val="NormalWeb"/>
               <w:widowControl/>
+              <w:suppressAutoHyphens w:val="true"/>
               <w:spacing w:before="0" w:after="0"/>
               <w:jc w:val="both"/>
               <w:cnfStyle w:val="100000000000" w:firstRow="1" w:lastRow="0" w:firstColumn="0" w:lastColumn="0" w:oddVBand="0" w:evenVBand="0" w:oddHBand="0" w:evenHBand="0" w:firstRowFirstColumn="0" w:firstRowLastColumn="0" w:lastRowFirstColumn="0" w:lastRowLastColumn="0"/>
@@ -12706,6 +12876,7 @@
             <w:pPr>
               <w:pStyle w:val="NormalWeb"/>
               <w:widowControl/>
+              <w:suppressAutoHyphens w:val="true"/>
               <w:spacing w:before="0" w:after="0"/>
               <w:jc w:val="both"/>
               <w:rPr>
@@ -12736,6 +12907,7 @@
             <w:pPr>
               <w:pStyle w:val="NormalWeb"/>
               <w:widowControl/>
+              <w:suppressAutoHyphens w:val="true"/>
               <w:spacing w:before="0" w:after="0"/>
               <w:jc w:val="both"/>
               <w:cnfStyle w:val="000000100000" w:firstRow="0" w:lastRow="0" w:firstColumn="0" w:lastColumn="0" w:oddVBand="0" w:evenVBand="0" w:oddHBand="1" w:evenHBand="0" w:firstRowFirstColumn="0" w:firstRowLastColumn="0" w:lastRowFirstColumn="0" w:lastRowLastColumn="0"/>
@@ -12763,6 +12935,7 @@
             <w:pPr>
               <w:pStyle w:val="NormalWeb"/>
               <w:widowControl/>
+              <w:suppressAutoHyphens w:val="true"/>
               <w:spacing w:before="0" w:after="0"/>
               <w:jc w:val="both"/>
               <w:cnfStyle w:val="000000100000" w:firstRow="0" w:lastRow="0" w:firstColumn="0" w:lastColumn="0" w:oddVBand="0" w:evenVBand="0" w:oddHBand="1" w:evenHBand="0" w:firstRowFirstColumn="0" w:firstRowLastColumn="0" w:lastRowFirstColumn="0" w:lastRowLastColumn="0"/>
@@ -12790,6 +12963,7 @@
             <w:pPr>
               <w:pStyle w:val="NormalWeb"/>
               <w:widowControl/>
+              <w:suppressAutoHyphens w:val="true"/>
               <w:spacing w:before="0" w:after="0"/>
               <w:jc w:val="both"/>
               <w:cnfStyle w:val="000000100000" w:firstRow="0" w:lastRow="0" w:firstColumn="0" w:lastColumn="0" w:oddVBand="0" w:evenVBand="0" w:oddHBand="1" w:evenHBand="0" w:firstRowFirstColumn="0" w:firstRowLastColumn="0" w:lastRowFirstColumn="0" w:lastRowLastColumn="0"/>
@@ -12822,6 +12996,7 @@
             <w:pPr>
               <w:pStyle w:val="NormalWeb"/>
               <w:widowControl/>
+              <w:suppressAutoHyphens w:val="true"/>
               <w:spacing w:before="0" w:after="0"/>
               <w:jc w:val="both"/>
               <w:rPr>
@@ -12851,6 +13026,7 @@
             <w:pPr>
               <w:pStyle w:val="NormalWeb"/>
               <w:widowControl/>
+              <w:suppressAutoHyphens w:val="true"/>
               <w:spacing w:before="0" w:after="0"/>
               <w:jc w:val="both"/>
               <w:cnfStyle w:val="000000000000" w:firstRow="0" w:lastRow="0" w:firstColumn="0" w:lastColumn="0" w:oddVBand="0" w:evenVBand="0" w:oddHBand="0" w:evenHBand="0" w:firstRowFirstColumn="0" w:firstRowLastColumn="0" w:lastRowFirstColumn="0" w:lastRowLastColumn="0"/>
@@ -12877,6 +13053,7 @@
             <w:pPr>
               <w:pStyle w:val="NormalWeb"/>
               <w:widowControl/>
+              <w:suppressAutoHyphens w:val="true"/>
               <w:spacing w:before="0" w:after="0"/>
               <w:jc w:val="both"/>
               <w:cnfStyle w:val="000000000000" w:firstRow="0" w:lastRow="0" w:firstColumn="0" w:lastColumn="0" w:oddVBand="0" w:evenVBand="0" w:oddHBand="0" w:evenHBand="0" w:firstRowFirstColumn="0" w:firstRowLastColumn="0" w:lastRowFirstColumn="0" w:lastRowLastColumn="0"/>
@@ -12903,6 +13080,7 @@
             <w:pPr>
               <w:pStyle w:val="NormalWeb"/>
               <w:widowControl/>
+              <w:suppressAutoHyphens w:val="true"/>
               <w:spacing w:before="0" w:after="0"/>
               <w:jc w:val="both"/>
               <w:cnfStyle w:val="000000000000" w:firstRow="0" w:lastRow="0" w:firstColumn="0" w:lastColumn="0" w:oddVBand="0" w:evenVBand="0" w:oddHBand="0" w:evenHBand="0" w:firstRowFirstColumn="0" w:firstRowLastColumn="0" w:lastRowFirstColumn="0" w:lastRowLastColumn="0"/>
@@ -12937,6 +13115,7 @@
             <w:pPr>
               <w:pStyle w:val="NormalWeb"/>
               <w:widowControl/>
+              <w:suppressAutoHyphens w:val="true"/>
               <w:spacing w:before="0" w:after="0"/>
               <w:jc w:val="both"/>
               <w:rPr>
@@ -12967,6 +13146,7 @@
             <w:pPr>
               <w:pStyle w:val="NormalWeb"/>
               <w:widowControl/>
+              <w:suppressAutoHyphens w:val="true"/>
               <w:spacing w:before="0" w:after="0"/>
               <w:jc w:val="both"/>
               <w:cnfStyle w:val="000000100000" w:firstRow="0" w:lastRow="0" w:firstColumn="0" w:lastColumn="0" w:oddVBand="0" w:evenVBand="0" w:oddHBand="1" w:evenHBand="0" w:firstRowFirstColumn="0" w:firstRowLastColumn="0" w:lastRowFirstColumn="0" w:lastRowLastColumn="0"/>
@@ -12994,6 +13174,7 @@
             <w:pPr>
               <w:pStyle w:val="NormalWeb"/>
               <w:widowControl/>
+              <w:suppressAutoHyphens w:val="true"/>
               <w:spacing w:before="0" w:after="0"/>
               <w:jc w:val="both"/>
               <w:cnfStyle w:val="000000100000" w:firstRow="0" w:lastRow="0" w:firstColumn="0" w:lastColumn="0" w:oddVBand="0" w:evenVBand="0" w:oddHBand="1" w:evenHBand="0" w:firstRowFirstColumn="0" w:firstRowLastColumn="0" w:lastRowFirstColumn="0" w:lastRowLastColumn="0"/>
@@ -13021,6 +13202,7 @@
             <w:pPr>
               <w:pStyle w:val="NormalWeb"/>
               <w:widowControl/>
+              <w:suppressAutoHyphens w:val="true"/>
               <w:spacing w:before="0" w:after="0"/>
               <w:jc w:val="both"/>
               <w:cnfStyle w:val="000000100000" w:firstRow="0" w:lastRow="0" w:firstColumn="0" w:lastColumn="0" w:oddVBand="0" w:evenVBand="0" w:oddHBand="1" w:evenHBand="0" w:firstRowFirstColumn="0" w:firstRowLastColumn="0" w:lastRowFirstColumn="0" w:lastRowLastColumn="0"/>
@@ -13053,6 +13235,7 @@
             <w:pPr>
               <w:pStyle w:val="NormalWeb"/>
               <w:widowControl/>
+              <w:suppressAutoHyphens w:val="true"/>
               <w:spacing w:before="0" w:after="0"/>
               <w:jc w:val="both"/>
               <w:rPr>
@@ -13082,6 +13265,7 @@
             <w:pPr>
               <w:pStyle w:val="NormalWeb"/>
               <w:widowControl/>
+              <w:suppressAutoHyphens w:val="true"/>
               <w:spacing w:before="0" w:after="0"/>
               <w:jc w:val="both"/>
               <w:cnfStyle w:val="000000000000" w:firstRow="0" w:lastRow="0" w:firstColumn="0" w:lastColumn="0" w:oddVBand="0" w:evenVBand="0" w:oddHBand="0" w:evenHBand="0" w:firstRowFirstColumn="0" w:firstRowLastColumn="0" w:lastRowFirstColumn="0" w:lastRowLastColumn="0"/>
@@ -13108,6 +13292,7 @@
             <w:pPr>
               <w:pStyle w:val="NormalWeb"/>
               <w:widowControl/>
+              <w:suppressAutoHyphens w:val="true"/>
               <w:spacing w:before="0" w:after="0"/>
               <w:jc w:val="both"/>
               <w:cnfStyle w:val="000000000000" w:firstRow="0" w:lastRow="0" w:firstColumn="0" w:lastColumn="0" w:oddVBand="0" w:evenVBand="0" w:oddHBand="0" w:evenHBand="0" w:firstRowFirstColumn="0" w:firstRowLastColumn="0" w:lastRowFirstColumn="0" w:lastRowLastColumn="0"/>
@@ -13134,6 +13319,7 @@
             <w:pPr>
               <w:pStyle w:val="NormalWeb"/>
               <w:widowControl/>
+              <w:suppressAutoHyphens w:val="true"/>
               <w:spacing w:before="0" w:after="0"/>
               <w:jc w:val="both"/>
               <w:cnfStyle w:val="000000000000" w:firstRow="0" w:lastRow="0" w:firstColumn="0" w:lastColumn="0" w:oddVBand="0" w:evenVBand="0" w:oddHBand="0" w:evenHBand="0" w:firstRowFirstColumn="0" w:firstRowLastColumn="0" w:lastRowFirstColumn="0" w:lastRowLastColumn="0"/>
@@ -13168,6 +13354,7 @@
             <w:pPr>
               <w:pStyle w:val="NormalWeb"/>
               <w:widowControl/>
+              <w:suppressAutoHyphens w:val="true"/>
               <w:spacing w:before="0" w:after="0"/>
               <w:jc w:val="both"/>
               <w:rPr>
@@ -13198,6 +13385,7 @@
             <w:pPr>
               <w:pStyle w:val="NormalWeb"/>
               <w:widowControl/>
+              <w:suppressAutoHyphens w:val="true"/>
               <w:spacing w:before="0" w:after="0"/>
               <w:jc w:val="both"/>
               <w:cnfStyle w:val="000000100000" w:firstRow="0" w:lastRow="0" w:firstColumn="0" w:lastColumn="0" w:oddVBand="0" w:evenVBand="0" w:oddHBand="1" w:evenHBand="0" w:firstRowFirstColumn="0" w:firstRowLastColumn="0" w:lastRowFirstColumn="0" w:lastRowLastColumn="0"/>
@@ -13225,6 +13413,7 @@
             <w:pPr>
               <w:pStyle w:val="NormalWeb"/>
               <w:widowControl/>
+              <w:suppressAutoHyphens w:val="true"/>
               <w:spacing w:before="0" w:after="0"/>
               <w:jc w:val="both"/>
               <w:cnfStyle w:val="000000100000" w:firstRow="0" w:lastRow="0" w:firstColumn="0" w:lastColumn="0" w:oddVBand="0" w:evenVBand="0" w:oddHBand="1" w:evenHBand="0" w:firstRowFirstColumn="0" w:firstRowLastColumn="0" w:lastRowFirstColumn="0" w:lastRowLastColumn="0"/>
@@ -13252,6 +13441,7 @@
             <w:pPr>
               <w:pStyle w:val="NormalWeb"/>
               <w:widowControl/>
+              <w:suppressAutoHyphens w:val="true"/>
               <w:spacing w:before="0" w:after="0"/>
               <w:jc w:val="both"/>
               <w:cnfStyle w:val="000000100000" w:firstRow="0" w:lastRow="0" w:firstColumn="0" w:lastColumn="0" w:oddVBand="0" w:evenVBand="0" w:oddHBand="1" w:evenHBand="0" w:firstRowFirstColumn="0" w:firstRowLastColumn="0" w:lastRowFirstColumn="0" w:lastRowLastColumn="0"/>
@@ -13344,6 +13534,7 @@
             <w:pPr>
               <w:pStyle w:val="NormalWeb"/>
               <w:widowControl/>
+              <w:suppressAutoHyphens w:val="true"/>
               <w:spacing w:before="0" w:after="0"/>
               <w:jc w:val="both"/>
               <w:rPr>
@@ -13378,6 +13569,7 @@
             <w:pPr>
               <w:pStyle w:val="NormalWeb"/>
               <w:widowControl/>
+              <w:suppressAutoHyphens w:val="true"/>
               <w:spacing w:before="0" w:after="0"/>
               <w:jc w:val="both"/>
               <w:cnfStyle w:val="100000000000" w:firstRow="1" w:lastRow="0" w:firstColumn="0" w:lastColumn="0" w:oddVBand="0" w:evenVBand="0" w:oddHBand="0" w:evenHBand="0" w:firstRowFirstColumn="0" w:firstRowLastColumn="0" w:lastRowFirstColumn="0" w:lastRowLastColumn="0"/>
@@ -13413,6 +13605,7 @@
             <w:pPr>
               <w:pStyle w:val="NormalWeb"/>
               <w:widowControl/>
+              <w:suppressAutoHyphens w:val="true"/>
               <w:spacing w:before="0" w:after="0"/>
               <w:jc w:val="both"/>
               <w:cnfStyle w:val="100000000000" w:firstRow="1" w:lastRow="0" w:firstColumn="0" w:lastColumn="0" w:oddVBand="0" w:evenVBand="0" w:oddHBand="0" w:evenHBand="0" w:firstRowFirstColumn="0" w:firstRowLastColumn="0" w:lastRowFirstColumn="0" w:lastRowLastColumn="0"/>
@@ -13448,6 +13641,7 @@
             <w:pPr>
               <w:pStyle w:val="NormalWeb"/>
               <w:widowControl/>
+              <w:suppressAutoHyphens w:val="true"/>
               <w:spacing w:before="0" w:after="0"/>
               <w:jc w:val="both"/>
               <w:cnfStyle w:val="100000000000" w:firstRow="1" w:lastRow="0" w:firstColumn="0" w:lastColumn="0" w:oddVBand="0" w:evenVBand="0" w:oddHBand="0" w:evenHBand="0" w:firstRowFirstColumn="0" w:firstRowLastColumn="0" w:lastRowFirstColumn="0" w:lastRowLastColumn="0"/>
@@ -13485,6 +13679,7 @@
             <w:pPr>
               <w:pStyle w:val="NormalWeb"/>
               <w:widowControl/>
+              <w:suppressAutoHyphens w:val="true"/>
               <w:spacing w:before="0" w:after="0"/>
               <w:jc w:val="both"/>
               <w:rPr>
@@ -13515,6 +13710,7 @@
             <w:pPr>
               <w:pStyle w:val="NormalWeb"/>
               <w:widowControl/>
+              <w:suppressAutoHyphens w:val="true"/>
               <w:spacing w:before="0" w:after="0"/>
               <w:jc w:val="both"/>
               <w:cnfStyle w:val="000000100000" w:firstRow="0" w:lastRow="0" w:firstColumn="0" w:lastColumn="0" w:oddVBand="0" w:evenVBand="0" w:oddHBand="1" w:evenHBand="0" w:firstRowFirstColumn="0" w:firstRowLastColumn="0" w:lastRowFirstColumn="0" w:lastRowLastColumn="0"/>
@@ -13542,6 +13738,7 @@
             <w:pPr>
               <w:pStyle w:val="NormalWeb"/>
               <w:widowControl/>
+              <w:suppressAutoHyphens w:val="true"/>
               <w:spacing w:before="0" w:after="0"/>
               <w:jc w:val="both"/>
               <w:cnfStyle w:val="000000100000" w:firstRow="0" w:lastRow="0" w:firstColumn="0" w:lastColumn="0" w:oddVBand="0" w:evenVBand="0" w:oddHBand="1" w:evenHBand="0" w:firstRowFirstColumn="0" w:firstRowLastColumn="0" w:lastRowFirstColumn="0" w:lastRowLastColumn="0"/>
@@ -13569,6 +13766,7 @@
             <w:pPr>
               <w:pStyle w:val="NormalWeb"/>
               <w:widowControl/>
+              <w:suppressAutoHyphens w:val="true"/>
               <w:spacing w:before="0" w:after="0"/>
               <w:jc w:val="both"/>
               <w:cnfStyle w:val="000000100000" w:firstRow="0" w:lastRow="0" w:firstColumn="0" w:lastColumn="0" w:oddVBand="0" w:evenVBand="0" w:oddHBand="1" w:evenHBand="0" w:firstRowFirstColumn="0" w:firstRowLastColumn="0" w:lastRowFirstColumn="0" w:lastRowLastColumn="0"/>
@@ -13601,6 +13799,7 @@
             <w:pPr>
               <w:pStyle w:val="NormalWeb"/>
               <w:widowControl/>
+              <w:suppressAutoHyphens w:val="true"/>
               <w:spacing w:before="0" w:after="0"/>
               <w:jc w:val="left"/>
               <w:rPr>
@@ -13630,6 +13829,7 @@
             <w:pPr>
               <w:pStyle w:val="NormalWeb"/>
               <w:widowControl/>
+              <w:suppressAutoHyphens w:val="true"/>
               <w:spacing w:before="0" w:after="0"/>
               <w:jc w:val="both"/>
               <w:cnfStyle w:val="000000000000" w:firstRow="0" w:lastRow="0" w:firstColumn="0" w:lastColumn="0" w:oddVBand="0" w:evenVBand="0" w:oddHBand="0" w:evenHBand="0" w:firstRowFirstColumn="0" w:firstRowLastColumn="0" w:lastRowFirstColumn="0" w:lastRowLastColumn="0"/>
@@ -13656,6 +13856,7 @@
             <w:pPr>
               <w:pStyle w:val="NormalWeb"/>
               <w:widowControl/>
+              <w:suppressAutoHyphens w:val="true"/>
               <w:spacing w:before="0" w:after="0"/>
               <w:jc w:val="both"/>
               <w:cnfStyle w:val="000000000000" w:firstRow="0" w:lastRow="0" w:firstColumn="0" w:lastColumn="0" w:oddVBand="0" w:evenVBand="0" w:oddHBand="0" w:evenHBand="0" w:firstRowFirstColumn="0" w:firstRowLastColumn="0" w:lastRowFirstColumn="0" w:lastRowLastColumn="0"/>
@@ -13682,6 +13883,7 @@
             <w:pPr>
               <w:pStyle w:val="NormalWeb"/>
               <w:widowControl/>
+              <w:suppressAutoHyphens w:val="true"/>
               <w:spacing w:before="0" w:after="0"/>
               <w:jc w:val="both"/>
               <w:cnfStyle w:val="000000000000" w:firstRow="0" w:lastRow="0" w:firstColumn="0" w:lastColumn="0" w:oddVBand="0" w:evenVBand="0" w:oddHBand="0" w:evenHBand="0" w:firstRowFirstColumn="0" w:firstRowLastColumn="0" w:lastRowFirstColumn="0" w:lastRowLastColumn="0"/>
@@ -13716,6 +13918,7 @@
             <w:pPr>
               <w:pStyle w:val="NormalWeb"/>
               <w:widowControl/>
+              <w:suppressAutoHyphens w:val="true"/>
               <w:spacing w:before="0" w:after="0"/>
               <w:jc w:val="left"/>
               <w:rPr>
@@ -13746,6 +13949,7 @@
             <w:pPr>
               <w:pStyle w:val="NormalWeb"/>
               <w:widowControl/>
+              <w:suppressAutoHyphens w:val="true"/>
               <w:spacing w:before="0" w:after="0"/>
               <w:jc w:val="both"/>
               <w:cnfStyle w:val="000000100000" w:firstRow="0" w:lastRow="0" w:firstColumn="0" w:lastColumn="0" w:oddVBand="0" w:evenVBand="0" w:oddHBand="1" w:evenHBand="0" w:firstRowFirstColumn="0" w:firstRowLastColumn="0" w:lastRowFirstColumn="0" w:lastRowLastColumn="0"/>
@@ -13773,6 +13977,7 @@
             <w:pPr>
               <w:pStyle w:val="NormalWeb"/>
               <w:widowControl/>
+              <w:suppressAutoHyphens w:val="true"/>
               <w:spacing w:before="0" w:after="0"/>
               <w:jc w:val="both"/>
               <w:cnfStyle w:val="000000100000" w:firstRow="0" w:lastRow="0" w:firstColumn="0" w:lastColumn="0" w:oddVBand="0" w:evenVBand="0" w:oddHBand="1" w:evenHBand="0" w:firstRowFirstColumn="0" w:firstRowLastColumn="0" w:lastRowFirstColumn="0" w:lastRowLastColumn="0"/>
@@ -13800,6 +14005,7 @@
             <w:pPr>
               <w:pStyle w:val="NormalWeb"/>
               <w:widowControl/>
+              <w:suppressAutoHyphens w:val="true"/>
               <w:spacing w:before="0" w:after="0"/>
               <w:jc w:val="both"/>
               <w:cnfStyle w:val="000000100000" w:firstRow="0" w:lastRow="0" w:firstColumn="0" w:lastColumn="0" w:oddVBand="0" w:evenVBand="0" w:oddHBand="1" w:evenHBand="0" w:firstRowFirstColumn="0" w:firstRowLastColumn="0" w:lastRowFirstColumn="0" w:lastRowLastColumn="0"/>
@@ -13896,8 +14102,8 @@
         <w:tblLook w:val="04a0" w:noHBand="0" w:noVBand="1" w:firstColumn="1" w:lastRow="0" w:lastColumn="0" w:firstRow="1"/>
       </w:tblPr>
       <w:tblGrid>
-        <w:gridCol w:w="1488"/>
-        <w:gridCol w:w="2011"/>
+        <w:gridCol w:w="1487"/>
+        <w:gridCol w:w="2012"/>
         <w:gridCol w:w="1608"/>
         <w:gridCol w:w="3898"/>
       </w:tblGrid>
@@ -13908,7 +14114,7 @@
         </w:trPr>
         <w:tc>
           <w:tcPr>
-            <w:tcW w:w="1488" w:type="dxa"/>
+            <w:tcW w:w="1487" w:type="dxa"/>
             <w:cnfStyle w:val="001000000000" w:firstRow="0" w:lastRow="0" w:firstColumn="1" w:lastColumn="0" w:oddVBand="0" w:evenVBand="0" w:oddHBand="0" w:evenHBand="0" w:firstRowFirstColumn="0" w:firstRowLastColumn="0" w:lastRowFirstColumn="0" w:lastRowLastColumn="0"/>
             <w:tcBorders>
               <w:top w:val="single" w:sz="4" w:space="0" w:color="4F81BD"/>
@@ -13922,6 +14128,7 @@
             <w:pPr>
               <w:pStyle w:val="NormalWeb"/>
               <w:widowControl/>
+              <w:suppressAutoHyphens w:val="true"/>
               <w:spacing w:before="0" w:after="0"/>
               <w:jc w:val="both"/>
               <w:rPr>
@@ -13943,7 +14150,7 @@
         </w:tc>
         <w:tc>
           <w:tcPr>
-            <w:tcW w:w="2011" w:type="dxa"/>
+            <w:tcW w:w="2012" w:type="dxa"/>
             <w:tcBorders>
               <w:top w:val="single" w:sz="4" w:space="0" w:color="4F81BD"/>
               <w:left w:val="single" w:sz="4" w:space="0" w:color="4F81BD"/>
@@ -13956,6 +14163,7 @@
             <w:pPr>
               <w:pStyle w:val="NormalWeb"/>
               <w:widowControl/>
+              <w:suppressAutoHyphens w:val="true"/>
               <w:spacing w:before="0" w:after="0"/>
               <w:jc w:val="both"/>
               <w:cnfStyle w:val="100000000000" w:firstRow="1" w:lastRow="0" w:firstColumn="0" w:lastColumn="0" w:oddVBand="0" w:evenVBand="0" w:oddHBand="0" w:evenHBand="0" w:firstRowFirstColumn="0" w:firstRowLastColumn="0" w:lastRowFirstColumn="0" w:lastRowLastColumn="0"/>
@@ -13991,6 +14199,7 @@
             <w:pPr>
               <w:pStyle w:val="NormalWeb"/>
               <w:widowControl/>
+              <w:suppressAutoHyphens w:val="true"/>
               <w:spacing w:before="0" w:after="0"/>
               <w:jc w:val="both"/>
               <w:cnfStyle w:val="100000000000" w:firstRow="1" w:lastRow="0" w:firstColumn="0" w:lastColumn="0" w:oddVBand="0" w:evenVBand="0" w:oddHBand="0" w:evenHBand="0" w:firstRowFirstColumn="0" w:firstRowLastColumn="0" w:lastRowFirstColumn="0" w:lastRowLastColumn="0"/>
@@ -14026,6 +14235,7 @@
             <w:pPr>
               <w:pStyle w:val="NormalWeb"/>
               <w:widowControl/>
+              <w:suppressAutoHyphens w:val="true"/>
               <w:spacing w:before="0" w:after="0"/>
               <w:jc w:val="both"/>
               <w:cnfStyle w:val="100000000000" w:firstRow="1" w:lastRow="0" w:firstColumn="0" w:lastColumn="0" w:oddVBand="0" w:evenVBand="0" w:oddHBand="0" w:evenHBand="0" w:firstRowFirstColumn="0" w:firstRowLastColumn="0" w:lastRowFirstColumn="0" w:lastRowLastColumn="0"/>
@@ -14054,7 +14264,7 @@
         </w:trPr>
         <w:tc>
           <w:tcPr>
-            <w:tcW w:w="1488" w:type="dxa"/>
+            <w:tcW w:w="1487" w:type="dxa"/>
             <w:cnfStyle w:val="001000000000" w:firstRow="0" w:lastRow="0" w:firstColumn="1" w:lastColumn="0" w:oddVBand="0" w:evenVBand="0" w:oddHBand="0" w:evenHBand="0" w:firstRowFirstColumn="0" w:firstRowLastColumn="0" w:lastRowFirstColumn="0" w:lastRowLastColumn="0"/>
             <w:tcBorders/>
             <w:shd w:color="auto" w:fill="DBE5F1" w:themeFill="accent1" w:themeFillTint="33" w:val="clear"/>
@@ -14063,6 +14273,7 @@
             <w:pPr>
               <w:pStyle w:val="NormalWeb"/>
               <w:widowControl/>
+              <w:suppressAutoHyphens w:val="true"/>
               <w:spacing w:before="0" w:after="0"/>
               <w:jc w:val="both"/>
               <w:rPr>
@@ -14085,7 +14296,7 @@
         </w:tc>
         <w:tc>
           <w:tcPr>
-            <w:tcW w:w="2011" w:type="dxa"/>
+            <w:tcW w:w="2012" w:type="dxa"/>
             <w:tcBorders/>
             <w:shd w:color="auto" w:fill="DBE5F1" w:themeFill="accent1" w:themeFillTint="33" w:val="clear"/>
           </w:tcPr>
@@ -14093,6 +14304,7 @@
             <w:pPr>
               <w:pStyle w:val="NormalWeb"/>
               <w:widowControl/>
+              <w:suppressAutoHyphens w:val="true"/>
               <w:spacing w:before="0" w:after="0"/>
               <w:jc w:val="both"/>
               <w:cnfStyle w:val="000000100000" w:firstRow="0" w:lastRow="0" w:firstColumn="0" w:lastColumn="0" w:oddVBand="0" w:evenVBand="0" w:oddHBand="1" w:evenHBand="0" w:firstRowFirstColumn="0" w:firstRowLastColumn="0" w:lastRowFirstColumn="0" w:lastRowLastColumn="0"/>
@@ -14120,6 +14332,7 @@
             <w:pPr>
               <w:pStyle w:val="NormalWeb"/>
               <w:widowControl/>
+              <w:suppressAutoHyphens w:val="true"/>
               <w:spacing w:before="0" w:after="0"/>
               <w:jc w:val="both"/>
               <w:cnfStyle w:val="000000100000" w:firstRow="0" w:lastRow="0" w:firstColumn="0" w:lastColumn="0" w:oddVBand="0" w:evenVBand="0" w:oddHBand="1" w:evenHBand="0" w:firstRowFirstColumn="0" w:firstRowLastColumn="0" w:lastRowFirstColumn="0" w:lastRowLastColumn="0"/>
@@ -14147,6 +14360,7 @@
             <w:pPr>
               <w:pStyle w:val="NormalWeb"/>
               <w:widowControl/>
+              <w:suppressAutoHyphens w:val="true"/>
               <w:spacing w:before="0" w:after="0"/>
               <w:jc w:val="both"/>
               <w:cnfStyle w:val="000000100000" w:firstRow="0" w:lastRow="0" w:firstColumn="0" w:lastColumn="0" w:oddVBand="0" w:evenVBand="0" w:oddHBand="1" w:evenHBand="0" w:firstRowFirstColumn="0" w:firstRowLastColumn="0" w:lastRowFirstColumn="0" w:lastRowLastColumn="0"/>
@@ -14171,7 +14385,7 @@
         </w:trPr>
         <w:tc>
           <w:tcPr>
-            <w:tcW w:w="1488" w:type="dxa"/>
+            <w:tcW w:w="1487" w:type="dxa"/>
             <w:cnfStyle w:val="001000000000" w:firstRow="0" w:lastRow="0" w:firstColumn="1" w:lastColumn="0" w:oddVBand="0" w:evenVBand="0" w:oddHBand="0" w:evenHBand="0" w:firstRowFirstColumn="0" w:firstRowLastColumn="0" w:lastRowFirstColumn="0" w:lastRowLastColumn="0"/>
             <w:tcBorders/>
           </w:tcPr>
@@ -14179,6 +14393,7 @@
             <w:pPr>
               <w:pStyle w:val="NormalWeb"/>
               <w:widowControl/>
+              <w:suppressAutoHyphens w:val="true"/>
               <w:spacing w:before="0" w:after="0"/>
               <w:jc w:val="left"/>
               <w:rPr>
@@ -14201,13 +14416,14 @@
         </w:tc>
         <w:tc>
           <w:tcPr>
-            <w:tcW w:w="2011" w:type="dxa"/>
-            <w:tcBorders/>
-          </w:tcPr>
-          <w:p>
-            <w:pPr>
-              <w:pStyle w:val="NormalWeb"/>
-              <w:widowControl/>
+            <w:tcW w:w="2012" w:type="dxa"/>
+            <w:tcBorders/>
+          </w:tcPr>
+          <w:p>
+            <w:pPr>
+              <w:pStyle w:val="NormalWeb"/>
+              <w:widowControl/>
+              <w:suppressAutoHyphens w:val="true"/>
               <w:spacing w:before="0" w:after="0"/>
               <w:jc w:val="both"/>
               <w:cnfStyle w:val="000000000000" w:firstRow="0" w:lastRow="0" w:firstColumn="0" w:lastColumn="0" w:oddVBand="0" w:evenVBand="0" w:oddHBand="0" w:evenHBand="0" w:firstRowFirstColumn="0" w:firstRowLastColumn="0" w:lastRowFirstColumn="0" w:lastRowLastColumn="0"/>
@@ -14234,6 +14450,7 @@
             <w:pPr>
               <w:pStyle w:val="NormalWeb"/>
               <w:widowControl/>
+              <w:suppressAutoHyphens w:val="true"/>
               <w:spacing w:before="0" w:after="0"/>
               <w:jc w:val="both"/>
               <w:cnfStyle w:val="000000000000" w:firstRow="0" w:lastRow="0" w:firstColumn="0" w:lastColumn="0" w:oddVBand="0" w:evenVBand="0" w:oddHBand="0" w:evenHBand="0" w:firstRowFirstColumn="0" w:firstRowLastColumn="0" w:lastRowFirstColumn="0" w:lastRowLastColumn="0"/>
@@ -14260,6 +14477,7 @@
             <w:pPr>
               <w:pStyle w:val="NormalWeb"/>
               <w:widowControl/>
+              <w:suppressAutoHyphens w:val="true"/>
               <w:spacing w:before="0" w:after="0"/>
               <w:jc w:val="both"/>
               <w:cnfStyle w:val="000000000000" w:firstRow="0" w:lastRow="0" w:firstColumn="0" w:lastColumn="0" w:oddVBand="0" w:evenVBand="0" w:oddHBand="0" w:evenHBand="0" w:firstRowFirstColumn="0" w:firstRowLastColumn="0" w:lastRowFirstColumn="0" w:lastRowLastColumn="0"/>
@@ -14352,6 +14570,7 @@
             <w:pPr>
               <w:pStyle w:val="NormalWeb"/>
               <w:widowControl/>
+              <w:suppressAutoHyphens w:val="true"/>
               <w:spacing w:before="0" w:after="0"/>
               <w:jc w:val="both"/>
               <w:rPr>
@@ -14386,6 +14605,7 @@
             <w:pPr>
               <w:pStyle w:val="NormalWeb"/>
               <w:widowControl/>
+              <w:suppressAutoHyphens w:val="true"/>
               <w:spacing w:before="0" w:after="0"/>
               <w:jc w:val="both"/>
               <w:cnfStyle w:val="100000000000" w:firstRow="1" w:lastRow="0" w:firstColumn="0" w:lastColumn="0" w:oddVBand="0" w:evenVBand="0" w:oddHBand="0" w:evenHBand="0" w:firstRowFirstColumn="0" w:firstRowLastColumn="0" w:lastRowFirstColumn="0" w:lastRowLastColumn="0"/>
@@ -14421,6 +14641,7 @@
             <w:pPr>
               <w:pStyle w:val="NormalWeb"/>
               <w:widowControl/>
+              <w:suppressAutoHyphens w:val="true"/>
               <w:spacing w:before="0" w:after="0"/>
               <w:jc w:val="both"/>
               <w:cnfStyle w:val="100000000000" w:firstRow="1" w:lastRow="0" w:firstColumn="0" w:lastColumn="0" w:oddVBand="0" w:evenVBand="0" w:oddHBand="0" w:evenHBand="0" w:firstRowFirstColumn="0" w:firstRowLastColumn="0" w:lastRowFirstColumn="0" w:lastRowLastColumn="0"/>
@@ -14456,6 +14677,7 @@
             <w:pPr>
               <w:pStyle w:val="NormalWeb"/>
               <w:widowControl/>
+              <w:suppressAutoHyphens w:val="true"/>
               <w:spacing w:before="0" w:after="0"/>
               <w:jc w:val="both"/>
               <w:cnfStyle w:val="100000000000" w:firstRow="1" w:lastRow="0" w:firstColumn="0" w:lastColumn="0" w:oddVBand="0" w:evenVBand="0" w:oddHBand="0" w:evenHBand="0" w:firstRowFirstColumn="0" w:firstRowLastColumn="0" w:lastRowFirstColumn="0" w:lastRowLastColumn="0"/>
@@ -14493,6 +14715,7 @@
             <w:pPr>
               <w:pStyle w:val="NormalWeb"/>
               <w:widowControl/>
+              <w:suppressAutoHyphens w:val="true"/>
               <w:spacing w:before="0" w:after="0"/>
               <w:jc w:val="both"/>
               <w:rPr>
@@ -14523,6 +14746,7 @@
             <w:pPr>
               <w:pStyle w:val="NormalWeb"/>
               <w:widowControl/>
+              <w:suppressAutoHyphens w:val="true"/>
               <w:spacing w:before="0" w:after="0"/>
               <w:jc w:val="both"/>
               <w:cnfStyle w:val="000000100000" w:firstRow="0" w:lastRow="0" w:firstColumn="0" w:lastColumn="0" w:oddVBand="0" w:evenVBand="0" w:oddHBand="1" w:evenHBand="0" w:firstRowFirstColumn="0" w:firstRowLastColumn="0" w:lastRowFirstColumn="0" w:lastRowLastColumn="0"/>
@@ -14550,6 +14774,7 @@
             <w:pPr>
               <w:pStyle w:val="NormalWeb"/>
               <w:widowControl/>
+              <w:suppressAutoHyphens w:val="true"/>
               <w:spacing w:before="0" w:after="0"/>
               <w:jc w:val="both"/>
               <w:cnfStyle w:val="000000100000" w:firstRow="0" w:lastRow="0" w:firstColumn="0" w:lastColumn="0" w:oddVBand="0" w:evenVBand="0" w:oddHBand="1" w:evenHBand="0" w:firstRowFirstColumn="0" w:firstRowLastColumn="0" w:lastRowFirstColumn="0" w:lastRowLastColumn="0"/>
@@ -14577,6 +14802,7 @@
             <w:pPr>
               <w:pStyle w:val="NormalWeb"/>
               <w:widowControl/>
+              <w:suppressAutoHyphens w:val="true"/>
               <w:spacing w:before="0" w:after="0"/>
               <w:jc w:val="both"/>
               <w:cnfStyle w:val="000000100000" w:firstRow="0" w:lastRow="0" w:firstColumn="0" w:lastColumn="0" w:oddVBand="0" w:evenVBand="0" w:oddHBand="1" w:evenHBand="0" w:firstRowFirstColumn="0" w:firstRowLastColumn="0" w:lastRowFirstColumn="0" w:lastRowLastColumn="0"/>
@@ -14609,6 +14835,7 @@
             <w:pPr>
               <w:pStyle w:val="NormalWeb"/>
               <w:widowControl/>
+              <w:suppressAutoHyphens w:val="true"/>
               <w:spacing w:before="0" w:after="0"/>
               <w:jc w:val="both"/>
               <w:rPr>
@@ -14638,6 +14865,7 @@
             <w:pPr>
               <w:pStyle w:val="NormalWeb"/>
               <w:widowControl/>
+              <w:suppressAutoHyphens w:val="true"/>
               <w:spacing w:before="0" w:after="0"/>
               <w:jc w:val="both"/>
               <w:cnfStyle w:val="000000000000" w:firstRow="0" w:lastRow="0" w:firstColumn="0" w:lastColumn="0" w:oddVBand="0" w:evenVBand="0" w:oddHBand="0" w:evenHBand="0" w:firstRowFirstColumn="0" w:firstRowLastColumn="0" w:lastRowFirstColumn="0" w:lastRowLastColumn="0"/>
@@ -14664,6 +14892,7 @@
             <w:pPr>
               <w:pStyle w:val="NormalWeb"/>
               <w:widowControl/>
+              <w:suppressAutoHyphens w:val="true"/>
               <w:spacing w:before="0" w:after="0"/>
               <w:jc w:val="both"/>
               <w:cnfStyle w:val="000000000000" w:firstRow="0" w:lastRow="0" w:firstColumn="0" w:lastColumn="0" w:oddVBand="0" w:evenVBand="0" w:oddHBand="0" w:evenHBand="0" w:firstRowFirstColumn="0" w:firstRowLastColumn="0" w:lastRowFirstColumn="0" w:lastRowLastColumn="0"/>
@@ -14677,7 +14906,7 @@
                 <w:kern w:val="0"/>
                 <w:lang w:val="pt-BR" w:eastAsia="pt-BR" w:bidi="ar-SA"/>
               </w:rPr>
-              <w:t xml:space="preserve">NOT NULL </w:t>
+              <w:t>NOT NULL</w:t>
             </w:r>
           </w:p>
         </w:tc>
@@ -14690,6 +14919,7 @@
             <w:pPr>
               <w:pStyle w:val="NormalWeb"/>
               <w:widowControl/>
+              <w:suppressAutoHyphens w:val="true"/>
               <w:spacing w:before="0" w:after="0"/>
               <w:jc w:val="both"/>
               <w:cnfStyle w:val="000000000000" w:firstRow="0" w:lastRow="0" w:firstColumn="0" w:lastColumn="0" w:oddVBand="0" w:evenVBand="0" w:oddHBand="0" w:evenHBand="0" w:firstRowFirstColumn="0" w:firstRowLastColumn="0" w:lastRowFirstColumn="0" w:lastRowLastColumn="0"/>
@@ -14724,6 +14954,7 @@
             <w:pPr>
               <w:pStyle w:val="NormalWeb"/>
               <w:widowControl/>
+              <w:suppressAutoHyphens w:val="true"/>
               <w:spacing w:before="0" w:after="0"/>
               <w:jc w:val="both"/>
               <w:rPr>
@@ -14754,6 +14985,7 @@
             <w:pPr>
               <w:pStyle w:val="NormalWeb"/>
               <w:widowControl/>
+              <w:suppressAutoHyphens w:val="true"/>
               <w:spacing w:before="0" w:after="0"/>
               <w:jc w:val="both"/>
               <w:cnfStyle w:val="000000100000" w:firstRow="0" w:lastRow="0" w:firstColumn="0" w:lastColumn="0" w:oddVBand="0" w:evenVBand="0" w:oddHBand="1" w:evenHBand="0" w:firstRowFirstColumn="0" w:firstRowLastColumn="0" w:lastRowFirstColumn="0" w:lastRowLastColumn="0"/>
@@ -14781,6 +15013,7 @@
             <w:pPr>
               <w:pStyle w:val="NormalWeb"/>
               <w:widowControl/>
+              <w:suppressAutoHyphens w:val="true"/>
               <w:spacing w:before="0" w:after="0"/>
               <w:jc w:val="both"/>
               <w:cnfStyle w:val="000000100000" w:firstRow="0" w:lastRow="0" w:firstColumn="0" w:lastColumn="0" w:oddVBand="0" w:evenVBand="0" w:oddHBand="1" w:evenHBand="0" w:firstRowFirstColumn="0" w:firstRowLastColumn="0" w:lastRowFirstColumn="0" w:lastRowLastColumn="0"/>
@@ -14808,6 +15041,7 @@
             <w:pPr>
               <w:pStyle w:val="NormalWeb"/>
               <w:widowControl/>
+              <w:suppressAutoHyphens w:val="true"/>
               <w:spacing w:before="0" w:after="0"/>
               <w:jc w:val="both"/>
               <w:cnfStyle w:val="000000100000" w:firstRow="0" w:lastRow="0" w:firstColumn="0" w:lastColumn="0" w:oddVBand="0" w:evenVBand="0" w:oddHBand="1" w:evenHBand="0" w:firstRowFirstColumn="0" w:firstRowLastColumn="0" w:lastRowFirstColumn="0" w:lastRowLastColumn="0"/>
@@ -14840,6 +15074,7 @@
             <w:pPr>
               <w:pStyle w:val="NormalWeb"/>
               <w:widowControl/>
+              <w:suppressAutoHyphens w:val="true"/>
               <w:spacing w:before="0" w:after="0"/>
               <w:jc w:val="both"/>
               <w:rPr>
@@ -14869,6 +15104,7 @@
             <w:pPr>
               <w:pStyle w:val="NormalWeb"/>
               <w:widowControl/>
+              <w:suppressAutoHyphens w:val="true"/>
               <w:spacing w:before="0" w:after="0"/>
               <w:jc w:val="both"/>
               <w:cnfStyle w:val="000000000000" w:firstRow="0" w:lastRow="0" w:firstColumn="0" w:lastColumn="0" w:oddVBand="0" w:evenVBand="0" w:oddHBand="0" w:evenHBand="0" w:firstRowFirstColumn="0" w:firstRowLastColumn="0" w:lastRowFirstColumn="0" w:lastRowLastColumn="0"/>
@@ -14895,6 +15131,7 @@
             <w:pPr>
               <w:pStyle w:val="NormalWeb"/>
               <w:widowControl/>
+              <w:suppressAutoHyphens w:val="true"/>
               <w:spacing w:before="0" w:after="0"/>
               <w:jc w:val="both"/>
               <w:cnfStyle w:val="000000000000" w:firstRow="0" w:lastRow="0" w:firstColumn="0" w:lastColumn="0" w:oddVBand="0" w:evenVBand="0" w:oddHBand="0" w:evenHBand="0" w:firstRowFirstColumn="0" w:firstRowLastColumn="0" w:lastRowFirstColumn="0" w:lastRowLastColumn="0"/>
@@ -14921,6 +15158,7 @@
             <w:pPr>
               <w:pStyle w:val="NormalWeb"/>
               <w:widowControl/>
+              <w:suppressAutoHyphens w:val="true"/>
               <w:spacing w:before="0" w:after="0"/>
               <w:jc w:val="both"/>
               <w:cnfStyle w:val="000000000000" w:firstRow="0" w:lastRow="0" w:firstColumn="0" w:lastColumn="0" w:oddVBand="0" w:evenVBand="0" w:oddHBand="0" w:evenHBand="0" w:firstRowFirstColumn="0" w:firstRowLastColumn="0" w:lastRowFirstColumn="0" w:lastRowLastColumn="0"/>
@@ -14955,6 +15193,7 @@
             <w:pPr>
               <w:pStyle w:val="NormalWeb"/>
               <w:widowControl/>
+              <w:suppressAutoHyphens w:val="true"/>
               <w:spacing w:before="0" w:after="0"/>
               <w:jc w:val="both"/>
               <w:rPr>
@@ -14985,6 +15224,7 @@
             <w:pPr>
               <w:pStyle w:val="NormalWeb"/>
               <w:widowControl/>
+              <w:suppressAutoHyphens w:val="true"/>
               <w:spacing w:before="0" w:after="0"/>
               <w:jc w:val="both"/>
               <w:cnfStyle w:val="000000100000" w:firstRow="0" w:lastRow="0" w:firstColumn="0" w:lastColumn="0" w:oddVBand="0" w:evenVBand="0" w:oddHBand="1" w:evenHBand="0" w:firstRowFirstColumn="0" w:firstRowLastColumn="0" w:lastRowFirstColumn="0" w:lastRowLastColumn="0"/>
@@ -15012,6 +15252,7 @@
             <w:pPr>
               <w:pStyle w:val="NormalWeb"/>
               <w:widowControl/>
+              <w:suppressAutoHyphens w:val="true"/>
               <w:spacing w:before="0" w:after="0"/>
               <w:jc w:val="both"/>
               <w:cnfStyle w:val="000000100000" w:firstRow="0" w:lastRow="0" w:firstColumn="0" w:lastColumn="0" w:oddVBand="0" w:evenVBand="0" w:oddHBand="1" w:evenHBand="0" w:firstRowFirstColumn="0" w:firstRowLastColumn="0" w:lastRowFirstColumn="0" w:lastRowLastColumn="0"/>
@@ -15039,6 +15280,7 @@
             <w:pPr>
               <w:pStyle w:val="NormalWeb"/>
               <w:widowControl/>
+              <w:suppressAutoHyphens w:val="true"/>
               <w:spacing w:before="0" w:after="0"/>
               <w:jc w:val="both"/>
               <w:cnfStyle w:val="000000100000" w:firstRow="0" w:lastRow="0" w:firstColumn="0" w:lastColumn="0" w:oddVBand="0" w:evenVBand="0" w:oddHBand="1" w:evenHBand="0" w:firstRowFirstColumn="0" w:firstRowLastColumn="0" w:lastRowFirstColumn="0" w:lastRowLastColumn="0"/>
@@ -15071,6 +15313,7 @@
             <w:pPr>
               <w:pStyle w:val="NormalWeb"/>
               <w:widowControl/>
+              <w:suppressAutoHyphens w:val="true"/>
               <w:spacing w:before="0" w:after="0"/>
               <w:jc w:val="both"/>
               <w:rPr>
@@ -15100,6 +15343,7 @@
             <w:pPr>
               <w:pStyle w:val="NormalWeb"/>
               <w:widowControl/>
+              <w:suppressAutoHyphens w:val="true"/>
               <w:spacing w:before="0" w:after="0"/>
               <w:jc w:val="both"/>
               <w:cnfStyle w:val="000000000000" w:firstRow="0" w:lastRow="0" w:firstColumn="0" w:lastColumn="0" w:oddVBand="0" w:evenVBand="0" w:oddHBand="0" w:evenHBand="0" w:firstRowFirstColumn="0" w:firstRowLastColumn="0" w:lastRowFirstColumn="0" w:lastRowLastColumn="0"/>
@@ -15126,6 +15370,7 @@
             <w:pPr>
               <w:pStyle w:val="NormalWeb"/>
               <w:widowControl/>
+              <w:suppressAutoHyphens w:val="true"/>
               <w:spacing w:before="0" w:after="0"/>
               <w:jc w:val="both"/>
               <w:cnfStyle w:val="000000000000" w:firstRow="0" w:lastRow="0" w:firstColumn="0" w:lastColumn="0" w:oddVBand="0" w:evenVBand="0" w:oddHBand="0" w:evenHBand="0" w:firstRowFirstColumn="0" w:firstRowLastColumn="0" w:lastRowFirstColumn="0" w:lastRowLastColumn="0"/>
@@ -15156,6 +15401,7 @@
                 <w:tab w:val="clear" w:pos="720"/>
                 <w:tab w:val="left" w:pos="520" w:leader="none"/>
               </w:tabs>
+              <w:suppressAutoHyphens w:val="true"/>
               <w:spacing w:before="0" w:after="0"/>
               <w:jc w:val="both"/>
               <w:cnfStyle w:val="000000000000" w:firstRow="0" w:lastRow="0" w:firstColumn="0" w:lastColumn="0" w:oddVBand="0" w:evenVBand="0" w:oddHBand="0" w:evenHBand="0" w:firstRowFirstColumn="0" w:firstRowLastColumn="0" w:lastRowFirstColumn="0" w:lastRowLastColumn="0"/>
@@ -15170,7 +15416,6 @@
                 <w:lang w:val="pt-BR" w:eastAsia="pt-BR" w:bidi="ar-SA"/>
               </w:rPr>
               <w:t>Define se é 'Gestor' ou 'Voluntario'.</w:t>
-              <w:tab/>
             </w:r>
           </w:p>
         </w:tc>
@@ -15241,8 +15486,8 @@
         <w:tblLook w:val="04a0" w:noHBand="0" w:noVBand="1" w:firstColumn="1" w:lastRow="0" w:lastColumn="0" w:firstRow="1"/>
       </w:tblPr>
       <w:tblGrid>
-        <w:gridCol w:w="1496"/>
-        <w:gridCol w:w="2023"/>
+        <w:gridCol w:w="1495"/>
+        <w:gridCol w:w="2024"/>
         <w:gridCol w:w="1618"/>
         <w:gridCol w:w="3922"/>
       </w:tblGrid>
@@ -15253,7 +15498,7 @@
         </w:trPr>
         <w:tc>
           <w:tcPr>
-            <w:tcW w:w="1496" w:type="dxa"/>
+            <w:tcW w:w="1495" w:type="dxa"/>
             <w:cnfStyle w:val="001000000000" w:firstRow="0" w:lastRow="0" w:firstColumn="1" w:lastColumn="0" w:oddVBand="0" w:evenVBand="0" w:oddHBand="0" w:evenHBand="0" w:firstRowFirstColumn="0" w:firstRowLastColumn="0" w:lastRowFirstColumn="0" w:lastRowLastColumn="0"/>
             <w:tcBorders>
               <w:top w:val="single" w:sz="4" w:space="0" w:color="4F81BD"/>
@@ -15267,6 +15512,7 @@
             <w:pPr>
               <w:pStyle w:val="NormalWeb"/>
               <w:widowControl/>
+              <w:suppressAutoHyphens w:val="true"/>
               <w:spacing w:before="0" w:after="0"/>
               <w:jc w:val="both"/>
               <w:rPr>
@@ -15288,7 +15534,7 @@
         </w:tc>
         <w:tc>
           <w:tcPr>
-            <w:tcW w:w="2023" w:type="dxa"/>
+            <w:tcW w:w="2024" w:type="dxa"/>
             <w:tcBorders>
               <w:top w:val="single" w:sz="4" w:space="0" w:color="4F81BD"/>
               <w:left w:val="single" w:sz="4" w:space="0" w:color="4F81BD"/>
@@ -15301,6 +15547,7 @@
             <w:pPr>
               <w:pStyle w:val="NormalWeb"/>
               <w:widowControl/>
+              <w:suppressAutoHyphens w:val="true"/>
               <w:spacing w:before="0" w:after="0"/>
               <w:jc w:val="both"/>
               <w:cnfStyle w:val="100000000000" w:firstRow="1" w:lastRow="0" w:firstColumn="0" w:lastColumn="0" w:oddVBand="0" w:evenVBand="0" w:oddHBand="0" w:evenHBand="0" w:firstRowFirstColumn="0" w:firstRowLastColumn="0" w:lastRowFirstColumn="0" w:lastRowLastColumn="0"/>
@@ -15336,6 +15583,7 @@
             <w:pPr>
               <w:pStyle w:val="NormalWeb"/>
               <w:widowControl/>
+              <w:suppressAutoHyphens w:val="true"/>
               <w:spacing w:before="0" w:after="0"/>
               <w:jc w:val="both"/>
               <w:cnfStyle w:val="100000000000" w:firstRow="1" w:lastRow="0" w:firstColumn="0" w:lastColumn="0" w:oddVBand="0" w:evenVBand="0" w:oddHBand="0" w:evenHBand="0" w:firstRowFirstColumn="0" w:firstRowLastColumn="0" w:lastRowFirstColumn="0" w:lastRowLastColumn="0"/>
@@ -15371,6 +15619,7 @@
             <w:pPr>
               <w:pStyle w:val="NormalWeb"/>
               <w:widowControl/>
+              <w:suppressAutoHyphens w:val="true"/>
               <w:spacing w:before="0" w:after="0"/>
               <w:jc w:val="both"/>
               <w:cnfStyle w:val="100000000000" w:firstRow="1" w:lastRow="0" w:firstColumn="0" w:lastColumn="0" w:oddVBand="0" w:evenVBand="0" w:oddHBand="0" w:evenHBand="0" w:firstRowFirstColumn="0" w:firstRowLastColumn="0" w:lastRowFirstColumn="0" w:lastRowLastColumn="0"/>
@@ -15399,7 +15648,7 @@
         </w:trPr>
         <w:tc>
           <w:tcPr>
-            <w:tcW w:w="1496" w:type="dxa"/>
+            <w:tcW w:w="1495" w:type="dxa"/>
             <w:cnfStyle w:val="001000000000" w:firstRow="0" w:lastRow="0" w:firstColumn="1" w:lastColumn="0" w:oddVBand="0" w:evenVBand="0" w:oddHBand="0" w:evenHBand="0" w:firstRowFirstColumn="0" w:firstRowLastColumn="0" w:lastRowFirstColumn="0" w:lastRowLastColumn="0"/>
             <w:tcBorders/>
             <w:shd w:color="auto" w:fill="DBE5F1" w:themeFill="accent1" w:themeFillTint="33" w:val="clear"/>
@@ -15408,6 +15657,7 @@
             <w:pPr>
               <w:pStyle w:val="NormalWeb"/>
               <w:widowControl/>
+              <w:suppressAutoHyphens w:val="true"/>
               <w:spacing w:before="0" w:after="0"/>
               <w:jc w:val="both"/>
               <w:rPr>
@@ -15430,7 +15680,7 @@
         </w:tc>
         <w:tc>
           <w:tcPr>
-            <w:tcW w:w="2023" w:type="dxa"/>
+            <w:tcW w:w="2024" w:type="dxa"/>
             <w:tcBorders/>
             <w:shd w:color="auto" w:fill="DBE5F1" w:themeFill="accent1" w:themeFillTint="33" w:val="clear"/>
           </w:tcPr>
@@ -15438,6 +15688,7 @@
             <w:pPr>
               <w:pStyle w:val="NormalWeb"/>
               <w:widowControl/>
+              <w:suppressAutoHyphens w:val="true"/>
               <w:spacing w:before="0" w:after="0"/>
               <w:jc w:val="both"/>
               <w:cnfStyle w:val="000000100000" w:firstRow="0" w:lastRow="0" w:firstColumn="0" w:lastColumn="0" w:oddVBand="0" w:evenVBand="0" w:oddHBand="1" w:evenHBand="0" w:firstRowFirstColumn="0" w:firstRowLastColumn="0" w:lastRowFirstColumn="0" w:lastRowLastColumn="0"/>
@@ -15465,6 +15716,7 @@
             <w:pPr>
               <w:pStyle w:val="NormalWeb"/>
               <w:widowControl/>
+              <w:suppressAutoHyphens w:val="true"/>
               <w:spacing w:before="0" w:after="0"/>
               <w:jc w:val="both"/>
               <w:cnfStyle w:val="000000100000" w:firstRow="0" w:lastRow="0" w:firstColumn="0" w:lastColumn="0" w:oddVBand="0" w:evenVBand="0" w:oddHBand="1" w:evenHBand="0" w:firstRowFirstColumn="0" w:firstRowLastColumn="0" w:lastRowFirstColumn="0" w:lastRowLastColumn="0"/>
@@ -15492,6 +15744,7 @@
             <w:pPr>
               <w:pStyle w:val="NormalWeb"/>
               <w:widowControl/>
+              <w:suppressAutoHyphens w:val="true"/>
               <w:spacing w:before="0" w:after="0"/>
               <w:jc w:val="both"/>
               <w:cnfStyle w:val="000000100000" w:firstRow="0" w:lastRow="0" w:firstColumn="0" w:lastColumn="0" w:oddVBand="0" w:evenVBand="0" w:oddHBand="1" w:evenHBand="0" w:firstRowFirstColumn="0" w:firstRowLastColumn="0" w:lastRowFirstColumn="0" w:lastRowLastColumn="0"/>
@@ -15516,7 +15769,7 @@
         </w:trPr>
         <w:tc>
           <w:tcPr>
-            <w:tcW w:w="1496" w:type="dxa"/>
+            <w:tcW w:w="1495" w:type="dxa"/>
             <w:cnfStyle w:val="001000000000" w:firstRow="0" w:lastRow="0" w:firstColumn="1" w:lastColumn="0" w:oddVBand="0" w:evenVBand="0" w:oddHBand="0" w:evenHBand="0" w:firstRowFirstColumn="0" w:firstRowLastColumn="0" w:lastRowFirstColumn="0" w:lastRowLastColumn="0"/>
             <w:tcBorders/>
           </w:tcPr>
@@ -15524,6 +15777,7 @@
             <w:pPr>
               <w:pStyle w:val="NormalWeb"/>
               <w:widowControl/>
+              <w:suppressAutoHyphens w:val="true"/>
               <w:spacing w:before="0" w:after="0"/>
               <w:jc w:val="both"/>
               <w:rPr>
@@ -15546,13 +15800,14 @@
         </w:tc>
         <w:tc>
           <w:tcPr>
-            <w:tcW w:w="2023" w:type="dxa"/>
-            <w:tcBorders/>
-          </w:tcPr>
-          <w:p>
-            <w:pPr>
-              <w:pStyle w:val="NormalWeb"/>
-              <w:widowControl/>
+            <w:tcW w:w="2024" w:type="dxa"/>
+            <w:tcBorders/>
+          </w:tcPr>
+          <w:p>
+            <w:pPr>
+              <w:pStyle w:val="NormalWeb"/>
+              <w:widowControl/>
+              <w:suppressAutoHyphens w:val="true"/>
               <w:spacing w:before="0" w:after="0"/>
               <w:jc w:val="both"/>
               <w:cnfStyle w:val="000000000000" w:firstRow="0" w:lastRow="0" w:firstColumn="0" w:lastColumn="0" w:oddVBand="0" w:evenVBand="0" w:oddHBand="0" w:evenHBand="0" w:firstRowFirstColumn="0" w:firstRowLastColumn="0" w:lastRowFirstColumn="0" w:lastRowLastColumn="0"/>
@@ -15579,6 +15834,7 @@
             <w:pPr>
               <w:pStyle w:val="NormalWeb"/>
               <w:widowControl/>
+              <w:suppressAutoHyphens w:val="true"/>
               <w:spacing w:before="0" w:after="0"/>
               <w:jc w:val="both"/>
               <w:cnfStyle w:val="000000000000" w:firstRow="0" w:lastRow="0" w:firstColumn="0" w:lastColumn="0" w:oddVBand="0" w:evenVBand="0" w:oddHBand="0" w:evenHBand="0" w:firstRowFirstColumn="0" w:firstRowLastColumn="0" w:lastRowFirstColumn="0" w:lastRowLastColumn="0"/>
@@ -15592,7 +15848,7 @@
                 <w:kern w:val="0"/>
                 <w:lang w:val="pt-BR" w:eastAsia="pt-BR" w:bidi="ar-SA"/>
               </w:rPr>
-              <w:t xml:space="preserve">NOT NULL </w:t>
+              <w:t>NOT NULL</w:t>
             </w:r>
           </w:p>
         </w:tc>
@@ -15605,6 +15861,7 @@
             <w:pPr>
               <w:pStyle w:val="NormalWeb"/>
               <w:widowControl/>
+              <w:suppressAutoHyphens w:val="true"/>
               <w:spacing w:before="0" w:after="0"/>
               <w:jc w:val="both"/>
               <w:cnfStyle w:val="000000000000" w:firstRow="0" w:lastRow="0" w:firstColumn="0" w:lastColumn="0" w:oddVBand="0" w:evenVBand="0" w:oddHBand="0" w:evenHBand="0" w:firstRowFirstColumn="0" w:firstRowLastColumn="0" w:lastRowFirstColumn="0" w:lastRowLastColumn="0"/>
@@ -15630,7 +15887,7 @@
         </w:trPr>
         <w:tc>
           <w:tcPr>
-            <w:tcW w:w="1496" w:type="dxa"/>
+            <w:tcW w:w="1495" w:type="dxa"/>
             <w:cnfStyle w:val="001000000000" w:firstRow="0" w:lastRow="0" w:firstColumn="1" w:lastColumn="0" w:oddVBand="0" w:evenVBand="0" w:oddHBand="0" w:evenHBand="0" w:firstRowFirstColumn="0" w:firstRowLastColumn="0" w:lastRowFirstColumn="0" w:lastRowLastColumn="0"/>
             <w:tcBorders/>
             <w:shd w:color="auto" w:fill="DBE5F1" w:themeFill="accent1" w:themeFillTint="33" w:val="clear"/>
@@ -15639,6 +15896,7 @@
             <w:pPr>
               <w:pStyle w:val="NormalWeb"/>
               <w:widowControl/>
+              <w:suppressAutoHyphens w:val="true"/>
               <w:spacing w:before="0" w:after="0"/>
               <w:jc w:val="both"/>
               <w:rPr>
@@ -15661,7 +15919,7 @@
         </w:tc>
         <w:tc>
           <w:tcPr>
-            <w:tcW w:w="2023" w:type="dxa"/>
+            <w:tcW w:w="2024" w:type="dxa"/>
             <w:tcBorders/>
             <w:shd w:color="auto" w:fill="DBE5F1" w:themeFill="accent1" w:themeFillTint="33" w:val="clear"/>
           </w:tcPr>
@@ -15669,6 +15927,7 @@
             <w:pPr>
               <w:pStyle w:val="NormalWeb"/>
               <w:widowControl/>
+              <w:suppressAutoHyphens w:val="true"/>
               <w:spacing w:before="0" w:after="0"/>
               <w:jc w:val="both"/>
               <w:cnfStyle w:val="000000100000" w:firstRow="0" w:lastRow="0" w:firstColumn="0" w:lastColumn="0" w:oddVBand="0" w:evenVBand="0" w:oddHBand="1" w:evenHBand="0" w:firstRowFirstColumn="0" w:firstRowLastColumn="0" w:lastRowFirstColumn="0" w:lastRowLastColumn="0"/>
@@ -15696,6 +15955,7 @@
             <w:pPr>
               <w:pStyle w:val="NormalWeb"/>
               <w:widowControl/>
+              <w:suppressAutoHyphens w:val="true"/>
               <w:spacing w:before="0" w:after="0"/>
               <w:jc w:val="both"/>
               <w:cnfStyle w:val="000000100000" w:firstRow="0" w:lastRow="0" w:firstColumn="0" w:lastColumn="0" w:oddVBand="0" w:evenVBand="0" w:oddHBand="1" w:evenHBand="0" w:firstRowFirstColumn="0" w:firstRowLastColumn="0" w:lastRowFirstColumn="0" w:lastRowLastColumn="0"/>
@@ -15723,6 +15983,7 @@
             <w:pPr>
               <w:pStyle w:val="NormalWeb"/>
               <w:widowControl/>
+              <w:suppressAutoHyphens w:val="true"/>
               <w:spacing w:before="0" w:after="0"/>
               <w:jc w:val="both"/>
               <w:cnfStyle w:val="000000100000" w:firstRow="0" w:lastRow="0" w:firstColumn="0" w:lastColumn="0" w:oddVBand="0" w:evenVBand="0" w:oddHBand="1" w:evenHBand="0" w:firstRowFirstColumn="0" w:firstRowLastColumn="0" w:lastRowFirstColumn="0" w:lastRowLastColumn="0"/>
@@ -15747,7 +16008,7 @@
         </w:trPr>
         <w:tc>
           <w:tcPr>
-            <w:tcW w:w="1496" w:type="dxa"/>
+            <w:tcW w:w="1495" w:type="dxa"/>
             <w:cnfStyle w:val="001000000000" w:firstRow="0" w:lastRow="0" w:firstColumn="1" w:lastColumn="0" w:oddVBand="0" w:evenVBand="0" w:oddHBand="0" w:evenHBand="0" w:firstRowFirstColumn="0" w:firstRowLastColumn="0" w:lastRowFirstColumn="0" w:lastRowLastColumn="0"/>
             <w:tcBorders/>
           </w:tcPr>
@@ -15755,6 +16016,7 @@
             <w:pPr>
               <w:pStyle w:val="NormalWeb"/>
               <w:widowControl/>
+              <w:suppressAutoHyphens w:val="true"/>
               <w:spacing w:before="0" w:after="0"/>
               <w:jc w:val="both"/>
               <w:rPr>
@@ -15777,13 +16039,14 @@
         </w:tc>
         <w:tc>
           <w:tcPr>
-            <w:tcW w:w="2023" w:type="dxa"/>
-            <w:tcBorders/>
-          </w:tcPr>
-          <w:p>
-            <w:pPr>
-              <w:pStyle w:val="NormalWeb"/>
-              <w:widowControl/>
+            <w:tcW w:w="2024" w:type="dxa"/>
+            <w:tcBorders/>
+          </w:tcPr>
+          <w:p>
+            <w:pPr>
+              <w:pStyle w:val="NormalWeb"/>
+              <w:widowControl/>
+              <w:suppressAutoHyphens w:val="true"/>
               <w:spacing w:before="0" w:after="0"/>
               <w:jc w:val="both"/>
               <w:cnfStyle w:val="000000000000" w:firstRow="0" w:lastRow="0" w:firstColumn="0" w:lastColumn="0" w:oddVBand="0" w:evenVBand="0" w:oddHBand="0" w:evenHBand="0" w:firstRowFirstColumn="0" w:firstRowLastColumn="0" w:lastRowFirstColumn="0" w:lastRowLastColumn="0"/>
@@ -15810,6 +16073,7 @@
             <w:pPr>
               <w:pStyle w:val="NormalWeb"/>
               <w:widowControl/>
+              <w:suppressAutoHyphens w:val="true"/>
               <w:spacing w:before="0" w:after="0"/>
               <w:jc w:val="both"/>
               <w:cnfStyle w:val="000000000000" w:firstRow="0" w:lastRow="0" w:firstColumn="0" w:lastColumn="0" w:oddVBand="0" w:evenVBand="0" w:oddHBand="0" w:evenHBand="0" w:firstRowFirstColumn="0" w:firstRowLastColumn="0" w:lastRowFirstColumn="0" w:lastRowLastColumn="0"/>
@@ -15836,6 +16100,7 @@
             <w:pPr>
               <w:pStyle w:val="NormalWeb"/>
               <w:widowControl/>
+              <w:suppressAutoHyphens w:val="true"/>
               <w:spacing w:before="0" w:after="0"/>
               <w:jc w:val="both"/>
               <w:cnfStyle w:val="000000000000" w:firstRow="0" w:lastRow="0" w:firstColumn="0" w:lastColumn="0" w:oddVBand="0" w:evenVBand="0" w:oddHBand="0" w:evenHBand="0" w:firstRowFirstColumn="0" w:firstRowLastColumn="0" w:lastRowFirstColumn="0" w:lastRowLastColumn="0"/>
@@ -15861,7 +16126,7 @@
         </w:trPr>
         <w:tc>
           <w:tcPr>
-            <w:tcW w:w="1496" w:type="dxa"/>
+            <w:tcW w:w="1495" w:type="dxa"/>
             <w:cnfStyle w:val="001000000000" w:firstRow="0" w:lastRow="0" w:firstColumn="1" w:lastColumn="0" w:oddVBand="0" w:evenVBand="0" w:oddHBand="0" w:evenHBand="0" w:firstRowFirstColumn="0" w:firstRowLastColumn="0" w:lastRowFirstColumn="0" w:lastRowLastColumn="0"/>
             <w:tcBorders/>
             <w:shd w:color="auto" w:fill="DBE5F1" w:themeFill="accent1" w:themeFillTint="33" w:val="clear"/>
@@ -15870,6 +16135,7 @@
             <w:pPr>
               <w:pStyle w:val="NormalWeb"/>
               <w:widowControl/>
+              <w:suppressAutoHyphens w:val="true"/>
               <w:spacing w:before="0" w:after="0"/>
               <w:jc w:val="both"/>
               <w:rPr>
@@ -15892,7 +16158,7 @@
         </w:tc>
         <w:tc>
           <w:tcPr>
-            <w:tcW w:w="2023" w:type="dxa"/>
+            <w:tcW w:w="2024" w:type="dxa"/>
             <w:tcBorders/>
             <w:shd w:color="auto" w:fill="DBE5F1" w:themeFill="accent1" w:themeFillTint="33" w:val="clear"/>
           </w:tcPr>
@@ -15900,6 +16166,7 @@
             <w:pPr>
               <w:pStyle w:val="NormalWeb"/>
               <w:widowControl/>
+              <w:suppressAutoHyphens w:val="true"/>
               <w:spacing w:before="0" w:after="0"/>
               <w:jc w:val="both"/>
               <w:cnfStyle w:val="000000100000" w:firstRow="0" w:lastRow="0" w:firstColumn="0" w:lastColumn="0" w:oddVBand="0" w:evenVBand="0" w:oddHBand="1" w:evenHBand="0" w:firstRowFirstColumn="0" w:firstRowLastColumn="0" w:lastRowFirstColumn="0" w:lastRowLastColumn="0"/>
@@ -15927,6 +16194,7 @@
             <w:pPr>
               <w:pStyle w:val="NormalWeb"/>
               <w:widowControl/>
+              <w:suppressAutoHyphens w:val="true"/>
               <w:spacing w:before="0" w:after="0"/>
               <w:jc w:val="both"/>
               <w:cnfStyle w:val="000000100000" w:firstRow="0" w:lastRow="0" w:firstColumn="0" w:lastColumn="0" w:oddVBand="0" w:evenVBand="0" w:oddHBand="1" w:evenHBand="0" w:firstRowFirstColumn="0" w:firstRowLastColumn="0" w:lastRowFirstColumn="0" w:lastRowLastColumn="0"/>
@@ -15954,6 +16222,7 @@
             <w:pPr>
               <w:pStyle w:val="NormalWeb"/>
               <w:widowControl/>
+              <w:suppressAutoHyphens w:val="true"/>
               <w:spacing w:before="0" w:after="0"/>
               <w:jc w:val="both"/>
               <w:cnfStyle w:val="000000100000" w:firstRow="0" w:lastRow="0" w:firstColumn="0" w:lastColumn="0" w:oddVBand="0" w:evenVBand="0" w:oddHBand="1" w:evenHBand="0" w:firstRowFirstColumn="0" w:firstRowLastColumn="0" w:lastRowFirstColumn="0" w:lastRowLastColumn="0"/>
@@ -15978,7 +16247,7 @@
         </w:trPr>
         <w:tc>
           <w:tcPr>
-            <w:tcW w:w="1496" w:type="dxa"/>
+            <w:tcW w:w="1495" w:type="dxa"/>
             <w:cnfStyle w:val="001000000000" w:firstRow="0" w:lastRow="0" w:firstColumn="1" w:lastColumn="0" w:oddVBand="0" w:evenVBand="0" w:oddHBand="0" w:evenHBand="0" w:firstRowFirstColumn="0" w:firstRowLastColumn="0" w:lastRowFirstColumn="0" w:lastRowLastColumn="0"/>
             <w:tcBorders/>
           </w:tcPr>
@@ -15986,6 +16255,7 @@
             <w:pPr>
               <w:pStyle w:val="NormalWeb"/>
               <w:widowControl/>
+              <w:suppressAutoHyphens w:val="true"/>
               <w:spacing w:before="0" w:after="0"/>
               <w:jc w:val="both"/>
               <w:rPr>
@@ -16008,13 +16278,14 @@
         </w:tc>
         <w:tc>
           <w:tcPr>
-            <w:tcW w:w="2023" w:type="dxa"/>
-            <w:tcBorders/>
-          </w:tcPr>
-          <w:p>
-            <w:pPr>
-              <w:pStyle w:val="NormalWeb"/>
-              <w:widowControl/>
+            <w:tcW w:w="2024" w:type="dxa"/>
+            <w:tcBorders/>
+          </w:tcPr>
+          <w:p>
+            <w:pPr>
+              <w:pStyle w:val="NormalWeb"/>
+              <w:widowControl/>
+              <w:suppressAutoHyphens w:val="true"/>
               <w:spacing w:before="0" w:after="0"/>
               <w:jc w:val="both"/>
               <w:cnfStyle w:val="000000000000" w:firstRow="0" w:lastRow="0" w:firstColumn="0" w:lastColumn="0" w:oddVBand="0" w:evenVBand="0" w:oddHBand="0" w:evenHBand="0" w:firstRowFirstColumn="0" w:firstRowLastColumn="0" w:lastRowFirstColumn="0" w:lastRowLastColumn="0"/>
@@ -16041,6 +16312,7 @@
             <w:pPr>
               <w:pStyle w:val="NormalWeb"/>
               <w:widowControl/>
+              <w:suppressAutoHyphens w:val="true"/>
               <w:spacing w:before="0" w:after="0"/>
               <w:jc w:val="both"/>
               <w:cnfStyle w:val="000000000000" w:firstRow="0" w:lastRow="0" w:firstColumn="0" w:lastColumn="0" w:oddVBand="0" w:evenVBand="0" w:oddHBand="0" w:evenHBand="0" w:firstRowFirstColumn="0" w:firstRowLastColumn="0" w:lastRowFirstColumn="0" w:lastRowLastColumn="0"/>
@@ -16071,6 +16343,7 @@
                 <w:tab w:val="clear" w:pos="720"/>
                 <w:tab w:val="left" w:pos="520" w:leader="none"/>
               </w:tabs>
+              <w:suppressAutoHyphens w:val="true"/>
               <w:spacing w:before="0" w:after="0"/>
               <w:jc w:val="both"/>
               <w:cnfStyle w:val="000000000000" w:firstRow="0" w:lastRow="0" w:firstColumn="0" w:lastColumn="0" w:oddVBand="0" w:evenVBand="0" w:oddHBand="0" w:evenHBand="0" w:firstRowFirstColumn="0" w:firstRowLastColumn="0" w:lastRowFirstColumn="0" w:lastRowLastColumn="0"/>
@@ -16193,8 +16466,8 @@
         <w:tblLook w:val="04a0" w:noHBand="0" w:noVBand="1" w:firstColumn="1" w:lastRow="0" w:lastColumn="0" w:firstRow="1"/>
       </w:tblPr>
       <w:tblGrid>
-        <w:gridCol w:w="1475"/>
-        <w:gridCol w:w="1996"/>
+        <w:gridCol w:w="1474"/>
+        <w:gridCol w:w="1997"/>
         <w:gridCol w:w="1594"/>
         <w:gridCol w:w="3867"/>
       </w:tblGrid>
@@ -16205,7 +16478,7 @@
         </w:trPr>
         <w:tc>
           <w:tcPr>
-            <w:tcW w:w="1475" w:type="dxa"/>
+            <w:tcW w:w="1474" w:type="dxa"/>
             <w:cnfStyle w:val="001000000000" w:firstRow="0" w:lastRow="0" w:firstColumn="1" w:lastColumn="0" w:oddVBand="0" w:evenVBand="0" w:oddHBand="0" w:evenHBand="0" w:firstRowFirstColumn="0" w:firstRowLastColumn="0" w:lastRowFirstColumn="0" w:lastRowLastColumn="0"/>
             <w:tcBorders>
               <w:top w:val="single" w:sz="4" w:space="0" w:color="4F81BD"/>
@@ -16219,6 +16492,7 @@
             <w:pPr>
               <w:pStyle w:val="NormalWeb"/>
               <w:widowControl/>
+              <w:suppressAutoHyphens w:val="true"/>
               <w:spacing w:before="0" w:after="0"/>
               <w:jc w:val="both"/>
               <w:rPr>
@@ -16240,7 +16514,7 @@
         </w:tc>
         <w:tc>
           <w:tcPr>
-            <w:tcW w:w="1996" w:type="dxa"/>
+            <w:tcW w:w="1997" w:type="dxa"/>
             <w:tcBorders>
               <w:top w:val="single" w:sz="4" w:space="0" w:color="4F81BD"/>
               <w:left w:val="single" w:sz="4" w:space="0" w:color="4F81BD"/>
@@ -16253,6 +16527,7 @@
             <w:pPr>
               <w:pStyle w:val="NormalWeb"/>
               <w:widowControl/>
+              <w:suppressAutoHyphens w:val="true"/>
               <w:spacing w:before="0" w:after="0"/>
               <w:jc w:val="both"/>
               <w:cnfStyle w:val="100000000000" w:firstRow="1" w:lastRow="0" w:firstColumn="0" w:lastColumn="0" w:oddVBand="0" w:evenVBand="0" w:oddHBand="0" w:evenHBand="0" w:firstRowFirstColumn="0" w:firstRowLastColumn="0" w:lastRowFirstColumn="0" w:lastRowLastColumn="0"/>
@@ -16288,6 +16563,7 @@
             <w:pPr>
               <w:pStyle w:val="NormalWeb"/>
               <w:widowControl/>
+              <w:suppressAutoHyphens w:val="true"/>
               <w:spacing w:before="0" w:after="0"/>
               <w:jc w:val="both"/>
               <w:cnfStyle w:val="100000000000" w:firstRow="1" w:lastRow="0" w:firstColumn="0" w:lastColumn="0" w:oddVBand="0" w:evenVBand="0" w:oddHBand="0" w:evenHBand="0" w:firstRowFirstColumn="0" w:firstRowLastColumn="0" w:lastRowFirstColumn="0" w:lastRowLastColumn="0"/>
@@ -16323,6 +16599,7 @@
             <w:pPr>
               <w:pStyle w:val="NormalWeb"/>
               <w:widowControl/>
+              <w:suppressAutoHyphens w:val="true"/>
               <w:spacing w:before="0" w:after="0"/>
               <w:jc w:val="both"/>
               <w:cnfStyle w:val="100000000000" w:firstRow="1" w:lastRow="0" w:firstColumn="0" w:lastColumn="0" w:oddVBand="0" w:evenVBand="0" w:oddHBand="0" w:evenHBand="0" w:firstRowFirstColumn="0" w:firstRowLastColumn="0" w:lastRowFirstColumn="0" w:lastRowLastColumn="0"/>
@@ -16351,7 +16628,7 @@
         </w:trPr>
         <w:tc>
           <w:tcPr>
-            <w:tcW w:w="1475" w:type="dxa"/>
+            <w:tcW w:w="1474" w:type="dxa"/>
             <w:cnfStyle w:val="001000000000" w:firstRow="0" w:lastRow="0" w:firstColumn="1" w:lastColumn="0" w:oddVBand="0" w:evenVBand="0" w:oddHBand="0" w:evenHBand="0" w:firstRowFirstColumn="0" w:firstRowLastColumn="0" w:lastRowFirstColumn="0" w:lastRowLastColumn="0"/>
             <w:tcBorders/>
             <w:shd w:color="auto" w:fill="DBE5F1" w:themeFill="accent1" w:themeFillTint="33" w:val="clear"/>
@@ -16360,6 +16637,7 @@
             <w:pPr>
               <w:pStyle w:val="NormalWeb"/>
               <w:widowControl/>
+              <w:suppressAutoHyphens w:val="true"/>
               <w:spacing w:before="0" w:after="0"/>
               <w:jc w:val="both"/>
               <w:rPr>
@@ -16382,7 +16660,7 @@
         </w:tc>
         <w:tc>
           <w:tcPr>
-            <w:tcW w:w="1996" w:type="dxa"/>
+            <w:tcW w:w="1997" w:type="dxa"/>
             <w:tcBorders/>
             <w:shd w:color="auto" w:fill="DBE5F1" w:themeFill="accent1" w:themeFillTint="33" w:val="clear"/>
           </w:tcPr>
@@ -16390,6 +16668,7 @@
             <w:pPr>
               <w:pStyle w:val="NormalWeb"/>
               <w:widowControl/>
+              <w:suppressAutoHyphens w:val="true"/>
               <w:spacing w:before="0" w:after="0"/>
               <w:jc w:val="both"/>
               <w:cnfStyle w:val="000000100000" w:firstRow="0" w:lastRow="0" w:firstColumn="0" w:lastColumn="0" w:oddVBand="0" w:evenVBand="0" w:oddHBand="1" w:evenHBand="0" w:firstRowFirstColumn="0" w:firstRowLastColumn="0" w:lastRowFirstColumn="0" w:lastRowLastColumn="0"/>
@@ -16417,6 +16696,7 @@
             <w:pPr>
               <w:pStyle w:val="NormalWeb"/>
               <w:widowControl/>
+              <w:suppressAutoHyphens w:val="true"/>
               <w:spacing w:before="0" w:after="0"/>
               <w:jc w:val="both"/>
               <w:cnfStyle w:val="000000100000" w:firstRow="0" w:lastRow="0" w:firstColumn="0" w:lastColumn="0" w:oddVBand="0" w:evenVBand="0" w:oddHBand="1" w:evenHBand="0" w:firstRowFirstColumn="0" w:firstRowLastColumn="0" w:lastRowFirstColumn="0" w:lastRowLastColumn="0"/>
@@ -16444,6 +16724,7 @@
             <w:pPr>
               <w:pStyle w:val="NormalWeb"/>
               <w:widowControl/>
+              <w:suppressAutoHyphens w:val="true"/>
               <w:spacing w:before="0" w:after="0"/>
               <w:jc w:val="both"/>
               <w:cnfStyle w:val="000000100000" w:firstRow="0" w:lastRow="0" w:firstColumn="0" w:lastColumn="0" w:oddVBand="0" w:evenVBand="0" w:oddHBand="1" w:evenHBand="0" w:firstRowFirstColumn="0" w:firstRowLastColumn="0" w:lastRowFirstColumn="0" w:lastRowLastColumn="0"/>
@@ -16468,7 +16749,7 @@
         </w:trPr>
         <w:tc>
           <w:tcPr>
-            <w:tcW w:w="1475" w:type="dxa"/>
+            <w:tcW w:w="1474" w:type="dxa"/>
             <w:cnfStyle w:val="001000000000" w:firstRow="0" w:lastRow="0" w:firstColumn="1" w:lastColumn="0" w:oddVBand="0" w:evenVBand="0" w:oddHBand="0" w:evenHBand="0" w:firstRowFirstColumn="0" w:firstRowLastColumn="0" w:lastRowFirstColumn="0" w:lastRowLastColumn="0"/>
             <w:tcBorders/>
           </w:tcPr>
@@ -16476,6 +16757,7 @@
             <w:pPr>
               <w:pStyle w:val="NormalWeb"/>
               <w:widowControl/>
+              <w:suppressAutoHyphens w:val="true"/>
               <w:spacing w:before="0" w:after="0"/>
               <w:jc w:val="both"/>
               <w:rPr>
@@ -16498,13 +16780,14 @@
         </w:tc>
         <w:tc>
           <w:tcPr>
-            <w:tcW w:w="1996" w:type="dxa"/>
-            <w:tcBorders/>
-          </w:tcPr>
-          <w:p>
-            <w:pPr>
-              <w:pStyle w:val="NormalWeb"/>
-              <w:widowControl/>
+            <w:tcW w:w="1997" w:type="dxa"/>
+            <w:tcBorders/>
+          </w:tcPr>
+          <w:p>
+            <w:pPr>
+              <w:pStyle w:val="NormalWeb"/>
+              <w:widowControl/>
+              <w:suppressAutoHyphens w:val="true"/>
               <w:spacing w:before="0" w:after="0"/>
               <w:jc w:val="both"/>
               <w:cnfStyle w:val="000000000000" w:firstRow="0" w:lastRow="0" w:firstColumn="0" w:lastColumn="0" w:oddVBand="0" w:evenVBand="0" w:oddHBand="0" w:evenHBand="0" w:firstRowFirstColumn="0" w:firstRowLastColumn="0" w:lastRowFirstColumn="0" w:lastRowLastColumn="0"/>
@@ -16531,6 +16814,7 @@
             <w:pPr>
               <w:pStyle w:val="NormalWeb"/>
               <w:widowControl/>
+              <w:suppressAutoHyphens w:val="true"/>
               <w:spacing w:before="0" w:after="0"/>
               <w:jc w:val="both"/>
               <w:cnfStyle w:val="000000000000" w:firstRow="0" w:lastRow="0" w:firstColumn="0" w:lastColumn="0" w:oddVBand="0" w:evenVBand="0" w:oddHBand="0" w:evenHBand="0" w:firstRowFirstColumn="0" w:firstRowLastColumn="0" w:lastRowFirstColumn="0" w:lastRowLastColumn="0"/>
@@ -16544,7 +16828,7 @@
                 <w:kern w:val="0"/>
                 <w:lang w:val="pt-BR" w:eastAsia="pt-BR" w:bidi="ar-SA"/>
               </w:rPr>
-              <w:t xml:space="preserve">FK </w:t>
+              <w:t>FK</w:t>
             </w:r>
           </w:p>
         </w:tc>
@@ -16557,6 +16841,7 @@
             <w:pPr>
               <w:pStyle w:val="NormalWeb"/>
               <w:widowControl/>
+              <w:suppressAutoHyphens w:val="true"/>
               <w:spacing w:before="0" w:after="0"/>
               <w:jc w:val="both"/>
               <w:cnfStyle w:val="000000000000" w:firstRow="0" w:lastRow="0" w:firstColumn="0" w:lastColumn="0" w:oddVBand="0" w:evenVBand="0" w:oddHBand="0" w:evenHBand="0" w:firstRowFirstColumn="0" w:firstRowLastColumn="0" w:lastRowFirstColumn="0" w:lastRowLastColumn="0"/>
@@ -16582,7 +16867,7 @@
         </w:trPr>
         <w:tc>
           <w:tcPr>
-            <w:tcW w:w="1475" w:type="dxa"/>
+            <w:tcW w:w="1474" w:type="dxa"/>
             <w:cnfStyle w:val="001000000000" w:firstRow="0" w:lastRow="0" w:firstColumn="1" w:lastColumn="0" w:oddVBand="0" w:evenVBand="0" w:oddHBand="0" w:evenHBand="0" w:firstRowFirstColumn="0" w:firstRowLastColumn="0" w:lastRowFirstColumn="0" w:lastRowLastColumn="0"/>
             <w:tcBorders/>
             <w:shd w:color="auto" w:fill="DBE5F1" w:themeFill="accent1" w:themeFillTint="33" w:val="clear"/>
@@ -16591,6 +16876,7 @@
             <w:pPr>
               <w:pStyle w:val="NormalWeb"/>
               <w:widowControl/>
+              <w:suppressAutoHyphens w:val="true"/>
               <w:spacing w:before="0" w:after="0"/>
               <w:jc w:val="both"/>
               <w:rPr>
@@ -16613,7 +16899,7 @@
         </w:tc>
         <w:tc>
           <w:tcPr>
-            <w:tcW w:w="1996" w:type="dxa"/>
+            <w:tcW w:w="1997" w:type="dxa"/>
             <w:tcBorders/>
             <w:shd w:color="auto" w:fill="DBE5F1" w:themeFill="accent1" w:themeFillTint="33" w:val="clear"/>
           </w:tcPr>
@@ -16621,6 +16907,7 @@
             <w:pPr>
               <w:pStyle w:val="NormalWeb"/>
               <w:widowControl/>
+              <w:suppressAutoHyphens w:val="true"/>
               <w:spacing w:before="0" w:after="0"/>
               <w:jc w:val="both"/>
               <w:cnfStyle w:val="000000100000" w:firstRow="0" w:lastRow="0" w:firstColumn="0" w:lastColumn="0" w:oddVBand="0" w:evenVBand="0" w:oddHBand="1" w:evenHBand="0" w:firstRowFirstColumn="0" w:firstRowLastColumn="0" w:lastRowFirstColumn="0" w:lastRowLastColumn="0"/>
@@ -16648,6 +16935,7 @@
             <w:pPr>
               <w:pStyle w:val="NormalWeb"/>
               <w:widowControl/>
+              <w:suppressAutoHyphens w:val="true"/>
               <w:spacing w:before="0" w:after="0"/>
               <w:jc w:val="both"/>
               <w:cnfStyle w:val="000000100000" w:firstRow="0" w:lastRow="0" w:firstColumn="0" w:lastColumn="0" w:oddVBand="0" w:evenVBand="0" w:oddHBand="1" w:evenHBand="0" w:firstRowFirstColumn="0" w:firstRowLastColumn="0" w:lastRowFirstColumn="0" w:lastRowLastColumn="0"/>
@@ -16675,6 +16963,7 @@
             <w:pPr>
               <w:pStyle w:val="NormalWeb"/>
               <w:widowControl/>
+              <w:suppressAutoHyphens w:val="true"/>
               <w:spacing w:before="0" w:after="0"/>
               <w:jc w:val="both"/>
               <w:cnfStyle w:val="000000100000" w:firstRow="0" w:lastRow="0" w:firstColumn="0" w:lastColumn="0" w:oddVBand="0" w:evenVBand="0" w:oddHBand="1" w:evenHBand="0" w:firstRowFirstColumn="0" w:firstRowLastColumn="0" w:lastRowFirstColumn="0" w:lastRowLastColumn="0"/>
@@ -16699,7 +16988,7 @@
         </w:trPr>
         <w:tc>
           <w:tcPr>
-            <w:tcW w:w="1475" w:type="dxa"/>
+            <w:tcW w:w="1474" w:type="dxa"/>
             <w:cnfStyle w:val="001000000000" w:firstRow="0" w:lastRow="0" w:firstColumn="1" w:lastColumn="0" w:oddVBand="0" w:evenVBand="0" w:oddHBand="0" w:evenHBand="0" w:firstRowFirstColumn="0" w:firstRowLastColumn="0" w:lastRowFirstColumn="0" w:lastRowLastColumn="0"/>
             <w:tcBorders/>
           </w:tcPr>
@@ -16707,6 +16996,7 @@
             <w:pPr>
               <w:pStyle w:val="NormalWeb"/>
               <w:widowControl/>
+              <w:suppressAutoHyphens w:val="true"/>
               <w:spacing w:before="0" w:after="0"/>
               <w:jc w:val="both"/>
               <w:rPr>
@@ -16729,13 +17019,14 @@
         </w:tc>
         <w:tc>
           <w:tcPr>
-            <w:tcW w:w="1996" w:type="dxa"/>
-            <w:tcBorders/>
-          </w:tcPr>
-          <w:p>
-            <w:pPr>
-              <w:pStyle w:val="NormalWeb"/>
-              <w:widowControl/>
+            <w:tcW w:w="1997" w:type="dxa"/>
+            <w:tcBorders/>
+          </w:tcPr>
+          <w:p>
+            <w:pPr>
+              <w:pStyle w:val="NormalWeb"/>
+              <w:widowControl/>
+              <w:suppressAutoHyphens w:val="true"/>
               <w:spacing w:before="0" w:after="0"/>
               <w:jc w:val="both"/>
               <w:cnfStyle w:val="000000000000" w:firstRow="0" w:lastRow="0" w:firstColumn="0" w:lastColumn="0" w:oddVBand="0" w:evenVBand="0" w:oddHBand="0" w:evenHBand="0" w:firstRowFirstColumn="0" w:firstRowLastColumn="0" w:lastRowFirstColumn="0" w:lastRowLastColumn="0"/>
@@ -16762,6 +17053,7 @@
             <w:pPr>
               <w:pStyle w:val="NormalWeb"/>
               <w:widowControl/>
+              <w:suppressAutoHyphens w:val="true"/>
               <w:spacing w:before="0" w:after="0"/>
               <w:jc w:val="both"/>
               <w:cnfStyle w:val="000000000000" w:firstRow="0" w:lastRow="0" w:firstColumn="0" w:lastColumn="0" w:oddVBand="0" w:evenVBand="0" w:oddHBand="0" w:evenHBand="0" w:firstRowFirstColumn="0" w:firstRowLastColumn="0" w:lastRowFirstColumn="0" w:lastRowLastColumn="0"/>
@@ -16788,6 +17080,7 @@
             <w:pPr>
               <w:pStyle w:val="NormalWeb"/>
               <w:widowControl/>
+              <w:suppressAutoHyphens w:val="true"/>
               <w:spacing w:before="0" w:after="0"/>
               <w:jc w:val="both"/>
               <w:cnfStyle w:val="000000000000" w:firstRow="0" w:lastRow="0" w:firstColumn="0" w:lastColumn="0" w:oddVBand="0" w:evenVBand="0" w:oddHBand="0" w:evenHBand="0" w:firstRowFirstColumn="0" w:firstRowLastColumn="0" w:lastRowFirstColumn="0" w:lastRowLastColumn="0"/>
@@ -16897,6 +17190,7 @@
             <w:pPr>
               <w:pStyle w:val="NormalWeb"/>
               <w:widowControl/>
+              <w:suppressAutoHyphens w:val="true"/>
               <w:spacing w:before="0" w:after="0"/>
               <w:jc w:val="both"/>
               <w:rPr>
@@ -16931,6 +17225,7 @@
             <w:pPr>
               <w:pStyle w:val="NormalWeb"/>
               <w:widowControl/>
+              <w:suppressAutoHyphens w:val="true"/>
               <w:spacing w:before="0" w:after="0"/>
               <w:jc w:val="both"/>
               <w:cnfStyle w:val="100000000000" w:firstRow="1" w:lastRow="0" w:firstColumn="0" w:lastColumn="0" w:oddVBand="0" w:evenVBand="0" w:oddHBand="0" w:evenHBand="0" w:firstRowFirstColumn="0" w:firstRowLastColumn="0" w:lastRowFirstColumn="0" w:lastRowLastColumn="0"/>
@@ -16966,6 +17261,7 @@
             <w:pPr>
               <w:pStyle w:val="NormalWeb"/>
               <w:widowControl/>
+              <w:suppressAutoHyphens w:val="true"/>
               <w:spacing w:before="0" w:after="0"/>
               <w:jc w:val="both"/>
               <w:cnfStyle w:val="100000000000" w:firstRow="1" w:lastRow="0" w:firstColumn="0" w:lastColumn="0" w:oddVBand="0" w:evenVBand="0" w:oddHBand="0" w:evenHBand="0" w:firstRowFirstColumn="0" w:firstRowLastColumn="0" w:lastRowFirstColumn="0" w:lastRowLastColumn="0"/>
@@ -17001,6 +17297,7 @@
             <w:pPr>
               <w:pStyle w:val="NormalWeb"/>
               <w:widowControl/>
+              <w:suppressAutoHyphens w:val="true"/>
               <w:spacing w:before="0" w:after="0"/>
               <w:jc w:val="both"/>
               <w:cnfStyle w:val="100000000000" w:firstRow="1" w:lastRow="0" w:firstColumn="0" w:lastColumn="0" w:oddVBand="0" w:evenVBand="0" w:oddHBand="0" w:evenHBand="0" w:firstRowFirstColumn="0" w:firstRowLastColumn="0" w:lastRowFirstColumn="0" w:lastRowLastColumn="0"/>
@@ -17037,6 +17334,7 @@
             <w:pPr>
               <w:pStyle w:val="NormalWeb"/>
               <w:widowControl/>
+              <w:suppressAutoHyphens w:val="true"/>
               <w:spacing w:before="0" w:after="0"/>
               <w:jc w:val="both"/>
               <w:rPr>
@@ -17067,6 +17365,7 @@
             <w:pPr>
               <w:pStyle w:val="NormalWeb"/>
               <w:widowControl/>
+              <w:suppressAutoHyphens w:val="true"/>
               <w:spacing w:before="0" w:after="0"/>
               <w:jc w:val="both"/>
               <w:cnfStyle w:val="000000100000" w:firstRow="0" w:lastRow="0" w:firstColumn="0" w:lastColumn="0" w:oddVBand="0" w:evenVBand="0" w:oddHBand="1" w:evenHBand="0" w:firstRowFirstColumn="0" w:firstRowLastColumn="0" w:lastRowFirstColumn="0" w:lastRowLastColumn="0"/>
@@ -17094,6 +17393,7 @@
             <w:pPr>
               <w:pStyle w:val="NormalWeb"/>
               <w:widowControl/>
+              <w:suppressAutoHyphens w:val="true"/>
               <w:spacing w:before="0" w:after="0"/>
               <w:jc w:val="both"/>
               <w:cnfStyle w:val="000000100000" w:firstRow="0" w:lastRow="0" w:firstColumn="0" w:lastColumn="0" w:oddVBand="0" w:evenVBand="0" w:oddHBand="1" w:evenHBand="0" w:firstRowFirstColumn="0" w:firstRowLastColumn="0" w:lastRowFirstColumn="0" w:lastRowLastColumn="0"/>
@@ -17121,6 +17421,7 @@
             <w:pPr>
               <w:pStyle w:val="NormalWeb"/>
               <w:widowControl/>
+              <w:suppressAutoHyphens w:val="true"/>
               <w:spacing w:before="0" w:after="0"/>
               <w:jc w:val="both"/>
               <w:cnfStyle w:val="000000100000" w:firstRow="0" w:lastRow="0" w:firstColumn="0" w:lastColumn="0" w:oddVBand="0" w:evenVBand="0" w:oddHBand="1" w:evenHBand="0" w:firstRowFirstColumn="0" w:firstRowLastColumn="0" w:lastRowFirstColumn="0" w:lastRowLastColumn="0"/>
@@ -17151,6 +17452,7 @@
             <w:pPr>
               <w:pStyle w:val="NormalWeb"/>
               <w:widowControl/>
+              <w:suppressAutoHyphens w:val="true"/>
               <w:spacing w:before="0" w:after="0"/>
               <w:jc w:val="both"/>
               <w:rPr>
@@ -17180,6 +17482,7 @@
             <w:pPr>
               <w:pStyle w:val="NormalWeb"/>
               <w:widowControl/>
+              <w:suppressAutoHyphens w:val="true"/>
               <w:spacing w:before="0" w:after="0"/>
               <w:jc w:val="both"/>
               <w:cnfStyle w:val="000000000000" w:firstRow="0" w:lastRow="0" w:firstColumn="0" w:lastColumn="0" w:oddVBand="0" w:evenVBand="0" w:oddHBand="0" w:evenHBand="0" w:firstRowFirstColumn="0" w:firstRowLastColumn="0" w:lastRowFirstColumn="0" w:lastRowLastColumn="0"/>
@@ -17206,6 +17509,7 @@
             <w:pPr>
               <w:pStyle w:val="NormalWeb"/>
               <w:widowControl/>
+              <w:suppressAutoHyphens w:val="true"/>
               <w:spacing w:before="0" w:after="0"/>
               <w:jc w:val="both"/>
               <w:cnfStyle w:val="000000000000" w:firstRow="0" w:lastRow="0" w:firstColumn="0" w:lastColumn="0" w:oddVBand="0" w:evenVBand="0" w:oddHBand="0" w:evenHBand="0" w:firstRowFirstColumn="0" w:firstRowLastColumn="0" w:lastRowFirstColumn="0" w:lastRowLastColumn="0"/>
@@ -17219,7 +17523,7 @@
                 <w:kern w:val="0"/>
                 <w:lang w:val="pt-BR" w:eastAsia="pt-BR" w:bidi="ar-SA"/>
               </w:rPr>
-              <w:t xml:space="preserve">FK </w:t>
+              <w:t>FK</w:t>
             </w:r>
           </w:p>
         </w:tc>
@@ -17232,6 +17536,7 @@
             <w:pPr>
               <w:pStyle w:val="NormalWeb"/>
               <w:widowControl/>
+              <w:suppressAutoHyphens w:val="true"/>
               <w:spacing w:before="0" w:after="0"/>
               <w:jc w:val="both"/>
               <w:cnfStyle w:val="000000000000" w:firstRow="0" w:lastRow="0" w:firstColumn="0" w:lastColumn="0" w:oddVBand="0" w:evenVBand="0" w:oddHBand="0" w:evenHBand="0" w:firstRowFirstColumn="0" w:firstRowLastColumn="0" w:lastRowFirstColumn="0" w:lastRowLastColumn="0"/>
@@ -17265,6 +17570,7 @@
             <w:pPr>
               <w:pStyle w:val="NormalWeb"/>
               <w:widowControl/>
+              <w:suppressAutoHyphens w:val="true"/>
               <w:spacing w:before="0" w:after="0"/>
               <w:jc w:val="both"/>
               <w:rPr>
@@ -17281,7 +17587,7 @@
                 <w:kern w:val="0"/>
                 <w:lang w:val="pt-BR" w:eastAsia="pt-BR" w:bidi="ar-SA"/>
               </w:rPr>
-              <w:t>descricao</w:t>
+              <w:t>categoria</w:t>
             </w:r>
           </w:p>
         </w:tc>
@@ -17295,8 +17601,9 @@
             <w:pPr>
               <w:pStyle w:val="NormalWeb"/>
               <w:widowControl/>
-              <w:spacing w:before="0" w:after="0"/>
-              <w:jc w:val="both"/>
+              <w:suppressAutoHyphens w:val="true"/>
+              <w:spacing w:before="0" w:after="0"/>
+              <w:jc w:val="left"/>
               <w:cnfStyle w:val="000000100000" w:firstRow="0" w:lastRow="0" w:firstColumn="0" w:lastColumn="0" w:oddVBand="0" w:evenVBand="0" w:oddHBand="1" w:evenHBand="0" w:firstRowFirstColumn="0" w:firstRowLastColumn="0" w:lastRowFirstColumn="0" w:lastRowLastColumn="0"/>
               <w:rPr>
                 <w:rFonts w:ascii="Arial" w:hAnsi="Arial" w:cs="Arial"/>
@@ -17308,7 +17615,7 @@
                 <w:kern w:val="0"/>
                 <w:lang w:val="pt-BR" w:eastAsia="pt-BR" w:bidi="ar-SA"/>
               </w:rPr>
-              <w:t>text</w:t>
+              <w:t>uuid</w:t>
             </w:r>
           </w:p>
         </w:tc>
@@ -17322,6 +17629,7 @@
             <w:pPr>
               <w:pStyle w:val="NormalWeb"/>
               <w:widowControl/>
+              <w:suppressAutoHyphens w:val="true"/>
               <w:spacing w:before="0" w:after="0"/>
               <w:jc w:val="both"/>
               <w:cnfStyle w:val="000000100000" w:firstRow="0" w:lastRow="0" w:firstColumn="0" w:lastColumn="0" w:oddVBand="0" w:evenVBand="0" w:oddHBand="1" w:evenHBand="0" w:firstRowFirstColumn="0" w:firstRowLastColumn="0" w:lastRowFirstColumn="0" w:lastRowLastColumn="0"/>
@@ -17335,7 +17643,7 @@
                 <w:kern w:val="0"/>
                 <w:lang w:val="pt-BR" w:eastAsia="pt-BR" w:bidi="ar-SA"/>
               </w:rPr>
-              <w:t>NOT NULL</w:t>
+              <w:t>FK</w:t>
             </w:r>
           </w:p>
         </w:tc>
@@ -17349,6 +17657,7 @@
             <w:pPr>
               <w:pStyle w:val="NormalWeb"/>
               <w:widowControl/>
+              <w:suppressAutoHyphens w:val="true"/>
               <w:spacing w:before="0" w:after="0"/>
               <w:jc w:val="both"/>
               <w:cnfStyle w:val="000000100000" w:firstRow="0" w:lastRow="0" w:firstColumn="0" w:lastColumn="0" w:oddVBand="0" w:evenVBand="0" w:oddHBand="1" w:evenHBand="0" w:firstRowFirstColumn="0" w:firstRowLastColumn="0" w:lastRowFirstColumn="0" w:lastRowLastColumn="0"/>
@@ -17362,7 +17671,7 @@
                 <w:kern w:val="0"/>
                 <w:lang w:val="pt-BR" w:eastAsia="pt-BR" w:bidi="ar-SA"/>
               </w:rPr>
-              <w:t>Detalhes do item (ex: Fardos de água 500ml).</w:t>
+              <w:t>Referência à tabela categoria_demanda.</w:t>
             </w:r>
           </w:p>
         </w:tc>
@@ -17379,6 +17688,7 @@
             <w:pPr>
               <w:pStyle w:val="NormalWeb"/>
               <w:widowControl/>
+              <w:suppressAutoHyphens w:val="true"/>
               <w:spacing w:before="0" w:after="0"/>
               <w:jc w:val="both"/>
               <w:rPr>
@@ -17408,6 +17718,7 @@
             <w:pPr>
               <w:pStyle w:val="NormalWeb"/>
               <w:widowControl/>
+              <w:suppressAutoHyphens w:val="true"/>
               <w:spacing w:before="0" w:after="0"/>
               <w:jc w:val="both"/>
               <w:cnfStyle w:val="000000000000" w:firstRow="0" w:lastRow="0" w:firstColumn="0" w:lastColumn="0" w:oddVBand="0" w:evenVBand="0" w:oddHBand="0" w:evenHBand="0" w:firstRowFirstColumn="0" w:firstRowLastColumn="0" w:lastRowFirstColumn="0" w:lastRowLastColumn="0"/>
@@ -17434,6 +17745,7 @@
             <w:pPr>
               <w:pStyle w:val="NormalWeb"/>
               <w:widowControl/>
+              <w:suppressAutoHyphens w:val="true"/>
               <w:spacing w:before="0" w:after="0"/>
               <w:jc w:val="both"/>
               <w:cnfStyle w:val="000000000000" w:firstRow="0" w:lastRow="0" w:firstColumn="0" w:lastColumn="0" w:oddVBand="0" w:evenVBand="0" w:oddHBand="0" w:evenHBand="0" w:firstRowFirstColumn="0" w:firstRowLastColumn="0" w:lastRowFirstColumn="0" w:lastRowLastColumn="0"/>
@@ -17460,6 +17772,7 @@
             <w:pPr>
               <w:pStyle w:val="NormalWeb"/>
               <w:widowControl/>
+              <w:suppressAutoHyphens w:val="true"/>
               <w:spacing w:before="0" w:after="0"/>
               <w:jc w:val="both"/>
               <w:cnfStyle w:val="000000000000" w:firstRow="0" w:lastRow="0" w:firstColumn="0" w:lastColumn="0" w:oddVBand="0" w:evenVBand="0" w:oddHBand="0" w:evenHBand="0" w:firstRowFirstColumn="0" w:firstRowLastColumn="0" w:lastRowFirstColumn="0" w:lastRowLastColumn="0"/>
@@ -17493,6 +17806,7 @@
             <w:pPr>
               <w:pStyle w:val="NormalWeb"/>
               <w:widowControl/>
+              <w:suppressAutoHyphens w:val="true"/>
               <w:spacing w:before="0" w:after="0"/>
               <w:jc w:val="both"/>
               <w:rPr>
@@ -17509,7 +17823,7 @@
                 <w:kern w:val="0"/>
                 <w:lang w:val="pt-BR" w:eastAsia="pt-BR" w:bidi="ar-SA"/>
               </w:rPr>
-              <w:t>categoria</w:t>
+              <w:t>descricao</w:t>
             </w:r>
           </w:p>
         </w:tc>
@@ -17523,8 +17837,9 @@
             <w:pPr>
               <w:pStyle w:val="NormalWeb"/>
               <w:widowControl/>
-              <w:spacing w:before="0" w:after="0"/>
-              <w:jc w:val="left"/>
+              <w:suppressAutoHyphens w:val="true"/>
+              <w:spacing w:before="0" w:after="0"/>
+              <w:jc w:val="both"/>
               <w:cnfStyle w:val="000000100000" w:firstRow="0" w:lastRow="0" w:firstColumn="0" w:lastColumn="0" w:oddVBand="0" w:evenVBand="0" w:oddHBand="1" w:evenHBand="0" w:firstRowFirstColumn="0" w:firstRowLastColumn="0" w:lastRowFirstColumn="0" w:lastRowLastColumn="0"/>
               <w:rPr>
                 <w:rFonts w:ascii="Arial" w:hAnsi="Arial" w:cs="Arial"/>
@@ -17536,7 +17851,7 @@
                 <w:kern w:val="0"/>
                 <w:lang w:val="pt-BR" w:eastAsia="pt-BR" w:bidi="ar-SA"/>
               </w:rPr>
-              <w:t>uuid</w:t>
+              <w:t>text</w:t>
             </w:r>
           </w:p>
         </w:tc>
@@ -17550,6 +17865,7 @@
             <w:pPr>
               <w:pStyle w:val="NormalWeb"/>
               <w:widowControl/>
+              <w:suppressAutoHyphens w:val="true"/>
               <w:spacing w:before="0" w:after="0"/>
               <w:jc w:val="both"/>
               <w:cnfStyle w:val="000000100000" w:firstRow="0" w:lastRow="0" w:firstColumn="0" w:lastColumn="0" w:oddVBand="0" w:evenVBand="0" w:oddHBand="1" w:evenHBand="0" w:firstRowFirstColumn="0" w:firstRowLastColumn="0" w:lastRowFirstColumn="0" w:lastRowLastColumn="0"/>
@@ -17563,7 +17879,7 @@
                 <w:kern w:val="0"/>
                 <w:lang w:val="pt-BR" w:eastAsia="pt-BR" w:bidi="ar-SA"/>
               </w:rPr>
-              <w:t>FK</w:t>
+              <w:t>NOT NULL</w:t>
             </w:r>
           </w:p>
         </w:tc>
@@ -17577,6 +17893,7 @@
             <w:pPr>
               <w:pStyle w:val="NormalWeb"/>
               <w:widowControl/>
+              <w:suppressAutoHyphens w:val="true"/>
               <w:spacing w:before="0" w:after="0"/>
               <w:jc w:val="both"/>
               <w:cnfStyle w:val="000000100000" w:firstRow="0" w:lastRow="0" w:firstColumn="0" w:lastColumn="0" w:oddVBand="0" w:evenVBand="0" w:oddHBand="1" w:evenHBand="0" w:firstRowFirstColumn="0" w:firstRowLastColumn="0" w:lastRowFirstColumn="0" w:lastRowLastColumn="0"/>
@@ -17590,7 +17907,7 @@
                 <w:kern w:val="0"/>
                 <w:lang w:val="pt-BR" w:eastAsia="pt-BR" w:bidi="ar-SA"/>
               </w:rPr>
-              <w:t>Referência à tabela categoria_demanda.</w:t>
+              <w:t>Detalhes do item (ex: Fardos de água 500ml).</w:t>
             </w:r>
           </w:p>
         </w:tc>
@@ -17598,7 +17915,7 @@
     </w:tbl>
     <w:p>
       <w:pPr>
-        <w:pStyle w:val="NormalWeb"/>
+        <w:pStyle w:val="Normal"/>
         <w:spacing w:before="280" w:after="280"/>
         <w:jc w:val="both"/>
         <w:rPr>
@@ -17609,7 +17926,7 @@
       </w:pPr>
       <w:r>
         <w:rPr>
-          <w:rFonts w:cs="Arial" w:ascii="Arial" w:hAnsi="Arial"/>
+          <w:rFonts w:cs="Arial"/>
           <w:b/>
           <w:bCs/>
         </w:rPr>
@@ -17687,6 +18004,7 @@
             <w:pPr>
               <w:pStyle w:val="NormalWeb"/>
               <w:widowControl/>
+              <w:suppressAutoHyphens w:val="true"/>
               <w:spacing w:before="0" w:after="0"/>
               <w:jc w:val="both"/>
               <w:rPr>
@@ -17721,6 +18039,7 @@
             <w:pPr>
               <w:pStyle w:val="NormalWeb"/>
               <w:widowControl/>
+              <w:suppressAutoHyphens w:val="true"/>
               <w:spacing w:before="0" w:after="0"/>
               <w:jc w:val="both"/>
               <w:cnfStyle w:val="100000000000" w:firstRow="1" w:lastRow="0" w:firstColumn="0" w:lastColumn="0" w:oddVBand="0" w:evenVBand="0" w:oddHBand="0" w:evenHBand="0" w:firstRowFirstColumn="0" w:firstRowLastColumn="0" w:lastRowFirstColumn="0" w:lastRowLastColumn="0"/>
@@ -17756,6 +18075,7 @@
             <w:pPr>
               <w:pStyle w:val="NormalWeb"/>
               <w:widowControl/>
+              <w:suppressAutoHyphens w:val="true"/>
               <w:spacing w:before="0" w:after="0"/>
               <w:jc w:val="both"/>
               <w:cnfStyle w:val="100000000000" w:firstRow="1" w:lastRow="0" w:firstColumn="0" w:lastColumn="0" w:oddVBand="0" w:evenVBand="0" w:oddHBand="0" w:evenHBand="0" w:firstRowFirstColumn="0" w:firstRowLastColumn="0" w:lastRowFirstColumn="0" w:lastRowLastColumn="0"/>
@@ -17791,6 +18111,7 @@
             <w:pPr>
               <w:pStyle w:val="NormalWeb"/>
               <w:widowControl/>
+              <w:suppressAutoHyphens w:val="true"/>
               <w:spacing w:before="0" w:after="0"/>
               <w:jc w:val="both"/>
               <w:cnfStyle w:val="100000000000" w:firstRow="1" w:lastRow="0" w:firstColumn="0" w:lastColumn="0" w:oddVBand="0" w:evenVBand="0" w:oddHBand="0" w:evenHBand="0" w:firstRowFirstColumn="0" w:firstRowLastColumn="0" w:lastRowFirstColumn="0" w:lastRowLastColumn="0"/>
@@ -17828,6 +18149,7 @@
             <w:pPr>
               <w:pStyle w:val="NormalWeb"/>
               <w:widowControl/>
+              <w:suppressAutoHyphens w:val="true"/>
               <w:spacing w:before="0" w:after="0"/>
               <w:jc w:val="both"/>
               <w:rPr>
@@ -17858,6 +18180,7 @@
             <w:pPr>
               <w:pStyle w:val="NormalWeb"/>
               <w:widowControl/>
+              <w:suppressAutoHyphens w:val="true"/>
               <w:spacing w:before="0" w:after="0"/>
               <w:jc w:val="both"/>
               <w:cnfStyle w:val="000000100000" w:firstRow="0" w:lastRow="0" w:firstColumn="0" w:lastColumn="0" w:oddVBand="0" w:evenVBand="0" w:oddHBand="1" w:evenHBand="0" w:firstRowFirstColumn="0" w:firstRowLastColumn="0" w:lastRowFirstColumn="0" w:lastRowLastColumn="0"/>
@@ -17885,6 +18208,7 @@
             <w:pPr>
               <w:pStyle w:val="NormalWeb"/>
               <w:widowControl/>
+              <w:suppressAutoHyphens w:val="true"/>
               <w:spacing w:before="0" w:after="0"/>
               <w:jc w:val="both"/>
               <w:cnfStyle w:val="000000100000" w:firstRow="0" w:lastRow="0" w:firstColumn="0" w:lastColumn="0" w:oddVBand="0" w:evenVBand="0" w:oddHBand="1" w:evenHBand="0" w:firstRowFirstColumn="0" w:firstRowLastColumn="0" w:lastRowFirstColumn="0" w:lastRowLastColumn="0"/>
@@ -17912,6 +18236,7 @@
             <w:pPr>
               <w:pStyle w:val="NormalWeb"/>
               <w:widowControl/>
+              <w:suppressAutoHyphens w:val="true"/>
               <w:spacing w:before="0" w:after="0"/>
               <w:jc w:val="both"/>
               <w:cnfStyle w:val="000000100000" w:firstRow="0" w:lastRow="0" w:firstColumn="0" w:lastColumn="0" w:oddVBand="0" w:evenVBand="0" w:oddHBand="1" w:evenHBand="0" w:firstRowFirstColumn="0" w:firstRowLastColumn="0" w:lastRowFirstColumn="0" w:lastRowLastColumn="0"/>
@@ -17944,6 +18269,7 @@
             <w:pPr>
               <w:pStyle w:val="NormalWeb"/>
               <w:widowControl/>
+              <w:suppressAutoHyphens w:val="true"/>
               <w:spacing w:before="0" w:after="0"/>
               <w:jc w:val="both"/>
               <w:rPr>
@@ -17960,7 +18286,7 @@
                 <w:kern w:val="0"/>
                 <w:lang w:val="pt-BR" w:eastAsia="pt-BR" w:bidi="ar-SA"/>
               </w:rPr>
-              <w:t>id_evento</w:t>
+              <w:t>nome</w:t>
             </w:r>
           </w:p>
         </w:tc>
@@ -17973,6 +18299,7 @@
             <w:pPr>
               <w:pStyle w:val="NormalWeb"/>
               <w:widowControl/>
+              <w:suppressAutoHyphens w:val="true"/>
               <w:spacing w:before="0" w:after="0"/>
               <w:jc w:val="both"/>
               <w:cnfStyle w:val="000000000000" w:firstRow="0" w:lastRow="0" w:firstColumn="0" w:lastColumn="0" w:oddVBand="0" w:evenVBand="0" w:oddHBand="0" w:evenHBand="0" w:firstRowFirstColumn="0" w:firstRowLastColumn="0" w:lastRowFirstColumn="0" w:lastRowLastColumn="0"/>
@@ -17999,6 +18326,7 @@
             <w:pPr>
               <w:pStyle w:val="NormalWeb"/>
               <w:widowControl/>
+              <w:suppressAutoHyphens w:val="true"/>
               <w:spacing w:before="0" w:after="0"/>
               <w:jc w:val="both"/>
               <w:cnfStyle w:val="000000000000" w:firstRow="0" w:lastRow="0" w:firstColumn="0" w:lastColumn="0" w:oddVBand="0" w:evenVBand="0" w:oddHBand="0" w:evenHBand="0" w:firstRowFirstColumn="0" w:firstRowLastColumn="0" w:lastRowFirstColumn="0" w:lastRowLastColumn="0"/>
@@ -18012,7 +18340,7 @@
                 <w:kern w:val="0"/>
                 <w:lang w:val="pt-BR" w:eastAsia="pt-BR" w:bidi="ar-SA"/>
               </w:rPr>
-              <w:t xml:space="preserve">NOT NULL </w:t>
+              <w:t>NOT NULL</w:t>
             </w:r>
           </w:p>
         </w:tc>
@@ -18023,21 +18351,11 @@
           </w:tcPr>
           <w:p>
             <w:pPr>
-              <w:pStyle w:val="NormalWeb"/>
-              <w:widowControl/>
-              <w:spacing w:before="0" w:after="0"/>
-              <w:jc w:val="both"/>
-              <w:cnfStyle w:val="000000000000" w:firstRow="0" w:lastRow="0" w:firstColumn="0" w:lastColumn="0" w:oddVBand="0" w:evenVBand="0" w:oddHBand="0" w:evenHBand="0" w:firstRowFirstColumn="0" w:firstRowLastColumn="0" w:lastRowFirstColumn="0" w:lastRowLastColumn="0"/>
-              <w:rPr>
-                <w:rFonts w:ascii="Arial" w:hAnsi="Arial" w:cs="Arial"/>
-              </w:rPr>
-            </w:pPr>
-            <w:r>
-              <w:rPr>
-                <w:rFonts w:cs="Arial" w:ascii="Arial" w:hAnsi="Arial"/>
-                <w:kern w:val="0"/>
-                <w:lang w:val="pt-BR" w:eastAsia="pt-BR" w:bidi="ar-SA"/>
-              </w:rPr>
+              <w:pStyle w:val="Normal"/>
+              <w:rPr/>
+            </w:pPr>
+            <w:r>
+              <w:rPr/>
               <w:t>ex: Alimentos, Higiene, Vestuário</w:t>
             </w:r>
           </w:p>
@@ -19367,7 +19685,7 @@
         </w:r>
         <w:r>
           <w:rPr/>
-          <w:t>22</w:t>
+          <w:t>23</w:t>
         </w:r>
         <w:r>
           <w:rPr/>
@@ -19375,11 +19693,7 @@
         </w:r>
         <w:r>
           <w:rPr/>
-          <w:t xml:space="preserve"> de </w:t>
-        </w:r>
-        <w:r>
-          <w:rPr/>
-          <w:t>22</w:t>
+          <w:t xml:space="preserve"> de 22</w:t>
         </w:r>
       </w:p>
     </w:sdtContent>
@@ -21516,6 +21830,7 @@
     <w:qFormat/>
     <w:pPr>
       <w:widowControl/>
+      <w:suppressAutoHyphens w:val="true"/>
       <w:bidi w:val="0"/>
       <w:spacing w:lineRule="auto" w:line="276" w:before="0" w:after="0"/>
       <w:jc w:val="left"/>
@@ -21945,6 +22260,29 @@
     <w:qFormat/>
     <w:rsid w:val="008c4e03"/>
     <w:pPr/>
+    <w:rPr>
+      <w:b/>
+      <w:bCs/>
+    </w:rPr>
+  </w:style>
+  <w:style w:type="paragraph" w:styleId="TableContents">
+    <w:name w:val="Table Contents"/>
+    <w:basedOn w:val="Normal"/>
+    <w:qFormat/>
+    <w:pPr>
+      <w:widowControl w:val="false"/>
+      <w:suppressLineNumbers/>
+    </w:pPr>
+    <w:rPr/>
+  </w:style>
+  <w:style w:type="paragraph" w:styleId="TableHeading">
+    <w:name w:val="Table Heading"/>
+    <w:basedOn w:val="TableContents"/>
+    <w:qFormat/>
+    <w:pPr>
+      <w:suppressLineNumbers/>
+      <w:jc w:val="center"/>
+    </w:pPr>
     <w:rPr>
       <w:b/>
       <w:bCs/>

--- a/Documentacao/SOTERIA DOCUMENTACAO.docx
+++ b/Documentacao/SOTERIA DOCUMENTACAO.docx
@@ -2797,21 +2797,13 @@
         <w:rPr>
           <w:rFonts w:ascii="Arial" w:hAnsi="Arial" w:cs="Arial"/>
         </w:rPr>
-        <w:t xml:space="preserve"> PostgreSQL com extensão </w:t>
-      </w:r>
-      <w:proofErr w:type="spellStart"/>
-      <w:r>
-        <w:rPr>
-          <w:rFonts w:ascii="Arial" w:hAnsi="Arial" w:cs="Arial"/>
-        </w:rPr>
-        <w:t>PostGIS</w:t>
-      </w:r>
-      <w:proofErr w:type="spellEnd"/>
-      <w:r>
-        <w:rPr>
-          <w:rFonts w:ascii="Arial" w:hAnsi="Arial" w:cs="Arial"/>
-        </w:rPr>
-        <w:t xml:space="preserve"> (essencial para cálculos de geolocalização e proximidade entre doadores e pontos de coleta).</w:t>
+        <w:t xml:space="preserve"> </w:t>
+      </w:r>
+      <w:r>
+        <w:rPr>
+          <w:rFonts w:ascii="Arial" w:hAnsi="Arial" w:cs="Arial"/>
+        </w:rPr>
+        <w:t>SQL Server.</w:t>
       </w:r>
     </w:p>
     <w:p>
@@ -3288,6 +3280,13 @@
               </w:rPr>
               <w:t>Gestores</w:t>
             </w:r>
+            <w:r>
+              <w:rPr>
+                <w:sz w:val="24"/>
+                <w:szCs w:val="24"/>
+              </w:rPr>
+              <w:t xml:space="preserve"> e Admin</w:t>
+            </w:r>
           </w:p>
         </w:tc>
         <w:tc>
@@ -3560,6 +3559,26 @@
           <w:szCs w:val="24"/>
         </w:rPr>
         <w:t xml:space="preserve">Gestor </w:t>
+      </w:r>
+    </w:p>
+    <w:p>
+      <w:pPr>
+        <w:pStyle w:val="ListParagraph"/>
+        <w:numPr>
+          <w:ilvl w:val="0"/>
+          <w:numId w:val="15"/>
+        </w:numPr>
+        <w:rPr>
+          <w:sz w:val="24"/>
+          <w:szCs w:val="24"/>
+        </w:rPr>
+      </w:pPr>
+      <w:r>
+        <w:rPr>
+          <w:sz w:val="24"/>
+          <w:szCs w:val="24"/>
+        </w:rPr>
+        <w:t>Admin</w:t>
       </w:r>
     </w:p>
     <w:p>
@@ -3795,8 +3814,55 @@
           </w:p>
         </w:tc>
       </w:tr>
+      <w:tr>
+        <w:tc>
+          <w:tcPr>
+            <w:cnfStyle w:val="001000000000" w:firstRow="0" w:lastRow="0" w:firstColumn="1" w:lastColumn="0" w:oddVBand="0" w:evenVBand="0" w:oddHBand="0" w:evenHBand="0" w:firstRowFirstColumn="0" w:firstRowLastColumn="0" w:lastRowFirstColumn="0" w:lastRowLastColumn="0"/>
+            <w:tcW w:w="2155" w:type="dxa"/>
+          </w:tcPr>
+          <w:p>
+            <w:pPr>
+              <w:rPr>
+                <w:b w:val="0"/>
+                <w:bCs w:val="0"/>
+                <w:sz w:val="24"/>
+                <w:szCs w:val="24"/>
+              </w:rPr>
+            </w:pPr>
+            <w:r>
+              <w:rPr>
+                <w:b w:val="0"/>
+                <w:bCs w:val="0"/>
+                <w:sz w:val="24"/>
+                <w:szCs w:val="24"/>
+              </w:rPr>
+              <w:t>Admin</w:t>
+            </w:r>
+          </w:p>
+        </w:tc>
+        <w:tc>
+          <w:tcPr>
+            <w:tcW w:w="6864" w:type="dxa"/>
+          </w:tcPr>
+          <w:p>
+            <w:pPr>
+              <w:cnfStyle w:val="000000000000" w:firstRow="0" w:lastRow="0" w:firstColumn="0" w:lastColumn="0" w:oddVBand="0" w:evenVBand="0" w:oddHBand="0" w:evenHBand="0" w:firstRowFirstColumn="0" w:firstRowLastColumn="0" w:lastRowFirstColumn="0" w:lastRowLastColumn="0"/>
+              <w:rPr>
+                <w:sz w:val="24"/>
+                <w:szCs w:val="24"/>
+              </w:rPr>
+            </w:pPr>
+            <w:r>
+              <w:rPr>
+                <w:sz w:val="24"/>
+                <w:szCs w:val="24"/>
+              </w:rPr>
+              <w:t>Acesso ao Painel de Gestão</w:t>
+            </w:r>
+          </w:p>
+        </w:tc>
+      </w:tr>
     </w:tbl>
-    <w:p/>
     <w:p/>
     <w:p>
       <w:pPr>
@@ -4128,7 +4194,19 @@
         <w:rPr>
           <w:rFonts w:ascii="Arial" w:hAnsi="Arial" w:cs="Arial"/>
         </w:rPr>
-        <w:t xml:space="preserve"> Como Gestor, desejo cadastrar</w:t>
+        <w:t xml:space="preserve"> Como </w:t>
+      </w:r>
+      <w:r>
+        <w:rPr>
+          <w:rFonts w:ascii="Arial" w:hAnsi="Arial" w:cs="Arial"/>
+        </w:rPr>
+        <w:t>Administrador</w:t>
+      </w:r>
+      <w:r>
+        <w:rPr>
+          <w:rFonts w:ascii="Arial" w:hAnsi="Arial" w:cs="Arial"/>
+        </w:rPr>
+        <w:t>, desejo cadastrar</w:t>
       </w:r>
       <w:r>
         <w:rPr>
@@ -4177,7 +4255,19 @@
         <w:rPr>
           <w:rFonts w:ascii="Arial" w:hAnsi="Arial" w:cs="Arial"/>
         </w:rPr>
-        <w:t xml:space="preserve"> Como Gestor, desejo adicionar</w:t>
+        <w:t xml:space="preserve"> Como </w:t>
+      </w:r>
+      <w:r>
+        <w:rPr>
+          <w:rFonts w:ascii="Arial" w:hAnsi="Arial" w:cs="Arial"/>
+        </w:rPr>
+        <w:t>Administrador</w:t>
+      </w:r>
+      <w:r>
+        <w:rPr>
+          <w:rFonts w:ascii="Arial" w:hAnsi="Arial" w:cs="Arial"/>
+        </w:rPr>
+        <w:t>, desejo adicionar</w:t>
       </w:r>
       <w:r>
         <w:rPr>
@@ -4202,6 +4292,12 @@
           <w:rFonts w:ascii="Arial" w:hAnsi="Arial" w:cs="Arial"/>
         </w:rPr>
         <w:t>, com sua localização</w:t>
+      </w:r>
+      <w:r>
+        <w:rPr>
+          <w:rFonts w:ascii="Arial" w:hAnsi="Arial" w:cs="Arial"/>
+        </w:rPr>
+        <w:t xml:space="preserve"> e seus gestores</w:t>
       </w:r>
       <w:r>
         <w:rPr>
@@ -4238,63 +4334,37 @@
         <w:rPr>
           <w:rFonts w:ascii="Arial" w:hAnsi="Arial" w:cs="Arial"/>
         </w:rPr>
-        <w:t>:</w:t>
-      </w:r>
-      <w:r>
-        <w:rPr>
-          <w:rFonts w:ascii="Arial" w:hAnsi="Arial" w:cs="Arial"/>
-        </w:rPr>
-        <w:t xml:space="preserve"> Como Gestor, desejo adicionar e </w:t>
-      </w:r>
-      <w:r>
-        <w:rPr>
-          <w:rFonts w:ascii="Arial" w:hAnsi="Arial" w:cs="Arial"/>
-        </w:rPr>
-        <w:t>editar</w:t>
-      </w:r>
-      <w:r>
-        <w:rPr>
-          <w:rFonts w:ascii="Arial" w:hAnsi="Arial" w:cs="Arial"/>
-        </w:rPr>
-        <w:t xml:space="preserve"> demandas específicas (</w:t>
-      </w:r>
-      <w:proofErr w:type="spellStart"/>
-      <w:r>
-        <w:rPr>
-          <w:rFonts w:ascii="Arial" w:hAnsi="Arial" w:cs="Arial"/>
-        </w:rPr>
-        <w:t>ex</w:t>
-      </w:r>
-      <w:proofErr w:type="spellEnd"/>
-      <w:r>
-        <w:rPr>
-          <w:rFonts w:ascii="Arial" w:hAnsi="Arial" w:cs="Arial"/>
-        </w:rPr>
-        <w:t xml:space="preserve">: água, cobertores, médicos) a um </w:t>
-      </w:r>
-      <w:r>
-        <w:rPr>
-          <w:rFonts w:ascii="Arial" w:hAnsi="Arial" w:cs="Arial"/>
-        </w:rPr>
-        <w:t>ponto de coleta</w:t>
-      </w:r>
-      <w:r>
-        <w:rPr>
-          <w:rFonts w:ascii="Arial" w:hAnsi="Arial" w:cs="Arial"/>
-        </w:rPr>
-        <w:t>, para ter controle</w:t>
-      </w:r>
-      <w:r>
-        <w:rPr>
-          <w:rFonts w:ascii="Arial" w:hAnsi="Arial" w:cs="Arial"/>
-        </w:rPr>
-        <w:t xml:space="preserve"> </w:t>
-      </w:r>
-      <w:r>
-        <w:rPr>
-          <w:rFonts w:ascii="Arial" w:hAnsi="Arial" w:cs="Arial"/>
-        </w:rPr>
-        <w:t>dos recursos necessários.</w:t>
+        <w:t xml:space="preserve">: </w:t>
+      </w:r>
+      <w:r>
+        <w:rPr>
+          <w:rFonts w:ascii="Arial" w:hAnsi="Arial" w:cs="Arial"/>
+        </w:rPr>
+        <w:t xml:space="preserve">Como </w:t>
+      </w:r>
+      <w:r>
+        <w:rPr>
+          <w:rFonts w:ascii="Arial" w:hAnsi="Arial" w:cs="Arial"/>
+        </w:rPr>
+        <w:t>Administrador</w:t>
+      </w:r>
+      <w:r>
+        <w:rPr>
+          <w:rFonts w:ascii="Arial" w:hAnsi="Arial" w:cs="Arial"/>
+        </w:rPr>
+        <w:t>, desej</w:t>
+      </w:r>
+      <w:r>
+        <w:rPr>
+          <w:rFonts w:ascii="Arial" w:hAnsi="Arial" w:cs="Arial"/>
+        </w:rPr>
+        <w:t>o poder validar se um voluntário é apto a especialidade que se cadastrou</w:t>
+      </w:r>
+      <w:r>
+        <w:rPr>
+          <w:rFonts w:ascii="Arial" w:hAnsi="Arial" w:cs="Arial"/>
+        </w:rPr>
+        <w:t>.</w:t>
       </w:r>
     </w:p>
     <w:p>
@@ -4313,25 +4383,19 @@
         <w:rPr>
           <w:rFonts w:ascii="Arial" w:hAnsi="Arial" w:cs="Arial"/>
         </w:rPr>
-        <w:t xml:space="preserve">US09: </w:t>
-      </w:r>
-      <w:r>
-        <w:rPr>
-          <w:rFonts w:ascii="Arial" w:hAnsi="Arial" w:cs="Arial"/>
-        </w:rPr>
-        <w:t>Como Gestor, desej</w:t>
-      </w:r>
-      <w:r>
-        <w:rPr>
-          <w:rFonts w:ascii="Arial" w:hAnsi="Arial" w:cs="Arial"/>
-        </w:rPr>
-        <w:t>o poder validar se um voluntário é apto a especialidade que se cadastrou</w:t>
-      </w:r>
-      <w:r>
-        <w:rPr>
-          <w:rFonts w:ascii="Arial" w:hAnsi="Arial" w:cs="Arial"/>
-        </w:rPr>
-        <w:t>.</w:t>
+        <w:t>US</w:t>
+      </w:r>
+      <w:r>
+        <w:rPr>
+          <w:rFonts w:ascii="Arial" w:hAnsi="Arial" w:cs="Arial"/>
+        </w:rPr>
+        <w:t>09</w:t>
+      </w:r>
+      <w:r>
+        <w:rPr>
+          <w:rFonts w:ascii="Arial" w:hAnsi="Arial" w:cs="Arial"/>
+        </w:rPr>
+        <w:t>: Como Administrador, desejo visualizar um dashboard com as informações em tempo real sobre eventos, voluntários, demandas e pontos de coleta.</w:t>
       </w:r>
     </w:p>
     <w:p>
@@ -4350,7 +4414,75 @@
         <w:rPr>
           <w:rFonts w:ascii="Arial" w:hAnsi="Arial" w:cs="Arial"/>
         </w:rPr>
-        <w:t>US10: Como Gestor, desejo visualizar um dashboard com as informações em tempo real sobre eventos, voluntários, demandas e pontos de coleta.</w:t>
+        <w:t>US</w:t>
+      </w:r>
+      <w:r>
+        <w:rPr>
+          <w:rFonts w:ascii="Arial" w:hAnsi="Arial" w:cs="Arial"/>
+        </w:rPr>
+        <w:t>10</w:t>
+      </w:r>
+      <w:r>
+        <w:rPr>
+          <w:rFonts w:ascii="Arial" w:hAnsi="Arial" w:cs="Arial"/>
+        </w:rPr>
+        <w:t>:</w:t>
+      </w:r>
+      <w:r>
+        <w:rPr>
+          <w:rFonts w:ascii="Arial" w:hAnsi="Arial" w:cs="Arial"/>
+        </w:rPr>
+        <w:t xml:space="preserve"> Como Gestor, desejo adicionar e </w:t>
+      </w:r>
+      <w:r>
+        <w:rPr>
+          <w:rFonts w:ascii="Arial" w:hAnsi="Arial" w:cs="Arial"/>
+        </w:rPr>
+        <w:t>editar</w:t>
+      </w:r>
+      <w:r>
+        <w:rPr>
+          <w:rFonts w:ascii="Arial" w:hAnsi="Arial" w:cs="Arial"/>
+        </w:rPr>
+        <w:t xml:space="preserve"> demandas específicas (</w:t>
+      </w:r>
+      <w:proofErr w:type="spellStart"/>
+      <w:r>
+        <w:rPr>
+          <w:rFonts w:ascii="Arial" w:hAnsi="Arial" w:cs="Arial"/>
+        </w:rPr>
+        <w:t>ex</w:t>
+      </w:r>
+      <w:proofErr w:type="spellEnd"/>
+      <w:r>
+        <w:rPr>
+          <w:rFonts w:ascii="Arial" w:hAnsi="Arial" w:cs="Arial"/>
+        </w:rPr>
+        <w:t xml:space="preserve">: água, cobertores, médicos) a um </w:t>
+      </w:r>
+      <w:r>
+        <w:rPr>
+          <w:rFonts w:ascii="Arial" w:hAnsi="Arial" w:cs="Arial"/>
+        </w:rPr>
+        <w:t>ponto de coleta</w:t>
+      </w:r>
+      <w:r>
+        <w:rPr>
+          <w:rFonts w:ascii="Arial" w:hAnsi="Arial" w:cs="Arial"/>
+        </w:rPr>
+        <w:t>, para ter controle</w:t>
+      </w:r>
+      <w:r>
+        <w:rPr>
+          <w:rFonts w:ascii="Arial" w:hAnsi="Arial" w:cs="Arial"/>
+        </w:rPr>
+        <w:t xml:space="preserve"> </w:t>
+      </w:r>
+      <w:r>
+        <w:rPr>
+          <w:rFonts w:ascii="Arial" w:hAnsi="Arial" w:cs="Arial"/>
+        </w:rPr>
+        <w:t>dos recursos necessários.</w:t>
       </w:r>
     </w:p>
     <w:p>
@@ -4457,17 +4589,14 @@
         <w:rPr>
           <w:rFonts w:ascii="Arial" w:hAnsi="Arial" w:cs="Arial"/>
         </w:rPr>
-        <w:t xml:space="preserve"> viáveis para mim.</w:t>
-      </w:r>
-    </w:p>
-    <w:p>
-      <w:pPr>
-        <w:pStyle w:val="NormalWeb"/>
-        <w:jc w:val="both"/>
-        <w:rPr>
-          <w:rFonts w:ascii="Arial" w:hAnsi="Arial" w:cs="Arial"/>
-        </w:rPr>
-      </w:pPr>
+        <w:t xml:space="preserve"> viáveis para mim</w:t>
+      </w:r>
+      <w:r>
+        <w:rPr>
+          <w:rFonts w:ascii="Arial" w:hAnsi="Arial" w:cs="Arial"/>
+        </w:rPr>
+        <w:t>.</w:t>
+      </w:r>
     </w:p>
     <w:p>
       <w:pPr>
@@ -5234,14 +5363,14 @@
                 <w:sz w:val="24"/>
                 <w:szCs w:val="24"/>
               </w:rPr>
-              <w:t>gestores</w:t>
+              <w:t xml:space="preserve">administradores </w:t>
             </w:r>
             <w:r>
               <w:rPr>
                 <w:sz w:val="24"/>
                 <w:szCs w:val="24"/>
               </w:rPr>
-              <w:t xml:space="preserve"> criem</w:t>
+              <w:t>criem</w:t>
             </w:r>
             <w:r>
               <w:rPr>
@@ -5340,7 +5469,7 @@
                 <w:sz w:val="24"/>
                 <w:szCs w:val="24"/>
               </w:rPr>
-              <w:t>gestores</w:t>
+              <w:t>administradores</w:t>
             </w:r>
             <w:r>
               <w:rPr>
@@ -5368,14 +5497,28 @@
                 <w:sz w:val="24"/>
                 <w:szCs w:val="24"/>
               </w:rPr>
-              <w:t>pontos de coleta, com seu nome, endereço e geolocalização</w:t>
+              <w:t>pontos de coleta, com seu nome, endereço</w:t>
             </w:r>
             <w:r>
               <w:rPr>
                 <w:sz w:val="24"/>
                 <w:szCs w:val="24"/>
               </w:rPr>
-              <w:t>.</w:t>
+              <w:t xml:space="preserve">, </w:t>
+            </w:r>
+            <w:r>
+              <w:rPr>
+                <w:sz w:val="24"/>
+                <w:szCs w:val="24"/>
+              </w:rPr>
+              <w:t>geolocalização</w:t>
+            </w:r>
+            <w:r>
+              <w:rPr>
+                <w:sz w:val="24"/>
+                <w:szCs w:val="24"/>
+              </w:rPr>
+              <w:t xml:space="preserve"> e gestor responsável.</w:t>
             </w:r>
           </w:p>
         </w:tc>
@@ -5592,7 +5735,21 @@
                 <w:sz w:val="24"/>
                 <w:szCs w:val="24"/>
               </w:rPr>
-              <w:t>que gestores validem se o voluntário é apto a especialidade que ele se cadastrou</w:t>
+              <w:t xml:space="preserve">que </w:t>
+            </w:r>
+            <w:r>
+              <w:rPr>
+                <w:sz w:val="24"/>
+                <w:szCs w:val="24"/>
+              </w:rPr>
+              <w:t>administradores</w:t>
+            </w:r>
+            <w:r>
+              <w:rPr>
+                <w:sz w:val="24"/>
+                <w:szCs w:val="24"/>
+              </w:rPr>
+              <w:t xml:space="preserve"> validem se o voluntário é apto a especialidade que ele se cadastrou</w:t>
             </w:r>
           </w:p>
         </w:tc>
@@ -7579,15 +7736,7 @@
                 <w:b w:val="0"/>
                 <w:bCs w:val="0"/>
               </w:rPr>
-              <w:t>UC0</w:t>
-            </w:r>
-            <w:r>
-              <w:rPr>
-                <w:rFonts w:ascii="Arial" w:hAnsi="Arial" w:cs="Arial"/>
-                <w:b w:val="0"/>
-                <w:bCs w:val="0"/>
-              </w:rPr>
-              <w:t>2</w:t>
+              <w:t>UC02</w:t>
             </w:r>
           </w:p>
         </w:tc>
@@ -7681,113 +7830,97 @@
                 <w:bCs w:val="0"/>
               </w:rPr>
               <w:lastRenderedPageBreak/>
-              <w:t>UC0</w:t>
-            </w:r>
-            <w:r>
+              <w:t>UC03</w:t>
+            </w:r>
+          </w:p>
+        </w:tc>
+        <w:tc>
+          <w:tcPr>
+            <w:tcW w:w="2444" w:type="dxa"/>
+          </w:tcPr>
+          <w:p>
+            <w:pPr>
+              <w:pStyle w:val="NormalWeb"/>
+              <w:jc w:val="both"/>
+              <w:cnfStyle w:val="000000100000" w:firstRow="0" w:lastRow="0" w:firstColumn="0" w:lastColumn="0" w:oddVBand="0" w:evenVBand="0" w:oddHBand="1" w:evenHBand="0" w:firstRowFirstColumn="0" w:firstRowLastColumn="0" w:lastRowFirstColumn="0" w:lastRowLastColumn="0"/>
+              <w:rPr>
+                <w:rFonts w:ascii="Arial" w:hAnsi="Arial" w:cs="Arial"/>
+              </w:rPr>
+            </w:pPr>
+            <w:r>
+              <w:rPr>
+                <w:rFonts w:ascii="Arial" w:hAnsi="Arial" w:cs="Arial"/>
+              </w:rPr>
+              <w:t>Visualizar Dashboard</w:t>
+            </w:r>
+          </w:p>
+        </w:tc>
+        <w:tc>
+          <w:tcPr>
+            <w:tcW w:w="2133" w:type="dxa"/>
+          </w:tcPr>
+          <w:p>
+            <w:pPr>
+              <w:pStyle w:val="NormalWeb"/>
+              <w:jc w:val="both"/>
+              <w:cnfStyle w:val="000000100000" w:firstRow="0" w:lastRow="0" w:firstColumn="0" w:lastColumn="0" w:oddVBand="0" w:evenVBand="0" w:oddHBand="1" w:evenHBand="0" w:firstRowFirstColumn="0" w:firstRowLastColumn="0" w:lastRowFirstColumn="0" w:lastRowLastColumn="0"/>
+              <w:rPr>
+                <w:rFonts w:ascii="Arial" w:hAnsi="Arial" w:cs="Arial"/>
+              </w:rPr>
+            </w:pPr>
+            <w:r>
+              <w:rPr>
+                <w:rFonts w:ascii="Arial" w:hAnsi="Arial" w:cs="Arial"/>
+              </w:rPr>
+              <w:t>Administrador</w:t>
+            </w:r>
+          </w:p>
+        </w:tc>
+        <w:tc>
+          <w:tcPr>
+            <w:tcW w:w="3612" w:type="dxa"/>
+          </w:tcPr>
+          <w:p>
+            <w:pPr>
+              <w:pStyle w:val="NormalWeb"/>
+              <w:jc w:val="both"/>
+              <w:cnfStyle w:val="000000100000" w:firstRow="0" w:lastRow="0" w:firstColumn="0" w:lastColumn="0" w:oddVBand="0" w:evenVBand="0" w:oddHBand="1" w:evenHBand="0" w:firstRowFirstColumn="0" w:firstRowLastColumn="0" w:lastRowFirstColumn="0" w:lastRowLastColumn="0"/>
+              <w:rPr>
+                <w:rFonts w:ascii="Arial" w:hAnsi="Arial" w:cs="Arial"/>
+              </w:rPr>
+            </w:pPr>
+            <w:r>
+              <w:rPr>
+                <w:rFonts w:ascii="Arial" w:hAnsi="Arial" w:cs="Arial"/>
+              </w:rPr>
+              <w:t>O gestor acessa a tela principal do Painel Web para visualizar um resumo em tempo real da operação</w:t>
+            </w:r>
+          </w:p>
+        </w:tc>
+      </w:tr>
+      <w:tr>
+        <w:tc>
+          <w:tcPr>
+            <w:cnfStyle w:val="001000000000" w:firstRow="0" w:lastRow="0" w:firstColumn="1" w:lastColumn="0" w:oddVBand="0" w:evenVBand="0" w:oddHBand="0" w:evenHBand="0" w:firstRowFirstColumn="0" w:firstRowLastColumn="0" w:lastRowFirstColumn="0" w:lastRowLastColumn="0"/>
+            <w:tcW w:w="830" w:type="dxa"/>
+          </w:tcPr>
+          <w:p>
+            <w:pPr>
+              <w:pStyle w:val="NormalWeb"/>
+              <w:jc w:val="both"/>
               <w:rPr>
                 <w:rFonts w:ascii="Arial" w:hAnsi="Arial" w:cs="Arial"/>
                 <w:b w:val="0"/>
                 <w:bCs w:val="0"/>
               </w:rPr>
-              <w:t>3</w:t>
-            </w:r>
-          </w:p>
-        </w:tc>
-        <w:tc>
-          <w:tcPr>
-            <w:tcW w:w="2444" w:type="dxa"/>
-          </w:tcPr>
-          <w:p>
-            <w:pPr>
-              <w:pStyle w:val="NormalWeb"/>
-              <w:jc w:val="both"/>
-              <w:cnfStyle w:val="000000100000" w:firstRow="0" w:lastRow="0" w:firstColumn="0" w:lastColumn="0" w:oddVBand="0" w:evenVBand="0" w:oddHBand="1" w:evenHBand="0" w:firstRowFirstColumn="0" w:firstRowLastColumn="0" w:lastRowFirstColumn="0" w:lastRowLastColumn="0"/>
-              <w:rPr>
-                <w:rFonts w:ascii="Arial" w:hAnsi="Arial" w:cs="Arial"/>
-              </w:rPr>
-            </w:pPr>
-            <w:r>
-              <w:rPr>
-                <w:rFonts w:ascii="Arial" w:hAnsi="Arial" w:cs="Arial"/>
-              </w:rPr>
-              <w:t>Visualizar Dashboard</w:t>
-            </w:r>
-          </w:p>
-        </w:tc>
-        <w:tc>
-          <w:tcPr>
-            <w:tcW w:w="2133" w:type="dxa"/>
-          </w:tcPr>
-          <w:p>
-            <w:pPr>
-              <w:pStyle w:val="NormalWeb"/>
-              <w:jc w:val="both"/>
-              <w:cnfStyle w:val="000000100000" w:firstRow="0" w:lastRow="0" w:firstColumn="0" w:lastColumn="0" w:oddVBand="0" w:evenVBand="0" w:oddHBand="1" w:evenHBand="0" w:firstRowFirstColumn="0" w:firstRowLastColumn="0" w:lastRowFirstColumn="0" w:lastRowLastColumn="0"/>
-              <w:rPr>
-                <w:rFonts w:ascii="Arial" w:hAnsi="Arial" w:cs="Arial"/>
-              </w:rPr>
-            </w:pPr>
-            <w:r>
-              <w:rPr>
-                <w:rFonts w:ascii="Arial" w:hAnsi="Arial" w:cs="Arial"/>
-              </w:rPr>
-              <w:t>Gestor</w:t>
-            </w:r>
-          </w:p>
-        </w:tc>
-        <w:tc>
-          <w:tcPr>
-            <w:tcW w:w="3612" w:type="dxa"/>
-          </w:tcPr>
-          <w:p>
-            <w:pPr>
-              <w:pStyle w:val="NormalWeb"/>
-              <w:jc w:val="both"/>
-              <w:cnfStyle w:val="000000100000" w:firstRow="0" w:lastRow="0" w:firstColumn="0" w:lastColumn="0" w:oddVBand="0" w:evenVBand="0" w:oddHBand="1" w:evenHBand="0" w:firstRowFirstColumn="0" w:firstRowLastColumn="0" w:lastRowFirstColumn="0" w:lastRowLastColumn="0"/>
-              <w:rPr>
-                <w:rFonts w:ascii="Arial" w:hAnsi="Arial" w:cs="Arial"/>
-              </w:rPr>
-            </w:pPr>
-            <w:r>
-              <w:rPr>
-                <w:rFonts w:ascii="Arial" w:hAnsi="Arial" w:cs="Arial"/>
-              </w:rPr>
-              <w:t>O gestor acessa a tela principal do Painel Web para visualizar um resumo em tempo real da operação</w:t>
-            </w:r>
-          </w:p>
-        </w:tc>
-      </w:tr>
-      <w:tr>
-        <w:tc>
-          <w:tcPr>
-            <w:cnfStyle w:val="001000000000" w:firstRow="0" w:lastRow="0" w:firstColumn="1" w:lastColumn="0" w:oddVBand="0" w:evenVBand="0" w:oddHBand="0" w:evenHBand="0" w:firstRowFirstColumn="0" w:firstRowLastColumn="0" w:lastRowFirstColumn="0" w:lastRowLastColumn="0"/>
-            <w:tcW w:w="830" w:type="dxa"/>
-          </w:tcPr>
-          <w:p>
-            <w:pPr>
-              <w:pStyle w:val="NormalWeb"/>
-              <w:jc w:val="both"/>
+            </w:pPr>
+            <w:r>
               <w:rPr>
                 <w:rFonts w:ascii="Arial" w:hAnsi="Arial" w:cs="Arial"/>
                 <w:b w:val="0"/>
                 <w:bCs w:val="0"/>
               </w:rPr>
-            </w:pPr>
-            <w:r>
-              <w:rPr>
-                <w:rFonts w:ascii="Arial" w:hAnsi="Arial" w:cs="Arial"/>
-                <w:b w:val="0"/>
-                <w:bCs w:val="0"/>
-              </w:rPr>
-              <w:t>UC0</w:t>
-            </w:r>
-            <w:r>
-              <w:rPr>
-                <w:rFonts w:ascii="Arial" w:hAnsi="Arial" w:cs="Arial"/>
-                <w:b w:val="0"/>
-                <w:bCs w:val="0"/>
-              </w:rPr>
-              <w:t>4</w:t>
+              <w:t>UC04</w:t>
             </w:r>
           </w:p>
         </w:tc>
@@ -7808,7 +7941,37 @@
               <w:rPr>
                 <w:rFonts w:ascii="Arial" w:hAnsi="Arial" w:cs="Arial"/>
               </w:rPr>
-              <w:t>Gerenciar Eventos, Demandas e Voluntário</w:t>
+              <w:t>Gerencia</w:t>
+            </w:r>
+            <w:r>
+              <w:rPr>
+                <w:rFonts w:ascii="Arial" w:hAnsi="Arial" w:cs="Arial"/>
+              </w:rPr>
+              <w:t>r</w:t>
+            </w:r>
+            <w:r>
+              <w:rPr>
+                <w:rFonts w:ascii="Arial" w:hAnsi="Arial" w:cs="Arial"/>
+              </w:rPr>
+              <w:t>,</w:t>
+            </w:r>
+            <w:r>
+              <w:rPr>
+                <w:rFonts w:ascii="Arial" w:hAnsi="Arial" w:cs="Arial"/>
+              </w:rPr>
+              <w:t xml:space="preserve"> </w:t>
+            </w:r>
+            <w:r>
+              <w:rPr>
+                <w:rFonts w:ascii="Arial" w:hAnsi="Arial" w:cs="Arial"/>
+              </w:rPr>
+              <w:t>Demandas</w:t>
+            </w:r>
+            <w:r>
+              <w:rPr>
+                <w:rFonts w:ascii="Arial" w:hAnsi="Arial" w:cs="Arial"/>
+              </w:rPr>
+              <w:t>, voluntários e pontos de coleta.</w:t>
             </w:r>
           </w:p>
         </w:tc>
@@ -7829,7 +7992,7 @@
               <w:rPr>
                 <w:rFonts w:ascii="Arial" w:hAnsi="Arial" w:cs="Arial"/>
               </w:rPr>
-              <w:t>Gestor</w:t>
+              <w:t>Administrador</w:t>
             </w:r>
           </w:p>
         </w:tc>
@@ -7850,19 +8013,31 @@
               <w:rPr>
                 <w:rFonts w:ascii="Arial" w:hAnsi="Arial" w:cs="Arial"/>
               </w:rPr>
-              <w:t xml:space="preserve">O gestor cria ou edita desastres no mapa, </w:t>
-            </w:r>
-            <w:r>
-              <w:rPr>
-                <w:rFonts w:ascii="Arial" w:hAnsi="Arial" w:cs="Arial"/>
-              </w:rPr>
-              <w:t>cria</w:t>
-            </w:r>
-            <w:r>
-              <w:rPr>
-                <w:rFonts w:ascii="Arial" w:hAnsi="Arial" w:cs="Arial"/>
-              </w:rPr>
-              <w:t xml:space="preserve"> os pontos de coleta, cadastra as demandas (status).</w:t>
+              <w:t xml:space="preserve">O </w:t>
+            </w:r>
+            <w:r>
+              <w:rPr>
+                <w:rFonts w:ascii="Arial" w:hAnsi="Arial" w:cs="Arial"/>
+              </w:rPr>
+              <w:t>Administrador</w:t>
+            </w:r>
+            <w:r>
+              <w:rPr>
+                <w:rFonts w:ascii="Arial" w:hAnsi="Arial" w:cs="Arial"/>
+              </w:rPr>
+              <w:t xml:space="preserve"> cria ou edita desastres</w:t>
+            </w:r>
+            <w:r>
+              <w:rPr>
+                <w:rFonts w:ascii="Arial" w:hAnsi="Arial" w:cs="Arial"/>
+              </w:rPr>
+              <w:t xml:space="preserve"> no mapas, pontos de coleta, valida voluntários</w:t>
+            </w:r>
+            <w:r>
+              <w:rPr>
+                <w:rFonts w:ascii="Arial" w:hAnsi="Arial" w:cs="Arial"/>
+              </w:rPr>
+              <w:t>.</w:t>
             </w:r>
           </w:p>
         </w:tc>
@@ -7882,128 +8057,112 @@
               <w:jc w:val="both"/>
               <w:rPr>
                 <w:rFonts w:ascii="Arial" w:hAnsi="Arial" w:cs="Arial"/>
+              </w:rPr>
+            </w:pPr>
+            <w:r>
+              <w:rPr>
+                <w:rFonts w:ascii="Arial" w:hAnsi="Arial" w:cs="Arial"/>
                 <w:b w:val="0"/>
                 <w:bCs w:val="0"/>
               </w:rPr>
-            </w:pPr>
-            <w:r>
+              <w:t>UC05</w:t>
+            </w:r>
+          </w:p>
+        </w:tc>
+        <w:tc>
+          <w:tcPr>
+            <w:tcW w:w="2444" w:type="dxa"/>
+          </w:tcPr>
+          <w:p>
+            <w:pPr>
+              <w:pStyle w:val="NormalWeb"/>
+              <w:jc w:val="both"/>
+              <w:cnfStyle w:val="000000100000" w:firstRow="0" w:lastRow="0" w:firstColumn="0" w:lastColumn="0" w:oddVBand="0" w:evenVBand="0" w:oddHBand="1" w:evenHBand="0" w:firstRowFirstColumn="0" w:firstRowLastColumn="0" w:lastRowFirstColumn="0" w:lastRowLastColumn="0"/>
+              <w:rPr>
+                <w:rFonts w:ascii="Arial" w:hAnsi="Arial" w:cs="Arial"/>
+              </w:rPr>
+            </w:pPr>
+            <w:r>
+              <w:rPr>
+                <w:rFonts w:ascii="Arial" w:hAnsi="Arial" w:cs="Arial"/>
+              </w:rPr>
+              <w:t>Gerenciar demandas</w:t>
+            </w:r>
+          </w:p>
+        </w:tc>
+        <w:tc>
+          <w:tcPr>
+            <w:tcW w:w="2133" w:type="dxa"/>
+          </w:tcPr>
+          <w:p>
+            <w:pPr>
+              <w:pStyle w:val="NormalWeb"/>
+              <w:jc w:val="both"/>
+              <w:cnfStyle w:val="000000100000" w:firstRow="0" w:lastRow="0" w:firstColumn="0" w:lastColumn="0" w:oddVBand="0" w:evenVBand="0" w:oddHBand="1" w:evenHBand="0" w:firstRowFirstColumn="0" w:firstRowLastColumn="0" w:lastRowFirstColumn="0" w:lastRowLastColumn="0"/>
+              <w:rPr>
+                <w:rFonts w:ascii="Arial" w:hAnsi="Arial" w:cs="Arial"/>
+              </w:rPr>
+            </w:pPr>
+            <w:r>
+              <w:rPr>
+                <w:rFonts w:ascii="Arial" w:hAnsi="Arial" w:cs="Arial"/>
+              </w:rPr>
+              <w:t>Gestor</w:t>
+            </w:r>
+          </w:p>
+        </w:tc>
+        <w:tc>
+          <w:tcPr>
+            <w:tcW w:w="3612" w:type="dxa"/>
+          </w:tcPr>
+          <w:p>
+            <w:pPr>
+              <w:pStyle w:val="NormalWeb"/>
+              <w:jc w:val="both"/>
+              <w:cnfStyle w:val="000000100000" w:firstRow="0" w:lastRow="0" w:firstColumn="0" w:lastColumn="0" w:oddVBand="0" w:evenVBand="0" w:oddHBand="1" w:evenHBand="0" w:firstRowFirstColumn="0" w:firstRowLastColumn="0" w:lastRowFirstColumn="0" w:lastRowLastColumn="0"/>
+              <w:rPr>
+                <w:rFonts w:ascii="Arial" w:hAnsi="Arial" w:cs="Arial"/>
+              </w:rPr>
+            </w:pPr>
+            <w:r>
+              <w:rPr>
+                <w:rFonts w:ascii="Arial" w:hAnsi="Arial" w:cs="Arial"/>
+              </w:rPr>
+              <w:t>Cada ponto de coleta tem seu gestor que gerencia as demandas.</w:t>
+            </w:r>
+          </w:p>
+        </w:tc>
+      </w:tr>
+      <w:tr>
+        <w:tc>
+          <w:tcPr>
+            <w:cnfStyle w:val="001000000000" w:firstRow="0" w:lastRow="0" w:firstColumn="1" w:lastColumn="0" w:oddVBand="0" w:evenVBand="0" w:oddHBand="0" w:evenHBand="0" w:firstRowFirstColumn="0" w:firstRowLastColumn="0" w:lastRowFirstColumn="0" w:lastRowLastColumn="0"/>
+            <w:tcW w:w="830" w:type="dxa"/>
+          </w:tcPr>
+          <w:p>
+            <w:pPr>
+              <w:pStyle w:val="NormalWeb"/>
+              <w:jc w:val="both"/>
               <w:rPr>
                 <w:rFonts w:ascii="Arial" w:hAnsi="Arial" w:cs="Arial"/>
                 <w:b w:val="0"/>
                 <w:bCs w:val="0"/>
               </w:rPr>
-              <w:t>UC0</w:t>
-            </w:r>
+            </w:pPr>
             <w:r>
               <w:rPr>
                 <w:rFonts w:ascii="Arial" w:hAnsi="Arial" w:cs="Arial"/>
                 <w:b w:val="0"/>
                 <w:bCs w:val="0"/>
               </w:rPr>
-              <w:t>5</w:t>
-            </w:r>
-          </w:p>
-        </w:tc>
-        <w:tc>
-          <w:tcPr>
-            <w:tcW w:w="2444" w:type="dxa"/>
-          </w:tcPr>
-          <w:p>
-            <w:pPr>
-              <w:pStyle w:val="NormalWeb"/>
-              <w:jc w:val="both"/>
-              <w:cnfStyle w:val="000000100000" w:firstRow="0" w:lastRow="0" w:firstColumn="0" w:lastColumn="0" w:oddVBand="0" w:evenVBand="0" w:oddHBand="1" w:evenHBand="0" w:firstRowFirstColumn="0" w:firstRowLastColumn="0" w:lastRowFirstColumn="0" w:lastRowLastColumn="0"/>
-              <w:rPr>
-                <w:rFonts w:ascii="Arial" w:hAnsi="Arial" w:cs="Arial"/>
-              </w:rPr>
-            </w:pPr>
-            <w:r>
-              <w:rPr>
-                <w:rFonts w:ascii="Arial" w:hAnsi="Arial" w:cs="Arial"/>
-              </w:rPr>
-              <w:t>Autenticar no Sistema</w:t>
-            </w:r>
-          </w:p>
-        </w:tc>
-        <w:tc>
-          <w:tcPr>
-            <w:tcW w:w="2133" w:type="dxa"/>
-          </w:tcPr>
-          <w:p>
-            <w:pPr>
-              <w:pStyle w:val="NormalWeb"/>
-              <w:jc w:val="both"/>
-              <w:cnfStyle w:val="000000100000" w:firstRow="0" w:lastRow="0" w:firstColumn="0" w:lastColumn="0" w:oddVBand="0" w:evenVBand="0" w:oddHBand="1" w:evenHBand="0" w:firstRowFirstColumn="0" w:firstRowLastColumn="0" w:lastRowFirstColumn="0" w:lastRowLastColumn="0"/>
-              <w:rPr>
-                <w:rFonts w:ascii="Arial" w:hAnsi="Arial" w:cs="Arial"/>
-              </w:rPr>
-            </w:pPr>
-            <w:r>
-              <w:rPr>
-                <w:rFonts w:ascii="Arial" w:hAnsi="Arial" w:cs="Arial"/>
-              </w:rPr>
-              <w:t xml:space="preserve">Gestor, </w:t>
-            </w:r>
-            <w:r>
-              <w:rPr>
-                <w:rFonts w:ascii="Arial" w:hAnsi="Arial" w:cs="Arial"/>
-              </w:rPr>
-              <w:t>voluntário</w:t>
-            </w:r>
-          </w:p>
-        </w:tc>
-        <w:tc>
-          <w:tcPr>
-            <w:tcW w:w="3612" w:type="dxa"/>
-          </w:tcPr>
-          <w:p>
-            <w:pPr>
-              <w:pStyle w:val="NormalWeb"/>
-              <w:jc w:val="both"/>
-              <w:cnfStyle w:val="000000100000" w:firstRow="0" w:lastRow="0" w:firstColumn="0" w:lastColumn="0" w:oddVBand="0" w:evenVBand="0" w:oddHBand="1" w:evenHBand="0" w:firstRowFirstColumn="0" w:firstRowLastColumn="0" w:lastRowFirstColumn="0" w:lastRowLastColumn="0"/>
-              <w:rPr>
-                <w:rFonts w:ascii="Arial" w:hAnsi="Arial" w:cs="Arial"/>
-              </w:rPr>
-            </w:pPr>
-            <w:r>
-              <w:rPr>
-                <w:rFonts w:ascii="Arial" w:hAnsi="Arial" w:cs="Arial"/>
-              </w:rPr>
-              <w:t>O usuário insere e-mail e senha para acessar as áreas restritas do sistema, sendo direcionado para o painel correspondente ao seu nível de acesso.</w:t>
-            </w:r>
-          </w:p>
-        </w:tc>
-      </w:tr>
-      <w:tr>
-        <w:tc>
-          <w:tcPr>
-            <w:cnfStyle w:val="001000000000" w:firstRow="0" w:lastRow="0" w:firstColumn="1" w:lastColumn="0" w:oddVBand="0" w:evenVBand="0" w:oddHBand="0" w:evenHBand="0" w:firstRowFirstColumn="0" w:firstRowLastColumn="0" w:lastRowFirstColumn="0" w:lastRowLastColumn="0"/>
-            <w:tcW w:w="830" w:type="dxa"/>
-          </w:tcPr>
-          <w:p>
-            <w:pPr>
-              <w:pStyle w:val="NormalWeb"/>
-              <w:jc w:val="both"/>
+              <w:t>UC0</w:t>
+            </w:r>
+            <w:r>
               <w:rPr>
                 <w:rFonts w:ascii="Arial" w:hAnsi="Arial" w:cs="Arial"/>
                 <w:b w:val="0"/>
                 <w:bCs w:val="0"/>
               </w:rPr>
-            </w:pPr>
-            <w:r>
-              <w:rPr>
-                <w:rFonts w:ascii="Arial" w:hAnsi="Arial" w:cs="Arial"/>
-                <w:b w:val="0"/>
-                <w:bCs w:val="0"/>
-              </w:rPr>
-              <w:t>UC0</w:t>
-            </w:r>
-            <w:r>
-              <w:rPr>
-                <w:rFonts w:ascii="Arial" w:hAnsi="Arial" w:cs="Arial"/>
-                <w:b w:val="0"/>
-                <w:bCs w:val="0"/>
-              </w:rPr>
               <w:t>6</w:t>
             </w:r>
           </w:p>
@@ -8025,7 +8184,7 @@
               <w:rPr>
                 <w:rFonts w:ascii="Arial" w:hAnsi="Arial" w:cs="Arial"/>
               </w:rPr>
-              <w:t>Ver Dados no Evento</w:t>
+              <w:t>Autenticar no Sistema</w:t>
             </w:r>
           </w:p>
         </w:tc>
@@ -8046,7 +8205,19 @@
               <w:rPr>
                 <w:rFonts w:ascii="Arial" w:hAnsi="Arial" w:cs="Arial"/>
               </w:rPr>
-              <w:t>Voluntário</w:t>
+              <w:t>Gestor,</w:t>
+            </w:r>
+            <w:r>
+              <w:rPr>
+                <w:rFonts w:ascii="Arial" w:hAnsi="Arial" w:cs="Arial"/>
+              </w:rPr>
+              <w:t xml:space="preserve"> Administradores e</w:t>
+            </w:r>
+            <w:r>
+              <w:rPr>
+                <w:rFonts w:ascii="Arial" w:hAnsi="Arial" w:cs="Arial"/>
+              </w:rPr>
+              <w:t xml:space="preserve"> voluntário</w:t>
             </w:r>
           </w:p>
         </w:tc>
@@ -8056,31 +8227,19 @@
           </w:tcPr>
           <w:p>
             <w:pPr>
-              <w:spacing w:after="480"/>
+              <w:pStyle w:val="NormalWeb"/>
               <w:jc w:val="both"/>
               <w:cnfStyle w:val="000000000000" w:firstRow="0" w:lastRow="0" w:firstColumn="0" w:lastColumn="0" w:oddVBand="0" w:evenVBand="0" w:oddHBand="0" w:evenHBand="0" w:firstRowFirstColumn="0" w:firstRowLastColumn="0" w:lastRowFirstColumn="0" w:lastRowLastColumn="0"/>
               <w:rPr>
-                <w:sz w:val="24"/>
-                <w:szCs w:val="24"/>
-              </w:rPr>
-            </w:pPr>
-            <w:r>
-              <w:rPr>
-                <w:sz w:val="24"/>
-                <w:szCs w:val="24"/>
-              </w:rPr>
-              <w:t>Após convocado, o voluntário acessa as informações do evento (coordenadas geográficas, orientações e necessidades do local).</w:t>
-            </w:r>
-          </w:p>
-          <w:p>
-            <w:pPr>
-              <w:pStyle w:val="NormalWeb"/>
-              <w:jc w:val="both"/>
-              <w:cnfStyle w:val="000000000000" w:firstRow="0" w:lastRow="0" w:firstColumn="0" w:lastColumn="0" w:oddVBand="0" w:evenVBand="0" w:oddHBand="0" w:evenHBand="0" w:firstRowFirstColumn="0" w:firstRowLastColumn="0" w:lastRowFirstColumn="0" w:lastRowLastColumn="0"/>
-              <w:rPr>
-                <w:rFonts w:ascii="Arial" w:hAnsi="Arial" w:cs="Arial"/>
-              </w:rPr>
-            </w:pPr>
+                <w:rFonts w:ascii="Arial" w:hAnsi="Arial" w:cs="Arial"/>
+              </w:rPr>
+            </w:pPr>
+            <w:r>
+              <w:rPr>
+                <w:rFonts w:ascii="Arial" w:hAnsi="Arial" w:cs="Arial"/>
+              </w:rPr>
+              <w:t>O usuário insere e-mail e senha para acessar as áreas restritas do sistema, sendo direcionado para o painel correspondente ao seu nível de acesso.</w:t>
+            </w:r>
           </w:p>
         </w:tc>
       </w:tr>
@@ -8138,7 +8297,7 @@
               <w:rPr>
                 <w:rFonts w:ascii="Arial" w:hAnsi="Arial" w:cs="Arial"/>
               </w:rPr>
-              <w:t>Notificação de Convocação</w:t>
+              <w:t>Ver Dados no Evento</w:t>
             </w:r>
           </w:p>
         </w:tc>
@@ -8182,8 +8341,18 @@
                 <w:sz w:val="24"/>
                 <w:szCs w:val="24"/>
               </w:rPr>
-              <w:t>O sistema envia um alerta ao celular do voluntário informando que as suas habilidades são necessárias em uma área de desastre próxima.</w:t>
-            </w:r>
+              <w:t>Após convocado, o voluntário acessa as informações do evento (coordenadas geográficas, orientações e necessidades do local).</w:t>
+            </w:r>
+          </w:p>
+          <w:p>
+            <w:pPr>
+              <w:pStyle w:val="NormalWeb"/>
+              <w:jc w:val="both"/>
+              <w:cnfStyle w:val="000000100000" w:firstRow="0" w:lastRow="0" w:firstColumn="0" w:lastColumn="0" w:oddVBand="0" w:evenVBand="0" w:oddHBand="1" w:evenHBand="0" w:firstRowFirstColumn="0" w:firstRowLastColumn="0" w:lastRowFirstColumn="0" w:lastRowLastColumn="0"/>
+              <w:rPr>
+                <w:rFonts w:ascii="Arial" w:hAnsi="Arial" w:cs="Arial"/>
+              </w:rPr>
+            </w:pPr>
           </w:p>
         </w:tc>
       </w:tr>
@@ -8238,7 +8407,7 @@
               <w:rPr>
                 <w:rFonts w:ascii="Arial" w:hAnsi="Arial" w:cs="Arial"/>
               </w:rPr>
-              <w:t>Aceitar Convocação</w:t>
+              <w:t>Notificação de Convocação</w:t>
             </w:r>
           </w:p>
         </w:tc>
@@ -8282,6 +8451,109 @@
                 <w:sz w:val="24"/>
                 <w:szCs w:val="24"/>
               </w:rPr>
+              <w:t>O sistema envia um alerta ao celular do voluntário informando que as suas habilidades são necessárias em uma área de desastre próxima.</w:t>
+            </w:r>
+          </w:p>
+        </w:tc>
+      </w:tr>
+      <w:tr>
+        <w:trPr>
+          <w:cnfStyle w:val="000000100000" w:firstRow="0" w:lastRow="0" w:firstColumn="0" w:lastColumn="0" w:oddVBand="0" w:evenVBand="0" w:oddHBand="1" w:evenHBand="0" w:firstRowFirstColumn="0" w:firstRowLastColumn="0" w:lastRowFirstColumn="0" w:lastRowLastColumn="0"/>
+        </w:trPr>
+        <w:tc>
+          <w:tcPr>
+            <w:cnfStyle w:val="001000000000" w:firstRow="0" w:lastRow="0" w:firstColumn="1" w:lastColumn="0" w:oddVBand="0" w:evenVBand="0" w:oddHBand="0" w:evenHBand="0" w:firstRowFirstColumn="0" w:firstRowLastColumn="0" w:lastRowFirstColumn="0" w:lastRowLastColumn="0"/>
+            <w:tcW w:w="830" w:type="dxa"/>
+          </w:tcPr>
+          <w:p>
+            <w:pPr>
+              <w:pStyle w:val="NormalWeb"/>
+              <w:jc w:val="both"/>
+              <w:rPr>
+                <w:rFonts w:ascii="Arial" w:hAnsi="Arial" w:cs="Arial"/>
+                <w:b w:val="0"/>
+                <w:bCs w:val="0"/>
+              </w:rPr>
+            </w:pPr>
+            <w:r>
+              <w:rPr>
+                <w:rFonts w:ascii="Arial" w:hAnsi="Arial" w:cs="Arial"/>
+                <w:b w:val="0"/>
+                <w:bCs w:val="0"/>
+              </w:rPr>
+              <w:t>UC0</w:t>
+            </w:r>
+            <w:r>
+              <w:rPr>
+                <w:rFonts w:ascii="Arial" w:hAnsi="Arial" w:cs="Arial"/>
+                <w:b w:val="0"/>
+                <w:bCs w:val="0"/>
+              </w:rPr>
+              <w:t>9</w:t>
+            </w:r>
+          </w:p>
+        </w:tc>
+        <w:tc>
+          <w:tcPr>
+            <w:tcW w:w="2444" w:type="dxa"/>
+          </w:tcPr>
+          <w:p>
+            <w:pPr>
+              <w:pStyle w:val="NormalWeb"/>
+              <w:jc w:val="both"/>
+              <w:cnfStyle w:val="000000100000" w:firstRow="0" w:lastRow="0" w:firstColumn="0" w:lastColumn="0" w:oddVBand="0" w:evenVBand="0" w:oddHBand="1" w:evenHBand="0" w:firstRowFirstColumn="0" w:firstRowLastColumn="0" w:lastRowFirstColumn="0" w:lastRowLastColumn="0"/>
+              <w:rPr>
+                <w:rFonts w:ascii="Arial" w:hAnsi="Arial" w:cs="Arial"/>
+              </w:rPr>
+            </w:pPr>
+            <w:r>
+              <w:rPr>
+                <w:rFonts w:ascii="Arial" w:hAnsi="Arial" w:cs="Arial"/>
+              </w:rPr>
+              <w:t>Aceitar Convocação</w:t>
+            </w:r>
+          </w:p>
+        </w:tc>
+        <w:tc>
+          <w:tcPr>
+            <w:tcW w:w="2133" w:type="dxa"/>
+          </w:tcPr>
+          <w:p>
+            <w:pPr>
+              <w:pStyle w:val="NormalWeb"/>
+              <w:jc w:val="both"/>
+              <w:cnfStyle w:val="000000100000" w:firstRow="0" w:lastRow="0" w:firstColumn="0" w:lastColumn="0" w:oddVBand="0" w:evenVBand="0" w:oddHBand="1" w:evenHBand="0" w:firstRowFirstColumn="0" w:firstRowLastColumn="0" w:lastRowFirstColumn="0" w:lastRowLastColumn="0"/>
+              <w:rPr>
+                <w:rFonts w:ascii="Arial" w:hAnsi="Arial" w:cs="Arial"/>
+              </w:rPr>
+            </w:pPr>
+            <w:r>
+              <w:rPr>
+                <w:rFonts w:ascii="Arial" w:hAnsi="Arial" w:cs="Arial"/>
+              </w:rPr>
+              <w:t>Voluntário</w:t>
+            </w:r>
+          </w:p>
+        </w:tc>
+        <w:tc>
+          <w:tcPr>
+            <w:tcW w:w="3612" w:type="dxa"/>
+          </w:tcPr>
+          <w:p>
+            <w:pPr>
+              <w:spacing w:after="480"/>
+              <w:jc w:val="both"/>
+              <w:cnfStyle w:val="000000100000" w:firstRow="0" w:lastRow="0" w:firstColumn="0" w:lastColumn="0" w:oddVBand="0" w:evenVBand="0" w:oddHBand="1" w:evenHBand="0" w:firstRowFirstColumn="0" w:firstRowLastColumn="0" w:lastRowFirstColumn="0" w:lastRowLastColumn="0"/>
+              <w:rPr>
+                <w:sz w:val="24"/>
+                <w:szCs w:val="24"/>
+              </w:rPr>
+            </w:pPr>
+            <w:r>
+              <w:rPr>
+                <w:sz w:val="24"/>
+                <w:szCs w:val="24"/>
+              </w:rPr>
               <w:t>O voluntário visualiza o chamado e confirma no aplicativo que está disponível e a caminho do local da missão.</w:t>
             </w:r>
           </w:p>
@@ -8372,7 +8644,6 @@
           <w:bCs/>
           <w:color w:val="1F497D" w:themeColor="text2"/>
         </w:rPr>
-        <w:lastRenderedPageBreak/>
         <w:t>4</w:t>
       </w:r>
       <w:r>
@@ -8619,7 +8890,6 @@
           <w:bCs/>
           <w:color w:val="1F497D" w:themeColor="text2"/>
         </w:rPr>
-        <w:lastRenderedPageBreak/>
         <w:t>4</w:t>
       </w:r>
       <w:r>
@@ -8691,6 +8961,7 @@
           <w:noProof/>
           <w:color w:val="1F497D" w:themeColor="text2"/>
         </w:rPr>
+        <w:lastRenderedPageBreak/>
         <w:drawing>
           <wp:inline distT="0" distB="0" distL="0" distR="0" wp14:anchorId="029E6C7D" wp14:editId="44E740B4">
             <wp:extent cx="4125945" cy="8016830"/>
@@ -8838,6 +9109,7 @@
           <w:noProof/>
           <w:color w:val="1F497D" w:themeColor="text2"/>
         </w:rPr>
+        <w:lastRenderedPageBreak/>
         <w:drawing>
           <wp:inline distT="0" distB="0" distL="0" distR="0" wp14:anchorId="0B4EAD3C" wp14:editId="4741488F">
             <wp:extent cx="5725160" cy="3903345"/>
@@ -16940,7 +17212,7 @@
           <w:color w:val="1F497D" w:themeColor="text2"/>
         </w:rPr>
         <w:drawing>
-          <wp:inline distT="0" distB="0" distL="0" distR="0" wp14:anchorId="2E46DE43" wp14:editId="7E653D81">
+          <wp:inline distT="0" distB="0" distL="0" distR="0" wp14:anchorId="2E46DE43" wp14:editId="7738ECE0">
             <wp:extent cx="5721350" cy="4070350"/>
             <wp:effectExtent l="0" t="0" r="0" b="6350"/>
             <wp:docPr id="1934881984" name="Picture 12"/>
@@ -16997,7 +17269,7 @@
           <w:color w:val="1F497D" w:themeColor="text2"/>
         </w:rPr>
         <w:drawing>
-          <wp:inline distT="0" distB="0" distL="0" distR="0" wp14:anchorId="17AE5387" wp14:editId="053C8920">
+          <wp:inline distT="0" distB="0" distL="0" distR="0" wp14:anchorId="17AE5387" wp14:editId="5588ABF0">
             <wp:extent cx="5721350" cy="4070350"/>
             <wp:effectExtent l="0" t="0" r="0" b="6350"/>
             <wp:docPr id="1045257695" name="Picture 13"/>
@@ -20488,6 +20760,7 @@
   <w:style w:type="character" w:default="1" w:styleId="DefaultParagraphFont">
     <w:name w:val="Default Paragraph Font"/>
     <w:uiPriority w:val="1"/>
+    <w:semiHidden/>
     <w:unhideWhenUsed/>
   </w:style>
   <w:style w:type="table" w:default="1" w:styleId="TableNormal">
@@ -21695,31 +21968,16 @@
 </file>
 
 <file path=customXml/item1.xml><?xml version="1.0" encoding="utf-8"?>
+<b:Sources xmlns:b="http://schemas.openxmlformats.org/officeDocument/2006/bibliography" xmlns="http://schemas.openxmlformats.org/officeDocument/2006/bibliography" SelectedStyle="\APASixthEditionOfficeOnline.xsl" StyleName="APA" Version="6"/>
+</file>
+
+<file path=customXml/item2.xml><?xml version="1.0" encoding="utf-8"?>
 <go:gDocsCustomXmlDataStorage xmlns:go="http://customooxmlschemas.google.com/" xmlns:r="http://schemas.openxmlformats.org/officeDocument/2006/relationships" uri="GoogleDocsCustomDataVersion2">
   <go:docsCustomData xmlns:go="http://customooxmlschemas.google.com/" roundtripDataSignature="AMtx7mg2c9zEaVD7w7ykeg8EbaxYNAkINA==">CgMxLjAyDmgudnFyamNlNHZkMmx2OAByITEtVmN6eXV1NmdoakVaSzZ1M2ZWN0NsVnFDbzR6SUpmUA==</go:docsCustomData>
 </go:gDocsCustomXmlDataStorage>
 </file>
 
-<file path=customXml/item2.xml><?xml version="1.0" encoding="utf-8"?>
-<b:Sources xmlns:b="http://schemas.openxmlformats.org/officeDocument/2006/bibliography" xmlns="http://schemas.openxmlformats.org/officeDocument/2006/bibliography" SelectedStyle="\APASixthEditionOfficeOnline.xsl" StyleName="APA" Version="6"/>
-</file>
-
 <file path=customXml/item3.xml><?xml version="1.0" encoding="utf-8"?>
-<p:properties xmlns:p="http://schemas.microsoft.com/office/2006/metadata/properties" xmlns:xsi="http://www.w3.org/2001/XMLSchema-instance" xmlns:pc="http://schemas.microsoft.com/office/infopath/2007/PartnerControls">
-  <documentManagement/>
-</p:properties>
-</file>
-
-<file path=customXml/item4.xml><?xml version="1.0" encoding="utf-8"?>
-<?mso-contentType ?>
-<FormTemplates xmlns="http://schemas.microsoft.com/sharepoint/v3/contenttype/forms">
-  <Display>DocumentLibraryForm</Display>
-  <Edit>DocumentLibraryForm</Edit>
-  <New>DocumentLibraryForm</New>
-</FormTemplates>
-</file>
-
-<file path=customXml/item5.xml><?xml version="1.0" encoding="utf-8"?>
 <ct:contentTypeSchema xmlns:ct="http://schemas.microsoft.com/office/2006/metadata/contentType" xmlns:ma="http://schemas.microsoft.com/office/2006/metadata/properties/metaAttributes" ct:_="" ma:_="" ma:contentTypeName="Document" ma:contentTypeID="0x010100D2D24C83ACF8054CAF76CB6440EE1ABE" ma:contentTypeVersion="4" ma:contentTypeDescription="Create a new document." ma:contentTypeScope="" ma:versionID="622f7254c72b6100da4f57be0e7539b6">
   <xsd:schema xmlns:xsd="http://www.w3.org/2001/XMLSchema" xmlns:xs="http://www.w3.org/2001/XMLSchema" xmlns:p="http://schemas.microsoft.com/office/2006/metadata/properties" xmlns:ns3="6af516ae-504d-4080-8308-cecf02ee9590" targetNamespace="http://schemas.microsoft.com/office/2006/metadata/properties" ma:root="true" ma:fieldsID="e59a9ad01869d978243acc2be7ff5961" ns3:_="">
     <xsd:import namespace="6af516ae-504d-4080-8308-cecf02ee9590"/>
@@ -21863,7 +22121,30 @@
 </ct:contentTypeSchema>
 </file>
 
+<file path=customXml/item4.xml><?xml version="1.0" encoding="utf-8"?>
+<?mso-contentType ?>
+<FormTemplates xmlns="http://schemas.microsoft.com/sharepoint/v3/contenttype/forms">
+  <Display>DocumentLibraryForm</Display>
+  <Edit>DocumentLibraryForm</Edit>
+  <New>DocumentLibraryForm</New>
+</FormTemplates>
+</file>
+
+<file path=customXml/item5.xml><?xml version="1.0" encoding="utf-8"?>
+<p:properties xmlns:p="http://schemas.microsoft.com/office/2006/metadata/properties" xmlns:xsi="http://www.w3.org/2001/XMLSchema-instance" xmlns:pc="http://schemas.microsoft.com/office/infopath/2007/PartnerControls">
+  <documentManagement/>
+</p:properties>
+</file>
+
 <file path=customXml/itemProps1.xml><?xml version="1.0" encoding="utf-8"?>
+<ds:datastoreItem xmlns:ds="http://schemas.openxmlformats.org/officeDocument/2006/customXml" ds:itemID="{5EB19BD9-044A-48D8-9B93-340A873F57A6}">
+  <ds:schemaRefs>
+    <ds:schemaRef ds:uri="http://schemas.openxmlformats.org/officeDocument/2006/bibliography"/>
+  </ds:schemaRefs>
+</ds:datastoreItem>
+</file>
+
+<file path=customXml/itemProps2.xml><?xml version="1.0" encoding="utf-8"?>
 <ds:datastoreItem xmlns:ds="http://schemas.openxmlformats.org/officeDocument/2006/customXml" ds:itemID="{11111111-1234-1234-1234-123412341234}">
   <ds:schemaRefs>
     <ds:schemaRef ds:uri="http://customooxmlschemas.google.com/"/>
@@ -21872,32 +22153,7 @@
 </ds:datastoreItem>
 </file>
 
-<file path=customXml/itemProps2.xml><?xml version="1.0" encoding="utf-8"?>
-<ds:datastoreItem xmlns:ds="http://schemas.openxmlformats.org/officeDocument/2006/customXml" ds:itemID="{5EB19BD9-044A-48D8-9B93-340A873F57A6}">
-  <ds:schemaRefs>
-    <ds:schemaRef ds:uri="http://schemas.openxmlformats.org/officeDocument/2006/bibliography"/>
-  </ds:schemaRefs>
-</ds:datastoreItem>
-</file>
-
 <file path=customXml/itemProps3.xml><?xml version="1.0" encoding="utf-8"?>
-<ds:datastoreItem xmlns:ds="http://schemas.openxmlformats.org/officeDocument/2006/customXml" ds:itemID="{08590DEA-C276-4527-9314-4E5B036E7DEA}">
-  <ds:schemaRefs>
-    <ds:schemaRef ds:uri="http://schemas.microsoft.com/office/2006/metadata/properties"/>
-    <ds:schemaRef ds:uri="http://schemas.microsoft.com/office/infopath/2007/PartnerControls"/>
-  </ds:schemaRefs>
-</ds:datastoreItem>
-</file>
-
-<file path=customXml/itemProps4.xml><?xml version="1.0" encoding="utf-8"?>
-<ds:datastoreItem xmlns:ds="http://schemas.openxmlformats.org/officeDocument/2006/customXml" ds:itemID="{3A6F34B0-39D0-4C82-8062-073D3D2F4106}">
-  <ds:schemaRefs>
-    <ds:schemaRef ds:uri="http://schemas.microsoft.com/sharepoint/v3/contenttype/forms"/>
-  </ds:schemaRefs>
-</ds:datastoreItem>
-</file>
-
-<file path=customXml/itemProps5.xml><?xml version="1.0" encoding="utf-8"?>
 <ds:datastoreItem xmlns:ds="http://schemas.openxmlformats.org/officeDocument/2006/customXml" ds:itemID="{47419C54-4F9E-456A-945C-CABCBF7B72BC}">
   <ds:schemaRefs>
     <ds:schemaRef ds:uri="http://schemas.microsoft.com/office/2006/metadata/contentType"/>
@@ -21913,4 +22169,21 @@
     <ds:schemaRef ds:uri="http://schemas.microsoft.com/internal/obd"/>
   </ds:schemaRefs>
 </ds:datastoreItem>
+</file>
+
+<file path=customXml/itemProps4.xml><?xml version="1.0" encoding="utf-8"?>
+<ds:datastoreItem xmlns:ds="http://schemas.openxmlformats.org/officeDocument/2006/customXml" ds:itemID="{3A6F34B0-39D0-4C82-8062-073D3D2F4106}">
+  <ds:schemaRefs>
+    <ds:schemaRef ds:uri="http://schemas.microsoft.com/sharepoint/v3/contenttype/forms"/>
+  </ds:schemaRefs>
+</ds:datastoreItem>
+</file>
+
+<file path=customXml/itemProps5.xml><?xml version="1.0" encoding="utf-8"?>
+<ds:datastoreItem xmlns:ds="http://schemas.openxmlformats.org/officeDocument/2006/customXml" ds:itemID="{08590DEA-C276-4527-9314-4E5B036E7DEA}">
+  <ds:schemaRefs>
+    <ds:schemaRef ds:uri="http://schemas.microsoft.com/office/2006/metadata/properties"/>
+    <ds:schemaRef ds:uri="http://schemas.microsoft.com/office/infopath/2007/PartnerControls"/>
+  </ds:schemaRefs>
+</ds:datastoreItem>
 </file>
--- a/Documentacao/SOTERIA DOCUMENTACAO.docx
+++ b/Documentacao/SOTERIA DOCUMENTACAO.docx
@@ -2227,153 +2227,6 @@
     </w:p>
     <w:p>
       <w:pPr>
-        <w:pStyle w:val="ListParagraph"/>
-        <w:numPr>
-          <w:ilvl w:val="0"/>
-          <w:numId w:val="20"/>
-        </w:numPr>
-        <w:spacing w:after="160" w:line="278" w:lineRule="auto"/>
-        <w:jc w:val="both"/>
-        <w:rPr>
-          <w:b/>
-          <w:bCs/>
-          <w:sz w:val="24"/>
-          <w:szCs w:val="24"/>
-        </w:rPr>
-      </w:pPr>
-      <w:r>
-        <w:rPr>
-          <w:b/>
-          <w:bCs/>
-          <w:sz w:val="24"/>
-          <w:szCs w:val="24"/>
-        </w:rPr>
-        <w:t>PROTÓTIPO DE INTERFACE</w:t>
-      </w:r>
-      <w:r>
-        <w:rPr>
-          <w:b/>
-          <w:bCs/>
-          <w:sz w:val="24"/>
-          <w:szCs w:val="24"/>
-        </w:rPr>
-        <w:tab/>
-      </w:r>
-    </w:p>
-    <w:p>
-      <w:pPr>
-        <w:pStyle w:val="ListParagraph"/>
-        <w:numPr>
-          <w:ilvl w:val="1"/>
-          <w:numId w:val="24"/>
-        </w:numPr>
-        <w:spacing w:after="160" w:line="278" w:lineRule="auto"/>
-        <w:rPr>
-          <w:sz w:val="24"/>
-          <w:szCs w:val="24"/>
-        </w:rPr>
-      </w:pPr>
-      <w:r>
-        <w:rPr>
-          <w:sz w:val="24"/>
-          <w:szCs w:val="24"/>
-        </w:rPr>
-        <w:t xml:space="preserve"> </w:t>
-      </w:r>
-      <w:r>
-        <w:rPr>
-          <w:sz w:val="24"/>
-          <w:szCs w:val="24"/>
-        </w:rPr>
-        <w:t>App Doador</w:t>
-      </w:r>
-    </w:p>
-    <w:p>
-      <w:pPr>
-        <w:pStyle w:val="ListParagraph"/>
-        <w:numPr>
-          <w:ilvl w:val="1"/>
-          <w:numId w:val="24"/>
-        </w:numPr>
-        <w:spacing w:after="160" w:line="278" w:lineRule="auto"/>
-        <w:rPr>
-          <w:sz w:val="24"/>
-          <w:szCs w:val="24"/>
-        </w:rPr>
-      </w:pPr>
-      <w:r>
-        <w:rPr>
-          <w:sz w:val="24"/>
-          <w:szCs w:val="24"/>
-        </w:rPr>
-        <w:t xml:space="preserve"> </w:t>
-      </w:r>
-      <w:r>
-        <w:rPr>
-          <w:sz w:val="24"/>
-          <w:szCs w:val="24"/>
-        </w:rPr>
-        <w:t>Cadastro de Voluntário</w:t>
-      </w:r>
-    </w:p>
-    <w:p>
-      <w:pPr>
-        <w:pStyle w:val="ListParagraph"/>
-        <w:numPr>
-          <w:ilvl w:val="1"/>
-          <w:numId w:val="24"/>
-        </w:numPr>
-        <w:spacing w:after="160" w:line="278" w:lineRule="auto"/>
-        <w:rPr>
-          <w:sz w:val="24"/>
-          <w:szCs w:val="24"/>
-        </w:rPr>
-      </w:pPr>
-      <w:r>
-        <w:rPr>
-          <w:sz w:val="24"/>
-          <w:szCs w:val="24"/>
-        </w:rPr>
-        <w:t xml:space="preserve"> </w:t>
-      </w:r>
-      <w:r>
-        <w:rPr>
-          <w:sz w:val="24"/>
-          <w:szCs w:val="24"/>
-        </w:rPr>
-        <w:t>App Voluntário</w:t>
-      </w:r>
-    </w:p>
-    <w:p>
-      <w:pPr>
-        <w:pStyle w:val="ListParagraph"/>
-        <w:numPr>
-          <w:ilvl w:val="1"/>
-          <w:numId w:val="24"/>
-        </w:numPr>
-        <w:spacing w:after="160" w:line="278" w:lineRule="auto"/>
-        <w:rPr>
-          <w:sz w:val="24"/>
-          <w:szCs w:val="24"/>
-        </w:rPr>
-      </w:pPr>
-      <w:r>
-        <w:rPr>
-          <w:sz w:val="24"/>
-          <w:szCs w:val="24"/>
-        </w:rPr>
-        <w:t xml:space="preserve"> </w:t>
-      </w:r>
-      <w:r>
-        <w:rPr>
-          <w:sz w:val="24"/>
-          <w:szCs w:val="24"/>
-        </w:rPr>
-        <w:t>Painel de Gestão</w:t>
-      </w:r>
-    </w:p>
-    <w:p>
-      <w:pPr>
         <w:spacing w:after="160" w:line="278" w:lineRule="auto"/>
         <w:rPr>
           <w:b/>
@@ -4322,19 +4175,7 @@
         <w:rPr>
           <w:rFonts w:ascii="Arial" w:hAnsi="Arial" w:cs="Arial"/>
         </w:rPr>
-        <w:t>US0</w:t>
-      </w:r>
-      <w:r>
-        <w:rPr>
-          <w:rFonts w:ascii="Arial" w:hAnsi="Arial" w:cs="Arial"/>
-        </w:rPr>
-        <w:t>8</w:t>
-      </w:r>
-      <w:r>
-        <w:rPr>
-          <w:rFonts w:ascii="Arial" w:hAnsi="Arial" w:cs="Arial"/>
-        </w:rPr>
-        <w:t xml:space="preserve">: </w:t>
+        <w:t xml:space="preserve">US08: </w:t>
       </w:r>
       <w:r>
         <w:rPr>
@@ -4383,19 +4224,7 @@
         <w:rPr>
           <w:rFonts w:ascii="Arial" w:hAnsi="Arial" w:cs="Arial"/>
         </w:rPr>
-        <w:t>US</w:t>
-      </w:r>
-      <w:r>
-        <w:rPr>
-          <w:rFonts w:ascii="Arial" w:hAnsi="Arial" w:cs="Arial"/>
-        </w:rPr>
-        <w:t>09</w:t>
-      </w:r>
-      <w:r>
-        <w:rPr>
-          <w:rFonts w:ascii="Arial" w:hAnsi="Arial" w:cs="Arial"/>
-        </w:rPr>
-        <w:t>: Como Administrador, desejo visualizar um dashboard com as informações em tempo real sobre eventos, voluntários, demandas e pontos de coleta.</w:t>
+        <w:t>US09: Como Administrador, desejo visualizar um dashboard com as informações em tempo real sobre eventos, voluntários, demandas e pontos de coleta.</w:t>
       </w:r>
     </w:p>
     <w:p>
@@ -8715,10 +8544,10 @@
           <w:color w:val="1F497D" w:themeColor="text2"/>
         </w:rPr>
         <w:drawing>
-          <wp:inline distT="0" distB="0" distL="0" distR="0" wp14:anchorId="0CC2F301" wp14:editId="2A12C53D">
-            <wp:extent cx="3473450" cy="4912995"/>
-            <wp:effectExtent l="0" t="0" r="0" b="1905"/>
-            <wp:docPr id="342247332" name="Picture 1"/>
+          <wp:inline distT="0" distB="0" distL="0" distR="0" wp14:anchorId="4D0ED090" wp14:editId="2F1CB0D4">
+            <wp:extent cx="5735320" cy="3950335"/>
+            <wp:effectExtent l="0" t="0" r="0" b="0"/>
+            <wp:docPr id="259024407" name="Picture 1"/>
             <wp:cNvGraphicFramePr>
               <a:graphicFrameLocks xmlns:a="http://schemas.openxmlformats.org/drawingml/2006/main" noChangeAspect="1"/>
             </wp:cNvGraphicFramePr>
@@ -8726,7 +8555,7 @@
               <a:graphicData uri="http://schemas.openxmlformats.org/drawingml/2006/picture">
                 <pic:pic xmlns:pic="http://schemas.openxmlformats.org/drawingml/2006/picture">
                   <pic:nvPicPr>
-                    <pic:cNvPr id="0" name="Picture 1"/>
+                    <pic:cNvPr id="0" name="Picture 3"/>
                     <pic:cNvPicPr>
                       <a:picLocks noChangeAspect="1" noChangeArrowheads="1"/>
                     </pic:cNvPicPr>
@@ -8747,7 +8576,7 @@
                   <pic:spPr bwMode="auto">
                     <a:xfrm>
                       <a:off x="0" y="0"/>
-                      <a:ext cx="3473450" cy="4912995"/>
+                      <a:ext cx="5735320" cy="3950335"/>
                     </a:xfrm>
                     <a:prstGeom prst="rect">
                       <a:avLst/>
@@ -8883,13 +8712,26 @@
           <w:color w:val="1F497D" w:themeColor="text2"/>
         </w:rPr>
       </w:pPr>
-      <w:r>
+    </w:p>
+    <w:p>
+      <w:pPr>
+        <w:pStyle w:val="NormalWeb"/>
+        <w:jc w:val="both"/>
         <w:rPr>
           <w:rFonts w:ascii="Arial" w:hAnsi="Arial" w:cs="Arial"/>
           <w:b/>
           <w:bCs/>
           <w:color w:val="1F497D" w:themeColor="text2"/>
         </w:rPr>
+      </w:pPr>
+      <w:r>
+        <w:rPr>
+          <w:rFonts w:ascii="Arial" w:hAnsi="Arial" w:cs="Arial"/>
+          <w:b/>
+          <w:bCs/>
+          <w:color w:val="1F497D" w:themeColor="text2"/>
+        </w:rPr>
+        <w:lastRenderedPageBreak/>
         <w:t>4</w:t>
       </w:r>
       <w:r>
@@ -8961,7 +8803,6 @@
           <w:noProof/>
           <w:color w:val="1F497D" w:themeColor="text2"/>
         </w:rPr>
-        <w:lastRenderedPageBreak/>
         <w:drawing>
           <wp:inline distT="0" distB="0" distL="0" distR="0" wp14:anchorId="029E6C7D" wp14:editId="44E740B4">
             <wp:extent cx="4125945" cy="8016830"/>
@@ -9109,7 +8950,6 @@
           <w:noProof/>
           <w:color w:val="1F497D" w:themeColor="text2"/>
         </w:rPr>
-        <w:lastRenderedPageBreak/>
         <w:drawing>
           <wp:inline distT="0" distB="0" distL="0" distR="0" wp14:anchorId="0B4EAD3C" wp14:editId="4741488F">
             <wp:extent cx="5725160" cy="3903345"/>
@@ -16063,1274 +15903,17 @@
     <w:p/>
     <w:p>
       <w:pPr>
-        <w:pStyle w:val="Title"/>
-      </w:pPr>
-      <w:r>
-        <w:lastRenderedPageBreak/>
-        <w:t>6. Protótipo de interface</w:t>
-      </w:r>
-    </w:p>
-    <w:p>
-      <w:pPr>
         <w:pStyle w:val="NormalWeb"/>
         <w:jc w:val="both"/>
         <w:rPr>
           <w:rFonts w:ascii="Arial" w:hAnsi="Arial" w:cs="Arial"/>
-        </w:rPr>
-      </w:pPr>
-      <w:r>
-        <w:rPr>
-          <w:rFonts w:ascii="Arial" w:hAnsi="Arial" w:cs="Arial"/>
-        </w:rPr>
-        <w:t>O designer da interface foi desenvolvida pelo “</w:t>
-      </w:r>
-      <w:proofErr w:type="spellStart"/>
-      <w:r>
-        <w:rPr>
-          <w:rFonts w:ascii="Arial" w:hAnsi="Arial" w:cs="Arial"/>
-        </w:rPr>
-        <w:t>Figma</w:t>
-      </w:r>
-      <w:proofErr w:type="spellEnd"/>
-      <w:r>
-        <w:rPr>
-          <w:rFonts w:ascii="Arial" w:hAnsi="Arial" w:cs="Arial"/>
-        </w:rPr>
-        <w:t xml:space="preserve">” e sua versão </w:t>
-      </w:r>
-      <w:r>
-        <w:rPr>
-          <w:rFonts w:ascii="Arial" w:hAnsi="Arial" w:cs="Arial"/>
-        </w:rPr>
-        <w:t>completa</w:t>
-      </w:r>
-      <w:r>
-        <w:rPr>
-          <w:rFonts w:ascii="Arial" w:hAnsi="Arial" w:cs="Arial"/>
-        </w:rPr>
-        <w:t xml:space="preserve"> está disponível </w:t>
-      </w:r>
-      <w:r>
-        <w:rPr>
-          <w:rFonts w:ascii="Arial" w:hAnsi="Arial" w:cs="Arial"/>
-        </w:rPr>
-        <w:t xml:space="preserve">em </w:t>
-      </w:r>
-      <w:hyperlink r:id="rId17" w:history="1">
-        <w:r>
-          <w:rPr>
-            <w:rStyle w:val="Hyperlink"/>
-            <w:rFonts w:ascii="Arial" w:hAnsi="Arial" w:cs="Arial"/>
-          </w:rPr>
-          <w:t>SOTERIA</w:t>
-        </w:r>
-      </w:hyperlink>
-      <w:r>
-        <w:rPr>
-          <w:rFonts w:ascii="Arial" w:hAnsi="Arial" w:cs="Arial"/>
-        </w:rPr>
-        <w:t>.</w:t>
-      </w:r>
-    </w:p>
-    <w:p>
-      <w:pPr>
-        <w:pStyle w:val="NormalWeb"/>
-        <w:jc w:val="both"/>
-        <w:rPr>
-          <w:rFonts w:ascii="Arial" w:hAnsi="Arial" w:cs="Arial"/>
-          <w:b/>
-          <w:bCs/>
-        </w:rPr>
-      </w:pPr>
-      <w:r>
-        <w:rPr>
-          <w:rFonts w:ascii="Arial" w:hAnsi="Arial" w:cs="Arial"/>
-          <w:b/>
-          <w:bCs/>
-          <w:color w:val="1F497D" w:themeColor="text2"/>
-        </w:rPr>
-        <w:t>6</w:t>
-      </w:r>
-      <w:r>
-        <w:rPr>
-          <w:rFonts w:ascii="Arial" w:hAnsi="Arial" w:cs="Arial"/>
-          <w:b/>
-          <w:bCs/>
-          <w:color w:val="1F497D" w:themeColor="text2"/>
-        </w:rPr>
-        <w:t>.</w:t>
-      </w:r>
-      <w:r>
-        <w:rPr>
-          <w:rFonts w:ascii="Arial" w:hAnsi="Arial" w:cs="Arial"/>
-          <w:b/>
-          <w:bCs/>
-          <w:color w:val="1F497D" w:themeColor="text2"/>
-        </w:rPr>
-        <w:t>1</w:t>
-      </w:r>
-      <w:r>
-        <w:rPr>
-          <w:rFonts w:ascii="Arial" w:hAnsi="Arial" w:cs="Arial"/>
-          <w:b/>
-          <w:bCs/>
-          <w:color w:val="1F497D" w:themeColor="text2"/>
-        </w:rPr>
-        <w:t>.</w:t>
-      </w:r>
-      <w:r>
-        <w:rPr>
-          <w:rFonts w:ascii="Arial" w:hAnsi="Arial" w:cs="Arial"/>
-          <w:b/>
-          <w:bCs/>
-          <w:color w:val="1F497D" w:themeColor="text2"/>
-        </w:rPr>
-        <w:tab/>
-        <w:t>App Doador</w:t>
-      </w:r>
-    </w:p>
-    <w:p>
-      <w:pPr>
-        <w:pStyle w:val="NormalWeb"/>
-        <w:jc w:val="center"/>
-        <w:rPr>
-          <w:rFonts w:ascii="Arial" w:hAnsi="Arial" w:cs="Arial"/>
-          <w:b/>
-          <w:bCs/>
-        </w:rPr>
-      </w:pPr>
-      <w:r>
-        <w:rPr>
-          <w:noProof/>
-        </w:rPr>
-        <w:drawing>
-          <wp:inline distT="0" distB="0" distL="0" distR="0" wp14:anchorId="0BA52F4E" wp14:editId="07B8A856">
-            <wp:extent cx="1828800" cy="3639312"/>
-            <wp:effectExtent l="0" t="0" r="0" b="0"/>
-            <wp:docPr id="1512294436" name="Picture 6"/>
-            <wp:cNvGraphicFramePr>
-              <a:graphicFrameLocks xmlns:a="http://schemas.openxmlformats.org/drawingml/2006/main" noChangeAspect="1"/>
-            </wp:cNvGraphicFramePr>
-            <a:graphic xmlns:a="http://schemas.openxmlformats.org/drawingml/2006/main">
-              <a:graphicData uri="http://schemas.openxmlformats.org/drawingml/2006/picture">
-                <pic:pic xmlns:pic="http://schemas.openxmlformats.org/drawingml/2006/picture">
-                  <pic:nvPicPr>
-                    <pic:cNvPr id="0" name="Picture 6"/>
-                    <pic:cNvPicPr>
-                      <a:picLocks noChangeAspect="1" noChangeArrowheads="1"/>
-                    </pic:cNvPicPr>
-                  </pic:nvPicPr>
-                  <pic:blipFill>
-                    <a:blip r:embed="rId18">
-                      <a:extLst>
-                        <a:ext uri="{28A0092B-C50C-407E-A947-70E740481C1C}">
-                          <a14:useLocalDpi xmlns:a14="http://schemas.microsoft.com/office/drawing/2010/main" val="0"/>
-                        </a:ext>
-                      </a:extLst>
-                    </a:blip>
-                    <a:srcRect/>
-                    <a:stretch>
-                      <a:fillRect/>
-                    </a:stretch>
-                  </pic:blipFill>
-                  <pic:spPr bwMode="auto">
-                    <a:xfrm>
-                      <a:off x="0" y="0"/>
-                      <a:ext cx="1828800" cy="3639312"/>
-                    </a:xfrm>
-                    <a:prstGeom prst="rect">
-                      <a:avLst/>
-                    </a:prstGeom>
-                    <a:noFill/>
-                    <a:ln>
-                      <a:noFill/>
-                    </a:ln>
-                  </pic:spPr>
-                </pic:pic>
-              </a:graphicData>
-            </a:graphic>
-          </wp:inline>
-        </w:drawing>
-      </w:r>
-      <w:r>
-        <w:rPr>
-          <w:rFonts w:ascii="Arial" w:hAnsi="Arial" w:cs="Arial"/>
-          <w:b/>
-          <w:bCs/>
-        </w:rPr>
-        <w:t xml:space="preserve">  </w:t>
-      </w:r>
-      <w:r>
-        <w:rPr>
-          <w:rFonts w:ascii="Arial" w:hAnsi="Arial" w:cs="Arial"/>
-          <w:b/>
-          <w:bCs/>
-          <w:noProof/>
-          <w:color w:val="1F497D" w:themeColor="text2"/>
-        </w:rPr>
-        <w:drawing>
-          <wp:inline distT="0" distB="0" distL="0" distR="0" wp14:anchorId="15F94F08" wp14:editId="6897A3DA">
-            <wp:extent cx="1828800" cy="3639312"/>
-            <wp:effectExtent l="0" t="0" r="0" b="0"/>
-            <wp:docPr id="1181307925" name="Picture 2"/>
-            <wp:cNvGraphicFramePr>
-              <a:graphicFrameLocks xmlns:a="http://schemas.openxmlformats.org/drawingml/2006/main" noChangeAspect="1"/>
-            </wp:cNvGraphicFramePr>
-            <a:graphic xmlns:a="http://schemas.openxmlformats.org/drawingml/2006/main">
-              <a:graphicData uri="http://schemas.openxmlformats.org/drawingml/2006/picture">
-                <pic:pic xmlns:pic="http://schemas.openxmlformats.org/drawingml/2006/picture">
-                  <pic:nvPicPr>
-                    <pic:cNvPr id="0" name="Picture 2"/>
-                    <pic:cNvPicPr>
-                      <a:picLocks noChangeAspect="1" noChangeArrowheads="1"/>
-                    </pic:cNvPicPr>
-                  </pic:nvPicPr>
-                  <pic:blipFill>
-                    <a:blip r:embed="rId19">
-                      <a:extLst>
-                        <a:ext uri="{28A0092B-C50C-407E-A947-70E740481C1C}">
-                          <a14:useLocalDpi xmlns:a14="http://schemas.microsoft.com/office/drawing/2010/main" val="0"/>
-                        </a:ext>
-                      </a:extLst>
-                    </a:blip>
-                    <a:srcRect/>
-                    <a:stretch>
-                      <a:fillRect/>
-                    </a:stretch>
-                  </pic:blipFill>
-                  <pic:spPr bwMode="auto">
-                    <a:xfrm>
-                      <a:off x="0" y="0"/>
-                      <a:ext cx="1828800" cy="3639312"/>
-                    </a:xfrm>
-                    <a:prstGeom prst="rect">
-                      <a:avLst/>
-                    </a:prstGeom>
-                    <a:noFill/>
-                    <a:ln>
-                      <a:noFill/>
-                    </a:ln>
-                  </pic:spPr>
-                </pic:pic>
-              </a:graphicData>
-            </a:graphic>
-          </wp:inline>
-        </w:drawing>
-      </w:r>
-      <w:r>
-        <w:rPr>
-          <w:rFonts w:ascii="Arial" w:hAnsi="Arial" w:cs="Arial"/>
-          <w:b/>
-          <w:bCs/>
-        </w:rPr>
-        <w:t xml:space="preserve">  </w:t>
-      </w:r>
-      <w:r>
-        <w:rPr>
-          <w:rFonts w:ascii="Arial" w:hAnsi="Arial" w:cs="Arial"/>
-          <w:b/>
-          <w:bCs/>
-          <w:noProof/>
-        </w:rPr>
-        <w:drawing>
-          <wp:inline distT="0" distB="0" distL="0" distR="0" wp14:anchorId="2383EFBC" wp14:editId="1C75C5ED">
-            <wp:extent cx="1828800" cy="3639312"/>
-            <wp:effectExtent l="0" t="0" r="0" b="0"/>
-            <wp:docPr id="663433011" name="Picture 4"/>
-            <wp:cNvGraphicFramePr>
-              <a:graphicFrameLocks xmlns:a="http://schemas.openxmlformats.org/drawingml/2006/main" noChangeAspect="1"/>
-            </wp:cNvGraphicFramePr>
-            <a:graphic xmlns:a="http://schemas.openxmlformats.org/drawingml/2006/main">
-              <a:graphicData uri="http://schemas.openxmlformats.org/drawingml/2006/picture">
-                <pic:pic xmlns:pic="http://schemas.openxmlformats.org/drawingml/2006/picture">
-                  <pic:nvPicPr>
-                    <pic:cNvPr id="0" name="Picture 4"/>
-                    <pic:cNvPicPr>
-                      <a:picLocks noChangeAspect="1" noChangeArrowheads="1"/>
-                    </pic:cNvPicPr>
-                  </pic:nvPicPr>
-                  <pic:blipFill>
-                    <a:blip r:embed="rId20">
-                      <a:extLst>
-                        <a:ext uri="{28A0092B-C50C-407E-A947-70E740481C1C}">
-                          <a14:useLocalDpi xmlns:a14="http://schemas.microsoft.com/office/drawing/2010/main" val="0"/>
-                        </a:ext>
-                      </a:extLst>
-                    </a:blip>
-                    <a:srcRect/>
-                    <a:stretch>
-                      <a:fillRect/>
-                    </a:stretch>
-                  </pic:blipFill>
-                  <pic:spPr bwMode="auto">
-                    <a:xfrm>
-                      <a:off x="0" y="0"/>
-                      <a:ext cx="1828800" cy="3639312"/>
-                    </a:xfrm>
-                    <a:prstGeom prst="rect">
-                      <a:avLst/>
-                    </a:prstGeom>
-                    <a:noFill/>
-                    <a:ln>
-                      <a:noFill/>
-                    </a:ln>
-                  </pic:spPr>
-                </pic:pic>
-              </a:graphicData>
-            </a:graphic>
-          </wp:inline>
-        </w:drawing>
-      </w:r>
-    </w:p>
-    <w:p>
-      <w:pPr>
-        <w:pStyle w:val="NormalWeb"/>
-        <w:jc w:val="both"/>
-        <w:rPr>
-          <w:rFonts w:ascii="Arial" w:hAnsi="Arial" w:cs="Arial"/>
-          <w:b/>
-          <w:bCs/>
-        </w:rPr>
-      </w:pPr>
-    </w:p>
-    <w:p>
-      <w:pPr>
-        <w:pStyle w:val="NormalWeb"/>
-        <w:jc w:val="both"/>
-        <w:rPr>
-          <w:rFonts w:ascii="Arial" w:hAnsi="Arial" w:cs="Arial"/>
-          <w:b/>
-          <w:bCs/>
-          <w:color w:val="1F497D" w:themeColor="text2"/>
-        </w:rPr>
-      </w:pPr>
-    </w:p>
-    <w:p>
-      <w:pPr>
-        <w:pStyle w:val="NormalWeb"/>
-        <w:jc w:val="both"/>
-        <w:rPr>
-          <w:rFonts w:ascii="Arial" w:hAnsi="Arial" w:cs="Arial"/>
-          <w:b/>
-          <w:bCs/>
-          <w:color w:val="1F497D" w:themeColor="text2"/>
-        </w:rPr>
-      </w:pPr>
-    </w:p>
-    <w:p>
-      <w:pPr>
-        <w:pStyle w:val="NormalWeb"/>
-        <w:jc w:val="both"/>
-        <w:rPr>
-          <w:rFonts w:ascii="Arial" w:hAnsi="Arial" w:cs="Arial"/>
-          <w:b/>
-          <w:bCs/>
-          <w:color w:val="1F497D" w:themeColor="text2"/>
-        </w:rPr>
-      </w:pPr>
-    </w:p>
-    <w:p>
-      <w:pPr>
-        <w:pStyle w:val="NormalWeb"/>
-        <w:jc w:val="both"/>
-        <w:rPr>
-          <w:rFonts w:ascii="Arial" w:hAnsi="Arial" w:cs="Arial"/>
-          <w:b/>
-          <w:bCs/>
-          <w:color w:val="1F497D" w:themeColor="text2"/>
-        </w:rPr>
-      </w:pPr>
-    </w:p>
-    <w:p>
-      <w:pPr>
-        <w:pStyle w:val="NormalWeb"/>
-        <w:jc w:val="both"/>
-        <w:rPr>
-          <w:rFonts w:ascii="Arial" w:hAnsi="Arial" w:cs="Arial"/>
-          <w:b/>
-          <w:bCs/>
-          <w:color w:val="1F497D" w:themeColor="text2"/>
-        </w:rPr>
-      </w:pPr>
-    </w:p>
-    <w:p>
-      <w:pPr>
-        <w:pStyle w:val="NormalWeb"/>
-        <w:jc w:val="both"/>
-        <w:rPr>
-          <w:rFonts w:ascii="Arial" w:hAnsi="Arial" w:cs="Arial"/>
-          <w:b/>
-          <w:bCs/>
-          <w:color w:val="1F497D" w:themeColor="text2"/>
-        </w:rPr>
-      </w:pPr>
-    </w:p>
-    <w:p>
-      <w:pPr>
-        <w:pStyle w:val="NormalWeb"/>
-        <w:jc w:val="both"/>
-        <w:rPr>
-          <w:rFonts w:ascii="Arial" w:hAnsi="Arial" w:cs="Arial"/>
-          <w:b/>
-          <w:bCs/>
-          <w:color w:val="1F497D" w:themeColor="text2"/>
-        </w:rPr>
-      </w:pPr>
-    </w:p>
-    <w:p>
-      <w:pPr>
-        <w:pStyle w:val="NormalWeb"/>
-        <w:jc w:val="both"/>
-        <w:rPr>
-          <w:rFonts w:ascii="Arial" w:hAnsi="Arial" w:cs="Arial"/>
-          <w:b/>
-          <w:bCs/>
-          <w:color w:val="1F497D" w:themeColor="text2"/>
-        </w:rPr>
-      </w:pPr>
-    </w:p>
-    <w:p>
-      <w:pPr>
-        <w:pStyle w:val="NormalWeb"/>
-        <w:jc w:val="both"/>
-        <w:rPr>
-          <w:rFonts w:ascii="Arial" w:hAnsi="Arial" w:cs="Arial"/>
-          <w:b/>
-          <w:bCs/>
-          <w:color w:val="1F497D" w:themeColor="text2"/>
-        </w:rPr>
-      </w:pPr>
-    </w:p>
-    <w:p>
-      <w:pPr>
-        <w:pStyle w:val="NormalWeb"/>
-        <w:jc w:val="both"/>
-        <w:rPr>
-          <w:rFonts w:ascii="Arial" w:hAnsi="Arial" w:cs="Arial"/>
-          <w:b/>
-          <w:bCs/>
-          <w:color w:val="1F497D" w:themeColor="text2"/>
-        </w:rPr>
-      </w:pPr>
-      <w:r>
-        <w:rPr>
-          <w:rFonts w:ascii="Arial" w:hAnsi="Arial" w:cs="Arial"/>
-          <w:b/>
-          <w:bCs/>
-          <w:color w:val="1F497D" w:themeColor="text2"/>
-        </w:rPr>
-        <w:lastRenderedPageBreak/>
-        <w:t>6</w:t>
-      </w:r>
-      <w:r>
-        <w:rPr>
-          <w:rFonts w:ascii="Arial" w:hAnsi="Arial" w:cs="Arial"/>
-          <w:b/>
-          <w:bCs/>
-          <w:color w:val="1F497D" w:themeColor="text2"/>
-        </w:rPr>
-        <w:t>.</w:t>
-      </w:r>
-      <w:r>
-        <w:rPr>
-          <w:rFonts w:ascii="Arial" w:hAnsi="Arial" w:cs="Arial"/>
-          <w:b/>
-          <w:bCs/>
-          <w:color w:val="1F497D" w:themeColor="text2"/>
-        </w:rPr>
-        <w:t>2</w:t>
-      </w:r>
-      <w:r>
-        <w:rPr>
-          <w:rFonts w:ascii="Arial" w:hAnsi="Arial" w:cs="Arial"/>
-          <w:b/>
-          <w:bCs/>
-          <w:color w:val="1F497D" w:themeColor="text2"/>
-        </w:rPr>
-        <w:t>.</w:t>
-      </w:r>
-      <w:r>
-        <w:rPr>
-          <w:rFonts w:ascii="Arial" w:hAnsi="Arial" w:cs="Arial"/>
-          <w:b/>
-          <w:bCs/>
-          <w:color w:val="1F497D" w:themeColor="text2"/>
-        </w:rPr>
-        <w:tab/>
-      </w:r>
-      <w:r>
-        <w:rPr>
-          <w:rFonts w:ascii="Arial" w:hAnsi="Arial" w:cs="Arial"/>
-          <w:b/>
-          <w:bCs/>
-          <w:color w:val="1F497D" w:themeColor="text2"/>
-        </w:rPr>
-        <w:t>Cadastro de Voluntário</w:t>
-      </w:r>
-    </w:p>
-    <w:p>
-      <w:pPr>
-        <w:pStyle w:val="NormalWeb"/>
-        <w:jc w:val="both"/>
-        <w:rPr>
-          <w:rFonts w:ascii="Arial" w:hAnsi="Arial" w:cs="Arial"/>
-          <w:b/>
-          <w:bCs/>
-          <w:color w:val="1F497D" w:themeColor="text2"/>
-        </w:rPr>
-      </w:pPr>
-    </w:p>
-    <w:p>
-      <w:pPr>
-        <w:pStyle w:val="NormalWeb"/>
-        <w:jc w:val="center"/>
-        <w:rPr>
-          <w:rFonts w:ascii="Arial" w:hAnsi="Arial" w:cs="Arial"/>
-          <w:b/>
-          <w:bCs/>
-        </w:rPr>
-      </w:pPr>
-      <w:r>
-        <w:rPr>
-          <w:rFonts w:ascii="Arial" w:hAnsi="Arial" w:cs="Arial"/>
-          <w:b/>
-          <w:bCs/>
-          <w:noProof/>
-        </w:rPr>
-        <w:drawing>
-          <wp:inline distT="0" distB="0" distL="0" distR="0" wp14:anchorId="3397A508" wp14:editId="7C173FAE">
-            <wp:extent cx="1828800" cy="4754880"/>
-            <wp:effectExtent l="0" t="0" r="0" b="7620"/>
-            <wp:docPr id="1001699622" name="Picture 8"/>
-            <wp:cNvGraphicFramePr>
-              <a:graphicFrameLocks xmlns:a="http://schemas.openxmlformats.org/drawingml/2006/main" noChangeAspect="1"/>
-            </wp:cNvGraphicFramePr>
-            <a:graphic xmlns:a="http://schemas.openxmlformats.org/drawingml/2006/main">
-              <a:graphicData uri="http://schemas.openxmlformats.org/drawingml/2006/picture">
-                <pic:pic xmlns:pic="http://schemas.openxmlformats.org/drawingml/2006/picture">
-                  <pic:nvPicPr>
-                    <pic:cNvPr id="0" name="Picture 8"/>
-                    <pic:cNvPicPr>
-                      <a:picLocks noChangeAspect="1" noChangeArrowheads="1"/>
-                    </pic:cNvPicPr>
-                  </pic:nvPicPr>
-                  <pic:blipFill>
-                    <a:blip r:embed="rId21">
-                      <a:extLst>
-                        <a:ext uri="{28A0092B-C50C-407E-A947-70E740481C1C}">
-                          <a14:useLocalDpi xmlns:a14="http://schemas.microsoft.com/office/drawing/2010/main" val="0"/>
-                        </a:ext>
-                      </a:extLst>
-                    </a:blip>
-                    <a:srcRect/>
-                    <a:stretch>
-                      <a:fillRect/>
-                    </a:stretch>
-                  </pic:blipFill>
-                  <pic:spPr bwMode="auto">
-                    <a:xfrm>
-                      <a:off x="0" y="0"/>
-                      <a:ext cx="1828800" cy="4754880"/>
-                    </a:xfrm>
-                    <a:prstGeom prst="rect">
-                      <a:avLst/>
-                    </a:prstGeom>
-                    <a:noFill/>
-                    <a:ln>
-                      <a:noFill/>
-                    </a:ln>
-                  </pic:spPr>
-                </pic:pic>
-              </a:graphicData>
-            </a:graphic>
-          </wp:inline>
-        </w:drawing>
-      </w:r>
-    </w:p>
-    <w:p>
-      <w:pPr>
-        <w:pStyle w:val="NormalWeb"/>
-        <w:jc w:val="both"/>
-        <w:rPr>
-          <w:rFonts w:ascii="Arial" w:hAnsi="Arial" w:cs="Arial"/>
-          <w:b/>
-          <w:bCs/>
-        </w:rPr>
-      </w:pPr>
-    </w:p>
-    <w:p>
-      <w:pPr>
-        <w:pStyle w:val="NormalWeb"/>
-        <w:jc w:val="both"/>
-        <w:rPr>
-          <w:rFonts w:ascii="Arial" w:hAnsi="Arial" w:cs="Arial"/>
-          <w:b/>
-          <w:bCs/>
-        </w:rPr>
-      </w:pPr>
-    </w:p>
-    <w:p>
-      <w:pPr>
-        <w:pStyle w:val="NormalWeb"/>
-        <w:jc w:val="both"/>
-        <w:rPr>
-          <w:rFonts w:ascii="Arial" w:hAnsi="Arial" w:cs="Arial"/>
-          <w:b/>
-          <w:bCs/>
-        </w:rPr>
-      </w:pPr>
-    </w:p>
-    <w:p>
-      <w:pPr>
-        <w:pStyle w:val="NormalWeb"/>
-        <w:jc w:val="both"/>
-        <w:rPr>
-          <w:rFonts w:ascii="Arial" w:hAnsi="Arial" w:cs="Arial"/>
-          <w:b/>
-          <w:bCs/>
-        </w:rPr>
-      </w:pPr>
-    </w:p>
-    <w:p>
-      <w:pPr>
-        <w:pStyle w:val="NormalWeb"/>
-        <w:jc w:val="both"/>
-        <w:rPr>
-          <w:rFonts w:ascii="Arial" w:hAnsi="Arial" w:cs="Arial"/>
-          <w:b/>
-          <w:bCs/>
-        </w:rPr>
-      </w:pPr>
-    </w:p>
-    <w:p>
-      <w:pPr>
-        <w:pStyle w:val="NormalWeb"/>
-        <w:jc w:val="both"/>
-        <w:rPr>
-          <w:rFonts w:ascii="Arial" w:hAnsi="Arial" w:cs="Arial"/>
-          <w:b/>
-          <w:bCs/>
-        </w:rPr>
-      </w:pPr>
-    </w:p>
-    <w:p>
-      <w:pPr>
-        <w:pStyle w:val="NormalWeb"/>
-        <w:jc w:val="both"/>
-        <w:rPr>
-          <w:rFonts w:ascii="Arial" w:hAnsi="Arial" w:cs="Arial"/>
-          <w:b/>
-          <w:bCs/>
-        </w:rPr>
-      </w:pPr>
-    </w:p>
-    <w:p>
-      <w:pPr>
-        <w:pStyle w:val="NormalWeb"/>
-        <w:jc w:val="both"/>
-        <w:rPr>
-          <w:rFonts w:ascii="Arial" w:hAnsi="Arial" w:cs="Arial"/>
-          <w:b/>
-          <w:bCs/>
-        </w:rPr>
-      </w:pPr>
-    </w:p>
-    <w:p>
-      <w:pPr>
-        <w:pStyle w:val="NormalWeb"/>
-        <w:jc w:val="both"/>
-        <w:rPr>
-          <w:rFonts w:ascii="Arial" w:hAnsi="Arial" w:cs="Arial"/>
-          <w:b/>
-          <w:bCs/>
-        </w:rPr>
-      </w:pPr>
-    </w:p>
-    <w:p>
-      <w:pPr>
-        <w:pStyle w:val="NormalWeb"/>
-        <w:jc w:val="both"/>
-        <w:rPr>
-          <w:rFonts w:ascii="Arial" w:hAnsi="Arial" w:cs="Arial"/>
-          <w:b/>
-          <w:bCs/>
-          <w:color w:val="1F497D" w:themeColor="text2"/>
-        </w:rPr>
-      </w:pPr>
-      <w:r>
-        <w:rPr>
-          <w:rFonts w:ascii="Arial" w:hAnsi="Arial" w:cs="Arial"/>
-          <w:b/>
-          <w:bCs/>
-          <w:color w:val="1F497D" w:themeColor="text2"/>
-        </w:rPr>
-        <w:lastRenderedPageBreak/>
-        <w:t>6</w:t>
-      </w:r>
-      <w:r>
-        <w:rPr>
-          <w:rFonts w:ascii="Arial" w:hAnsi="Arial" w:cs="Arial"/>
-          <w:b/>
-          <w:bCs/>
-          <w:color w:val="1F497D" w:themeColor="text2"/>
-        </w:rPr>
-        <w:t>.</w:t>
-      </w:r>
-      <w:r>
-        <w:rPr>
-          <w:rFonts w:ascii="Arial" w:hAnsi="Arial" w:cs="Arial"/>
-          <w:b/>
-          <w:bCs/>
-          <w:color w:val="1F497D" w:themeColor="text2"/>
-        </w:rPr>
-        <w:t>3</w:t>
-      </w:r>
-      <w:r>
-        <w:rPr>
-          <w:rFonts w:ascii="Arial" w:hAnsi="Arial" w:cs="Arial"/>
-          <w:b/>
-          <w:bCs/>
-          <w:color w:val="1F497D" w:themeColor="text2"/>
-        </w:rPr>
-        <w:t>.</w:t>
-      </w:r>
-      <w:r>
-        <w:rPr>
-          <w:rFonts w:ascii="Arial" w:hAnsi="Arial" w:cs="Arial"/>
-          <w:b/>
-          <w:bCs/>
-          <w:color w:val="1F497D" w:themeColor="text2"/>
-        </w:rPr>
-        <w:tab/>
-        <w:t>App Voluntário</w:t>
-      </w:r>
-    </w:p>
-    <w:p>
-      <w:pPr>
-        <w:pStyle w:val="NormalWeb"/>
-        <w:jc w:val="center"/>
-        <w:rPr>
-          <w:rFonts w:ascii="Arial" w:hAnsi="Arial" w:cs="Arial"/>
-          <w:b/>
-          <w:bCs/>
-        </w:rPr>
-      </w:pPr>
-      <w:r>
-        <w:rPr>
-          <w:rFonts w:ascii="Arial" w:hAnsi="Arial" w:cs="Arial"/>
-          <w:b/>
-          <w:bCs/>
-          <w:noProof/>
-          <w:color w:val="1F497D" w:themeColor="text2"/>
-        </w:rPr>
-        <w:drawing>
-          <wp:inline distT="0" distB="0" distL="0" distR="0" wp14:anchorId="2749FA46" wp14:editId="5C130D8B">
-            <wp:extent cx="1828800" cy="3639312"/>
-            <wp:effectExtent l="0" t="0" r="0" b="0"/>
-            <wp:docPr id="1572932537" name="Picture 9"/>
-            <wp:cNvGraphicFramePr>
-              <a:graphicFrameLocks xmlns:a="http://schemas.openxmlformats.org/drawingml/2006/main" noChangeAspect="1"/>
-            </wp:cNvGraphicFramePr>
-            <a:graphic xmlns:a="http://schemas.openxmlformats.org/drawingml/2006/main">
-              <a:graphicData uri="http://schemas.openxmlformats.org/drawingml/2006/picture">
-                <pic:pic xmlns:pic="http://schemas.openxmlformats.org/drawingml/2006/picture">
-                  <pic:nvPicPr>
-                    <pic:cNvPr id="0" name="Picture 9"/>
-                    <pic:cNvPicPr>
-                      <a:picLocks noChangeAspect="1" noChangeArrowheads="1"/>
-                    </pic:cNvPicPr>
-                  </pic:nvPicPr>
-                  <pic:blipFill>
-                    <a:blip r:embed="rId22">
-                      <a:extLst>
-                        <a:ext uri="{28A0092B-C50C-407E-A947-70E740481C1C}">
-                          <a14:useLocalDpi xmlns:a14="http://schemas.microsoft.com/office/drawing/2010/main" val="0"/>
-                        </a:ext>
-                      </a:extLst>
-                    </a:blip>
-                    <a:srcRect/>
-                    <a:stretch>
-                      <a:fillRect/>
-                    </a:stretch>
-                  </pic:blipFill>
-                  <pic:spPr bwMode="auto">
-                    <a:xfrm>
-                      <a:off x="0" y="0"/>
-                      <a:ext cx="1828800" cy="3639312"/>
-                    </a:xfrm>
-                    <a:prstGeom prst="rect">
-                      <a:avLst/>
-                    </a:prstGeom>
-                    <a:noFill/>
-                    <a:ln>
-                      <a:noFill/>
-                    </a:ln>
-                  </pic:spPr>
-                </pic:pic>
-              </a:graphicData>
-            </a:graphic>
-          </wp:inline>
-        </w:drawing>
-      </w:r>
-      <w:r>
-        <w:rPr>
-          <w:rFonts w:ascii="Arial" w:hAnsi="Arial" w:cs="Arial"/>
-          <w:b/>
-          <w:bCs/>
-        </w:rPr>
-        <w:t xml:space="preserve">  </w:t>
-      </w:r>
-      <w:r>
-        <w:rPr>
-          <w:rFonts w:ascii="Arial" w:hAnsi="Arial" w:cs="Arial"/>
-          <w:b/>
-          <w:bCs/>
-          <w:noProof/>
-        </w:rPr>
-        <w:drawing>
-          <wp:inline distT="0" distB="0" distL="0" distR="0" wp14:anchorId="7EA2CF9E" wp14:editId="59467AB8">
-            <wp:extent cx="1828800" cy="4059936"/>
-            <wp:effectExtent l="0" t="0" r="0" b="0"/>
-            <wp:docPr id="937852848" name="Picture 10"/>
-            <wp:cNvGraphicFramePr>
-              <a:graphicFrameLocks xmlns:a="http://schemas.openxmlformats.org/drawingml/2006/main" noChangeAspect="1"/>
-            </wp:cNvGraphicFramePr>
-            <a:graphic xmlns:a="http://schemas.openxmlformats.org/drawingml/2006/main">
-              <a:graphicData uri="http://schemas.openxmlformats.org/drawingml/2006/picture">
-                <pic:pic xmlns:pic="http://schemas.openxmlformats.org/drawingml/2006/picture">
-                  <pic:nvPicPr>
-                    <pic:cNvPr id="0" name="Picture 10"/>
-                    <pic:cNvPicPr>
-                      <a:picLocks noChangeAspect="1" noChangeArrowheads="1"/>
-                    </pic:cNvPicPr>
-                  </pic:nvPicPr>
-                  <pic:blipFill>
-                    <a:blip r:embed="rId23">
-                      <a:extLst>
-                        <a:ext uri="{28A0092B-C50C-407E-A947-70E740481C1C}">
-                          <a14:useLocalDpi xmlns:a14="http://schemas.microsoft.com/office/drawing/2010/main" val="0"/>
-                        </a:ext>
-                      </a:extLst>
-                    </a:blip>
-                    <a:srcRect/>
-                    <a:stretch>
-                      <a:fillRect/>
-                    </a:stretch>
-                  </pic:blipFill>
-                  <pic:spPr bwMode="auto">
-                    <a:xfrm>
-                      <a:off x="0" y="0"/>
-                      <a:ext cx="1828800" cy="4059936"/>
-                    </a:xfrm>
-                    <a:prstGeom prst="rect">
-                      <a:avLst/>
-                    </a:prstGeom>
-                    <a:noFill/>
-                    <a:ln>
-                      <a:noFill/>
-                    </a:ln>
-                  </pic:spPr>
-                </pic:pic>
-              </a:graphicData>
-            </a:graphic>
-          </wp:inline>
-        </w:drawing>
-      </w:r>
-      <w:r>
-        <w:rPr>
-          <w:rFonts w:ascii="Arial" w:hAnsi="Arial" w:cs="Arial"/>
-          <w:b/>
-          <w:bCs/>
-        </w:rPr>
-        <w:t xml:space="preserve">  </w:t>
-      </w:r>
-      <w:r>
-        <w:rPr>
-          <w:rFonts w:ascii="Arial" w:hAnsi="Arial" w:cs="Arial"/>
-          <w:b/>
-          <w:bCs/>
-          <w:noProof/>
-        </w:rPr>
-        <w:drawing>
-          <wp:inline distT="0" distB="0" distL="0" distR="0" wp14:anchorId="484D3DAC" wp14:editId="28563515">
-            <wp:extent cx="1828800" cy="3639312"/>
-            <wp:effectExtent l="0" t="0" r="0" b="0"/>
-            <wp:docPr id="1375399310" name="Picture 11"/>
-            <wp:cNvGraphicFramePr>
-              <a:graphicFrameLocks xmlns:a="http://schemas.openxmlformats.org/drawingml/2006/main" noChangeAspect="1"/>
-            </wp:cNvGraphicFramePr>
-            <a:graphic xmlns:a="http://schemas.openxmlformats.org/drawingml/2006/main">
-              <a:graphicData uri="http://schemas.openxmlformats.org/drawingml/2006/picture">
-                <pic:pic xmlns:pic="http://schemas.openxmlformats.org/drawingml/2006/picture">
-                  <pic:nvPicPr>
-                    <pic:cNvPr id="0" name="Picture 11"/>
-                    <pic:cNvPicPr>
-                      <a:picLocks noChangeAspect="1" noChangeArrowheads="1"/>
-                    </pic:cNvPicPr>
-                  </pic:nvPicPr>
-                  <pic:blipFill>
-                    <a:blip r:embed="rId24">
-                      <a:extLst>
-                        <a:ext uri="{28A0092B-C50C-407E-A947-70E740481C1C}">
-                          <a14:useLocalDpi xmlns:a14="http://schemas.microsoft.com/office/drawing/2010/main" val="0"/>
-                        </a:ext>
-                      </a:extLst>
-                    </a:blip>
-                    <a:srcRect/>
-                    <a:stretch>
-                      <a:fillRect/>
-                    </a:stretch>
-                  </pic:blipFill>
-                  <pic:spPr bwMode="auto">
-                    <a:xfrm>
-                      <a:off x="0" y="0"/>
-                      <a:ext cx="1828800" cy="3639312"/>
-                    </a:xfrm>
-                    <a:prstGeom prst="rect">
-                      <a:avLst/>
-                    </a:prstGeom>
-                    <a:noFill/>
-                    <a:ln>
-                      <a:noFill/>
-                    </a:ln>
-                  </pic:spPr>
-                </pic:pic>
-              </a:graphicData>
-            </a:graphic>
-          </wp:inline>
-        </w:drawing>
-      </w:r>
-    </w:p>
-    <w:p>
-      <w:pPr>
-        <w:pStyle w:val="NormalWeb"/>
-        <w:jc w:val="center"/>
-        <w:rPr>
-          <w:rFonts w:ascii="Arial" w:hAnsi="Arial" w:cs="Arial"/>
-          <w:b/>
-          <w:bCs/>
-        </w:rPr>
-      </w:pPr>
-    </w:p>
-    <w:p>
-      <w:pPr>
-        <w:pStyle w:val="NormalWeb"/>
-        <w:jc w:val="both"/>
-        <w:rPr>
-          <w:rFonts w:ascii="Arial" w:hAnsi="Arial" w:cs="Arial"/>
-          <w:b/>
-          <w:bCs/>
-        </w:rPr>
-      </w:pPr>
-    </w:p>
-    <w:p>
-      <w:pPr>
-        <w:pStyle w:val="NormalWeb"/>
-        <w:jc w:val="both"/>
-        <w:rPr>
-          <w:rFonts w:ascii="Arial" w:hAnsi="Arial" w:cs="Arial"/>
-          <w:b/>
-          <w:bCs/>
-        </w:rPr>
-      </w:pPr>
-    </w:p>
-    <w:p>
-      <w:pPr>
-        <w:pStyle w:val="NormalWeb"/>
-        <w:jc w:val="both"/>
-        <w:rPr>
-          <w:rFonts w:ascii="Arial" w:hAnsi="Arial" w:cs="Arial"/>
-          <w:b/>
-          <w:bCs/>
-        </w:rPr>
-      </w:pPr>
-    </w:p>
-    <w:p>
-      <w:pPr>
-        <w:pStyle w:val="NormalWeb"/>
-        <w:jc w:val="both"/>
-        <w:rPr>
-          <w:rFonts w:ascii="Arial" w:hAnsi="Arial" w:cs="Arial"/>
-          <w:b/>
-          <w:bCs/>
-        </w:rPr>
-      </w:pPr>
-    </w:p>
-    <w:p>
-      <w:pPr>
-        <w:pStyle w:val="NormalWeb"/>
-        <w:jc w:val="both"/>
-        <w:rPr>
-          <w:rFonts w:ascii="Arial" w:hAnsi="Arial" w:cs="Arial"/>
-          <w:b/>
-          <w:bCs/>
-        </w:rPr>
-      </w:pPr>
-    </w:p>
-    <w:p>
-      <w:pPr>
-        <w:pStyle w:val="NormalWeb"/>
-        <w:jc w:val="both"/>
-        <w:rPr>
-          <w:rFonts w:ascii="Arial" w:hAnsi="Arial" w:cs="Arial"/>
-          <w:b/>
-          <w:bCs/>
-        </w:rPr>
-      </w:pPr>
-    </w:p>
-    <w:p>
-      <w:pPr>
-        <w:pStyle w:val="NormalWeb"/>
-        <w:jc w:val="both"/>
-        <w:rPr>
-          <w:rFonts w:ascii="Arial" w:hAnsi="Arial" w:cs="Arial"/>
-          <w:b/>
-          <w:bCs/>
-        </w:rPr>
-      </w:pPr>
-    </w:p>
-    <w:p>
-      <w:pPr>
-        <w:pStyle w:val="NormalWeb"/>
-        <w:jc w:val="both"/>
-        <w:rPr>
-          <w:rFonts w:ascii="Arial" w:hAnsi="Arial" w:cs="Arial"/>
-          <w:b/>
-          <w:bCs/>
-        </w:rPr>
-      </w:pPr>
-    </w:p>
-    <w:p>
-      <w:pPr>
-        <w:pStyle w:val="NormalWeb"/>
-        <w:jc w:val="both"/>
-        <w:rPr>
-          <w:rFonts w:ascii="Arial" w:hAnsi="Arial" w:cs="Arial"/>
-          <w:b/>
-          <w:bCs/>
-        </w:rPr>
-      </w:pPr>
-    </w:p>
-    <w:p>
-      <w:pPr>
-        <w:pStyle w:val="NormalWeb"/>
-        <w:jc w:val="both"/>
-        <w:rPr>
-          <w:rFonts w:ascii="Arial" w:hAnsi="Arial" w:cs="Arial"/>
-          <w:b/>
-          <w:bCs/>
-        </w:rPr>
-      </w:pPr>
-    </w:p>
-    <w:p>
-      <w:pPr>
-        <w:pStyle w:val="NormalWeb"/>
-        <w:jc w:val="both"/>
-        <w:rPr>
-          <w:rFonts w:ascii="Arial" w:hAnsi="Arial" w:cs="Arial"/>
-          <w:b/>
-          <w:bCs/>
-        </w:rPr>
-      </w:pPr>
-    </w:p>
-    <w:p>
-      <w:pPr>
-        <w:pStyle w:val="NormalWeb"/>
-        <w:jc w:val="both"/>
-        <w:rPr>
-          <w:rFonts w:ascii="Arial" w:hAnsi="Arial" w:cs="Arial"/>
-          <w:b/>
-          <w:bCs/>
-          <w:color w:val="1F497D" w:themeColor="text2"/>
-        </w:rPr>
-      </w:pPr>
-      <w:r>
-        <w:rPr>
-          <w:rFonts w:ascii="Arial" w:hAnsi="Arial" w:cs="Arial"/>
-          <w:b/>
-          <w:bCs/>
-          <w:color w:val="1F497D" w:themeColor="text2"/>
-        </w:rPr>
-        <w:lastRenderedPageBreak/>
-        <w:t>6</w:t>
-      </w:r>
-      <w:r>
-        <w:rPr>
-          <w:rFonts w:ascii="Arial" w:hAnsi="Arial" w:cs="Arial"/>
-          <w:b/>
-          <w:bCs/>
-          <w:color w:val="1F497D" w:themeColor="text2"/>
-        </w:rPr>
-        <w:t>.</w:t>
-      </w:r>
-      <w:r>
-        <w:rPr>
-          <w:rFonts w:ascii="Arial" w:hAnsi="Arial" w:cs="Arial"/>
-          <w:b/>
-          <w:bCs/>
-          <w:color w:val="1F497D" w:themeColor="text2"/>
-        </w:rPr>
-        <w:t>4</w:t>
-      </w:r>
-      <w:r>
-        <w:rPr>
-          <w:rFonts w:ascii="Arial" w:hAnsi="Arial" w:cs="Arial"/>
-          <w:b/>
-          <w:bCs/>
-          <w:color w:val="1F497D" w:themeColor="text2"/>
-        </w:rPr>
-        <w:t>.</w:t>
-      </w:r>
-      <w:r>
-        <w:rPr>
-          <w:rFonts w:ascii="Arial" w:hAnsi="Arial" w:cs="Arial"/>
-          <w:b/>
-          <w:bCs/>
-          <w:color w:val="1F497D" w:themeColor="text2"/>
-        </w:rPr>
-        <w:tab/>
-        <w:t>Painel de Gestão</w:t>
-      </w:r>
-    </w:p>
-    <w:p>
-      <w:pPr>
-        <w:pStyle w:val="NormalWeb"/>
-        <w:jc w:val="both"/>
-        <w:rPr>
-          <w:rFonts w:ascii="Arial" w:hAnsi="Arial" w:cs="Arial"/>
-          <w:b/>
-          <w:bCs/>
-          <w:color w:val="1F497D" w:themeColor="text2"/>
-        </w:rPr>
-      </w:pPr>
-      <w:r>
-        <w:rPr>
-          <w:rFonts w:ascii="Arial" w:hAnsi="Arial" w:cs="Arial"/>
-          <w:b/>
-          <w:bCs/>
-          <w:noProof/>
-          <w:color w:val="1F497D" w:themeColor="text2"/>
-        </w:rPr>
-        <w:drawing>
-          <wp:inline distT="0" distB="0" distL="0" distR="0" wp14:anchorId="2E46DE43" wp14:editId="7738ECE0">
-            <wp:extent cx="5721350" cy="4070350"/>
-            <wp:effectExtent l="0" t="0" r="0" b="6350"/>
-            <wp:docPr id="1934881984" name="Picture 12"/>
-            <wp:cNvGraphicFramePr>
-              <a:graphicFrameLocks xmlns:a="http://schemas.openxmlformats.org/drawingml/2006/main" noChangeAspect="1"/>
-            </wp:cNvGraphicFramePr>
-            <a:graphic xmlns:a="http://schemas.openxmlformats.org/drawingml/2006/main">
-              <a:graphicData uri="http://schemas.openxmlformats.org/drawingml/2006/picture">
-                <pic:pic xmlns:pic="http://schemas.openxmlformats.org/drawingml/2006/picture">
-                  <pic:nvPicPr>
-                    <pic:cNvPr id="0" name="Picture 12"/>
-                    <pic:cNvPicPr>
-                      <a:picLocks noChangeAspect="1" noChangeArrowheads="1"/>
-                    </pic:cNvPicPr>
-                  </pic:nvPicPr>
-                  <pic:blipFill>
-                    <a:blip r:embed="rId25" cstate="print">
-                      <a:extLst>
-                        <a:ext uri="{28A0092B-C50C-407E-A947-70E740481C1C}">
-                          <a14:useLocalDpi xmlns:a14="http://schemas.microsoft.com/office/drawing/2010/main" val="0"/>
-                        </a:ext>
-                      </a:extLst>
-                    </a:blip>
-                    <a:srcRect/>
-                    <a:stretch>
-                      <a:fillRect/>
-                    </a:stretch>
-                  </pic:blipFill>
-                  <pic:spPr bwMode="auto">
-                    <a:xfrm>
-                      <a:off x="0" y="0"/>
-                      <a:ext cx="5721350" cy="4070350"/>
-                    </a:xfrm>
-                    <a:prstGeom prst="rect">
-                      <a:avLst/>
-                    </a:prstGeom>
-                    <a:noFill/>
-                    <a:ln>
-                      <a:noFill/>
-                    </a:ln>
-                  </pic:spPr>
-                </pic:pic>
-              </a:graphicData>
-            </a:graphic>
-          </wp:inline>
-        </w:drawing>
-      </w:r>
-      <w:r>
-        <w:rPr>
-          <w:rFonts w:ascii="Arial" w:hAnsi="Arial" w:cs="Arial"/>
-          <w:b/>
-          <w:bCs/>
-          <w:noProof/>
-          <w:color w:val="1F497D" w:themeColor="text2"/>
-        </w:rPr>
-        <w:drawing>
-          <wp:inline distT="0" distB="0" distL="0" distR="0" wp14:anchorId="17AE5387" wp14:editId="5588ABF0">
-            <wp:extent cx="5721350" cy="4070350"/>
-            <wp:effectExtent l="0" t="0" r="0" b="6350"/>
-            <wp:docPr id="1045257695" name="Picture 13"/>
-            <wp:cNvGraphicFramePr>
-              <a:graphicFrameLocks xmlns:a="http://schemas.openxmlformats.org/drawingml/2006/main" noChangeAspect="1"/>
-            </wp:cNvGraphicFramePr>
-            <a:graphic xmlns:a="http://schemas.openxmlformats.org/drawingml/2006/main">
-              <a:graphicData uri="http://schemas.openxmlformats.org/drawingml/2006/picture">
-                <pic:pic xmlns:pic="http://schemas.openxmlformats.org/drawingml/2006/picture">
-                  <pic:nvPicPr>
-                    <pic:cNvPr id="0" name="Picture 13"/>
-                    <pic:cNvPicPr>
-                      <a:picLocks noChangeAspect="1" noChangeArrowheads="1"/>
-                    </pic:cNvPicPr>
-                  </pic:nvPicPr>
-                  <pic:blipFill>
-                    <a:blip r:embed="rId26" cstate="print">
-                      <a:extLst>
-                        <a:ext uri="{28A0092B-C50C-407E-A947-70E740481C1C}">
-                          <a14:useLocalDpi xmlns:a14="http://schemas.microsoft.com/office/drawing/2010/main" val="0"/>
-                        </a:ext>
-                      </a:extLst>
-                    </a:blip>
-                    <a:srcRect/>
-                    <a:stretch>
-                      <a:fillRect/>
-                    </a:stretch>
-                  </pic:blipFill>
-                  <pic:spPr bwMode="auto">
-                    <a:xfrm>
-                      <a:off x="0" y="0"/>
-                      <a:ext cx="5721350" cy="4070350"/>
-                    </a:xfrm>
-                    <a:prstGeom prst="rect">
-                      <a:avLst/>
-                    </a:prstGeom>
-                    <a:noFill/>
-                    <a:ln>
-                      <a:noFill/>
-                    </a:ln>
-                  </pic:spPr>
-                </pic:pic>
-              </a:graphicData>
-            </a:graphic>
-          </wp:inline>
-        </w:drawing>
-      </w:r>
-    </w:p>
-    <w:p>
-      <w:pPr>
-        <w:pStyle w:val="NormalWeb"/>
-        <w:jc w:val="both"/>
-        <w:rPr>
-          <w:rFonts w:ascii="Arial" w:hAnsi="Arial" w:cs="Arial"/>
           <w:b/>
           <w:bCs/>
         </w:rPr>
       </w:pPr>
     </w:p>
     <w:sectPr>
-      <w:footerReference w:type="default" r:id="rId27"/>
+      <w:footerReference w:type="default" r:id="rId17"/>
       <w:pgSz w:w="11909" w:h="16834"/>
       <w:pgMar w:top="1440" w:right="1440" w:bottom="1440" w:left="1440" w:header="720" w:footer="720" w:gutter="0"/>
       <w:pgNumType w:start="5" w:chapStyle="1"/>
@@ -21968,16 +20551,31 @@
 </file>
 
 <file path=customXml/item1.xml><?xml version="1.0" encoding="utf-8"?>
-<b:Sources xmlns:b="http://schemas.openxmlformats.org/officeDocument/2006/bibliography" xmlns="http://schemas.openxmlformats.org/officeDocument/2006/bibliography" SelectedStyle="\APASixthEditionOfficeOnline.xsl" StyleName="APA" Version="6"/>
-</file>
-
-<file path=customXml/item2.xml><?xml version="1.0" encoding="utf-8"?>
 <go:gDocsCustomXmlDataStorage xmlns:go="http://customooxmlschemas.google.com/" xmlns:r="http://schemas.openxmlformats.org/officeDocument/2006/relationships" uri="GoogleDocsCustomDataVersion2">
   <go:docsCustomData xmlns:go="http://customooxmlschemas.google.com/" roundtripDataSignature="AMtx7mg2c9zEaVD7w7ykeg8EbaxYNAkINA==">CgMxLjAyDmgudnFyamNlNHZkMmx2OAByITEtVmN6eXV1NmdoakVaSzZ1M2ZWN0NsVnFDbzR6SUpmUA==</go:docsCustomData>
 </go:gDocsCustomXmlDataStorage>
 </file>
 
+<file path=customXml/item2.xml><?xml version="1.0" encoding="utf-8"?>
+<b:Sources xmlns:b="http://schemas.openxmlformats.org/officeDocument/2006/bibliography" xmlns="http://schemas.openxmlformats.org/officeDocument/2006/bibliography" SelectedStyle="\APASixthEditionOfficeOnline.xsl" StyleName="APA" Version="6"/>
+</file>
+
 <file path=customXml/item3.xml><?xml version="1.0" encoding="utf-8"?>
+<p:properties xmlns:p="http://schemas.microsoft.com/office/2006/metadata/properties" xmlns:xsi="http://www.w3.org/2001/XMLSchema-instance" xmlns:pc="http://schemas.microsoft.com/office/infopath/2007/PartnerControls">
+  <documentManagement/>
+</p:properties>
+</file>
+
+<file path=customXml/item4.xml><?xml version="1.0" encoding="utf-8"?>
+<?mso-contentType ?>
+<FormTemplates xmlns="http://schemas.microsoft.com/sharepoint/v3/contenttype/forms">
+  <Display>DocumentLibraryForm</Display>
+  <Edit>DocumentLibraryForm</Edit>
+  <New>DocumentLibraryForm</New>
+</FormTemplates>
+</file>
+
+<file path=customXml/item5.xml><?xml version="1.0" encoding="utf-8"?>
 <ct:contentTypeSchema xmlns:ct="http://schemas.microsoft.com/office/2006/metadata/contentType" xmlns:ma="http://schemas.microsoft.com/office/2006/metadata/properties/metaAttributes" ct:_="" ma:_="" ma:contentTypeName="Document" ma:contentTypeID="0x010100D2D24C83ACF8054CAF76CB6440EE1ABE" ma:contentTypeVersion="4" ma:contentTypeDescription="Create a new document." ma:contentTypeScope="" ma:versionID="622f7254c72b6100da4f57be0e7539b6">
   <xsd:schema xmlns:xsd="http://www.w3.org/2001/XMLSchema" xmlns:xs="http://www.w3.org/2001/XMLSchema" xmlns:p="http://schemas.microsoft.com/office/2006/metadata/properties" xmlns:ns3="6af516ae-504d-4080-8308-cecf02ee9590" targetNamespace="http://schemas.microsoft.com/office/2006/metadata/properties" ma:root="true" ma:fieldsID="e59a9ad01869d978243acc2be7ff5961" ns3:_="">
     <xsd:import namespace="6af516ae-504d-4080-8308-cecf02ee9590"/>
@@ -22121,30 +20719,7 @@
 </ct:contentTypeSchema>
 </file>
 
-<file path=customXml/item4.xml><?xml version="1.0" encoding="utf-8"?>
-<?mso-contentType ?>
-<FormTemplates xmlns="http://schemas.microsoft.com/sharepoint/v3/contenttype/forms">
-  <Display>DocumentLibraryForm</Display>
-  <Edit>DocumentLibraryForm</Edit>
-  <New>DocumentLibraryForm</New>
-</FormTemplates>
-</file>
-
-<file path=customXml/item5.xml><?xml version="1.0" encoding="utf-8"?>
-<p:properties xmlns:p="http://schemas.microsoft.com/office/2006/metadata/properties" xmlns:xsi="http://www.w3.org/2001/XMLSchema-instance" xmlns:pc="http://schemas.microsoft.com/office/infopath/2007/PartnerControls">
-  <documentManagement/>
-</p:properties>
-</file>
-
 <file path=customXml/itemProps1.xml><?xml version="1.0" encoding="utf-8"?>
-<ds:datastoreItem xmlns:ds="http://schemas.openxmlformats.org/officeDocument/2006/customXml" ds:itemID="{5EB19BD9-044A-48D8-9B93-340A873F57A6}">
-  <ds:schemaRefs>
-    <ds:schemaRef ds:uri="http://schemas.openxmlformats.org/officeDocument/2006/bibliography"/>
-  </ds:schemaRefs>
-</ds:datastoreItem>
-</file>
-
-<file path=customXml/itemProps2.xml><?xml version="1.0" encoding="utf-8"?>
 <ds:datastoreItem xmlns:ds="http://schemas.openxmlformats.org/officeDocument/2006/customXml" ds:itemID="{11111111-1234-1234-1234-123412341234}">
   <ds:schemaRefs>
     <ds:schemaRef ds:uri="http://customooxmlschemas.google.com/"/>
@@ -22153,7 +20728,32 @@
 </ds:datastoreItem>
 </file>
 
+<file path=customXml/itemProps2.xml><?xml version="1.0" encoding="utf-8"?>
+<ds:datastoreItem xmlns:ds="http://schemas.openxmlformats.org/officeDocument/2006/customXml" ds:itemID="{5EB19BD9-044A-48D8-9B93-340A873F57A6}">
+  <ds:schemaRefs>
+    <ds:schemaRef ds:uri="http://schemas.openxmlformats.org/officeDocument/2006/bibliography"/>
+  </ds:schemaRefs>
+</ds:datastoreItem>
+</file>
+
 <file path=customXml/itemProps3.xml><?xml version="1.0" encoding="utf-8"?>
+<ds:datastoreItem xmlns:ds="http://schemas.openxmlformats.org/officeDocument/2006/customXml" ds:itemID="{08590DEA-C276-4527-9314-4E5B036E7DEA}">
+  <ds:schemaRefs>
+    <ds:schemaRef ds:uri="http://schemas.microsoft.com/office/2006/metadata/properties"/>
+    <ds:schemaRef ds:uri="http://schemas.microsoft.com/office/infopath/2007/PartnerControls"/>
+  </ds:schemaRefs>
+</ds:datastoreItem>
+</file>
+
+<file path=customXml/itemProps4.xml><?xml version="1.0" encoding="utf-8"?>
+<ds:datastoreItem xmlns:ds="http://schemas.openxmlformats.org/officeDocument/2006/customXml" ds:itemID="{3A6F34B0-39D0-4C82-8062-073D3D2F4106}">
+  <ds:schemaRefs>
+    <ds:schemaRef ds:uri="http://schemas.microsoft.com/sharepoint/v3/contenttype/forms"/>
+  </ds:schemaRefs>
+</ds:datastoreItem>
+</file>
+
+<file path=customXml/itemProps5.xml><?xml version="1.0" encoding="utf-8"?>
 <ds:datastoreItem xmlns:ds="http://schemas.openxmlformats.org/officeDocument/2006/customXml" ds:itemID="{47419C54-4F9E-456A-945C-CABCBF7B72BC}">
   <ds:schemaRefs>
     <ds:schemaRef ds:uri="http://schemas.microsoft.com/office/2006/metadata/contentType"/>
@@ -22169,21 +20769,4 @@
     <ds:schemaRef ds:uri="http://schemas.microsoft.com/internal/obd"/>
   </ds:schemaRefs>
 </ds:datastoreItem>
-</file>
-
-<file path=customXml/itemProps4.xml><?xml version="1.0" encoding="utf-8"?>
-<ds:datastoreItem xmlns:ds="http://schemas.openxmlformats.org/officeDocument/2006/customXml" ds:itemID="{3A6F34B0-39D0-4C82-8062-073D3D2F4106}">
-  <ds:schemaRefs>
-    <ds:schemaRef ds:uri="http://schemas.microsoft.com/sharepoint/v3/contenttype/forms"/>
-  </ds:schemaRefs>
-</ds:datastoreItem>
-</file>
-
-<file path=customXml/itemProps5.xml><?xml version="1.0" encoding="utf-8"?>
-<ds:datastoreItem xmlns:ds="http://schemas.openxmlformats.org/officeDocument/2006/customXml" ds:itemID="{08590DEA-C276-4527-9314-4E5B036E7DEA}">
-  <ds:schemaRefs>
-    <ds:schemaRef ds:uri="http://schemas.microsoft.com/office/2006/metadata/properties"/>
-    <ds:schemaRef ds:uri="http://schemas.microsoft.com/office/infopath/2007/PartnerControls"/>
-  </ds:schemaRefs>
-</ds:datastoreItem>
 </file>